--- a/zaini_case_audit_output/outputs/word/documents/180_شكوى أسامة أحمد زيني ـ دعوى رقم 42824717.pdf.docx
+++ b/zaini_case_audit_output/outputs/word/documents/180_شكوى أسامة أحمد زيني ـ دعوى رقم 42824717.pdf.docx
@@ -78,137 +78,137 @@
           <w:b w:val="0"/>
           <w:i w:val="0"/>
         </w:rPr>
-        <w:t>ينيزر دمحا ةعاسلا</w:t>
-      </w:r>
-    </w:p>
-    <w:p>
-      <w:pPr>
-        <w:jc w:val="right"/>
-        <w:bidi/>
-      </w:pPr>
-      <w:r>
-        <w:rPr>
-          <w:b w:val="0"/>
-          <w:i w:val="0"/>
-        </w:rPr>
-        <w:t>ـه1445/04/30 :خيراتلا</w:t>
-      </w:r>
-    </w:p>
-    <w:p>
-      <w:pPr>
-        <w:jc w:val="right"/>
-        <w:bidi/>
-      </w:pPr>
-      <w:r>
-        <w:rPr>
-          <w:b w:val="0"/>
-          <w:i w:val="0"/>
-        </w:rPr>
-        <w:t>ميحرلا نمحرلا هللا مسب</w:t>
-      </w:r>
-    </w:p>
-    <w:p>
-      <w:pPr>
-        <w:jc w:val="right"/>
-        <w:bidi/>
-      </w:pPr>
-      <w:r>
-        <w:rPr>
-          <w:b w:val="0"/>
-          <w:i w:val="0"/>
-        </w:rPr>
-        <w:t>Zainy A. Ossama</w:t>
-      </w:r>
-    </w:p>
-    <w:p>
-      <w:pPr>
-        <w:jc w:val="right"/>
-        <w:bidi/>
-      </w:pPr>
-      <w:r>
-        <w:rPr>
-          <w:b w:val="0"/>
-          <w:i w:val="0"/>
-        </w:rPr>
-        <w:t>هللا هملس ءاضقلل ىلعألا سلجملا سيئرو لدعلا ريزو يناعمصلا دمحم نب ديلو /روتكدلا يلاعم</w:t>
-      </w:r>
-    </w:p>
-    <w:p>
-      <w:pPr>
-        <w:jc w:val="right"/>
-        <w:bidi/>
-      </w:pPr>
-      <w:r>
-        <w:rPr>
-          <w:b w:val="0"/>
-          <w:i w:val="0"/>
-        </w:rPr>
-        <w:t>:دعبو .. هتاكربو هللا ةمحرو مكيلع مالسلا</w:t>
-      </w:r>
-    </w:p>
-    <w:p>
-      <w:pPr>
-        <w:jc w:val="right"/>
-        <w:bidi/>
-      </w:pPr>
-      <w:r>
-        <w:rPr>
-          <w:b w:val="0"/>
-          <w:i w:val="0"/>
-        </w:rPr>
-        <w:t>(42824717 ) مقر ةيضقلا يف ـه1445/03/13 خيراتو (4530241622 ) مقر مكحلا كص اهنع رداصلا ةدجب ةيراجتلا ةمكحملاب ةيناثلا فانئتسالا ةرئاد ءاضعأو سيئر دض ىوكش / عوضوملا</w:t>
-      </w:r>
-    </w:p>
-    <w:p>
-      <w:pPr>
-        <w:jc w:val="right"/>
-        <w:bidi/>
-      </w:pPr>
-      <w:r>
-        <w:rPr>
-          <w:b w:val="0"/>
-          <w:i w:val="0"/>
-        </w:rPr>
-        <w:t>.ةيئاضق ئدابم نم هيلع رقتسملل و ةيمالسإلا ةعيرشلا و ماظنلا ماكحأل فلاخم مكح نم دافتسا نأ دعب ،يدض ذيفنتلا تاءارجإ ذاختاو ، قح هجو نود لاير نويلم نورشعو ةئام ,000,000,120 زواجي ام ىلع قح هجو نود ءاليتسالا نم يمصخ نيكمت هيلع بترت امم ،ةيراجتلا مكاحملا ماظنو تابثإلا ماظن لامعإل حضاو بايغ يف ،يصخشلا ملعلاب ءاضقلاب هبشأ اهمكح ءاجو ،ةجرد لوأ مكح ىلع يضارتعا هجوأل ةباجتسالا مدعو عافدلا يف يقح رادهإ هيف رهاظلاو اهمكح ىلع رثأ امم ،هتاقيفلتو يمصخ معازمب ترثأتو ،يعرشلاو يماظنلا اهرودب ةدجب ةيراجتلا ةمكحملاب ةيناثلا فانئتسالا ةرئاد مايق مدع ببسب ريبك ملظل تضرعت ثيح ، ميركلا مكيلاعمل هذه ياوكشب مدقتأ</w:t>
-      </w:r>
-    </w:p>
-    <w:p>
-      <w:pPr>
-        <w:jc w:val="right"/>
-        <w:bidi/>
-      </w:pPr>
-      <w:r>
-        <w:rPr>
-          <w:b w:val="0"/>
-          <w:i w:val="0"/>
-        </w:rPr>
-        <w:t>:يتآلا يف ياوكش صخلتتو</w:t>
-      </w:r>
-    </w:p>
-    <w:p>
-      <w:pPr>
-        <w:jc w:val="right"/>
-        <w:bidi/>
-      </w:pPr>
-      <w:r>
-        <w:rPr>
-          <w:b w:val="0"/>
-          <w:i w:val="0"/>
-        </w:rPr>
-        <w:t>ةكرش يف هتصح ،هتايح لاح يدلاو نم تيرتشا يننأب ةقيقحلا ريغ ىلع معزب اهمساو همساب ىوعد ماقأ اهرثإ ىلع ةلاكو ريرحت نم نكمتيل ؛اهيلع سّلدو يتدلاو لغتسا نأ دعب يدض ىوعد ينيز سابع دمحأ ناندع يعدملا ماقأ 2- .ةيمسالا ةميقلاب هنأب ءاكرشلا رارق يف ءارشلا رعس نيودت متو ،ةلماك اهضبقو نويلم 170 زواجي نمثب هدالوأو ينيز سابع دمحأ ةكرش يف هبيصن نع ًاضيأ يل لزانت يذلاو (ناندع) يعدملا مهنمو ةكرشلا يف ءاكرشلا ةفاك اضرو ملعب اذهو .ةيمسالا ةميقلاب هنأب ءاكرشلا رارق يف ءارشلا رعس نيودت مت ةكرشلا يف ءاكرشلا تارارق ةفاك يف ةداعلا بسحبو ،ةكرشلا ةرادإ نع يل بتاورو ةصاخ تاقحتسم ريخألا ءزجلاو ،كونبلل دلاولا نع اهدادس مت نويد رخآلا ءزجلاو ،يصخشلا هباسحل تاكيش يف هنم ءزج لثمتي يذلاو نمثلا ملتساو ه1431/09/20 يف خرؤملا دقعلاب دراولا وحنلا ىلع لاير نويلم نورشعو ةئام غلبمب صصحلا نم (%90) ةغلابلاو ةيراجتلا ينيز سابع دمحأ ةكرش يف هتصح يل عاب ينيز سابع دمحأ موحرملا يدلاو نأ -1-\</w:t>
-      </w:r>
-    </w:p>
-    <w:p>
-      <w:pPr>
-        <w:jc w:val="right"/>
-        <w:bidi/>
-      </w:pPr>
-      <w:r>
-        <w:rPr>
-          <w:b w:val="0"/>
-          <w:i w:val="0"/>
-        </w:rPr>
-        <w:t>قاروألاب تباثلاو ةيعرملا لوصألا نعو ،هسفن يعدملا نم ةرداصلا تارارقإلاو ةقثوملاو ةبوتكملا تادنتسملا ةيجح نع ةرئادلا تجرخ ذإ ،ةمكحملا ىلع يسفنلا ريثأتلا هيف حضاوو ،ميلس ريغ فصوو فييكت و بيعم داهتجا ىلع ًاينبم هل ديؤملا فانئتسالا مكحو ىلوألا ةجردلا مكح ءاجف ؛ةروصلا حاضتا مدعو قاروألا طلخ يف ببست امم ةمكحملا ىلع شغلا سرام و -اهببسو ةيضقلا نع ًائيش ملعت مل يتلا - يتدلاو نع يعدملا مدقت ةرئادلا ىلع ريثأتلا ليبس يف -3 .نبغلا ىلع ًاسيسأت نمثلا قرفب ةثرولا مهتفصب يتدلاوو وه بلاطو هفات نمثب ةيراجتلا ينيز سابع دمحأ</w:t>
+        <w:t>الساعة احمد رزيني</w:t>
+      </w:r>
+    </w:p>
+    <w:p>
+      <w:pPr>
+        <w:jc w:val="right"/>
+        <w:bidi/>
+      </w:pPr>
+      <w:r>
+        <w:rPr>
+          <w:b w:val="0"/>
+          <w:i w:val="0"/>
+        </w:rPr>
+        <w:t>التاريخ: 1445/04/30هـ</w:t>
+      </w:r>
+    </w:p>
+    <w:p>
+      <w:pPr>
+        <w:jc w:val="right"/>
+        <w:bidi/>
+      </w:pPr>
+      <w:r>
+        <w:rPr>
+          <w:b w:val="0"/>
+          <w:i w:val="0"/>
+        </w:rPr>
+        <w:t>بسم الله الرحمن الرحيم</w:t>
+      </w:r>
+    </w:p>
+    <w:p>
+      <w:pPr>
+        <w:jc w:val="right"/>
+        <w:bidi/>
+      </w:pPr>
+      <w:r>
+        <w:rPr>
+          <w:b w:val="0"/>
+          <w:i w:val="0"/>
+        </w:rPr>
+        <w:t>Ossama A. Zainy</w:t>
+      </w:r>
+    </w:p>
+    <w:p>
+      <w:pPr>
+        <w:jc w:val="right"/>
+        <w:bidi/>
+      </w:pPr>
+      <w:r>
+        <w:rPr>
+          <w:b w:val="0"/>
+          <w:i w:val="0"/>
+        </w:rPr>
+        <w:t>معالي الدكتور/ وليد بن محمد الصمعاني وزير العدل ورئيس المجلس الأعلى للقضاء سلمه الله</w:t>
+      </w:r>
+    </w:p>
+    <w:p>
+      <w:pPr>
+        <w:jc w:val="right"/>
+        <w:bidi/>
+      </w:pPr>
+      <w:r>
+        <w:rPr>
+          <w:b w:val="0"/>
+          <w:i w:val="0"/>
+        </w:rPr>
+        <w:t>السلام عليكم ورحمة الله وبركاته .. وبعد:</w:t>
+      </w:r>
+    </w:p>
+    <w:p>
+      <w:pPr>
+        <w:jc w:val="right"/>
+        <w:bidi/>
+      </w:pPr>
+      <w:r>
+        <w:rPr>
+          <w:b w:val="0"/>
+          <w:i w:val="0"/>
+        </w:rPr>
+        <w:t>الموضوع / شكوى ضد رئيس وأعضاء دائرة الاستئناف الثانية بالمحكمة التجارية بجدة الصادر عنها صك الحكم رقم ( 4530241622) وتاريخ 1445/03/13هـ في القضية رقم ( 42824717)</w:t>
+      </w:r>
+    </w:p>
+    <w:p>
+      <w:pPr>
+        <w:jc w:val="right"/>
+        <w:bidi/>
+      </w:pPr>
+      <w:r>
+        <w:rPr>
+          <w:b w:val="0"/>
+          <w:i w:val="0"/>
+        </w:rPr>
+        <w:t>أتقدم بشكواي هذه لمعاليكم الكريم ، حيث تعرضت لظلم كبير بسبب عدم قيام دائرة الاستئناف الثانية بالمحكمة التجارية بجدة بدورها النظامي والشرعي، وتأثرت بمزاعم خصمي وتلفيقاته، مما أثر على حكمها والظاهر فيه إهدار حقي في الدفاع وعدم الاستجابة لأوجه اعتراضي على حكم أول درجة، وجاء حكمها أشبه بالقضاء بالعلم الشخصي، في غياب واضح لإعمال نظام الإثبات ونظام المحاكم التجارية، مما ترتب عليه تمكين خصمي من الاستيلاء دون وجه حق على ما يجاوز 120,000,000, مائة وعشرون مليون ريال دون وجه حق ، واتخاذ إجراءات التنفيذ ضدي، بعد أن استفاد من حكم مخالف لأحكام النظام و الشريعة الإسلامية و للمستقر عليه من مبادئ قضائية.</w:t>
+      </w:r>
+    </w:p>
+    <w:p>
+      <w:pPr>
+        <w:jc w:val="right"/>
+        <w:bidi/>
+      </w:pPr>
+      <w:r>
+        <w:rPr>
+          <w:b w:val="0"/>
+          <w:i w:val="0"/>
+        </w:rPr>
+        <w:t>وتتلخص شكواي في الآتي:</w:t>
+      </w:r>
+    </w:p>
+    <w:p>
+      <w:pPr>
+        <w:jc w:val="right"/>
+        <w:bidi/>
+      </w:pPr>
+      <w:r>
+        <w:rPr>
+          <w:b w:val="0"/>
+          <w:i w:val="0"/>
+        </w:rPr>
+        <w:t>\-1- أن والدي المرحوم أحمد عباس زيني باع لي حصته في شركة أحمد عباس زيني التجارية والبالغة (90%) من الحصص بمبلغ مائة وعشرون مليون ريال على النحو الوارد بالعقد المؤرخ في 1431/09/20ه واستلم الثمن والذي يتمثل جزء منه في شيكات لحسابه الشخصي، والجزء الآخر ديون تم سدادها عن الوالد للبنوك، والجزء الأخير مستحقات خاصة ورواتب لي عن إدارة الشركة، وبحسب العادة في كافة قرارات الشركاء في الشركة تم تدوين سعر الشراء في قرار الشركاء بأنه بالقيمة الاسمية. وهذا بعلم ورضا كافة الشركاء في الشركة ومنهم المدعي (عدنان) والذي تنازل لي أيضاً عن نصيبه في شركة أحمد عباس زيني وأولاده بثمن يجاوز 170 مليون وقبضها كاملة، وتم تدوين سعر الشراء في قرار الشركاء بأنه بالقيمة الاسمية. 2- أقام المدعي عدنان أحمد عباس زيني دعوى ضدي بعد أن استغل والدتي ودلّس عليها؛ ليتمكن من تحرير وكالة على إثرها أقام دعوى باسمه واسمها بزعم على غير الحقيقة بأنني اشتريت من والدي حال حياته، حصته في شركة</w:t>
+      </w:r>
+    </w:p>
+    <w:p>
+      <w:pPr>
+        <w:jc w:val="right"/>
+        <w:bidi/>
+      </w:pPr>
+      <w:r>
+        <w:rPr>
+          <w:b w:val="0"/>
+          <w:i w:val="0"/>
+        </w:rPr>
+        <w:t>أحمد عباس زيني التجارية بثمن تافه وطالب هو ووالدتي بصفتهم الورثة بفرق الثمن تأسيساً على الغبن. -3 في سبيل التأثير على الدائرة تقدم المدعي عن والدتي - التي لم تعلم شيئاً عن القضية وسببها- و مارس الغش على المحكمة مما تسبب في خلط الأوراق وعدم اتضاح الصورة؛ فجاء حكم الدرجة الأولى وحكم الاستئناف المؤيد له مبنياً على اجتهاد معيب و تكييف ووصف غير سليم، وواضح فيه التأثير النفسي على المحكمة، إذ خرجت الدائرة عن حجية المستندات المكتوبة والموثقة والإقرارات الصادرة من المدعي نفسه، وعن الأصول المرعية والثابت بالأوراق</w:t>
       </w:r>
     </w:p>
     <w:p>
@@ -234,85 +234,85 @@
           <w:b w:val="0"/>
           <w:i w:val="0"/>
         </w:rPr>
-        <w:t>ينيز دمحا ةماسا</w:t>
-      </w:r>
-    </w:p>
-    <w:p>
-      <w:pPr>
-        <w:jc w:val="right"/>
-        <w:bidi/>
-      </w:pPr>
-      <w:r>
-        <w:rPr>
-          <w:b w:val="0"/>
-          <w:i w:val="0"/>
-        </w:rPr>
-        <w:t>ميحرلا نمحرلا هللا مسب</w:t>
-      </w:r>
-    </w:p>
-    <w:p>
-      <w:pPr>
-        <w:jc w:val="right"/>
-        <w:bidi/>
-      </w:pPr>
-      <w:r>
-        <w:rPr>
-          <w:b w:val="0"/>
-          <w:i w:val="0"/>
-        </w:rPr>
-        <w:t>Zainy A. Ossama</w:t>
-      </w:r>
-    </w:p>
-    <w:p>
-      <w:pPr>
-        <w:jc w:val="right"/>
-        <w:bidi/>
-      </w:pPr>
-      <w:r>
-        <w:rPr>
-          <w:b w:val="0"/>
-          <w:i w:val="0"/>
-        </w:rPr>
-        <w:t>يف بارطضالا ةجحب يضارتعا بابسأو يعوفد لك تدعبتساو نئارقلا ىلإ اهمكح بيبست يف تأجلو ،تانيبلاو</w:t>
-      </w:r>
-    </w:p>
-    <w:p>
-      <w:pPr>
-        <w:jc w:val="right"/>
-        <w:bidi/>
-      </w:pPr>
-      <w:r>
-        <w:rPr>
-          <w:b w:val="0"/>
-          <w:i w:val="0"/>
-        </w:rPr>
-        <w:t>!\!\ عوفدلا</w:t>
-      </w:r>
-    </w:p>
-    <w:p>
-      <w:pPr>
-        <w:jc w:val="right"/>
-        <w:bidi/>
-      </w:pPr>
-      <w:r>
-        <w:rPr>
-          <w:b w:val="0"/>
-          <w:i w:val="0"/>
-        </w:rPr>
-        <w:t>ءاصقتساو ًاثحب ةيضقلا اوعبشي مل ةليضفلا باحصأ نأ مكيلاعم ظحالي اهيلع ينب يتلا بابسألاو فانئتسالا مكحل رظنلابو</w:t>
-      </w:r>
-    </w:p>
-    <w:p>
-      <w:pPr>
-        <w:jc w:val="right"/>
-        <w:bidi/>
-      </w:pPr>
-      <w:r>
-        <w:rPr>
-          <w:b w:val="0"/>
-          <w:i w:val="0"/>
-        </w:rPr>
-        <w:t>.ةداهشلاب هتابثإ زوجي امب نئارقلا لامعتسا يف ىوعدلا يضاق ديق يذلا ماظنلا صن فلاخو ةحصلا نم اهل ساسأ ال و هربتعم ريغ نئارق ىلع هبيبست سسأ ذإ تابثإلا ماظن نم (1/85) ةداملا مكحلا فلاخ - 3 .حيضوت نودب اهنومضم تجتنتساو ،مكحلا كص يف وأ طبضلا رضحم يف ال هغيرفتب مقت ملو ،ةدلاولا ةيعدملل بوسنم ليجستل تعمتسا اهنأب تفتكاو لب ،ةيزاوجلا اهتطلس ىلع ليلدتلل هضافضف تارابعب اهضفر بيبست يف تلسرتساو بلطلا ةمكحملا تدرو ةيناثلا ةيعدملا باوجتسا بلطب تمدقت ذإ تابثإلا ماظن نم (21) ةداملا مكحلا فلاخ 2 .كلذ ةرئادلا تردهأو ةيجحلل ررحملا باستكا مث نمو ةراجتلا ةرازوب قثوملا ةمذلا ءاربإو ةيئاهنلاو ةماتلا ةصلاخملا ديفي امب ءاكرشلا رارقو ةصحلا عيب دقع ةحص ىلع ةنيبلاب تمدقت ذإ ؛نايعلاب تباثلاك ناهربلاب تباثلا نأو رهاظلا فالخ تابثإل ةنيبلا نأ ىلع تدكأ يتلاو تابثإلا ماظن نم (3) ةداملا مكحلا فلاخ 1- :يلي ام كلذ ليلدو ؛تابثإلا ماظن ةمكحملا تفلاخ دقف ،هيلإ ةراشإلا قبس ام ةجيتنو ،ةربتعم ريغلا نئارقلا ىلإ اهئاضق يف ةمكحملا تهجتاف ،ةلالدلا ةحضاو تابثإلا ماظن صوصن لامعإ اهنع باغ دقف ةمكحملا رثأتل ًارظنو ،يعوضوملا دايحلا نع بايغو يصخشلا ملعلاب ءاضقلل برقأ اذهو ، حيحص ريغ هيلع ىعدملا هب عفدي امو ،قدصلا وه يعدملا همعزي ام نأ وهو دحاو راسم يف ًاهجتم ًابرطضم مكحلا بيبست ءاج ذإ ،ةحيحصلا ريغ ىعدملا معازمب ًارثأتم ءاجو ،ءاضق هيلع رقتسملاو ماظنلا ماكحأ قيبطت يف مكحلا أطخأ :ًايناث !\!\يزكرملا كنبلا ةبطاخم تضفرو ،ةحضاو ريغ روصلا نأب مهيلع ةرئادلا در ناكو ،لاير نويلم 6 غلبم امهعومجم ناكيش امهو ،قافتالا بسحب عيبلا ةميق نم ءزجو ،ثروملا ىلع نويد دادس ىلع ةنيرقك هتمدق ام تردهأ امك ،( !\!\ دادسلا يف هعوفد يف برطضاو دادسلا يف هيلع دمعي مل هيلع ىعدملا نأ : اهلوقب هتيجح رادهإ ةللعم ابماس كنب يف نيعدملا ثروم باسح ىلع 2010/10/04 خيراتو (000844 ) مقرب ( لاير فلأ نيسمخو ةئامعبرأ) لاير 000,450 غلبمب كيش اهنمو ةيفرصم تاكيشب تباثلاو ةصحلا نمثل ءافو ةدادس نقيتملا ءزجلا نع تافتلالا وهو بيرغ رمأب يتأت اهبيبست ةياهن يف مث ،صصحلا عيب ةميق يف شحاف نبغ ىوعد اهنأب اهفصت ةراتو ،ةعيبملا نيعدملا ثروم ةصح ةميقب ةبلاطم اهنأب ىوعدلا فصت ةرات ذإ ؛مكحلا كصب ةدراولا تاضقانتلا لسلسم تلمكتساو اهيلع تداز لب ،فانئتسالا ةمكحم اهترياسو ةجرد لوأ ةمكحم همسحت مل ضقانت اذهو ،عيبلا نالطب بلط مث عيبلا يف نبغلا يه نيعدملا بلط يف ءاج امك عازنلا لحم ةعقاولاف ؛ميلس ريغ اًفصو اهفصوو ةعقاولا فييكت يف مكحلا أطخأ :ًالوأ :يلي ام ققحتم ملظو ميظع ررض هيلع بترت دايح مدعو زيحت ىلع ءانب رداصلا فانئتسالا مكح ىلع باع يذلا للخلا نطاوم مهأ نمو نبغلا ءافتناو عيبلا ةحص دكؤت يتلا ةقثوملا تادنتسملاو تانيبلا تقفرأ دقو اميس – نييمدآلا قوقح رادهإو هملظ ىلع ملاظلل ةناعإ مكحلا اذه يف ناكو يلع عقاولا ررضلا مجحل اورظني ملو</w:t>
+        <w:t>اسامة احمد زيني</w:t>
+      </w:r>
+    </w:p>
+    <w:p>
+      <w:pPr>
+        <w:jc w:val="right"/>
+        <w:bidi/>
+      </w:pPr>
+      <w:r>
+        <w:rPr>
+          <w:b w:val="0"/>
+          <w:i w:val="0"/>
+        </w:rPr>
+        <w:t>بسم الله الرحمن الرحيم</w:t>
+      </w:r>
+    </w:p>
+    <w:p>
+      <w:pPr>
+        <w:jc w:val="right"/>
+        <w:bidi/>
+      </w:pPr>
+      <w:r>
+        <w:rPr>
+          <w:b w:val="0"/>
+          <w:i w:val="0"/>
+        </w:rPr>
+        <w:t>Ossama A. Zainy</w:t>
+      </w:r>
+    </w:p>
+    <w:p>
+      <w:pPr>
+        <w:jc w:val="right"/>
+        <w:bidi/>
+      </w:pPr>
+      <w:r>
+        <w:rPr>
+          <w:b w:val="0"/>
+          <w:i w:val="0"/>
+        </w:rPr>
+        <w:t>والبينات، ولجأت في تسبيب حكمها إلى القرائن واستبعدت كل دفوعي وأسباب اعتراضي بحجة الاضطراب في</w:t>
+      </w:r>
+    </w:p>
+    <w:p>
+      <w:pPr>
+        <w:jc w:val="right"/>
+        <w:bidi/>
+      </w:pPr>
+      <w:r>
+        <w:rPr>
+          <w:b w:val="0"/>
+          <w:i w:val="0"/>
+        </w:rPr>
+        <w:t>الدفوع \!\!</w:t>
+      </w:r>
+    </w:p>
+    <w:p>
+      <w:pPr>
+        <w:jc w:val="right"/>
+        <w:bidi/>
+      </w:pPr>
+      <w:r>
+        <w:rPr>
+          <w:b w:val="0"/>
+          <w:i w:val="0"/>
+        </w:rPr>
+        <w:t>وبالنظر لحكم الاستئناف والأسباب التي بني عليها يلاحظ معاليكم أن أصحاب الفضيلة لم يشبعوا القضية بحثاً واستقصاء</w:t>
+      </w:r>
+    </w:p>
+    <w:p>
+      <w:pPr>
+        <w:jc w:val="right"/>
+        <w:bidi/>
+      </w:pPr>
+      <w:r>
+        <w:rPr>
+          <w:b w:val="0"/>
+          <w:i w:val="0"/>
+        </w:rPr>
+        <w:t>ولم ينظروا لحجم الضرر الواقع علي وكان في هذا الحكم إعانة للظالم على ظلمه وإهدار حقوق الآدميين – سيما وقد أرفقت البينات والمستندات الموثقة التي تؤكد صحة البيع وانتفاء الغبن ومن أهم مواطن الخلل الذي عاب على حكم الاستئناف الصادر بناء على تحيز وعدم حياد ترتب عليه ضرر عظيم وظلم متحقق ما يلي: أولاً: أخطأ الحكم في تكييف الواقعة ووصفها وصفًا غير سليم؛ فالواقعة محل النزاع كما جاء في طلب المدعين هي الغبن في البيع ثم طلب بطلان البيع، وهذا تناقض لم تحسمه محكمة أول درجة وسايرتها محكمة الاستئناف، بل زادت عليها واستكملت مسلسل التناقضات الواردة بصك الحكم؛ إذ تارة تصف الدعوى بأنها مطالبة بقيمة حصة مورث المدعين المبيعة، وتارة تصفها بأنها دعوى غبن فاحش في قيمة بيع الحصص، ثم في نهاية تسبيبها تأتي بأمر غريب وهو الالتفات عن الجزء المتيقن سدادة وفاء لثمن الحصة والثابت بشيكات مصرفية ومنها شيك بمبلغ 450,000 ريال (أربعمائة وخمسين ألف ريال ) برقم ( 000844) وتاريخ 2010/10/04 على حساب مورث المدعين في بنك سامبا معللة إهدار حجيته بقولها : أن المدعى عليه لم يعمد عليه في السداد واضطرب في دفوعه في السداد \!\! )، كما أهدرت ما قدمته كقرينة على سداد ديون على المورث، وجزء من قيمة البيع بحسب الاتفاق، وهما شيكان مجموعهما مبلغ 6 مليون ريال، وكان رد الدائرة عليهم بأن الصور غير واضحة، ورفضت مخاطبة البنك المركزي\!\! ثانياً: أخطأ الحكم في تطبيق أحكام النظام والمستقر عليه قضاء، وجاء متأثراً بمزاعم المدعى غير الصحيحة، إذ جاء تسبيب الحكم مضطرباً متجهاً في مسار واحد وهو أن ما يزعمه المدعي هو الصدق، وما يدفع به المدعى عليه غير صحيح ، وهذا أقرب للقضاء بالعلم الشخصي وغياب عن الحياد الموضوعي، ونظراً لتأثر المحكمة فقد غاب عنها إعمال نصوص نظام الإثبات واضحة الدلالة، فاتجهت المحكمة في قضائها إلى القرائن الغير معتبرة، ونتيجة ما سبق الإشارة إليه، فقد خالفت المحكمة نظام الإثبات؛ ودليل ذلك ما يلي: 1- خالف الحكم المادة (3) من نظام الإثبات والتي أكدت على أن البينة لإثبات خلاف الظاهر وأن الثابت بالبرهان كالثابت بالعيان؛ إذ تقدمت بالبينة على صحة عقد بيع الحصة وقرار الشركاء بما يفيد المخالصة التامة والنهائية وإبراء الذمة الموثق بوزارة التجارة ومن ثم اكتساب المحرر للحجية وأهدرت الدائرة ذلك. 2 خالف الحكم المادة (21) من نظام الإثبات إذ تقدمت بطلب استجواب المدعية الثانية وردت المحكمة الطلب واسترسلت في تسبيب رفضها بعبارات فضفاضه للتدليل على سلطتها الجوازية، بل واكتفت بأنها استمعت لتسجيل منسوب للمدعية الوالدة، ولم تقم بتفريغه لا في محضر الضبط أو في صك الحكم، واستنتجت مضمونها بدون توضيح. 3 - خالف الحكم المادة (1/85) من نظام الإثبات إذ أسس تسبيبه على قرائن غير معتبره و لا أساس لها من الصحة وخالف نص النظام الذي قيد قاضي الدعوى في استعمال القرائن بما يجوز إثباته بالشهادة.</w:t>
       </w:r>
     </w:p>
     <w:p>
@@ -338,72 +338,72 @@
           <w:b w:val="0"/>
           <w:i w:val="0"/>
         </w:rPr>
-        <w:t>ينيز رمحا ةعاسلا</w:t>
-      </w:r>
-    </w:p>
-    <w:p>
-      <w:pPr>
-        <w:jc w:val="right"/>
-        <w:bidi/>
-      </w:pPr>
-      <w:r>
-        <w:rPr>
-          <w:b w:val="0"/>
-          <w:i w:val="0"/>
-        </w:rPr>
-        <w:t>ميحرلا نمحرلا هللا مسب</w:t>
-      </w:r>
-    </w:p>
-    <w:p>
-      <w:pPr>
-        <w:jc w:val="right"/>
-        <w:bidi/>
-      </w:pPr>
-      <w:r>
-        <w:rPr>
-          <w:b w:val="0"/>
-          <w:i w:val="0"/>
-        </w:rPr>
-        <w:t>Zainy A. Ossama</w:t>
-      </w:r>
-    </w:p>
-    <w:p>
-      <w:pPr>
-        <w:jc w:val="right"/>
-        <w:bidi/>
-      </w:pPr>
-      <w:r>
-        <w:rPr>
-          <w:b w:val="0"/>
-          <w:i w:val="0"/>
-        </w:rPr>
-        <w:t>هضقن نيعتيو بيبستلا يف روصقب ًابيعم نوكي هنإف كلذ مكحلا لفغأ ىتمو ،ىوعدلا يف مكحلا هجو هب ريغتل حص ول يذلاو ،ىوعدلا يف يرهوج عفد يأل عوضوملا ةمكحم ىدصتت نأ لصألا نأ يئاضقلا أدبملا مكحلا فلاخ 5- .كلذ مكحلا لفغأو ةداعلاب كسمتلا ةحص دكؤي امم ،عيبلا ةعقاو ىلع قحال وه ام اهنمو قباس وه ام اهنم و ،تارارقلا هذه تمدقو ،ةيمسالا ةميقلاب عيبلا نأ مهجراختب ءاكرشلا تارارق يف نودي نأ ىلع ترج يتلاو ةداعلا تبثي ام تمدق دقو ،ةداعلاب تابثإلا تلوانت يتلاو تابثإلا ماظن نم (88-90) داوملا مكحلا فلاخ - 4</w:t>
-      </w:r>
-    </w:p>
-    <w:p>
-      <w:pPr>
-        <w:jc w:val="right"/>
-        <w:bidi/>
-      </w:pPr>
-      <w:r>
-        <w:rPr>
-          <w:b w:val="0"/>
-          <w:i w:val="0"/>
-        </w:rPr>
-        <w:t>ذيفنتلا فقوي مل اذإ انلامعأ ةفاكل ةريبك تاليهست ديدجت قيعي امك ،انعيراشمل ةيكنبلا تانامضلا ىلع ًاميسج ًارطخو ةيراجتلا يلامعأ ةفاك يف ًاغلاب ًاررض كلذ يب قحلأ دقو يتاراقع ىلع زجحلاو كونبلا يف يتاباسح ىلع زجحلاو يتامدخ فقوو رفسلا نم يعنم متو ةدج ذيفنت ةمكحم ىلا (ناندع) هل موكحملا نم مدقملاو (400464504823219) مقر ذيفنتلا بلط و ،( ةقتاع ) اهل موكحملا نم مدقملاو (401024501240718 ) مقر ذيفنتلا بلطب امهل موكحملا مدقت ذإ يدض هذيفنت يراجو ، لطابلاب مكح ىلع لوصحلا نم يمصخ تنكمو ، هيلع قفتملا يلعفلا نمثلاو دقعلا ةحص دكؤت يتلاو ةقثوملا تاررحملاو ةيئاضقلا ماكحألا ةيجحو ةيرهوجلا عوفدلا تردهأ فانئتسالا ةمكحم نأ الإ ةيصولا عوضوم يف ًامساح دعُي يذلا ..ىفشتسم نم رداصلا ريرقتلا ةحص نأشب ةحصلا ريزوو لدعلا ريزو نيب ةبتاكملا كلذ ديؤيو ،اهل هراكنإ لبقي الف هيلعو ًالماك ثلثلاب ةيناثلا ةيصولا ذإ ؛(اهل ركنملا) ناندع هيلع ىعدملل ةحلصم هيف ةيناثلا ةيصولا لاطبإ نأ امبو "..اهيف نعطلا زوجي الو ،ةيفاضإ ةنيب الب مكاحملا مامأ اهنومضمب لمعلا بجيو تابثإلا ةوق اهل نوكت صاصتخالا بجومب لدعلا باتك نم ةرداصلا قاروألا نأ ىلع صنت يتلاو ءاضقلا ماظن نم (80) ةداملا ىلع ءانبو ( ةيمالسإلا ةعيرشلا ماكحأ فلاخي ام اهيف ًاروكذم نكي ملام ،ريوزتلا ءاعداب الإ ةيمسرلا قاروألا يف نعطلا لبقي ال ) : اهصنو ةيعرشلا تاعفارملا ماظن نم (141) ةداملا ىلع ءانبو ،ةربتعملا اهتيجح اهل ةيعرشلا رئاودلا نم ةرداصلا كوكصلا نأ هيلإ راشملا مكحلا بيبست ءاج ذإ ؛يضاملا سيلو لبقتسملا ىلع هرثأ ةيالولا مكح نأ ىلع دكؤي امم ،ثروملا ةيلهأ ةمالسو ةحص ىلإ مكحلا هيف دنتساو ،ثروملا ةيلهأ توبث نم هب ىضق اميف ةدج ةظفاحمب ةماعلا ةمكحملاب (22) ةرئادلا نم رداصلا ـه1442/04/14 خيراتو (421170332 ) مقر مكحلا دييأتب ةدجب ةيصخشلا لاوحألا ةمكحمب فانئتسالا ةمكحم نم رداص يئاضق مكح اهردصم ةيئاضق ةيجحب هيلع دودرمو ةرئادلا نم بيرغ داهتجا اذهو !\!\؟ نمث يأ دادس مدع ىلع امنإو نبغلا ىلع سيل ةنيرق هتربتعاو ىلقع روصقل ثروملا ىلع ةيالولا توبثب ردص يئاضق مكح كانه نأ ةجحب كلذ يف تسنأتساو ،دقعلا يف ةدراولا دادسلا ةيلآو (لاير نويلم (120) وهو هيلع قفتملا يلعفلا نمثلاو دقعلا ةحصب ةيرهوجلا عوفدلا فانئتسالا ةمكحم تدعبتسا 6- .(درلا نم ةملاس ةجحل الإ هنع لدعي الو نيقيب هدري ام أرطي مل ام ربتعم رهاظلا نأ :يئاضقلا يئاضقلا أدبملاو</w:t>
-      </w:r>
-    </w:p>
-    <w:p>
-      <w:pPr>
-        <w:jc w:val="right"/>
-        <w:bidi/>
-      </w:pPr>
-      <w:r>
-        <w:rPr>
-          <w:b w:val="0"/>
-          <w:i w:val="0"/>
-        </w:rPr>
-        <w:t>. لجاع لكشب</w:t>
+        <w:t>الساعة احمر زيني</w:t>
+      </w:r>
+    </w:p>
+    <w:p>
+      <w:pPr>
+        <w:jc w:val="right"/>
+        <w:bidi/>
+      </w:pPr>
+      <w:r>
+        <w:rPr>
+          <w:b w:val="0"/>
+          <w:i w:val="0"/>
+        </w:rPr>
+        <w:t>بسم الله الرحمن الرحيم</w:t>
+      </w:r>
+    </w:p>
+    <w:p>
+      <w:pPr>
+        <w:jc w:val="right"/>
+        <w:bidi/>
+      </w:pPr>
+      <w:r>
+        <w:rPr>
+          <w:b w:val="0"/>
+          <w:i w:val="0"/>
+        </w:rPr>
+        <w:t>Ossama A. Zainy</w:t>
+      </w:r>
+    </w:p>
+    <w:p>
+      <w:pPr>
+        <w:jc w:val="right"/>
+        <w:bidi/>
+      </w:pPr>
+      <w:r>
+        <w:rPr>
+          <w:b w:val="0"/>
+          <w:i w:val="0"/>
+        </w:rPr>
+        <w:t>4 - خالف الحكم المواد (88-90) من نظام الإثبات والتي تناولت الإثبات بالعادة، وقد قدمت ما يثبت العادة والتي جرت على أن يدون في قرارات الشركاء بتخارجهم أن البيع بالقيمة الاسمية، وقدمت هذه القرارات، و منها ما هو سابق ومنها ما هو لاحق على واقعة البيع، مما يؤكد صحة التمسك بالعادة وأغفل الحكم ذلك. 5- خالف الحكم المبدأ القضائي أن الأصل أن تتصدى محكمة الموضوع لأي دفع جوهري في الدعوى، والذي لو صح لتغير به وجه الحكم في الدعوى، ومتى أغفل الحكم ذلك فإنه يكون معيباً بقصور في التسبيب ويتعين نقضه</w:t>
+      </w:r>
+    </w:p>
+    <w:p>
+      <w:pPr>
+        <w:jc w:val="right"/>
+        <w:bidi/>
+      </w:pPr>
+      <w:r>
+        <w:rPr>
+          <w:b w:val="0"/>
+          <w:i w:val="0"/>
+        </w:rPr>
+        <w:t>والمبدأ القضائي القضائي: أن الظاهر معتبر ما لم يطرأ ما يرده بيقين ولا يعدل عنه إلا لحجة سالمة من الرد). 6- استبعدت محكمة الاستئناف الدفوع الجوهرية بصحة العقد والثمن الفعلي المتفق عليه وهو (120) مليون ريال) وآلية السداد الواردة في العقد، واستأنست في ذلك بحجة أن هناك حكم قضائي صدر بثبوت الولاية على المورث لقصور عقلى واعتبرته قرينة ليس على الغبن وإنما على عدم سداد أي ثمن ؟\!\! وهذا اجتهاد غريب من الدائرة ومردود عليه بحجية قضائية مصدرها حكم قضائي صادر من محكمة الاستئناف بمحكمة الأحوال الشخصية بجدة بتأييد الحكم رقم ( 421170332) وتاريخ 1442/04/14هـ الصادر من الدائرة (22) بالمحكمة العامة بمحافظة جدة فيما قضى به من ثبوت أهلية المورث، واستند فيه الحكم إلى صحة وسلامة أهلية المورث، مما يؤكد على أن حكم الولاية أثره على المستقبل وليس الماضي؛ إذ جاء تسبيب الحكم المشار إليه أن الصكوك الصادرة من الدوائر الشرعية لها حجيتها المعتبرة، وبناء على المادة (141) من نظام المرافعات الشرعية ونصها : ( لا يقبل الطعن في الأوراق الرسمية إلا بادعاء التزوير، مالم يكن مذكوراً فيها ما يخالف أحكام الشريعة الإسلامية ) وبناء على المادة (80) من نظام القضاء والتي تنص على أن الأوراق الصادرة من كتاب العدل بموجب الاختصاص تكون لها قوة الإثبات ويجب العمل بمضمونها أمام المحاكم بلا بينة إضافية، ولا يجوز الطعن فيها.." وبما أن إبطال الوصية الثانية فيه مصلحة للمدعى عليه عدنان (المنكر لها)؛ إذ الوصية الثانية بالثلث كاملاً وعليه فلا يقبل إنكاره لها، ويؤيد ذلك المكاتبة بين وزير العدل ووزير الصحة بشأن صحة التقرير الصادر من مستشفى.. الذي يُعد حاسماً في موضوع الوصية إلا أن محكمة الاستئناف أهدرت الدفوع الجوهرية وحجية الأحكام القضائية والمحررات الموثقة والتي تؤكد صحة العقد والثمن الفعلي المتفق عليه ، ومكنت خصمي من الحصول على حكم بالباطل ، وجاري تنفيذه ضدي إذ تقدم المحكوم لهما بطلب التنفيذ رقم ( 401024501240718) والمقدم من المحكوم لها ( عاتقة )، و طلب التنفيذ رقم (400464504823219) والمقدم من المحكوم له (عدنان) الى محكمة تنفيذ جدة وتم منعي من السفر ووقف خدماتي والحجز على حساباتي في البنوك والحجز على عقاراتي وقد ألحق بي ذلك ضرراً بالغاً في كافة أعمالي التجارية وخطراً جسيماً على الضمانات البنكية لمشاريعنا، كما يعيق تجديد تسهيلات كبيرة لكافة أعمالنا إذا لم يوقف التنفيذ</w:t>
+      </w:r>
+    </w:p>
+    <w:p>
+      <w:pPr>
+        <w:jc w:val="right"/>
+        <w:bidi/>
+      </w:pPr>
+      <w:r>
+        <w:rPr>
+          <w:b w:val="0"/>
+          <w:i w:val="0"/>
+        </w:rPr>
+        <w:t>بشكل عاجل .</w:t>
       </w:r>
     </w:p>
     <w:p>
@@ -429,189 +429,189 @@
           <w:b w:val="0"/>
           <w:i w:val="0"/>
         </w:rPr>
-        <w:t>ينيز دمحا ةعاسلا</w:t>
-      </w:r>
-    </w:p>
-    <w:p>
-      <w:pPr>
-        <w:jc w:val="right"/>
-        <w:bidi/>
-      </w:pPr>
-      <w:r>
-        <w:rPr>
-          <w:b w:val="0"/>
-          <w:i w:val="0"/>
-        </w:rPr>
-        <w:t>ميحرلا نمحرلا هللا مسب</w:t>
-      </w:r>
-    </w:p>
-    <w:p>
-      <w:pPr>
-        <w:jc w:val="right"/>
-        <w:bidi/>
-      </w:pPr>
-      <w:r>
-        <w:rPr>
-          <w:b w:val="0"/>
-          <w:i w:val="0"/>
-        </w:rPr>
-        <w:t>Zainy A. Ossama</w:t>
-      </w:r>
-    </w:p>
-    <w:p>
-      <w:pPr>
-        <w:jc w:val="right"/>
-        <w:bidi/>
-      </w:pPr>
-      <w:r>
-        <w:rPr>
-          <w:b w:val="0"/>
-          <w:i w:val="0"/>
-        </w:rPr>
-        <w:t>ذيفنت فقوب اهرارق ذاختاب ايلعلا ةمكحملا هيجوتو ،ةيعرش تافلاخم نم مكحلا باش امل ىرخأ فانئتسا ةرئادل ًالماك ةيضقلا فلم ليوحتو هتساردل ايلعلا ةمكحملل اذه يباطخ ةلاحإب هيجوتلا مكيلاعم نم سمتلأ هالعأ قبس ام ىلع ءانب</w:t>
-      </w:r>
-    </w:p>
-    <w:p>
-      <w:pPr>
-        <w:jc w:val="right"/>
-        <w:bidi/>
-      </w:pPr>
-      <w:r>
-        <w:rPr>
-          <w:b w:val="0"/>
-          <w:i w:val="0"/>
-        </w:rPr>
-        <w:t>.ةيضقلا يف لصفلا ةداعإ نيحل ينع تامدخلا فاقيإ عفرو هراثآ ةفاك ءاغلإو مكحلا</w:t>
-      </w:r>
-    </w:p>
-    <w:p>
-      <w:pPr>
-        <w:jc w:val="right"/>
-        <w:bidi/>
-      </w:pPr>
-      <w:r>
-        <w:rPr>
-          <w:b w:val="0"/>
-          <w:i w:val="0"/>
-        </w:rPr>
-        <w:t>مكاعريو مكظفحي هللاو</w:t>
-      </w:r>
-    </w:p>
-    <w:p>
-      <w:pPr>
-        <w:jc w:val="right"/>
-        <w:bidi/>
-      </w:pPr>
-      <w:r>
-        <w:rPr>
-          <w:b w:val="0"/>
-          <w:i w:val="0"/>
-        </w:rPr>
-        <w:t>ينيز سابع دمحأ ةماسأ همدقم</w:t>
-      </w:r>
-    </w:p>
-    <w:p>
-      <w:pPr>
-        <w:jc w:val="right"/>
-        <w:bidi/>
-      </w:pPr>
-      <w:r>
-        <w:rPr>
-          <w:b w:val="0"/>
-          <w:i w:val="0"/>
-        </w:rPr>
-        <w:t>(1008017301) مقر ةينطو ةيوه</w:t>
-      </w:r>
-    </w:p>
-    <w:p>
-      <w:pPr>
-        <w:jc w:val="right"/>
-        <w:bidi/>
-      </w:pPr>
-      <w:r>
-        <w:rPr>
-          <w:b w:val="0"/>
-          <w:i w:val="0"/>
-        </w:rPr>
-        <w:t>0505620363 مقر لاوج</w:t>
-      </w:r>
-    </w:p>
-    <w:p>
-      <w:pPr>
-        <w:jc w:val="right"/>
-        <w:bidi/>
-      </w:pPr>
-      <w:r>
-        <w:rPr>
-          <w:b w:val="0"/>
-          <w:i w:val="0"/>
-        </w:rPr>
-        <w:t>تاقفرملا</w:t>
-      </w:r>
-    </w:p>
-    <w:p>
-      <w:pPr>
-        <w:jc w:val="right"/>
-        <w:bidi/>
-      </w:pPr>
-      <w:r>
-        <w:rPr>
-          <w:b w:val="0"/>
-          <w:i w:val="0"/>
-        </w:rPr>
-        <w:t>.نويلم 120 غلبمب ثروملا ةصح عيب دقع ةروص 1-</w:t>
-      </w:r>
-    </w:p>
-    <w:p>
-      <w:pPr>
-        <w:jc w:val="right"/>
-        <w:bidi/>
-      </w:pPr>
-      <w:r>
-        <w:rPr>
-          <w:b w:val="0"/>
-          <w:i w:val="0"/>
-        </w:rPr>
-        <w:t>ناندع نم عقومو ةيمسالا ةميقلاب هتصح نع ثروملا لزانت ديفي امب ءاكرشلا رارق نم ةروص 2</w:t>
-      </w:r>
-    </w:p>
-    <w:p>
-      <w:pPr>
-        <w:jc w:val="right"/>
-        <w:bidi/>
-      </w:pPr>
-      <w:r>
-        <w:rPr>
-          <w:b w:val="0"/>
-          <w:i w:val="0"/>
-        </w:rPr>
-        <w:t>فانئتسالا مكح كص 3</w:t>
-      </w:r>
-    </w:p>
-    <w:p>
-      <w:pPr>
-        <w:jc w:val="right"/>
-        <w:bidi/>
-      </w:pPr>
-      <w:r>
-        <w:rPr>
-          <w:b w:val="0"/>
-          <w:i w:val="0"/>
-        </w:rPr>
-        <w:t>.ةيمسالا ةميقلاب يحلاصل هتصح نع ناندع لزانتب ءاكرشلا رارق نم ةروص -4\</w:t>
-      </w:r>
-    </w:p>
-    <w:p>
-      <w:pPr>
-        <w:jc w:val="right"/>
-        <w:bidi/>
-      </w:pPr>
-      <w:r>
-        <w:rPr>
-          <w:b w:val="0"/>
-          <w:i w:val="0"/>
-        </w:rPr>
-        <w:t>.يدض ةمدقملا ذيفنتلا تابلط روص 5</w:t>
+        <w:t>الساعة احمد زيني</w:t>
+      </w:r>
+    </w:p>
+    <w:p>
+      <w:pPr>
+        <w:jc w:val="right"/>
+        <w:bidi/>
+      </w:pPr>
+      <w:r>
+        <w:rPr>
+          <w:b w:val="0"/>
+          <w:i w:val="0"/>
+        </w:rPr>
+        <w:t>بسم الله الرحمن الرحيم</w:t>
+      </w:r>
+    </w:p>
+    <w:p>
+      <w:pPr>
+        <w:jc w:val="right"/>
+        <w:bidi/>
+      </w:pPr>
+      <w:r>
+        <w:rPr>
+          <w:b w:val="0"/>
+          <w:i w:val="0"/>
+        </w:rPr>
+        <w:t>Ossama A. Zainy</w:t>
+      </w:r>
+    </w:p>
+    <w:p>
+      <w:pPr>
+        <w:jc w:val="right"/>
+        <w:bidi/>
+      </w:pPr>
+      <w:r>
+        <w:rPr>
+          <w:b w:val="0"/>
+          <w:i w:val="0"/>
+        </w:rPr>
+        <w:t>بناء على ما سبق أعلاه ألتمس من معاليكم التوجيه بإحالة خطابي هذا للمحكمة العليا لدراسته وتحويل ملف القضية كاملاً لدائرة استئناف أخرى لما شاب الحكم من مخالفات شرعية، وتوجيه المحكمة العليا باتخاذ قرارها بوقف تنفيذ</w:t>
+      </w:r>
+    </w:p>
+    <w:p>
+      <w:pPr>
+        <w:jc w:val="right"/>
+        <w:bidi/>
+      </w:pPr>
+      <w:r>
+        <w:rPr>
+          <w:b w:val="0"/>
+          <w:i w:val="0"/>
+        </w:rPr>
+        <w:t>الحكم وإلغاء كافة آثاره ورفع إيقاف الخدمات عني لحين إعادة الفصل في القضية.</w:t>
+      </w:r>
+    </w:p>
+    <w:p>
+      <w:pPr>
+        <w:jc w:val="right"/>
+        <w:bidi/>
+      </w:pPr>
+      <w:r>
+        <w:rPr>
+          <w:b w:val="0"/>
+          <w:i w:val="0"/>
+        </w:rPr>
+        <w:t>والله يحفظكم ويرعاكم</w:t>
+      </w:r>
+    </w:p>
+    <w:p>
+      <w:pPr>
+        <w:jc w:val="right"/>
+        <w:bidi/>
+      </w:pPr>
+      <w:r>
+        <w:rPr>
+          <w:b w:val="0"/>
+          <w:i w:val="0"/>
+        </w:rPr>
+        <w:t>مقدمه أسامة أحمد عباس زيني</w:t>
+      </w:r>
+    </w:p>
+    <w:p>
+      <w:pPr>
+        <w:jc w:val="right"/>
+        <w:bidi/>
+      </w:pPr>
+      <w:r>
+        <w:rPr>
+          <w:b w:val="0"/>
+          <w:i w:val="0"/>
+        </w:rPr>
+        <w:t>هوية وطنية رقم (1008017301)</w:t>
+      </w:r>
+    </w:p>
+    <w:p>
+      <w:pPr>
+        <w:jc w:val="right"/>
+        <w:bidi/>
+      </w:pPr>
+      <w:r>
+        <w:rPr>
+          <w:b w:val="0"/>
+          <w:i w:val="0"/>
+        </w:rPr>
+        <w:t>جوال رقم 0505620363</w:t>
+      </w:r>
+    </w:p>
+    <w:p>
+      <w:pPr>
+        <w:jc w:val="right"/>
+        <w:bidi/>
+      </w:pPr>
+      <w:r>
+        <w:rPr>
+          <w:b w:val="0"/>
+          <w:i w:val="0"/>
+        </w:rPr>
+        <w:t>المرفقات</w:t>
+      </w:r>
+    </w:p>
+    <w:p>
+      <w:pPr>
+        <w:jc w:val="right"/>
+        <w:bidi/>
+      </w:pPr>
+      <w:r>
+        <w:rPr>
+          <w:b w:val="0"/>
+          <w:i w:val="0"/>
+        </w:rPr>
+        <w:t>1- صورة عقد بيع حصة المورث بمبلغ 120 مليون.</w:t>
+      </w:r>
+    </w:p>
+    <w:p>
+      <w:pPr>
+        <w:jc w:val="right"/>
+        <w:bidi/>
+      </w:pPr>
+      <w:r>
+        <w:rPr>
+          <w:b w:val="0"/>
+          <w:i w:val="0"/>
+        </w:rPr>
+        <w:t>2 صورة من قرار الشركاء بما يفيد تنازل المورث عن حصته بالقيمة الاسمية وموقع من عدنان</w:t>
+      </w:r>
+    </w:p>
+    <w:p>
+      <w:pPr>
+        <w:jc w:val="right"/>
+        <w:bidi/>
+      </w:pPr>
+      <w:r>
+        <w:rPr>
+          <w:b w:val="0"/>
+          <w:i w:val="0"/>
+        </w:rPr>
+        <w:t>3 صك حكم الاستئناف</w:t>
+      </w:r>
+    </w:p>
+    <w:p>
+      <w:pPr>
+        <w:jc w:val="right"/>
+        <w:bidi/>
+      </w:pPr>
+      <w:r>
+        <w:rPr>
+          <w:b w:val="0"/>
+          <w:i w:val="0"/>
+        </w:rPr>
+        <w:t>\-4 صورة من قرار الشركاء بتنازل عدنان عن حصته لصالحي بالقيمة الاسمية.</w:t>
+      </w:r>
+    </w:p>
+    <w:p>
+      <w:pPr>
+        <w:jc w:val="right"/>
+        <w:bidi/>
+      </w:pPr>
+      <w:r>
+        <w:rPr>
+          <w:b w:val="0"/>
+          <w:i w:val="0"/>
+        </w:rPr>
+        <w:t>5 صور طلبات التنفيذ المقدمة ضدي.</w:t>
       </w:r>
     </w:p>
     <w:p>
@@ -3016,7 +3016,7 @@
           <w:b w:val="0"/>
           <w:i w:val="0"/>
         </w:rPr>
-        <w:t>!\</w:t>
+        <w:t>\!</w:t>
       </w:r>
     </w:p>
     <w:p>
@@ -3679,7 +3679,7 @@
           <w:b w:val="0"/>
           <w:i w:val="0"/>
         </w:rPr>
-        <w:t> 1950@moj.gov.sa</w:t>
+        <w:t>1950@moj.gov.sa </w:t>
       </w:r>
     </w:p>
     <w:p>
@@ -4069,7 +4069,7 @@
           <w:b w:val="0"/>
           <w:i w:val="0"/>
         </w:rPr>
-        <w:t>2/4 _QqMcKhm0j-pA-anKTqv4PZKLbIuKCUlN6BzYabVx-I...\_w7MnkTUnuxaoXwSot76\CfDJ8GyQMJD4wvpOv8eHR-GWJd1IViQ3L0YZs9DUInsFXKCy=requestId?https://new.najiz.sa/applications/iexecution/Request/View</w:t>
+        <w:t>https://new.najiz.sa/applications/iexecution/Request/View?requestId=CfDJ8GyQMJD4wvpOv8eHR-GWJd1IViQ3L0YZs9DUInsFXKCy\_w7MnkTUnuxaoXwSot76\_QqMcKhm0j-pA-anKTqv4PZKLbIuKCUlN6BzYabVx-I... 2/4</w:t>
       </w:r>
     </w:p>
     <w:p>
@@ -4342,7 +4342,7 @@
           <w:b w:val="0"/>
           <w:i w:val="0"/>
         </w:rPr>
-        <w:t>3/4 _QqMcKhm0j-pA-anKTqv4PZKLbIuKCUlN6BzYabVx-I...\_w7MnkTUnuxaoXwSot76\CfDJ8GyQMJD4wvpOv8eHR-GWJd1IViQ3L0YZs9DUInsFXKCy=requestId?https://new.najiz.sa/applications/iexecution/Request/View</w:t>
+        <w:t>https://new.najiz.sa/applications/iexecution/Request/View?requestId=CfDJ8GyQMJD4wvpOv8eHR-GWJd1IViQ3L0YZs9DUInsFXKCy\_w7MnkTUnuxaoXwSot76\_QqMcKhm0j-pA-anKTqv4PZKLbIuKCUlN6BzYabVx-I... 3/4</w:t>
       </w:r>
     </w:p>
     <w:p>
@@ -4641,7 +4641,7 @@
           <w:b w:val="0"/>
           <w:i w:val="0"/>
         </w:rPr>
-        <w:t>© 2023</w:t>
+        <w:t>2023 ©</w:t>
       </w:r>
     </w:p>
     <w:p>
@@ -4693,7 +4693,7 @@
           <w:b w:val="0"/>
           <w:i w:val="0"/>
         </w:rPr>
-        <w:t>4/4 _QqMcKhm0j-pA-anKTqv4PZKLbIuKCUlN6BzYabVx-I...\_w7MnkTUnuxaoXwSot76\CfDJ8GyQMJD4wvpOv8eHR-GWJd1IViQ3L0YZs9DUInsFXKCy=requestId?https://new.najiz.sa/applications/iexecution/Request/View</w:t>
+        <w:t>https://new.najiz.sa/applications/iexecution/Request/View?requestId=CfDJ8GyQMJD4wvpOv8eHR-GWJd1IViQ3L0YZs9DUInsFXKCy\_w7MnkTUnuxaoXwSot76\_QqMcKhm0j-pA-anKTqv4PZKLbIuKCUlN6BzYabVx-I... 4/4</w:t>
       </w:r>
     </w:p>
     <w:p>
@@ -4719,332 +4719,332 @@
           <w:b w:val="0"/>
           <w:i w:val="0"/>
         </w:rPr>
-        <w:t> 1950@moj.gov.sa</w:t>
-      </w:r>
-    </w:p>
-    <w:p>
-      <w:pPr>
-        <w:jc w:val="right"/>
-        <w:bidi/>
-      </w:pPr>
-      <w:r>
-        <w:rPr>
-          <w:b w:val="0"/>
-          <w:i w:val="0"/>
-        </w:rPr>
-        <w:t>ميحرلا نمحرلا هللا مسب</w:t>
-      </w:r>
-    </w:p>
-    <w:p>
-      <w:pPr>
-        <w:jc w:val="right"/>
-        <w:bidi/>
-      </w:pPr>
-      <w:r>
-        <w:rPr>
-          <w:b w:val="0"/>
-          <w:i w:val="0"/>
-        </w:rPr>
-        <w:t>عيب دقع</w:t>
-      </w:r>
-    </w:p>
-    <w:p>
-      <w:pPr>
-        <w:jc w:val="right"/>
-        <w:bidi/>
-      </w:pPr>
-      <w:r>
-        <w:rPr>
-          <w:b w:val="0"/>
-          <w:i w:val="0"/>
-        </w:rPr>
-        <w:t>: نم الك نيب قافتالا مت ـه1431 / 9 / 20 خيراتبو ةدج ةنيدم يف هنإ</w:t>
-      </w:r>
-    </w:p>
-    <w:p>
-      <w:pPr>
-        <w:jc w:val="right"/>
-        <w:bidi/>
-      </w:pPr>
-      <w:r>
-        <w:rPr>
-          <w:b w:val="0"/>
-          <w:i w:val="0"/>
-        </w:rPr>
-        <w:t>ينيز سابع دمحأ / لوألا فرطلا</w:t>
-      </w:r>
-    </w:p>
-    <w:p>
-      <w:pPr>
-        <w:jc w:val="right"/>
-        <w:bidi/>
-      </w:pPr>
-      <w:r>
-        <w:rPr>
-          <w:b w:val="0"/>
-          <w:i w:val="0"/>
-        </w:rPr>
-        <w:t>ينيز دمحأ هماسأ / يناثلا فرطلا</w:t>
-      </w:r>
-    </w:p>
-    <w:p>
-      <w:pPr>
-        <w:jc w:val="right"/>
-        <w:bidi/>
-      </w:pPr>
-      <w:r>
-        <w:rPr>
-          <w:b w:val="0"/>
-          <w:i w:val="0"/>
-        </w:rPr>
-        <w:t>ديهمت</w:t>
-      </w:r>
-    </w:p>
-    <w:p>
-      <w:pPr>
-        <w:jc w:val="right"/>
-        <w:bidi/>
-      </w:pPr>
-      <w:r>
-        <w:rPr>
-          <w:b w:val="0"/>
-          <w:i w:val="0"/>
-        </w:rPr>
-        <w:t>: يلي اميف ةلثمتملاو ةصاخلاو ةماعلا ةحلاصمل ةعفنملاب لوألا فرطلا ىلع دوعي وه ام ذيفنتب يناثلا فرطلا ماق هرودب يذلاو يناثلا فرطلا ىلع فارشإلا ىلع لوألا فرطلا ماق دقو ، اهب فلكي ناك يتلا ةصاخلا لامعألاو ىرخألا تاكرشلا اهنم ةعرفتملا تاكرشلاو ةكرشلا هذه ىلع ةظفاحملل دوهج نم يناثلا فرطلا هب ماق املو هالعأ اهيلإ راشملا هصصح عيب يف بغري لوألا فرطلا نأ ثيحو ، كلذب ةيراجتلا ةربخلاو ةياردلاو ةفرعملا هيدلو ًاماع نيثالث ذنم كلذو اهنم ةعرفتملا تاكرشلا ةفاكو اهترادإب موقيو هدالوأو ينيز دمحأ ةكرش اهنمو اهنم ةعرفتم تاكرش ةدعو هالعأ ةروكذملا ةكرشلا ريدم يناثلا فرطلا نأ ثيحو ةصح (450) ددعب 4030169102 : يراجت لجس ةيراجتلا ينيز دمحأ ةكرش يف صصح كلمي لوألا فرطلا نأ ثيح</w:t>
-      </w:r>
-    </w:p>
-    <w:p>
-      <w:pPr>
-        <w:jc w:val="right"/>
-        <w:bidi/>
-      </w:pPr>
-      <w:r>
-        <w:rPr>
-          <w:b w:val="0"/>
-          <w:i w:val="0"/>
-        </w:rPr>
-        <w:t>. اهتعباتمو اهتارادإ سيسأتو هالعأ ةروكذملا ةضباقلا ةكرشلل ةدودحم ةيلوؤسم تاذ تاكرش سيسأت -ب . ةضباقلا ةكرشلاب ةيناويح يعارز وأ يعانص وأ يراجت : اهتعباتمو طاشنلا بسح ةفلتخم ماسقأ سيسأتو ةكرشلا فادهأ قيقحتو ةرادإ ىلع مايقلا -أ : ًالوأ</w:t>
-      </w:r>
-    </w:p>
-    <w:p>
-      <w:pPr>
-        <w:jc w:val="right"/>
-        <w:bidi/>
-      </w:pPr>
-      <w:r>
-        <w:rPr>
-          <w:b w:val="0"/>
-          <w:i w:val="0"/>
-        </w:rPr>
-        <w:t>-1-\</w:t>
-      </w:r>
-    </w:p>
-    <w:p>
-      <w:pPr>
-        <w:jc w:val="right"/>
-        <w:bidi/>
-      </w:pPr>
-      <w:r>
-        <w:rPr>
-          <w:b w:val="0"/>
-          <w:i w:val="0"/>
-        </w:rPr>
-        <w:t>لورتبلا تامدخ تاكرشو يئاذغلا نيومتلا تاكرش ةعباتمو سيسأتو تاعدوتسملا عيراشم اهنمو عيراشملا ىلع فارشإلاو اهنم ةعرفتملا تاكرشلاو ةضباقلا ةكرشلل ةديدج ةطشنأ يأ ىلعو تاكرشلا ىلع يذيفنتلا رشابملا فارشإلا - ج</w:t>
-      </w:r>
-    </w:p>
-    <w:p>
-      <w:pPr>
-        <w:jc w:val="right"/>
-        <w:bidi/>
-      </w:pPr>
-      <w:r>
-        <w:rPr>
-          <w:b w:val="0"/>
-          <w:i w:val="0"/>
-        </w:rPr>
-        <w:t>. ىرخأ تاقتشمو تويزو</w:t>
-      </w:r>
-    </w:p>
-    <w:p>
-      <w:pPr>
-        <w:jc w:val="right"/>
-        <w:bidi/>
-      </w:pPr>
-      <w:r>
-        <w:rPr>
-          <w:b w:val="0"/>
-          <w:i w:val="0"/>
-        </w:rPr>
-        <w:t>. ينيزو رابآ ةكرش ةلظم تحت لمعت تناك تاكرش ءارشو ةيراجت قاوسأ ءاشنإو ةيراقع عيراشمب مايقلاو لهل مزاللا ليومتلاو اهفادهأ قيقحتو ديدحتو تاكرشلا هذه سيسأتب ينثلا فرطلا ماق : ةيراجتلا ينيز دمحأ ةكرشو هدالوأو ينيز دمحأ ةكرش صخي ام : ايناث</w:t>
-      </w:r>
-    </w:p>
-    <w:p>
-      <w:pPr>
-        <w:jc w:val="right"/>
-        <w:bidi/>
-      </w:pPr>
-      <w:r>
-        <w:rPr>
-          <w:b w:val="0"/>
-          <w:i w:val="0"/>
-        </w:rPr>
-        <w:t>. لماكلاب لوألا فرطلل صاخلا نكسلا ىلع فارشإلاو هليومت ىلع فارشإلاو ةلئاعلل ينكسلا عمجملا ءاشنإ -1- : يف ةلثمتملاو لوألا فرطلا اهب ةفلك ةصاخ لامعأب يناثلا فرطلا ماق : اثلاث</w:t>
-      </w:r>
-    </w:p>
-    <w:p>
-      <w:pPr>
-        <w:jc w:val="right"/>
-        <w:bidi/>
-      </w:pPr>
-      <w:r>
-        <w:rPr>
-          <w:b w:val="0"/>
-          <w:i w:val="0"/>
-        </w:rPr>
-        <w:t>اهصوصخب رشابم فيلكت يأو ةرسألا تاجايتحا عيمج ىلع رشابملا فارشإ . اهنع جتانلا ليصحتو اهيلع فارشإلاو ةيلاملا ةظفاحملا ةرادإ - 2</w:t>
-      </w:r>
-    </w:p>
-    <w:p>
-      <w:pPr>
-        <w:jc w:val="right"/>
-        <w:bidi/>
-      </w:pPr>
-      <w:r>
-        <w:rPr>
-          <w:b w:val="0"/>
-          <w:i w:val="0"/>
-        </w:rPr>
-        <w:t>-3\</w:t>
-      </w:r>
-    </w:p>
-    <w:p>
-      <w:pPr>
-        <w:jc w:val="right"/>
-        <w:bidi/>
-      </w:pPr>
-      <w:r>
-        <w:rPr>
-          <w:b w:val="0"/>
-          <w:i w:val="0"/>
-        </w:rPr>
-        <w:t>ىلع ةربتعملا ةيلهألا لماكب امهو نافرطلا قفتا دقف جراخلاو لخادلا يف اهتاقالعو ةكرشلا هذه ىلع ًاظافحو ديهمتلا يف اهيلإ راشملا لامعألا نم يناثلا فرطلا هب موقي املو تاكرشلل ًاماع ريدمو كيرش هتفصب هتاقحتسم ملتسي ملو اهيلإ راشملا تاونسلا ةليط هلباقي امو كلذ ريظن ىضاقتي مل يناثلا فرطلا نأ ثيحو تاكرشلا وأ كونبلا يف ةيرامثتسالا ةظفاحملا ةرادإ -6- . تادقاعتو تارامثتسا يف ةلوخدم تاكرش سيسأت -5- . تاكراشملا وأ تامهاسملا ءاوس ةيراقعلا عيراشملا ىلع رشابملا فارشإلا -4\</w:t>
-      </w:r>
-    </w:p>
-    <w:p>
-      <w:pPr>
-        <w:jc w:val="right"/>
-        <w:bidi/>
-      </w:pPr>
-      <w:r>
-        <w:rPr>
-          <w:b w:val="0"/>
-          <w:i w:val="0"/>
-        </w:rPr>
-        <w:t>-7\</w:t>
-      </w:r>
-    </w:p>
-    <w:p>
-      <w:pPr>
-        <w:jc w:val="right"/>
-        <w:bidi/>
-      </w:pPr>
-      <w:r>
-        <w:rPr>
-          <w:b w:val="0"/>
-          <w:i w:val="0"/>
-        </w:rPr>
-        <w:t>: يلي ام</w:t>
-      </w:r>
-    </w:p>
-    <w:p>
-      <w:pPr>
-        <w:jc w:val="right"/>
-        <w:bidi/>
-      </w:pPr>
-      <w:r>
-        <w:rPr>
-          <w:b w:val="0"/>
-          <w:i w:val="0"/>
-        </w:rPr>
-        <w:t>دقعلا اذه نم ازجتي ال ءزج قباسلا ديهمتلا : ًالوأ</w:t>
-      </w:r>
-    </w:p>
-    <w:p>
-      <w:pPr>
-        <w:jc w:val="right"/>
-        <w:bidi/>
-      </w:pPr>
-      <w:r>
-        <w:rPr>
-          <w:b w:val="0"/>
-          <w:i w:val="0"/>
-        </w:rPr>
-        <w:t>. عيبلا اذه لوبقو صصحلا هذه ضبقو مالتساب يناثلا فرطلا ماق دقو ريغ ال طقف لاير نويلم نورشعو ةئام ، لاير ( 000,000,120 ) هردقو غلبمب يناثلا فرطلل ةصح (450) اهددعو ةيراجتلا ينيز دمحأ ةكرشب هصصح لماك عيبب لوألا فرطلا ماق :ًايناث</w:t>
-      </w:r>
-    </w:p>
-    <w:p>
-      <w:pPr>
-        <w:jc w:val="right"/>
-        <w:bidi/>
-      </w:pPr>
-      <w:r>
-        <w:rPr>
-          <w:b w:val="0"/>
-          <w:i w:val="0"/>
-        </w:rPr>
-        <w:t>نويلم نوعبسو هينامث يلامجإلا غلبملا نوكيو ةنس لكل لاير فلأ ةئامتسو نينويلم عقاوب ًاماع نيثالثلا لالخ يناثلا فرطلا ةرجأ باستحاب لوألا فرطلا رقي :ًاثلاث</w:t>
-      </w:r>
-    </w:p>
-    <w:p>
-      <w:pPr>
-        <w:jc w:val="right"/>
-        <w:bidi/>
-      </w:pPr>
-      <w:r>
-        <w:rPr>
-          <w:b w:val="0"/>
-          <w:i w:val="0"/>
-        </w:rPr>
-        <w:t>.ةيرجه ةنس لك ةيادب عفدت ةنس لكل لاير نينويلم عقاوب تاونس رشع ةدمل طاسقألا ةقيرط ىلع يقبتملا غلبملا ديدستب يناثلا فرطلا موقي :ًاعبار ، لوألا دنبلا يف هراشملا صصحلا ةميق نم غلبملا اذه مصخ متو لاير</w:t>
-      </w:r>
-    </w:p>
-    <w:p>
-      <w:pPr>
-        <w:jc w:val="right"/>
-        <w:bidi/>
-      </w:pPr>
-      <w:r>
-        <w:rPr>
-          <w:b w:val="0"/>
-          <w:i w:val="0"/>
-        </w:rPr>
-        <w:t>. اهلخد ةدايزو اهتيمنتو اهيلع ةظفاحملا يفو هلامعأو هكالمأو هنوؤش ةرادإبو اهب لوألا فرطلا هفلكي لازي الو ناك يتلا ةصاخلا لامعألا نم هب موقي امل هل ةأفاكم يناثلا فرطلل نييالم رشع هردقو غلبملا يقاب نع هلزانتب لوألا فرطلا رقأو تاونس رشع ةدمل ةنس لكل لاير فلأ نيتئامو نويلم عقاوب لوعي نمو لوألا فرطلل ةيشيعملا فيلاكتلا ةفاك عفدب يناثلا فرطلا مزتلي :ًاسماخ</w:t>
-      </w:r>
-    </w:p>
-    <w:p>
-      <w:pPr>
-        <w:jc w:val="right"/>
-        <w:bidi/>
-      </w:pPr>
-      <w:r>
-        <w:rPr>
-          <w:b w:val="0"/>
-          <w:i w:val="0"/>
-        </w:rPr>
-        <w:t>. هوحن و شحف الو سيلدت ريغ نم ًالوبق اهب البق دقو ةلاهج الو نبغ الو هيف ررغ ال ًاحيحص ًاعيب عيبلا اذه نأ نافرطلا رقأ :ًاسداس</w:t>
-      </w:r>
-    </w:p>
-    <w:p>
-      <w:pPr>
-        <w:jc w:val="right"/>
-        <w:bidi/>
-      </w:pPr>
-      <w:r>
-        <w:rPr>
-          <w:b w:val="0"/>
-          <w:i w:val="0"/>
-        </w:rPr>
-        <w:t>. نيفرطلا ةثرو ىلع ةافولا لاح يف يرسي هنأو لاوحألا نم لاح يأ يف هنع لودعلا زوجي الو ًازجنم عيبلا اذه نأ نافرطلا رقأ :ًاعباس</w:t>
+        <w:t>1950@moj.gov.sa </w:t>
+      </w:r>
+    </w:p>
+    <w:p>
+      <w:pPr>
+        <w:jc w:val="right"/>
+        <w:bidi/>
+      </w:pPr>
+      <w:r>
+        <w:rPr>
+          <w:b w:val="0"/>
+          <w:i w:val="0"/>
+        </w:rPr>
+        <w:t>بسم الله الرحمن الرحيم</w:t>
+      </w:r>
+    </w:p>
+    <w:p>
+      <w:pPr>
+        <w:jc w:val="right"/>
+        <w:bidi/>
+      </w:pPr>
+      <w:r>
+        <w:rPr>
+          <w:b w:val="0"/>
+          <w:i w:val="0"/>
+        </w:rPr>
+        <w:t>عقد بيع</w:t>
+      </w:r>
+    </w:p>
+    <w:p>
+      <w:pPr>
+        <w:jc w:val="right"/>
+        <w:bidi/>
+      </w:pPr>
+      <w:r>
+        <w:rPr>
+          <w:b w:val="0"/>
+          <w:i w:val="0"/>
+        </w:rPr>
+        <w:t>إنه في مدينة جدة وبتاريخ 20 / 9 / 1431هـ تم الاتفاق بين كلا من :</w:t>
+      </w:r>
+    </w:p>
+    <w:p>
+      <w:pPr>
+        <w:jc w:val="right"/>
+        <w:bidi/>
+      </w:pPr>
+      <w:r>
+        <w:rPr>
+          <w:b w:val="0"/>
+          <w:i w:val="0"/>
+        </w:rPr>
+        <w:t>الطرف الأول / أحمد عباس زيني</w:t>
+      </w:r>
+    </w:p>
+    <w:p>
+      <w:pPr>
+        <w:jc w:val="right"/>
+        <w:bidi/>
+      </w:pPr>
+      <w:r>
+        <w:rPr>
+          <w:b w:val="0"/>
+          <w:i w:val="0"/>
+        </w:rPr>
+        <w:t>الطرف الثاني / أسامه أحمد زيني</w:t>
+      </w:r>
+    </w:p>
+    <w:p>
+      <w:pPr>
+        <w:jc w:val="right"/>
+        <w:bidi/>
+      </w:pPr>
+      <w:r>
+        <w:rPr>
+          <w:b w:val="0"/>
+          <w:i w:val="0"/>
+        </w:rPr>
+        <w:t>تمهيد</w:t>
+      </w:r>
+    </w:p>
+    <w:p>
+      <w:pPr>
+        <w:jc w:val="right"/>
+        <w:bidi/>
+      </w:pPr>
+      <w:r>
+        <w:rPr>
+          <w:b w:val="0"/>
+          <w:i w:val="0"/>
+        </w:rPr>
+        <w:t>حيث أن الطرف الأول يملك حصص في شركة أحمد زيني التجارية سجل تجاري : 4030169102 بعدد (450) حصة وحيث أن الطرف الثاني مدير الشركة المذكورة أعلاه وعدة شركات متفرعة منها ومنها شركة أحمد زيني وأولاده ويقوم بإدارتها وكافة الشركات المتفرعة منها وذلك منذ ثلاثين عاماً ولديه المعرفة والدراية والخبرة التجارية بذلك ، وحيث أن الطرف الأول يرغب في بيع حصصه المشار إليها أعلاه ولما قام به الطرف الثاني من جهود للمحافظة على هذه الشركة والشركات المتفرعة منها الشركات الأخرى والأعمال الخاصة التي كان يكلف بها ، وقد قام الطرف الأول على الإشراف على الطرف الثاني والذي بدوره قام الطرف الثاني بتنفيذ ما هو يعود على الطرف الأول بالمنفعة لمصالحة العامة والخاصة والمتمثلة فيما يلي :</w:t>
+      </w:r>
+    </w:p>
+    <w:p>
+      <w:pPr>
+        <w:jc w:val="right"/>
+        <w:bidi/>
+      </w:pPr>
+      <w:r>
+        <w:rPr>
+          <w:b w:val="0"/>
+          <w:i w:val="0"/>
+        </w:rPr>
+        <w:t>أولاً : أ- القيام على إدارة وتحقيق أهداف الشركة وتأسيس أقسام مختلفة حسب النشاط ومتابعتها : تجاري أو صناعي أو زراعي حيوانية بالشركة القابضة . ب- تأسيس شركات ذات مسؤولية محدودة للشركة القابضة المذكورة أعلاه وتأسيس إداراتها ومتابعتها .</w:t>
+      </w:r>
+    </w:p>
+    <w:p>
+      <w:pPr>
+        <w:jc w:val="right"/>
+        <w:bidi/>
+      </w:pPr>
+      <w:r>
+        <w:rPr>
+          <w:b w:val="0"/>
+          <w:i w:val="0"/>
+        </w:rPr>
+        <w:t>\-1-</w:t>
+      </w:r>
+    </w:p>
+    <w:p>
+      <w:pPr>
+        <w:jc w:val="right"/>
+        <w:bidi/>
+      </w:pPr>
+      <w:r>
+        <w:rPr>
+          <w:b w:val="0"/>
+          <w:i w:val="0"/>
+        </w:rPr>
+        <w:t>ج - الإشراف المباشر التنفيذي على الشركات وعلى أي أنشطة جديدة للشركة القابضة والشركات المتفرعة منها والإشراف على المشاريع ومنها مشاريع المستودعات وتأسيس ومتابعة شركات التموين الغذائي وشركات خدمات البترول</w:t>
+      </w:r>
+    </w:p>
+    <w:p>
+      <w:pPr>
+        <w:jc w:val="right"/>
+        <w:bidi/>
+      </w:pPr>
+      <w:r>
+        <w:rPr>
+          <w:b w:val="0"/>
+          <w:i w:val="0"/>
+        </w:rPr>
+        <w:t>وزيوت ومشتقات أخرى .</w:t>
+      </w:r>
+    </w:p>
+    <w:p>
+      <w:pPr>
+        <w:jc w:val="right"/>
+        <w:bidi/>
+      </w:pPr>
+      <w:r>
+        <w:rPr>
+          <w:b w:val="0"/>
+          <w:i w:val="0"/>
+        </w:rPr>
+        <w:t>ثانيا : ما يخص شركة أحمد زيني وأولاده وشركة أحمد زيني التجارية : قام الطرف الثني بتأسيس هذه الشركات وتحديد وتحقيق أهدافها والتمويل اللازم لهل والقيام بمشاريع عقارية وإنشاء أسواق تجارية وشراء شركات كانت تعمل تحت مظلة شركة آبار وزيني .</w:t>
+      </w:r>
+    </w:p>
+    <w:p>
+      <w:pPr>
+        <w:jc w:val="right"/>
+        <w:bidi/>
+      </w:pPr>
+      <w:r>
+        <w:rPr>
+          <w:b w:val="0"/>
+          <w:i w:val="0"/>
+        </w:rPr>
+        <w:t>ثالثا : قام الطرف الثاني بأعمال خاصة كلفة بها الطرف الأول والمتمثلة في : -1- إنشاء المجمع السكني للعائلة والإشراف على تمويله والإشراف على السكن الخاص للطرف الأول بالكامل .</w:t>
+      </w:r>
+    </w:p>
+    <w:p>
+      <w:pPr>
+        <w:jc w:val="right"/>
+        <w:bidi/>
+      </w:pPr>
+      <w:r>
+        <w:rPr>
+          <w:b w:val="0"/>
+          <w:i w:val="0"/>
+        </w:rPr>
+        <w:t>2 - إدارة المحافظة المالية والإشراف عليها وتحصيل الناتج عنها . إشراف المباشر على جميع احتياجات الأسرة وأي تكليف مباشر بخصوصها</w:t>
+      </w:r>
+    </w:p>
+    <w:p>
+      <w:pPr>
+        <w:jc w:val="right"/>
+        <w:bidi/>
+      </w:pPr>
+      <w:r>
+        <w:rPr>
+          <w:b w:val="0"/>
+          <w:i w:val="0"/>
+        </w:rPr>
+        <w:t>\-3</w:t>
+      </w:r>
+    </w:p>
+    <w:p>
+      <w:pPr>
+        <w:jc w:val="right"/>
+        <w:bidi/>
+      </w:pPr>
+      <w:r>
+        <w:rPr>
+          <w:b w:val="0"/>
+          <w:i w:val="0"/>
+        </w:rPr>
+        <w:t>\-4 الإشراف المباشر على المشاريع العقارية سواء المساهمات أو المشاركات . -5- تأسيس شركات مدخولة في استثمارات وتعاقدات . -6- إدارة المحافظة الاستثمارية في البنوك أو الشركات وحيث أن الطرف الثاني لم يتقاضى نظير ذلك وما يقابله طيلة السنوات المشار إليها ولم يستلم مستحقاته بصفته شريك ومدير عاماً للشركات ولما يقوم به الطرف الثاني من الأعمال المشار إليها في التمهيد وحفاظاً على هذه الشركة وعلاقاتها في الداخل والخارج فقد اتفق الطرفان وهما بكامل الأهلية المعتبرة على</w:t>
+      </w:r>
+    </w:p>
+    <w:p>
+      <w:pPr>
+        <w:jc w:val="right"/>
+        <w:bidi/>
+      </w:pPr>
+      <w:r>
+        <w:rPr>
+          <w:b w:val="0"/>
+          <w:i w:val="0"/>
+        </w:rPr>
+        <w:t>\-7</w:t>
+      </w:r>
+    </w:p>
+    <w:p>
+      <w:pPr>
+        <w:jc w:val="right"/>
+        <w:bidi/>
+      </w:pPr>
+      <w:r>
+        <w:rPr>
+          <w:b w:val="0"/>
+          <w:i w:val="0"/>
+        </w:rPr>
+        <w:t>ما يلي :</w:t>
+      </w:r>
+    </w:p>
+    <w:p>
+      <w:pPr>
+        <w:jc w:val="right"/>
+        <w:bidi/>
+      </w:pPr>
+      <w:r>
+        <w:rPr>
+          <w:b w:val="0"/>
+          <w:i w:val="0"/>
+        </w:rPr>
+        <w:t>أولاً : التمهيد السابق جزء لا يتجزا من هذا العقد</w:t>
+      </w:r>
+    </w:p>
+    <w:p>
+      <w:pPr>
+        <w:jc w:val="right"/>
+        <w:bidi/>
+      </w:pPr>
+      <w:r>
+        <w:rPr>
+          <w:b w:val="0"/>
+          <w:i w:val="0"/>
+        </w:rPr>
+        <w:t>ثانياً: قام الطرف الأول ببيع كامل حصصه بشركة أحمد زيني التجارية وعددها (450) حصة للطرف الثاني بمبلغ وقدره ( 120,000,000 ) ريال ، مائة وعشرون مليون ريال فقط لا غير وقد قام الطرف الثاني باستلام وقبض هذه الحصص وقبول هذا البيع .</w:t>
+      </w:r>
+    </w:p>
+    <w:p>
+      <w:pPr>
+        <w:jc w:val="right"/>
+        <w:bidi/>
+      </w:pPr>
+      <w:r>
+        <w:rPr>
+          <w:b w:val="0"/>
+          <w:i w:val="0"/>
+        </w:rPr>
+        <w:t>ثالثاً: يقر الطرف الأول باحتساب أجرة الطرف الثاني خلال الثلاثين عاماً بواقع مليونين وستمائة ألف ريال لكل سنة ويكون المبلغ الإجمالي ثمانيه وسبعون مليون</w:t>
+      </w:r>
+    </w:p>
+    <w:p>
+      <w:pPr>
+        <w:jc w:val="right"/>
+        <w:bidi/>
+      </w:pPr>
+      <w:r>
+        <w:rPr>
+          <w:b w:val="0"/>
+          <w:i w:val="0"/>
+        </w:rPr>
+        <w:t>ريال وتم خصم هذا المبلغ من قيمة الحصص المشاره في البند الأول ، رابعاً: يقوم الطرف الثاني بتسديد المبلغ المتبقي على طريقة الأقساط لمدة عشر سنوات بواقع مليونين ريال لكل سنة تدفع بداية كل سنة هجرية.</w:t>
+      </w:r>
+    </w:p>
+    <w:p>
+      <w:pPr>
+        <w:jc w:val="right"/>
+        <w:bidi/>
+      </w:pPr>
+      <w:r>
+        <w:rPr>
+          <w:b w:val="0"/>
+          <w:i w:val="0"/>
+        </w:rPr>
+        <w:t>خامساً: يلتزم الطرف الثاني بدفع كافة التكاليف المعيشية للطرف الأول ومن يعول بواقع مليون ومائتين ألف ريال لكل سنة لمدة عشر سنوات وأقر الطرف الأول بتنازله عن باقي المبلغ وقدره عشر ملايين للطرف الثاني مكافأة له لما يقوم به من الأعمال الخاصة التي كان ولا يزال يكلفه الطرف الأول بها وبإدارة شؤونه وأملاكه وأعماله وفي المحافظة عليها وتنميتها وزيادة دخلها .</w:t>
+      </w:r>
+    </w:p>
+    <w:p>
+      <w:pPr>
+        <w:jc w:val="right"/>
+        <w:bidi/>
+      </w:pPr>
+      <w:r>
+        <w:rPr>
+          <w:b w:val="0"/>
+          <w:i w:val="0"/>
+        </w:rPr>
+        <w:t>سادساً: أقر الطرفان أن هذا البيع بيعاً صحيحاً لا غرر فيه ولا غبن ولا جهالة وقد قبلا بها قبولاً من غير تدليس ولا فحش و نحوه .</w:t>
+      </w:r>
+    </w:p>
+    <w:p>
+      <w:pPr>
+        <w:jc w:val="right"/>
+        <w:bidi/>
+      </w:pPr>
+      <w:r>
+        <w:rPr>
+          <w:b w:val="0"/>
+          <w:i w:val="0"/>
+        </w:rPr>
+        <w:t>سابعاً: أقر الطرفان أن هذا البيع منجزاً ولا يجوز العدول عنه في أي حال من الأحوال وأنه يسري في حال الوفاة على ورثة الطرفين .</w:t>
       </w:r>
     </w:p>
     <w:p>
@@ -5070,865 +5070,865 @@
           <w:b w:val="0"/>
           <w:i w:val="0"/>
         </w:rPr>
-        <w:t>اهيلإ راشملا هتاقحتسم ةفاك ةداعإو دقعلا خسف لوألا فرطلل زوجي هدادس مدع ةلاح يفو ـه1432/01/01 نم اءدتبا مرحم رهش يف لوألا قفاوي يذلاو يرجه ماع لك ةيادب يف لوألا فرطلل ةددحملا طاسقألا ةفاك عفدب يناثلا فرطلا مزتلي :ًانماث</w:t>
-      </w:r>
-    </w:p>
-    <w:p>
-      <w:pPr>
-        <w:jc w:val="right"/>
-        <w:bidi/>
-      </w:pPr>
-      <w:r>
-        <w:rPr>
-          <w:b w:val="0"/>
-          <w:i w:val="0"/>
-        </w:rPr>
-        <w:t>دقعلا اذه يف</w:t>
-      </w:r>
-    </w:p>
-    <w:p>
-      <w:pPr>
-        <w:jc w:val="right"/>
-        <w:bidi/>
-      </w:pPr>
-      <w:r>
-        <w:rPr>
-          <w:b w:val="0"/>
-          <w:i w:val="0"/>
-        </w:rPr>
-        <w:t>صتخملا لدعلا بتاك ىدل كلذ قيثوت ةراجتلا ةرازو ىدل ةيماظنلا تاءارجإلا يقاب لامكتساو يناثلا فرطلا ةيكلم ىلإ لوألا فرطلا ةيكلم نم هراشملا صصحلا لماك لقنو ءارجإب نافرطلا موقي :ًاعسات</w:t>
-      </w:r>
-    </w:p>
-    <w:p>
-      <w:pPr>
-        <w:jc w:val="right"/>
-        <w:bidi/>
-      </w:pPr>
-      <w:r>
-        <w:rPr>
-          <w:b w:val="0"/>
-          <w:i w:val="0"/>
-        </w:rPr>
-        <w:t>. اهبجومب لمعلاب امزتلاو هتخسن فرط لك ملتسا دقو نيتيلصأ نيتخسن نم و دونب ةرشعو ديهمت نم دقعلا اذه ررح :ًارشاع</w:t>
-      </w:r>
-    </w:p>
-    <w:p>
-      <w:pPr>
-        <w:jc w:val="right"/>
-        <w:bidi/>
-      </w:pPr>
-      <w:r>
-        <w:rPr>
-          <w:b w:val="0"/>
-          <w:i w:val="0"/>
-        </w:rPr>
-        <w:t>؛؛؛؛؛ نيدهاشلا ريخ هللاو</w:t>
-      </w:r>
-    </w:p>
-    <w:p>
-      <w:pPr>
-        <w:jc w:val="right"/>
-        <w:bidi/>
-      </w:pPr>
-      <w:r>
-        <w:rPr>
-          <w:b w:val="0"/>
-          <w:i w:val="0"/>
-        </w:rPr>
-        <w:t>لوألا فرطلا</w:t>
-      </w:r>
-    </w:p>
-    <w:p>
-      <w:pPr>
-        <w:jc w:val="right"/>
-        <w:bidi/>
-      </w:pPr>
-      <w:r>
-        <w:rPr>
-          <w:b w:val="0"/>
-          <w:i w:val="0"/>
-        </w:rPr>
-        <w:t>فرطلا</w:t>
-      </w:r>
-    </w:p>
-    <w:p>
-      <w:pPr>
-        <w:jc w:val="right"/>
-        <w:bidi/>
-      </w:pPr>
-      <w:r>
-        <w:rPr>
-          <w:b w:val="0"/>
-          <w:i w:val="0"/>
-        </w:rPr>
-        <w:t>يناثلا ف</w:t>
-      </w:r>
-    </w:p>
-    <w:p>
-      <w:pPr>
-        <w:jc w:val="right"/>
-        <w:bidi/>
-      </w:pPr>
-      <w:r>
-        <w:rPr>
-          <w:b w:val="0"/>
-          <w:i w:val="0"/>
-        </w:rPr>
-        <w:t>ينيز سابع دمحأ</w:t>
-      </w:r>
-    </w:p>
-    <w:p>
-      <w:pPr>
-        <w:jc w:val="right"/>
-        <w:bidi/>
-      </w:pPr>
-      <w:r>
-        <w:rPr>
-          <w:b w:val="0"/>
-          <w:i w:val="0"/>
-        </w:rPr>
-        <w:t>ينيز دمحأ هماسآ</w:t>
-      </w:r>
-    </w:p>
-    <w:p>
-      <w:pPr>
-        <w:jc w:val="right"/>
-        <w:bidi/>
-      </w:pPr>
-      <w:r>
-        <w:rPr>
-          <w:b w:val="0"/>
-          <w:i w:val="0"/>
-        </w:rPr>
-        <w:t>دهاش</w:t>
-      </w:r>
-    </w:p>
-    <w:p>
-      <w:pPr>
-        <w:jc w:val="right"/>
-        <w:bidi/>
-      </w:pPr>
-      <w:r>
-        <w:rPr>
-          <w:b w:val="0"/>
-          <w:i w:val="0"/>
-        </w:rPr>
-        <w:t>دهاش</w:t>
-      </w:r>
-    </w:p>
-    <w:p>
-      <w:pPr>
-        <w:jc w:val="right"/>
-        <w:bidi/>
-      </w:pPr>
-      <w:r>
-        <w:rPr>
-          <w:b w:val="0"/>
-          <w:i w:val="0"/>
-        </w:rPr>
-        <w:t>ےردق تانوحم</w:t>
-      </w:r>
-    </w:p>
-    <w:p>
-      <w:pPr>
-        <w:jc w:val="right"/>
-        <w:bidi/>
-      </w:pPr>
-      <w:r>
-        <w:rPr>
-          <w:b w:val="0"/>
-          <w:i w:val="0"/>
-        </w:rPr>
-        <w:t>يدهتلا</w:t>
-      </w:r>
-    </w:p>
-    <w:p>
-      <w:pPr>
-        <w:jc w:val="right"/>
-        <w:bidi/>
-      </w:pPr>
-      <w:r>
-        <w:rPr>
-          <w:b w:val="0"/>
-          <w:i w:val="0"/>
-        </w:rPr>
-        <w:t>يماثقلا دهف لصون</w:t>
-      </w:r>
-    </w:p>
-    <w:p>
-      <w:pPr>
-        <w:jc w:val="right"/>
-        <w:bidi/>
-      </w:pPr>
-      <w:r>
-        <w:rPr>
-          <w:b w:val="0"/>
-          <w:i w:val="0"/>
-        </w:rPr>
-        <w:t>يباصولا</w:t>
-      </w:r>
-    </w:p>
-    <w:p>
-      <w:pPr>
-        <w:jc w:val="right"/>
-        <w:bidi/>
-      </w:pPr>
-      <w:r>
-        <w:rPr>
-          <w:b w:val="0"/>
-          <w:i w:val="0"/>
-        </w:rPr>
-        <w:t>-4-\</w:t>
-      </w:r>
-    </w:p>
-    <w:p>
-      <w:pPr>
-        <w:jc w:val="right"/>
-        <w:bidi/>
-      </w:pPr>
-      <w:r>
-        <w:rPr>
-          <w:b w:val="0"/>
-          <w:i w:val="0"/>
-        </w:rPr>
-        <w:t>٣٤/٧٠٥٠ : مقرلا</w:t>
-      </w:r>
-    </w:p>
-    <w:p>
-      <w:pPr>
-        <w:jc w:val="right"/>
-        <w:bidi/>
-      </w:pPr>
-      <w:r>
-        <w:rPr>
-          <w:b w:val="0"/>
-          <w:i w:val="0"/>
-        </w:rPr>
-        <w:t>ـه ١٤٣٤ / ٢ ١٠/ :خيراتلا</w:t>
-      </w:r>
-    </w:p>
-    <w:p>
-      <w:pPr>
-        <w:jc w:val="right"/>
-        <w:bidi/>
-      </w:pPr>
-      <w:r>
-        <w:rPr>
-          <w:b w:val="0"/>
-          <w:i w:val="0"/>
-        </w:rPr>
-        <w:t>لدعلا ةرازو</w:t>
-      </w:r>
-    </w:p>
-    <w:p>
-      <w:pPr>
-        <w:jc w:val="right"/>
-        <w:bidi/>
-      </w:pPr>
-      <w:r>
-        <w:rPr>
-          <w:b w:val="0"/>
-          <w:i w:val="0"/>
-        </w:rPr>
-        <w:t>تاقفرملا</w:t>
-      </w:r>
-    </w:p>
-    <w:p>
-      <w:pPr>
-        <w:jc w:val="right"/>
-        <w:bidi/>
-      </w:pPr>
-      <w:r>
-        <w:rPr>
-          <w:b w:val="0"/>
-          <w:i w:val="0"/>
-        </w:rPr>
-        <w:t>: عوضوملا لدعلا ةرازو</w:t>
-      </w:r>
-    </w:p>
-    <w:p>
-      <w:pPr>
-        <w:jc w:val="right"/>
-        <w:bidi/>
-      </w:pPr>
-      <w:r>
-        <w:rPr>
-          <w:b w:val="0"/>
-          <w:i w:val="0"/>
-        </w:rPr>
-        <w:t>ةدج ةظفاحمب ةراجتلا ةرازو عرف ماع ريدم ةداعس</w:t>
-      </w:r>
-    </w:p>
-    <w:p>
-      <w:pPr>
-        <w:jc w:val="right"/>
-        <w:bidi/>
-      </w:pPr>
-      <w:r>
-        <w:rPr>
-          <w:b w:val="0"/>
-          <w:i w:val="0"/>
-        </w:rPr>
-        <w:t>هللا هملس</w:t>
-      </w:r>
-    </w:p>
-    <w:p>
-      <w:pPr>
-        <w:jc w:val="right"/>
-        <w:bidi/>
-      </w:pPr>
-      <w:r>
-        <w:rPr>
-          <w:b w:val="0"/>
-          <w:i w:val="0"/>
-        </w:rPr>
-        <w:t>دعبو ...... هتاكربو هللا ةمحرو مكيلع مالسلا</w:t>
-      </w:r>
-    </w:p>
-    <w:p>
-      <w:pPr>
-        <w:jc w:val="right"/>
-        <w:bidi/>
-      </w:pPr>
-      <w:r>
-        <w:rPr>
-          <w:b w:val="0"/>
-          <w:i w:val="0"/>
-        </w:rPr>
-        <w:t>ـه١٤ /٢٤ ١١ / ٢٧ خيراتو ٦٢١٦٠٩٠ : مقر مكتداعس باطخ ىلإ ةراشإ</w:t>
-      </w:r>
-    </w:p>
-    <w:p>
-      <w:pPr>
-        <w:jc w:val="right"/>
-        <w:bidi/>
-      </w:pPr>
-      <w:r>
-        <w:rPr>
-          <w:b w:val="0"/>
-          <w:i w:val="0"/>
-        </w:rPr>
-        <w:t>-اجتلا نيز دمحأ ةكرش دقع ليشل رق ليجستب صاخلا ـه ١٤٣٤ / ٢ ١٠/ خيراتو ٣٤ ١٥٠ : مقرلاب انيدل ديقملاو</w:t>
-      </w:r>
-    </w:p>
-    <w:p>
-      <w:pPr>
-        <w:jc w:val="right"/>
-        <w:bidi/>
-      </w:pPr>
-      <w:r>
-        <w:rPr>
-          <w:b w:val="0"/>
-          <w:i w:val="0"/>
-        </w:rPr>
-        <w:t>.انيدل هقيثوتو هليجست مكبلط نمضتملاو</w:t>
-      </w:r>
-    </w:p>
-    <w:p>
-      <w:pPr>
-        <w:jc w:val="right"/>
-        <w:bidi/>
-      </w:pPr>
-      <w:r>
-        <w:rPr>
-          <w:b w:val="0"/>
-          <w:i w:val="0"/>
-        </w:rPr>
-        <w:t>دقعلا نم ةخسن (.. (٧٠) ددع هيطب نودجتو (١٣٠) مقرلا تحت انيدل هقيثوت مت هنأب مكطيحن هيلع</w:t>
-      </w:r>
-    </w:p>
-    <w:p>
-      <w:pPr>
-        <w:jc w:val="right"/>
-        <w:bidi/>
-      </w:pPr>
-      <w:r>
-        <w:rPr>
-          <w:b w:val="0"/>
-          <w:i w:val="0"/>
-        </w:rPr>
-        <w:t>١٤ ) تاحفصلا ددع يلامجإ ،ةحفص (٢) نم نوكملاو ،روكذملا</w:t>
-      </w:r>
-    </w:p>
-    <w:p>
-      <w:pPr>
-        <w:jc w:val="right"/>
-        <w:bidi/>
-      </w:pPr>
-      <w:r>
-        <w:rPr>
-          <w:b w:val="0"/>
-          <w:i w:val="0"/>
-        </w:rPr>
-        <w:t>ـه١٤٣٤ / ٢ / ١٠ خيراتب ـه١٤٣٤ ماعل (٢ / ٤٩)</w:t>
-      </w:r>
-    </w:p>
-    <w:p>
-      <w:pPr>
-        <w:jc w:val="right"/>
-        <w:bidi/>
-      </w:pPr>
-      <w:r>
-        <w:rPr>
-          <w:b w:val="0"/>
-          <w:i w:val="0"/>
-        </w:rPr>
-        <w:t>مزاللا لامكإو عالطألل</w:t>
-      </w:r>
-    </w:p>
-    <w:p>
-      <w:pPr>
-        <w:jc w:val="right"/>
-        <w:bidi/>
-      </w:pPr>
-      <w:r>
-        <w:rPr>
-          <w:b w:val="0"/>
-          <w:i w:val="0"/>
-        </w:rPr>
-        <w:t>.... مكاعريو مكظفحي هللاو</w:t>
-      </w:r>
-    </w:p>
-    <w:p>
-      <w:pPr>
-        <w:jc w:val="right"/>
-        <w:bidi/>
-      </w:pPr>
-      <w:r>
-        <w:rPr>
-          <w:b w:val="0"/>
-          <w:i w:val="0"/>
-        </w:rPr>
-        <w:t>ةحفص (</w:t>
-      </w:r>
-    </w:p>
-    <w:p>
-      <w:pPr>
-        <w:jc w:val="right"/>
-        <w:bidi/>
-      </w:pPr>
-      <w:r>
-        <w:rPr>
-          <w:b w:val="0"/>
-          <w:i w:val="0"/>
-        </w:rPr>
-        <w:t>لد</w:t>
-      </w:r>
-    </w:p>
-    <w:p>
-      <w:pPr>
-        <w:jc w:val="right"/>
-        <w:bidi/>
-      </w:pPr>
-      <w:r>
-        <w:rPr>
-          <w:b w:val="0"/>
-          <w:i w:val="0"/>
-        </w:rPr>
-        <w:t>ةدج ةظفاحمب ةيعانصلا ةيراجتلا ةفرغلا</w:t>
-      </w:r>
-    </w:p>
-    <w:p>
-      <w:pPr>
-        <w:jc w:val="right"/>
-        <w:bidi/>
-      </w:pPr>
-      <w:r>
-        <w:rPr>
-          <w:b w:val="0"/>
-          <w:i w:val="0"/>
-        </w:rPr>
-        <w:t>ينرقلا رفسم نب هللا دبع</w:t>
-      </w:r>
-    </w:p>
-    <w:p>
-      <w:pPr>
-        <w:jc w:val="right"/>
-        <w:bidi/>
-      </w:pPr>
-      <w:r>
-        <w:rPr>
-          <w:b w:val="0"/>
-          <w:i w:val="0"/>
-        </w:rPr>
-        <w:t>ةيراجتلا ينيز دمحأ ةكرش</w:t>
-      </w:r>
-    </w:p>
-    <w:p>
-      <w:pPr>
-        <w:jc w:val="right"/>
-        <w:bidi/>
-      </w:pPr>
-      <w:r>
-        <w:rPr>
-          <w:b w:val="0"/>
-          <w:i w:val="0"/>
-        </w:rPr>
-        <w:t>٤٠٣٠١٦٩١٠٢ تس</w:t>
-      </w:r>
-    </w:p>
-    <w:p>
-      <w:pPr>
-        <w:jc w:val="right"/>
-        <w:bidi/>
-      </w:pPr>
-      <w:r>
-        <w:rPr>
-          <w:b w:val="0"/>
-          <w:i w:val="0"/>
-        </w:rPr>
-        <w:t>لایر ۰۰۰۰۰۰۵ :لاملا سأر</w:t>
-      </w:r>
-    </w:p>
-    <w:p>
-      <w:pPr>
-        <w:jc w:val="right"/>
-        <w:bidi/>
-      </w:pPr>
-      <w:r>
-        <w:rPr>
-          <w:b w:val="0"/>
-          <w:i w:val="0"/>
-        </w:rPr>
-        <w:t>Co. Trading Zainy Ahmed</w:t>
-      </w:r>
-    </w:p>
-    <w:p>
-      <w:pPr>
-        <w:jc w:val="right"/>
-        <w:bidi/>
-      </w:pPr>
-      <w:r>
-        <w:rPr>
-          <w:b w:val="0"/>
-          <w:i w:val="0"/>
-        </w:rPr>
-        <w:t>4030169102 C.R:</w:t>
-      </w:r>
-    </w:p>
-    <w:p>
-      <w:pPr>
-        <w:jc w:val="right"/>
-        <w:bidi/>
-      </w:pPr>
-      <w:r>
-        <w:rPr>
-          <w:b w:val="0"/>
-          <w:i w:val="0"/>
-        </w:rPr>
-        <w:t>500.000 SR: Capital</w:t>
-      </w:r>
-    </w:p>
-    <w:p>
-      <w:pPr>
-        <w:jc w:val="right"/>
-        <w:bidi/>
-      </w:pPr>
-      <w:r>
-        <w:rPr>
-          <w:b w:val="0"/>
-          <w:i w:val="0"/>
-        </w:rPr>
-        <w:t>م ۷۰/۰۱/۲۱۰۲ قفاوملا ـه۱۲/۱۱/۳١٤٣ خيراتب ةدودحم ةيلوئسم تاذ ةكرش - ةيراجتلا ينيز دمحأ ةكرش سيسأت دقع دونب ضعب ليدعتب ءاكرشلا رارق</w:t>
-      </w:r>
-    </w:p>
-    <w:p>
-      <w:pPr>
-        <w:jc w:val="right"/>
-        <w:bidi/>
-      </w:pPr>
-      <w:r>
-        <w:rPr>
-          <w:b w:val="0"/>
-          <w:i w:val="0"/>
-        </w:rPr>
-        <w:t>:- مهئامسا ةيتالا فارطالل قبس دقل</w:t>
-      </w:r>
-    </w:p>
-    <w:p>
-      <w:pPr>
-        <w:jc w:val="right"/>
-        <w:bidi/>
-      </w:pPr>
-      <w:r>
-        <w:rPr>
-          <w:b w:val="0"/>
-          <w:i w:val="0"/>
-        </w:rPr>
-        <w:t>ينيز سابع دمحأ ةماسأ - 1</w:t>
-      </w:r>
-    </w:p>
-    <w:p>
-      <w:pPr>
-        <w:jc w:val="right"/>
-        <w:bidi/>
-      </w:pPr>
-      <w:r>
-        <w:rPr>
-          <w:b w:val="0"/>
-          <w:i w:val="0"/>
-        </w:rPr>
-        <w:t>هدالوأو ينيز دمحأ ةكرش ـ ۲</w:t>
-      </w:r>
-    </w:p>
-    <w:p>
-      <w:pPr>
-        <w:jc w:val="right"/>
-        <w:bidi/>
-      </w:pPr>
-      <w:r>
-        <w:rPr>
-          <w:b w:val="0"/>
-          <w:i w:val="0"/>
-        </w:rPr>
-        <w:t>لوأ فرط</w:t>
-      </w:r>
-    </w:p>
-    <w:p>
-      <w:pPr>
-        <w:jc w:val="right"/>
-        <w:bidi/>
-      </w:pPr>
-      <w:r>
-        <w:rPr>
-          <w:b w:val="0"/>
-          <w:i w:val="0"/>
-        </w:rPr>
-        <w:t>ناث فرط</w:t>
-      </w:r>
-    </w:p>
-    <w:p>
-      <w:pPr>
-        <w:jc w:val="right"/>
-        <w:bidi/>
-      </w:pPr>
-      <w:r>
-        <w:rPr>
-          <w:b w:val="0"/>
-          <w:i w:val="0"/>
-        </w:rPr>
-        <w:t>. ـه١٤٣١/١٠/١٦ خيراتو ر / ٤/٨ دلجم ۲۷۱ ةفيحص ٢٧٥ مقر ةدج لدع بتاك نم هيلع قدصملا ءاكرشلا رارق بجومب لدعملاو ـه ١٤٣٠ / ٤/٤ خيراتو ع /ع٥/ دلجم ٥٢ ةفيحص ٥٢ مقر ةدج لدع بتاك نم هيلع قدصملا ءاكرشلا رارق بجومب لدعملاو ـه ١٤٣٩/١٢/٣ خيراتو ص// دلجم ١١٦ ددع ۰۲۱ ةفيحصلاب ةدج لدع بتاك نم هيلع قدصملا ءاكرشلا رارق بجومب لدعملاو ـه ١٤٣٨/٣/١٤ خيراتو م/ش١٣/ دلج ٥٨ ةفيحص ٥٨ مقر ددعلاب ةدج لدع بتاك ىدل اهسيسأت دقع تبثملاو ـه ١٤٣٨/٤/١٨ خيراتو ٤٠٣٠١٦٩١٠٢ مقرب ةدج ةنيدمل يراجتلا لجسلاب ةلجسملا ةدودحملا ةيراجتلا ينيز دمحأ ةكرش سيسأت</w:t>
-      </w:r>
-    </w:p>
-    <w:p>
-      <w:pPr>
-        <w:jc w:val="right"/>
-        <w:bidi/>
-      </w:pPr>
-      <w:r>
-        <w:rPr>
-          <w:b w:val="0"/>
-          <w:i w:val="0"/>
-        </w:rPr>
-        <w:t>ةبسن لثمت ةصح ٥٠٠ نوكلمي نيذلا عامجإلاب ءاكرشلا ررق دقف اذل ، يرتشملا فرطلا ةمذل ءارباو ةيئاهنو ةمات ةصلاخم ةباثمب امهنم لك عيقوت ربتعيو ةكرشلا يف ديدجلا كيرشلا يرتشملا فرطلا نم هقح لزانتملا فرطلا ىفوتسا ثيحو ، ةلجأ وأ هلاح تامازتلا نم اهيلع امو قوقح نم اهنع لزانتملا صصحلل امب لزانتلا اذه لبق يذلاو يناثلا فرطلاب دعب اميف هيلا راشيو ةكرشلا يف ديدج كيرشك ـه١٤١١/٨/٣ خيرات و ٤٦١۷۷۰۰۳۰٤ مقرب يراجتلا لجسلاب ةلجسلاو ، ةدودحملا وكزوأ ةكرش / ةداسلا ىلا كلذو ( ريغال لاير فلأ ) لاير ۰۰۰۱ ةدحاولا ةصحلا ةميق نأو (لاير فلأ نوسمخ) لاير ٥٠٠٠٠ ة غلابلاو صصحلا كلتل ةيمسالا ةميقلاب كلذو ( ةصح نوسمخ ( هصح (٥٠) اهددعو ةروكذملا ةكرشلاب هصصح لماك نع عيبلاب لزانتلا يف هدالوأو ينيز دمحأ ةكرش / ةداسلا يناثلا فرطلا بغري ثيحو</w:t>
-      </w:r>
-    </w:p>
-    <w:p>
-      <w:pPr>
-        <w:jc w:val="right"/>
-        <w:bidi/>
-      </w:pPr>
-      <w:r>
-        <w:rPr>
-          <w:b w:val="0"/>
-          <w:i w:val="0"/>
-        </w:rPr>
-        <w:t>: يلي امل ًاقفو ةكرشلا سيسأت ليدعت لاملا سأر نم %١٠٠</w:t>
-      </w:r>
-    </w:p>
-    <w:p>
-      <w:pPr>
-        <w:jc w:val="right"/>
-        <w:bidi/>
-      </w:pPr>
-      <w:r>
-        <w:rPr>
-          <w:b w:val="0"/>
-          <w:i w:val="0"/>
-        </w:rPr>
-        <w:t>رارقلا اذه نم أزجتي ال ءزج هالعأ روكذملا ديهمتلا ربتعي : ًالوأ</w:t>
-      </w:r>
-    </w:p>
-    <w:p>
-      <w:pPr>
-        <w:jc w:val="right"/>
-        <w:bidi/>
-      </w:pPr>
-      <w:r>
-        <w:rPr>
-          <w:b w:val="0"/>
-          <w:i w:val="0"/>
-        </w:rPr>
-        <w:t>: يلاتلا وحنلا ىلع ةكرشلا يف نييلاحلا ءاكرشلا حبصيل سيسأتلا دقع ةمدقم ليدعت : ًايناث</w:t>
-      </w:r>
-    </w:p>
-    <w:p>
-      <w:pPr>
-        <w:jc w:val="right"/>
-        <w:bidi/>
-      </w:pPr>
-      <w:r>
-        <w:rPr>
-          <w:b w:val="0"/>
-          <w:i w:val="0"/>
-        </w:rPr>
-        <w:t>٢١٥١٤ ةدج ٥٤٣٩٩ ب ص وكزوأ ةرامع ةريزجلا بلق عراش عم ناطلس ريمالا عراش عطاقت ةيدلاخلا يح ةدج هناونعو لامعأ لجر ةكم نم ةرداص ـه ١٣٩٢/٢/١٥ خيرات و ۱۰۳۷۱۰۸۰۰۱ مقر لاوحأ ةقاطب ةيسنجلا يدوعس ، ينيز سابع دمحأ ةماسأ - 1</w:t>
-      </w:r>
-    </w:p>
-    <w:p>
-      <w:pPr>
-        <w:jc w:val="right"/>
-        <w:bidi/>
-      </w:pPr>
-      <w:r>
-        <w:rPr>
-          <w:b w:val="0"/>
-          <w:i w:val="0"/>
-        </w:rPr>
-        <w:t>"لوأ فرط كيرش</w:t>
-      </w:r>
-    </w:p>
-    <w:p>
-      <w:pPr>
-        <w:jc w:val="right"/>
-        <w:bidi/>
-      </w:pPr>
-      <w:r>
-        <w:rPr>
-          <w:b w:val="0"/>
-          <w:i w:val="0"/>
-        </w:rPr>
-        <w:t>" يناث فرط كيرش " ٢١٥١٤ ةدج ٥٤٣٩٩ ب ص وكزوأ ةرامع ةريزجلا بلق عراش عم ناطلس ريمالا عراش عطاقت ةيدلاخلا يح - ةدج اهناونعو ـه١٤١١/٦/١٦ يف ٢/٧ دلج ١٣٧١٣٦ ةفيحص ۳۰۱ مقرب ةدج لدع بتاك ىدل اهسيسأت دقع تبثملاو ، ـه١٤١١/٨/٣ خيراتو ٤٠٣٠٠٧٧٤٦١ مقر تحت ةدج ةنيدمل يراجتلا لجسلاب لجسم . ةدودحم ةيلوئسم تاذ ةكرش - ةدودحملا وكزوأ ةكرش / ةداسلا ٢</w:t>
-      </w:r>
-    </w:p>
-    <w:p>
-      <w:pPr>
-        <w:jc w:val="right"/>
-        <w:bidi/>
-      </w:pPr>
-      <w:r>
-        <w:rPr>
-          <w:b w:val="0"/>
-          <w:i w:val="0"/>
-        </w:rPr>
-        <w:t>ةيلاتلا</w:t>
-      </w:r>
-    </w:p>
-    <w:p>
-      <w:pPr>
-        <w:jc w:val="right"/>
-        <w:bidi/>
-      </w:pPr>
-      <w:r>
-        <w:rPr>
-          <w:b w:val="0"/>
-          <w:i w:val="0"/>
-        </w:rPr>
-        <w:t>:- يلي امك ءاكرشلا ىلع اهعيزوت مت (لاير فلأ) لاير .... ةصح لك ةميق ةميقلا ةيواستم ةيدقن (ةصح ةئامسمخ) ةصح ٥٠٠ ىلا مسقم (يدوعس لاير فلأ ةئامسمخ لاير ۰۰٥ ۰۰۰ غلبمب ةكرشلا لام سأر ددح : لاملا سأر : يلي امك ليدعتلا دعب اهتغايص حبصتل ةكرشلا لامسأرب ةصاخلاو سيسأتلا دقع نم (٦) ةداملا ليدعت : اثلاث</w:t>
-      </w:r>
-    </w:p>
-    <w:p>
-      <w:pPr>
-        <w:jc w:val="right"/>
-        <w:bidi/>
-      </w:pPr>
-      <w:r>
-        <w:rPr>
-          <w:b w:val="0"/>
-          <w:i w:val="0"/>
-        </w:rPr>
-        <w:t>٦٩٥٤٣١ :سكاف ٦٠٦٥٣٤٨ :فتاه - ٢١٥١٤ ةدج ٥٤٣٩٩ ب.ص</w:t>
-      </w:r>
-    </w:p>
-    <w:p>
-      <w:pPr>
-        <w:jc w:val="right"/>
-        <w:bidi/>
-      </w:pPr>
-      <w:r>
-        <w:rPr>
-          <w:b w:val="0"/>
-          <w:i w:val="0"/>
-        </w:rPr>
-        <w:t>6065431 6065348-Fax: 21514-Tel: Jeddah 54399 P.O.Box</w:t>
-      </w:r>
-    </w:p>
-    <w:p>
-      <w:pPr>
-        <w:jc w:val="right"/>
-        <w:bidi/>
-      </w:pPr>
-      <w:r>
-        <w:rPr>
-          <w:b w:val="0"/>
-          <w:i w:val="0"/>
-        </w:rPr>
-        <w:t>ةيراجتلا ينيز دمحأ ةكرش</w:t>
-      </w:r>
-    </w:p>
-    <w:p>
-      <w:pPr>
-        <w:jc w:val="right"/>
-        <w:bidi/>
-      </w:pPr>
-      <w:r>
-        <w:rPr>
-          <w:b w:val="0"/>
-          <w:i w:val="0"/>
-        </w:rPr>
-        <w:t>۲۰۱۹٤٠٣٠١٦ :تس</w:t>
-      </w:r>
-    </w:p>
-    <w:p>
-      <w:pPr>
-        <w:jc w:val="right"/>
-        <w:bidi/>
-      </w:pPr>
-      <w:r>
-        <w:rPr>
-          <w:b w:val="0"/>
-          <w:i w:val="0"/>
-        </w:rPr>
-        <w:t>لاير ۰۰۰.۰۰٥ :لاملا سأر</w:t>
-      </w:r>
-    </w:p>
-    <w:p>
-      <w:pPr>
-        <w:jc w:val="right"/>
-        <w:bidi/>
-      </w:pPr>
-      <w:r>
-        <w:rPr>
-          <w:b w:val="0"/>
-          <w:i w:val="0"/>
-        </w:rPr>
-        <w:t>Co. Trading Zainy Ahmed</w:t>
-      </w:r>
-    </w:p>
-    <w:p>
-      <w:pPr>
-        <w:jc w:val="right"/>
-        <w:bidi/>
-      </w:pPr>
-      <w:r>
-        <w:rPr>
-          <w:b w:val="0"/>
-          <w:i w:val="0"/>
-        </w:rPr>
-        <w:t>4030169102 C.R:</w:t>
-      </w:r>
-    </w:p>
-    <w:p>
-      <w:pPr>
-        <w:jc w:val="right"/>
-        <w:bidi/>
-      </w:pPr>
-      <w:r>
-        <w:rPr>
-          <w:b w:val="0"/>
-          <w:i w:val="0"/>
-        </w:rPr>
-        <w:t>500.000 SR: Capital</w:t>
+        <w:t>ثامناً: يلتزم الطرف الثاني بدفع كافة الأقساط المحددة للطرف الأول في بداية كل عام هجري والذي يوافق الأول في شهر محرم ابتدءا من 1432/01/01هـ وفي حالة عدم سداده يجوز للطرف الأول فسخ العقد وإعادة كافة مستحقاته المشار إليها</w:t>
+      </w:r>
+    </w:p>
+    <w:p>
+      <w:pPr>
+        <w:jc w:val="right"/>
+        <w:bidi/>
+      </w:pPr>
+      <w:r>
+        <w:rPr>
+          <w:b w:val="0"/>
+          <w:i w:val="0"/>
+        </w:rPr>
+        <w:t>في هذا العقد</w:t>
+      </w:r>
+    </w:p>
+    <w:p>
+      <w:pPr>
+        <w:jc w:val="right"/>
+        <w:bidi/>
+      </w:pPr>
+      <w:r>
+        <w:rPr>
+          <w:b w:val="0"/>
+          <w:i w:val="0"/>
+        </w:rPr>
+        <w:t>تاسعاً: يقوم الطرفان بإجراء ونقل كامل الحصص المشاره من ملكية الطرف الأول إلى ملكية الطرف الثاني واستكمال باقي الإجراءات النظامية لدى وزارة التجارة توثيق ذلك لدى كاتب العدل المختص</w:t>
+      </w:r>
+    </w:p>
+    <w:p>
+      <w:pPr>
+        <w:jc w:val="right"/>
+        <w:bidi/>
+      </w:pPr>
+      <w:r>
+        <w:rPr>
+          <w:b w:val="0"/>
+          <w:i w:val="0"/>
+        </w:rPr>
+        <w:t>عاشراً: حرر هذا العقد من تمهيد وعشرة بنود و من نسختين أصليتين وقد استلم كل طرف نسخته والتزما بالعمل بموجبها .</w:t>
+      </w:r>
+    </w:p>
+    <w:p>
+      <w:pPr>
+        <w:jc w:val="right"/>
+        <w:bidi/>
+      </w:pPr>
+      <w:r>
+        <w:rPr>
+          <w:b w:val="0"/>
+          <w:i w:val="0"/>
+        </w:rPr>
+        <w:t>والله خير الشاهدين ؛؛؛؛؛</w:t>
+      </w:r>
+    </w:p>
+    <w:p>
+      <w:pPr>
+        <w:jc w:val="right"/>
+        <w:bidi/>
+      </w:pPr>
+      <w:r>
+        <w:rPr>
+          <w:b w:val="0"/>
+          <w:i w:val="0"/>
+        </w:rPr>
+        <w:t>الطرف الأول</w:t>
+      </w:r>
+    </w:p>
+    <w:p>
+      <w:pPr>
+        <w:jc w:val="right"/>
+        <w:bidi/>
+      </w:pPr>
+      <w:r>
+        <w:rPr>
+          <w:b w:val="0"/>
+          <w:i w:val="0"/>
+        </w:rPr>
+        <w:t>الطرف</w:t>
+      </w:r>
+    </w:p>
+    <w:p>
+      <w:pPr>
+        <w:jc w:val="right"/>
+        <w:bidi/>
+      </w:pPr>
+      <w:r>
+        <w:rPr>
+          <w:b w:val="0"/>
+          <w:i w:val="0"/>
+        </w:rPr>
+        <w:t>ف الثاني</w:t>
+      </w:r>
+    </w:p>
+    <w:p>
+      <w:pPr>
+        <w:jc w:val="right"/>
+        <w:bidi/>
+      </w:pPr>
+      <w:r>
+        <w:rPr>
+          <w:b w:val="0"/>
+          <w:i w:val="0"/>
+        </w:rPr>
+        <w:t>أحمد عباس زيني</w:t>
+      </w:r>
+    </w:p>
+    <w:p>
+      <w:pPr>
+        <w:jc w:val="right"/>
+        <w:bidi/>
+      </w:pPr>
+      <w:r>
+        <w:rPr>
+          <w:b w:val="0"/>
+          <w:i w:val="0"/>
+        </w:rPr>
+        <w:t>آسامه أحمد زيني</w:t>
+      </w:r>
+    </w:p>
+    <w:p>
+      <w:pPr>
+        <w:jc w:val="right"/>
+        <w:bidi/>
+      </w:pPr>
+      <w:r>
+        <w:rPr>
+          <w:b w:val="0"/>
+          <w:i w:val="0"/>
+        </w:rPr>
+        <w:t>شاهد</w:t>
+      </w:r>
+    </w:p>
+    <w:p>
+      <w:pPr>
+        <w:jc w:val="right"/>
+        <w:bidi/>
+      </w:pPr>
+      <w:r>
+        <w:rPr>
+          <w:b w:val="0"/>
+          <w:i w:val="0"/>
+        </w:rPr>
+        <w:t>شاهد</w:t>
+      </w:r>
+    </w:p>
+    <w:p>
+      <w:pPr>
+        <w:jc w:val="right"/>
+        <w:bidi/>
+      </w:pPr>
+      <w:r>
+        <w:rPr>
+          <w:b w:val="0"/>
+          <w:i w:val="0"/>
+        </w:rPr>
+        <w:t>محونات قدرے</w:t>
+      </w:r>
+    </w:p>
+    <w:p>
+      <w:pPr>
+        <w:jc w:val="right"/>
+        <w:bidi/>
+      </w:pPr>
+      <w:r>
+        <w:rPr>
+          <w:b w:val="0"/>
+          <w:i w:val="0"/>
+        </w:rPr>
+        <w:t>التهدي</w:t>
+      </w:r>
+    </w:p>
+    <w:p>
+      <w:pPr>
+        <w:jc w:val="right"/>
+        <w:bidi/>
+      </w:pPr>
+      <w:r>
+        <w:rPr>
+          <w:b w:val="0"/>
+          <w:i w:val="0"/>
+        </w:rPr>
+        <w:t>نوصل فهد القثامي</w:t>
+      </w:r>
+    </w:p>
+    <w:p>
+      <w:pPr>
+        <w:jc w:val="right"/>
+        <w:bidi/>
+      </w:pPr>
+      <w:r>
+        <w:rPr>
+          <w:b w:val="0"/>
+          <w:i w:val="0"/>
+        </w:rPr>
+        <w:t>الوصابي</w:t>
+      </w:r>
+    </w:p>
+    <w:p>
+      <w:pPr>
+        <w:jc w:val="right"/>
+        <w:bidi/>
+      </w:pPr>
+      <w:r>
+        <w:rPr>
+          <w:b w:val="0"/>
+          <w:i w:val="0"/>
+        </w:rPr>
+        <w:t>\-4-</w:t>
+      </w:r>
+    </w:p>
+    <w:p>
+      <w:pPr>
+        <w:jc w:val="right"/>
+        <w:bidi/>
+      </w:pPr>
+      <w:r>
+        <w:rPr>
+          <w:b w:val="0"/>
+          <w:i w:val="0"/>
+        </w:rPr>
+        <w:t>الرقم : ٣٤/٧٠٥٠</w:t>
+      </w:r>
+    </w:p>
+    <w:p>
+      <w:pPr>
+        <w:jc w:val="right"/>
+        <w:bidi/>
+      </w:pPr>
+      <w:r>
+        <w:rPr>
+          <w:b w:val="0"/>
+          <w:i w:val="0"/>
+        </w:rPr>
+        <w:t>التاريخ: ١٠/ ٢ / ١٤٣٤ هـ</w:t>
+      </w:r>
+    </w:p>
+    <w:p>
+      <w:pPr>
+        <w:jc w:val="right"/>
+        <w:bidi/>
+      </w:pPr>
+      <w:r>
+        <w:rPr>
+          <w:b w:val="0"/>
+          <w:i w:val="0"/>
+        </w:rPr>
+        <w:t>وزارة العدل</w:t>
+      </w:r>
+    </w:p>
+    <w:p>
+      <w:pPr>
+        <w:jc w:val="right"/>
+        <w:bidi/>
+      </w:pPr>
+      <w:r>
+        <w:rPr>
+          <w:b w:val="0"/>
+          <w:i w:val="0"/>
+        </w:rPr>
+        <w:t>المرفقات</w:t>
+      </w:r>
+    </w:p>
+    <w:p>
+      <w:pPr>
+        <w:jc w:val="right"/>
+        <w:bidi/>
+      </w:pPr>
+      <w:r>
+        <w:rPr>
+          <w:b w:val="0"/>
+          <w:i w:val="0"/>
+        </w:rPr>
+        <w:t>وزارة العدل الموضوع :</w:t>
+      </w:r>
+    </w:p>
+    <w:p>
+      <w:pPr>
+        <w:jc w:val="right"/>
+        <w:bidi/>
+      </w:pPr>
+      <w:r>
+        <w:rPr>
+          <w:b w:val="0"/>
+          <w:i w:val="0"/>
+        </w:rPr>
+        <w:t>سعادة مدير عام فرع وزارة التجارة بمحافظة جدة</w:t>
+      </w:r>
+    </w:p>
+    <w:p>
+      <w:pPr>
+        <w:jc w:val="right"/>
+        <w:bidi/>
+      </w:pPr>
+      <w:r>
+        <w:rPr>
+          <w:b w:val="0"/>
+          <w:i w:val="0"/>
+        </w:rPr>
+        <w:t>سلمه الله</w:t>
+      </w:r>
+    </w:p>
+    <w:p>
+      <w:pPr>
+        <w:jc w:val="right"/>
+        <w:bidi/>
+      </w:pPr>
+      <w:r>
+        <w:rPr>
+          <w:b w:val="0"/>
+          <w:i w:val="0"/>
+        </w:rPr>
+        <w:t>السلام عليكم ورحمة الله وبركاته ...... وبعد</w:t>
+      </w:r>
+    </w:p>
+    <w:p>
+      <w:pPr>
+        <w:jc w:val="right"/>
+        <w:bidi/>
+      </w:pPr>
+      <w:r>
+        <w:rPr>
+          <w:b w:val="0"/>
+          <w:i w:val="0"/>
+        </w:rPr>
+        <w:t>إشارة إلى خطاب سعادتكم رقم : ٦٢١٦٠٩٠ وتاريخ ٢٧ / ١١ /٢٤ ١٤هـ</w:t>
+      </w:r>
+    </w:p>
+    <w:p>
+      <w:pPr>
+        <w:jc w:val="right"/>
+        <w:bidi/>
+      </w:pPr>
+      <w:r>
+        <w:rPr>
+          <w:b w:val="0"/>
+          <w:i w:val="0"/>
+        </w:rPr>
+        <w:t>والمقيد لدينا بالرقم : ١٥٠ ٣٤ وتاريخ ١٠/ ٢ / ١٤٣٤ هـ الخاص بتسجيل قر لشيل عقد شركة أحمد زين التجا-</w:t>
+      </w:r>
+    </w:p>
+    <w:p>
+      <w:pPr>
+        <w:jc w:val="right"/>
+        <w:bidi/>
+      </w:pPr>
+      <w:r>
+        <w:rPr>
+          <w:b w:val="0"/>
+          <w:i w:val="0"/>
+        </w:rPr>
+        <w:t>والمتضمن طلبكم تسجيله وتوثيقه لدينا.</w:t>
+      </w:r>
+    </w:p>
+    <w:p>
+      <w:pPr>
+        <w:jc w:val="right"/>
+        <w:bidi/>
+      </w:pPr>
+      <w:r>
+        <w:rPr>
+          <w:b w:val="0"/>
+          <w:i w:val="0"/>
+        </w:rPr>
+        <w:t>عليه نحيطكم بأنه تم توثيقه لدينا تحت الرقم (١٣٠) وتجدون بطيه عدد (٧٠) ..) نسخة من العقد</w:t>
+      </w:r>
+    </w:p>
+    <w:p>
+      <w:pPr>
+        <w:jc w:val="right"/>
+        <w:bidi/>
+      </w:pPr>
+      <w:r>
+        <w:rPr>
+          <w:b w:val="0"/>
+          <w:i w:val="0"/>
+        </w:rPr>
+        <w:t>المذكور، والمكون من (٢) صفحة، إجمالي عدد الصفحات ( ١٤</w:t>
+      </w:r>
+    </w:p>
+    <w:p>
+      <w:pPr>
+        <w:jc w:val="right"/>
+        <w:bidi/>
+      </w:pPr>
+      <w:r>
+        <w:rPr>
+          <w:b w:val="0"/>
+          <w:i w:val="0"/>
+        </w:rPr>
+        <w:t>(٤٩ / ٢) لعام ١٤٣٤هـ بتاريخ ١٠ / ٢ / ١٤٣٤هـ</w:t>
+      </w:r>
+    </w:p>
+    <w:p>
+      <w:pPr>
+        <w:jc w:val="right"/>
+        <w:bidi/>
+      </w:pPr>
+      <w:r>
+        <w:rPr>
+          <w:b w:val="0"/>
+          <w:i w:val="0"/>
+        </w:rPr>
+        <w:t>للأطلاع وإكمال اللازم</w:t>
+      </w:r>
+    </w:p>
+    <w:p>
+      <w:pPr>
+        <w:jc w:val="right"/>
+        <w:bidi/>
+      </w:pPr>
+      <w:r>
+        <w:rPr>
+          <w:b w:val="0"/>
+          <w:i w:val="0"/>
+        </w:rPr>
+        <w:t>والله يحفظكم ويرعاكم ....</w:t>
+      </w:r>
+    </w:p>
+    <w:p>
+      <w:pPr>
+        <w:jc w:val="right"/>
+        <w:bidi/>
+      </w:pPr>
+      <w:r>
+        <w:rPr>
+          <w:b w:val="0"/>
+          <w:i w:val="0"/>
+        </w:rPr>
+        <w:t>) صفحة</w:t>
+      </w:r>
+    </w:p>
+    <w:p>
+      <w:pPr>
+        <w:jc w:val="right"/>
+        <w:bidi/>
+      </w:pPr>
+      <w:r>
+        <w:rPr>
+          <w:b w:val="0"/>
+          <w:i w:val="0"/>
+        </w:rPr>
+        <w:t>دل</w:t>
+      </w:r>
+    </w:p>
+    <w:p>
+      <w:pPr>
+        <w:jc w:val="right"/>
+        <w:bidi/>
+      </w:pPr>
+      <w:r>
+        <w:rPr>
+          <w:b w:val="0"/>
+          <w:i w:val="0"/>
+        </w:rPr>
+        <w:t>الغرفة التجارية الصناعية بمحافظة جدة</w:t>
+      </w:r>
+    </w:p>
+    <w:p>
+      <w:pPr>
+        <w:jc w:val="right"/>
+        <w:bidi/>
+      </w:pPr>
+      <w:r>
+        <w:rPr>
+          <w:b w:val="0"/>
+          <w:i w:val="0"/>
+        </w:rPr>
+        <w:t>عبد الله بن مسفر القرني</w:t>
+      </w:r>
+    </w:p>
+    <w:p>
+      <w:pPr>
+        <w:jc w:val="right"/>
+        <w:bidi/>
+      </w:pPr>
+      <w:r>
+        <w:rPr>
+          <w:b w:val="0"/>
+          <w:i w:val="0"/>
+        </w:rPr>
+        <w:t>شركة أحمد زيني التجارية</w:t>
+      </w:r>
+    </w:p>
+    <w:p>
+      <w:pPr>
+        <w:jc w:val="right"/>
+        <w:bidi/>
+      </w:pPr>
+      <w:r>
+        <w:rPr>
+          <w:b w:val="0"/>
+          <w:i w:val="0"/>
+        </w:rPr>
+        <w:t>ست ٤٠٣٠١٦٩١٠٢</w:t>
+      </w:r>
+    </w:p>
+    <w:p>
+      <w:pPr>
+        <w:jc w:val="right"/>
+        <w:bidi/>
+      </w:pPr>
+      <w:r>
+        <w:rPr>
+          <w:b w:val="0"/>
+          <w:i w:val="0"/>
+        </w:rPr>
+        <w:t>رأس المال: ۵۰۰۰۰۰۰ ریال</w:t>
+      </w:r>
+    </w:p>
+    <w:p>
+      <w:pPr>
+        <w:jc w:val="right"/>
+        <w:bidi/>
+      </w:pPr>
+      <w:r>
+        <w:rPr>
+          <w:b w:val="0"/>
+          <w:i w:val="0"/>
+        </w:rPr>
+        <w:t>Ahmed Zainy Trading Co.</w:t>
+      </w:r>
+    </w:p>
+    <w:p>
+      <w:pPr>
+        <w:jc w:val="right"/>
+        <w:bidi/>
+      </w:pPr>
+      <w:r>
+        <w:rPr>
+          <w:b w:val="0"/>
+          <w:i w:val="0"/>
+        </w:rPr>
+        <w:t>C.R: 4030169102</w:t>
+      </w:r>
+    </w:p>
+    <w:p>
+      <w:pPr>
+        <w:jc w:val="right"/>
+        <w:bidi/>
+      </w:pPr>
+      <w:r>
+        <w:rPr>
+          <w:b w:val="0"/>
+          <w:i w:val="0"/>
+        </w:rPr>
+        <w:t>Capital SR: 500.000</w:t>
+      </w:r>
+    </w:p>
+    <w:p>
+      <w:pPr>
+        <w:jc w:val="right"/>
+        <w:bidi/>
+      </w:pPr>
+      <w:r>
+        <w:rPr>
+          <w:b w:val="0"/>
+          <w:i w:val="0"/>
+        </w:rPr>
+        <w:t>قرار الشركاء بتعديل بعض بنود عقد تأسيس شركة أحمد زيني التجارية - شركة ذات مسئولية محدودة بتاريخ ١٤٣۳/۱۱/۲۱هـ الموافق ۲۰۱۲/۱۰/۰۷ م</w:t>
+      </w:r>
+    </w:p>
+    <w:p>
+      <w:pPr>
+        <w:jc w:val="right"/>
+        <w:bidi/>
+      </w:pPr>
+      <w:r>
+        <w:rPr>
+          <w:b w:val="0"/>
+          <w:i w:val="0"/>
+        </w:rPr>
+        <w:t>لقد سبق للاطراف الاتية اسمائهم :-</w:t>
+      </w:r>
+    </w:p>
+    <w:p>
+      <w:pPr>
+        <w:jc w:val="right"/>
+        <w:bidi/>
+      </w:pPr>
+      <w:r>
+        <w:rPr>
+          <w:b w:val="0"/>
+          <w:i w:val="0"/>
+        </w:rPr>
+        <w:t>1 - أسامة أحمد عباس زيني</w:t>
+      </w:r>
+    </w:p>
+    <w:p>
+      <w:pPr>
+        <w:jc w:val="right"/>
+        <w:bidi/>
+      </w:pPr>
+      <w:r>
+        <w:rPr>
+          <w:b w:val="0"/>
+          <w:i w:val="0"/>
+        </w:rPr>
+        <w:t>۲ ـ شركة أحمد زيني وأولاده</w:t>
+      </w:r>
+    </w:p>
+    <w:p>
+      <w:pPr>
+        <w:jc w:val="right"/>
+        <w:bidi/>
+      </w:pPr>
+      <w:r>
+        <w:rPr>
+          <w:b w:val="0"/>
+          <w:i w:val="0"/>
+        </w:rPr>
+        <w:t>طرف أول</w:t>
+      </w:r>
+    </w:p>
+    <w:p>
+      <w:pPr>
+        <w:jc w:val="right"/>
+        <w:bidi/>
+      </w:pPr>
+      <w:r>
+        <w:rPr>
+          <w:b w:val="0"/>
+          <w:i w:val="0"/>
+        </w:rPr>
+        <w:t>طرف ثان</w:t>
+      </w:r>
+    </w:p>
+    <w:p>
+      <w:pPr>
+        <w:jc w:val="right"/>
+        <w:bidi/>
+      </w:pPr>
+      <w:r>
+        <w:rPr>
+          <w:b w:val="0"/>
+          <w:i w:val="0"/>
+        </w:rPr>
+        <w:t>تأسيس شركة أحمد زيني التجارية المحدودة المسجلة بالسجل التجاري لمدينة جدة برقم ٤٠٣٠١٦٩١٠٢ وتاريخ ١٤٣٨/٤/١٨ هـ والمثبت عقد تأسيسها لدى كاتب عدل جدة بالعدد رقم ٥٨ صحيفة ٥٨ جلد ١٣/ش/م وتاريخ ١٤٣٨/٣/١٤ هـ والمعدل بموجب قرار الشركاء المصدق عليه من كاتب عدل جدة بالصحيفة ۱۲۰ عدد ١١٦ مجلد //ص وتاريخ ١٤٣٩/١٢/٣ هـ والمعدل بموجب قرار الشركاء المصدق عليه من كاتب عدل جدة رقم ٥٢ صحيفة ٥٢ مجلد ٥/ع/ ع وتاريخ ٤/٤ / ١٤٣٠ هـ والمعدل بموجب قرار الشركاء المصدق عليه من كاتب عدل جدة رقم ٢٧٥ صحيفة ۱۷۲ مجلد ٤/٨ / ر وتاريخ ١٤٣١/١٠/١٦هـ .</w:t>
+      </w:r>
+    </w:p>
+    <w:p>
+      <w:pPr>
+        <w:jc w:val="right"/>
+        <w:bidi/>
+      </w:pPr>
+      <w:r>
+        <w:rPr>
+          <w:b w:val="0"/>
+          <w:i w:val="0"/>
+        </w:rPr>
+        <w:t>وحيث يرغب الطرف الثاني السادة / شركة أحمد زيني وأولاده في التنازل بالبيع عن كامل حصصه بالشركة المذكورة وعددها (٥٠) حصه ) خمسون حصة ) وذلك بالقيمة الاسمية لتلك الحصص والبالغ ة ٥٠٠٠٠ ريال (خمسون ألف ريال) وأن قيمة الحصة الواحدة ۱۰۰۰ ريال ( ألف ريال لاغير ) وذلك الى السادة / شركة أوزكو المحدودة ، والسجلة بالسجل التجاري برقم ٤۰۳۰۰۷۷٤٦١ و تاريخ ١٤١١/٨/٣هـ كشريك جديد في الشركة ويشار اليه فيما بعد بالطرف الثاني والذي قبل هذا التنازل بما للحصص المتنازل عنها من حقوق وما عليها من التزامات حاله أو أجلة ، وحيث استوفى الطرف المتنازل حقه من الطرف المشتري الشريك الجديد في الشركة ويعتبر توقيع كل منهما بمثابة مخالصة تامة ونهائية وابراء لذمة الطرف المشتري ، لذا فقد قرر الشركاء بالإجماع الذين يملكون ٥٠٠ حصة تمثل نسبة</w:t>
+      </w:r>
+    </w:p>
+    <w:p>
+      <w:pPr>
+        <w:jc w:val="right"/>
+        <w:bidi/>
+      </w:pPr>
+      <w:r>
+        <w:rPr>
+          <w:b w:val="0"/>
+          <w:i w:val="0"/>
+        </w:rPr>
+        <w:t>١٠٠% من رأس المال تعديل تأسيس الشركة وفقاً لما يلي :</w:t>
+      </w:r>
+    </w:p>
+    <w:p>
+      <w:pPr>
+        <w:jc w:val="right"/>
+        <w:bidi/>
+      </w:pPr>
+      <w:r>
+        <w:rPr>
+          <w:b w:val="0"/>
+          <w:i w:val="0"/>
+        </w:rPr>
+        <w:t>أولاً : يعتبر التمهيد المذكور أعلاه جزء لا يتجزأ من هذا القرار</w:t>
+      </w:r>
+    </w:p>
+    <w:p>
+      <w:pPr>
+        <w:jc w:val="right"/>
+        <w:bidi/>
+      </w:pPr>
+      <w:r>
+        <w:rPr>
+          <w:b w:val="0"/>
+          <w:i w:val="0"/>
+        </w:rPr>
+        <w:t>ثانياً : تعديل مقدمة عقد التأسيس ليصبح الشركاء الحاليين في الشركة على النحو التالي :</w:t>
+      </w:r>
+    </w:p>
+    <w:p>
+      <w:pPr>
+        <w:jc w:val="right"/>
+        <w:bidi/>
+      </w:pPr>
+      <w:r>
+        <w:rPr>
+          <w:b w:val="0"/>
+          <w:i w:val="0"/>
+        </w:rPr>
+        <w:t>1 - أسامة أحمد عباس زيني ، سعودي الجنسية بطاقة أحوال رقم ۱۰۰۸۰۱۷۳۰۱ و تاريخ ١٣٩٢/٢/١٥ هـ صادرة من مكة رجل أعمال وعنوانه جدة حي الخالدية تقاطع شارع الامير سلطان مع شارع قلب الجزيرة عمارة أوزكو ص ب ٥٤٣٩٩ جدة ٢١٥١٤</w:t>
+      </w:r>
+    </w:p>
+    <w:p>
+      <w:pPr>
+        <w:jc w:val="right"/>
+        <w:bidi/>
+      </w:pPr>
+      <w:r>
+        <w:rPr>
+          <w:b w:val="0"/>
+          <w:i w:val="0"/>
+        </w:rPr>
+        <w:t>شريك طرف أول"</w:t>
+      </w:r>
+    </w:p>
+    <w:p>
+      <w:pPr>
+        <w:jc w:val="right"/>
+        <w:bidi/>
+      </w:pPr>
+      <w:r>
+        <w:rPr>
+          <w:b w:val="0"/>
+          <w:i w:val="0"/>
+        </w:rPr>
+        <w:t>٢ السادة / شركة أوزكو المحدودة - شركة ذات مسئولية محدودة . مسجل بالسجل التجاري لمدينة جدة تحت رقم ٤٠٣٠٠٧٧٤٦١ وتاريخ ١٤١١/٨/٣هـ ، والمثبت عقد تأسيسها لدى كاتب عدل جدة برقم ۱۰۳ صحيفة ١٣٧١٣٦ جلد ٢/٧ في ١٤١١/٦/١٦هـ وعنوانها جدة - حي الخالدية تقاطع شارع الامير سلطان مع شارع قلب الجزيرة عمارة أوزكو ص ب ٥٤٣٩٩ جدة ٢١٥١٤ " شريك طرف ثاني "</w:t>
+      </w:r>
+    </w:p>
+    <w:p>
+      <w:pPr>
+        <w:jc w:val="right"/>
+        <w:bidi/>
+      </w:pPr>
+      <w:r>
+        <w:rPr>
+          <w:b w:val="0"/>
+          <w:i w:val="0"/>
+        </w:rPr>
+        <w:t>التالية</w:t>
+      </w:r>
+    </w:p>
+    <w:p>
+      <w:pPr>
+        <w:jc w:val="right"/>
+        <w:bidi/>
+      </w:pPr>
+      <w:r>
+        <w:rPr>
+          <w:b w:val="0"/>
+          <w:i w:val="0"/>
+        </w:rPr>
+        <w:t>ثالثا : تعديل المادة (٦) من عقد التأسيس والخاصة برأسمال الشركة لتصبح صياغتها بعد التعديل كما يلي : رأس المال : حدد رأس مال الشركة بمبلغ ۰۰۰ ٥۰۰ ريال خمسمائة ألف ريال سعودي) مقسم الى ٥٠٠ حصة (خمسمائة حصة) نقدية متساوية القيمة قيمة كل حصة .... ريال (ألف ريال) تم توزيعها على الشركاء كما يلي :-</w:t>
+      </w:r>
+    </w:p>
+    <w:p>
+      <w:pPr>
+        <w:jc w:val="right"/>
+        <w:bidi/>
+      </w:pPr>
+      <w:r>
+        <w:rPr>
+          <w:b w:val="0"/>
+          <w:i w:val="0"/>
+        </w:rPr>
+        <w:t>ص.ب ٥٤٣٩٩ جدة ٢١٥١٤ - هاتف: ٦٠٦٥٣٤٨ فاكس: ٦٩٥٤٣١</w:t>
+      </w:r>
+    </w:p>
+    <w:p>
+      <w:pPr>
+        <w:jc w:val="right"/>
+        <w:bidi/>
+      </w:pPr>
+      <w:r>
+        <w:rPr>
+          <w:b w:val="0"/>
+          <w:i w:val="0"/>
+        </w:rPr>
+        <w:t>P.O.Box 54399 Jeddah 21514-Tel: 6065348-Fax: 6065431</w:t>
+      </w:r>
+    </w:p>
+    <w:p>
+      <w:pPr>
+        <w:jc w:val="right"/>
+        <w:bidi/>
+      </w:pPr>
+      <w:r>
+        <w:rPr>
+          <w:b w:val="0"/>
+          <w:i w:val="0"/>
+        </w:rPr>
+        <w:t>شركة أحمد زيني التجارية</w:t>
+      </w:r>
+    </w:p>
+    <w:p>
+      <w:pPr>
+        <w:jc w:val="right"/>
+        <w:bidi/>
+      </w:pPr>
+      <w:r>
+        <w:rPr>
+          <w:b w:val="0"/>
+          <w:i w:val="0"/>
+        </w:rPr>
+        <w:t>ست: ٤٠٣٠١٦۹۱۰۲</w:t>
+      </w:r>
+    </w:p>
+    <w:p>
+      <w:pPr>
+        <w:jc w:val="right"/>
+        <w:bidi/>
+      </w:pPr>
+      <w:r>
+        <w:rPr>
+          <w:b w:val="0"/>
+          <w:i w:val="0"/>
+        </w:rPr>
+        <w:t>رأس المال: ٥۰۰.۰۰۰ ريال</w:t>
+      </w:r>
+    </w:p>
+    <w:p>
+      <w:pPr>
+        <w:jc w:val="right"/>
+        <w:bidi/>
+      </w:pPr>
+      <w:r>
+        <w:rPr>
+          <w:b w:val="0"/>
+          <w:i w:val="0"/>
+        </w:rPr>
+        <w:t>Ahmed Zainy Trading Co.</w:t>
+      </w:r>
+    </w:p>
+    <w:p>
+      <w:pPr>
+        <w:jc w:val="right"/>
+        <w:bidi/>
+      </w:pPr>
+      <w:r>
+        <w:rPr>
+          <w:b w:val="0"/>
+          <w:i w:val="0"/>
+        </w:rPr>
+        <w:t>C.R: 4030169102</w:t>
+      </w:r>
+    </w:p>
+    <w:p>
+      <w:pPr>
+        <w:jc w:val="right"/>
+        <w:bidi/>
+      </w:pPr>
+      <w:r>
+        <w:rPr>
+          <w:b w:val="0"/>
+          <w:i w:val="0"/>
+        </w:rPr>
+        <w:t>Capital SR: 500.000</w:t>
       </w:r>
     </w:p>
     <w:p>
@@ -5954,150 +5954,150 @@
           <w:b w:val="0"/>
           <w:i w:val="0"/>
         </w:rPr>
-        <w:t>يلامجالا</w:t>
-      </w:r>
-    </w:p>
-    <w:p>
-      <w:pPr>
-        <w:jc w:val="right"/>
-        <w:bidi/>
-      </w:pPr>
-      <w:r>
-        <w:rPr>
-          <w:b w:val="0"/>
-          <w:i w:val="0"/>
-        </w:rPr>
-        <w:t>كيرشلا مسا</w:t>
-      </w:r>
-    </w:p>
-    <w:p>
-      <w:pPr>
-        <w:jc w:val="right"/>
-        <w:bidi/>
-      </w:pPr>
-      <w:r>
-        <w:rPr>
-          <w:b w:val="0"/>
-          <w:i w:val="0"/>
-        </w:rPr>
-        <w:t>وكزوأ ةكرش ينيز سابع دمحأ ةماسأ</w:t>
-      </w:r>
-    </w:p>
-    <w:p>
-      <w:pPr>
-        <w:jc w:val="right"/>
-        <w:bidi/>
-      </w:pPr>
-      <w:r>
-        <w:rPr>
-          <w:b w:val="0"/>
-          <w:i w:val="0"/>
-        </w:rPr>
-        <w:t>صصحلا ددع</w:t>
-      </w:r>
-    </w:p>
-    <w:p>
-      <w:pPr>
-        <w:jc w:val="right"/>
-        <w:bidi/>
-      </w:pPr>
-      <w:r>
-        <w:rPr>
-          <w:b w:val="0"/>
-          <w:i w:val="0"/>
-        </w:rPr>
-        <w:t>ةصحلا ةميق</w:t>
-      </w:r>
-    </w:p>
-    <w:p>
-      <w:pPr>
-        <w:jc w:val="right"/>
-        <w:bidi/>
-      </w:pPr>
-      <w:r>
-        <w:rPr>
-          <w:b w:val="0"/>
-          <w:i w:val="0"/>
-        </w:rPr>
-        <w:t>لايرلاب</w:t>
-      </w:r>
-    </w:p>
-    <w:p>
-      <w:pPr>
-        <w:jc w:val="right"/>
-        <w:bidi/>
-      </w:pPr>
-      <w:r>
-        <w:rPr>
-          <w:b w:val="0"/>
-          <w:i w:val="0"/>
-        </w:rPr>
-        <w:t>ةميق عومجم</w:t>
-      </w:r>
-    </w:p>
-    <w:p>
-      <w:pPr>
-        <w:jc w:val="right"/>
-        <w:bidi/>
-      </w:pPr>
-      <w:r>
-        <w:rPr>
-          <w:b w:val="0"/>
-          <w:i w:val="0"/>
-        </w:rPr>
-        <w:t>لايرلاب صصحلا</w:t>
-      </w:r>
-    </w:p>
-    <w:p>
-      <w:pPr>
-        <w:jc w:val="right"/>
-        <w:bidi/>
-      </w:pPr>
-      <w:r>
-        <w:rPr>
-          <w:b w:val="0"/>
-          <w:i w:val="0"/>
-        </w:rPr>
-        <w:t>ةبسنلا</w:t>
-      </w:r>
-    </w:p>
-    <w:p>
-      <w:pPr>
-        <w:jc w:val="right"/>
-        <w:bidi/>
-      </w:pPr>
-      <w:r>
-        <w:rPr>
-          <w:b w:val="0"/>
-          <w:i w:val="0"/>
-        </w:rPr>
-        <w:t>ةيوئملا</w:t>
-      </w:r>
-    </w:p>
-    <w:p>
-      <w:pPr>
-        <w:jc w:val="right"/>
-        <w:bidi/>
-      </w:pPr>
-      <w:r>
-        <w:rPr>
-          <w:b w:val="0"/>
-          <w:i w:val="0"/>
-        </w:rPr>
-        <w:t>ةيدقنلا</w:t>
-      </w:r>
-    </w:p>
-    <w:p>
-      <w:pPr>
-        <w:jc w:val="right"/>
-        <w:bidi/>
-      </w:pPr>
-      <w:r>
-        <w:rPr>
-          <w:b w:val="0"/>
-          <w:i w:val="0"/>
-        </w:rPr>
-        <w:t>۰۰۰۱</w:t>
+        <w:t>الاجمالي</w:t>
+      </w:r>
+    </w:p>
+    <w:p>
+      <w:pPr>
+        <w:jc w:val="right"/>
+        <w:bidi/>
+      </w:pPr>
+      <w:r>
+        <w:rPr>
+          <w:b w:val="0"/>
+          <w:i w:val="0"/>
+        </w:rPr>
+        <w:t>اسم الشريك</w:t>
+      </w:r>
+    </w:p>
+    <w:p>
+      <w:pPr>
+        <w:jc w:val="right"/>
+        <w:bidi/>
+      </w:pPr>
+      <w:r>
+        <w:rPr>
+          <w:b w:val="0"/>
+          <w:i w:val="0"/>
+        </w:rPr>
+        <w:t>أسامة أحمد عباس زيني شركة أوزكو</w:t>
+      </w:r>
+    </w:p>
+    <w:p>
+      <w:pPr>
+        <w:jc w:val="right"/>
+        <w:bidi/>
+      </w:pPr>
+      <w:r>
+        <w:rPr>
+          <w:b w:val="0"/>
+          <w:i w:val="0"/>
+        </w:rPr>
+        <w:t>عدد الحصص</w:t>
+      </w:r>
+    </w:p>
+    <w:p>
+      <w:pPr>
+        <w:jc w:val="right"/>
+        <w:bidi/>
+      </w:pPr>
+      <w:r>
+        <w:rPr>
+          <w:b w:val="0"/>
+          <w:i w:val="0"/>
+        </w:rPr>
+        <w:t>قيمة الحصة</w:t>
+      </w:r>
+    </w:p>
+    <w:p>
+      <w:pPr>
+        <w:jc w:val="right"/>
+        <w:bidi/>
+      </w:pPr>
+      <w:r>
+        <w:rPr>
+          <w:b w:val="0"/>
+          <w:i w:val="0"/>
+        </w:rPr>
+        <w:t>بالريال</w:t>
+      </w:r>
+    </w:p>
+    <w:p>
+      <w:pPr>
+        <w:jc w:val="right"/>
+        <w:bidi/>
+      </w:pPr>
+      <w:r>
+        <w:rPr>
+          <w:b w:val="0"/>
+          <w:i w:val="0"/>
+        </w:rPr>
+        <w:t>مجموع قيمة</w:t>
+      </w:r>
+    </w:p>
+    <w:p>
+      <w:pPr>
+        <w:jc w:val="right"/>
+        <w:bidi/>
+      </w:pPr>
+      <w:r>
+        <w:rPr>
+          <w:b w:val="0"/>
+          <w:i w:val="0"/>
+        </w:rPr>
+        <w:t>الحصص بالريال</w:t>
+      </w:r>
+    </w:p>
+    <w:p>
+      <w:pPr>
+        <w:jc w:val="right"/>
+        <w:bidi/>
+      </w:pPr>
+      <w:r>
+        <w:rPr>
+          <w:b w:val="0"/>
+          <w:i w:val="0"/>
+        </w:rPr>
+        <w:t>النسبة</w:t>
+      </w:r>
+    </w:p>
+    <w:p>
+      <w:pPr>
+        <w:jc w:val="right"/>
+        <w:bidi/>
+      </w:pPr>
+      <w:r>
+        <w:rPr>
+          <w:b w:val="0"/>
+          <w:i w:val="0"/>
+        </w:rPr>
+        <w:t>المئوية</w:t>
+      </w:r>
+    </w:p>
+    <w:p>
+      <w:pPr>
+        <w:jc w:val="right"/>
+        <w:bidi/>
+      </w:pPr>
+      <w:r>
+        <w:rPr>
+          <w:b w:val="0"/>
+          <w:i w:val="0"/>
+        </w:rPr>
+        <w:t>النقدية</w:t>
+      </w:r>
+    </w:p>
+    <w:p>
+      <w:pPr>
+        <w:jc w:val="right"/>
+        <w:bidi/>
+      </w:pPr>
+      <w:r>
+        <w:rPr>
+          <w:b w:val="0"/>
+          <w:i w:val="0"/>
+        </w:rPr>
+        <w:t>۱۰۰۰</w:t>
       </w:r>
     </w:p>
     <w:p>
@@ -6123,7 +6123,7 @@
           <w:b w:val="0"/>
           <w:i w:val="0"/>
         </w:rPr>
-        <w:t>۰۰۰۱</w:t>
+        <w:t>۱۰۰۰</w:t>
       </w:r>
     </w:p>
     <w:p>
@@ -6149,7 +6149,7 @@
           <w:b w:val="0"/>
           <w:i w:val="0"/>
         </w:rPr>
-        <w:t>۰۰۰۱</w:t>
+        <w:t>۱۰۰۰</w:t>
       </w:r>
     </w:p>
     <w:p>
@@ -6175,891 +6175,891 @@
           <w:b w:val="0"/>
           <w:i w:val="0"/>
         </w:rPr>
-        <w:t>٠٠٠,٤٥٠</w:t>
-      </w:r>
-    </w:p>
-    <w:p>
-      <w:pPr>
-        <w:jc w:val="right"/>
-        <w:bidi/>
-      </w:pPr>
-      <w:r>
-        <w:rPr>
-          <w:b w:val="0"/>
-          <w:i w:val="0"/>
-        </w:rPr>
-        <w:t>۰۰۰۰۰۵</w:t>
-      </w:r>
-    </w:p>
-    <w:p>
-      <w:pPr>
-        <w:jc w:val="right"/>
-        <w:bidi/>
-      </w:pPr>
-      <w:r>
-        <w:rPr>
-          <w:b w:val="0"/>
-          <w:i w:val="0"/>
-        </w:rPr>
-        <w:t>9.%</w:t>
-      </w:r>
-    </w:p>
-    <w:p>
-      <w:pPr>
-        <w:jc w:val="right"/>
-        <w:bidi/>
-      </w:pPr>
-      <w:r>
-        <w:rPr>
-          <w:b w:val="0"/>
-          <w:i w:val="0"/>
-        </w:rPr>
-        <w:t>1.%</w:t>
-      </w:r>
-    </w:p>
-    <w:p>
-      <w:pPr>
-        <w:jc w:val="right"/>
-        <w:bidi/>
-      </w:pPr>
-      <w:r>
-        <w:rPr>
-          <w:b w:val="0"/>
-          <w:i w:val="0"/>
-        </w:rPr>
-        <w:t>1..%</w:t>
-      </w:r>
-    </w:p>
-    <w:p>
-      <w:pPr>
-        <w:jc w:val="right"/>
-        <w:bidi/>
-      </w:pPr>
-      <w:r>
-        <w:rPr>
-          <w:b w:val="0"/>
-          <w:i w:val="0"/>
-        </w:rPr>
-        <w:t>ًاسداس . ليدعت نود هيلع يه امك رارقلا اذهب ليدعتلا اهلمشي مل يتلا سيسأتلا دقع داوم يقاب ىقبت : ًاسماخ مهب درو امب مزتلم هنأو هقحالمو سيسأتلا دقع ىلع علطا دق هنأب ديدجلا كيرشلا رقي : ًاعبار .سيسأتلا دنع لاملا سأر دادس قبس دق هنأو هالعأ روكذم وه امك مهنيب اميف صصحلا عيزوت ةحصب ءاكرشلا رقيو</w:t>
-      </w:r>
-    </w:p>
-    <w:p>
-      <w:pPr>
-        <w:jc w:val="right"/>
-        <w:bidi/>
-      </w:pPr>
-      <w:r>
-        <w:rPr>
-          <w:b w:val="0"/>
-          <w:i w:val="0"/>
-        </w:rPr>
-        <w:t>نيعمتجم ةيسنجلا نييدوعس يتحشلا يملح تزع / ديسلا ، ناربج نب هللا الع رباج / ديسلا نم لك اهب ضوفملاو ةيماظنلا ليجستلاو رهشلا تاءارجا يف اهمادختسال ىرخالا خسنلاو ةخسن فرط لك ديب خسن ٨ نم رارقلا اذه ررح :</w:t>
-      </w:r>
-    </w:p>
-    <w:p>
-      <w:pPr>
-        <w:jc w:val="right"/>
-        <w:bidi/>
-      </w:pPr>
-      <w:r>
-        <w:rPr>
-          <w:b w:val="0"/>
-          <w:i w:val="0"/>
-        </w:rPr>
-        <w:t>نيدرفنم وأ</w:t>
-      </w:r>
-    </w:p>
-    <w:p>
-      <w:pPr>
-        <w:jc w:val="right"/>
-        <w:bidi/>
-      </w:pPr>
-      <w:r>
-        <w:rPr>
-          <w:b w:val="0"/>
-          <w:i w:val="0"/>
-        </w:rPr>
-        <w:t>: لزانتملا يناثلا فرطلا</w:t>
-      </w:r>
-    </w:p>
-    <w:p>
-      <w:pPr>
-        <w:jc w:val="right"/>
-        <w:bidi/>
-      </w:pPr>
-      <w:r>
-        <w:rPr>
-          <w:b w:val="0"/>
-          <w:i w:val="0"/>
-        </w:rPr>
-        <w:t>،،، قيفوتلا يلو هللاو</w:t>
-      </w:r>
-    </w:p>
-    <w:p>
-      <w:pPr>
-        <w:jc w:val="right"/>
-        <w:bidi/>
-      </w:pPr>
-      <w:r>
-        <w:rPr>
-          <w:b w:val="0"/>
-          <w:i w:val="0"/>
-        </w:rPr>
-        <w:t>ينيز سابع دمحأ ناندع -\</w:t>
-      </w:r>
-    </w:p>
-    <w:p>
-      <w:pPr>
-        <w:jc w:val="right"/>
-        <w:bidi/>
-      </w:pPr>
-      <w:r>
-        <w:rPr>
-          <w:b w:val="0"/>
-          <w:i w:val="0"/>
-        </w:rPr>
-        <w:t>(مهسفنأب ءاكرشلا اهلثميو) هدالوأو ينيز دمحأ ةكرش : مسالا</w:t>
-      </w:r>
-    </w:p>
-    <w:p>
-      <w:pPr>
-        <w:jc w:val="right"/>
-        <w:bidi/>
-      </w:pPr>
-      <w:r>
-        <w:rPr>
-          <w:b w:val="0"/>
-          <w:i w:val="0"/>
-        </w:rPr>
-        <w:t>ةيراجتلا ينيز دمحأ ةكرش ..</w:t>
-      </w:r>
-    </w:p>
-    <w:p>
-      <w:pPr>
-        <w:jc w:val="right"/>
-        <w:bidi/>
-      </w:pPr>
-      <w:r>
-        <w:rPr>
-          <w:b w:val="0"/>
-          <w:i w:val="0"/>
-        </w:rPr>
-        <w:t>ةيدمحألا عقوتا</w:t>
-      </w:r>
-    </w:p>
-    <w:p>
-      <w:pPr>
-        <w:jc w:val="right"/>
-        <w:bidi/>
-      </w:pPr>
-      <w:r>
-        <w:rPr>
-          <w:b w:val="0"/>
-          <w:i w:val="0"/>
-        </w:rPr>
-        <w:t>ةدودحملا وكروأ ةكرش</w:t>
-      </w:r>
-    </w:p>
-    <w:p>
-      <w:pPr>
-        <w:jc w:val="right"/>
-        <w:bidi/>
-      </w:pPr>
-      <w:r>
-        <w:rPr>
-          <w:b w:val="0"/>
-          <w:i w:val="0"/>
-        </w:rPr>
-        <w:t>ب عيقوتلا</w:t>
-      </w:r>
-    </w:p>
-    <w:p>
-      <w:pPr>
-        <w:jc w:val="right"/>
-        <w:bidi/>
-      </w:pPr>
-      <w:r>
-        <w:rPr>
-          <w:b w:val="0"/>
-          <w:i w:val="0"/>
-        </w:rPr>
-        <w:t>ينيز دمحأ يزاغ لصيف ــ ه</w:t>
-      </w:r>
-    </w:p>
-    <w:p>
-      <w:pPr>
-        <w:jc w:val="right"/>
-        <w:bidi/>
-      </w:pPr>
-      <w:r>
-        <w:rPr>
-          <w:b w:val="0"/>
-          <w:i w:val="0"/>
-        </w:rPr>
-        <w:t>: عيقوتلا</w:t>
-      </w:r>
-    </w:p>
-    <w:p>
-      <w:pPr>
-        <w:jc w:val="right"/>
-        <w:bidi/>
-      </w:pPr>
-      <w:r>
-        <w:rPr>
-          <w:b w:val="0"/>
-          <w:i w:val="0"/>
-        </w:rPr>
-        <w:t>لوالا فرطلا</w:t>
-      </w:r>
-    </w:p>
-    <w:p>
-      <w:pPr>
-        <w:jc w:val="right"/>
-        <w:bidi/>
-      </w:pPr>
-      <w:r>
-        <w:rPr>
-          <w:b w:val="0"/>
-          <w:i w:val="0"/>
-        </w:rPr>
-        <w:t>ينيز سابع دمحأ ةماسأ / مسالا</w:t>
-      </w:r>
-    </w:p>
-    <w:p>
-      <w:pPr>
-        <w:jc w:val="right"/>
-        <w:bidi/>
-      </w:pPr>
-      <w:r>
-        <w:rPr>
-          <w:b w:val="0"/>
-          <w:i w:val="0"/>
-        </w:rPr>
-        <w:t>/ عيقوتلا</w:t>
-      </w:r>
-    </w:p>
-    <w:p>
-      <w:pPr>
-        <w:jc w:val="right"/>
-        <w:bidi/>
-      </w:pPr>
-      <w:r>
-        <w:rPr>
-          <w:b w:val="0"/>
-          <w:i w:val="0"/>
-        </w:rPr>
-        <w:t>ينيز دمحأ يزاغ لالط - : عيقوتلا</w:t>
-      </w:r>
-    </w:p>
-    <w:p>
-      <w:pPr>
-        <w:jc w:val="right"/>
-        <w:bidi/>
-      </w:pPr>
-      <w:r>
-        <w:rPr>
-          <w:b w:val="0"/>
-          <w:i w:val="0"/>
-        </w:rPr>
-        <w:t>: عيقوتلا</w:t>
-      </w:r>
-    </w:p>
-    <w:p>
-      <w:pPr>
-        <w:jc w:val="right"/>
-        <w:bidi/>
-      </w:pPr>
-      <w:r>
-        <w:rPr>
-          <w:b w:val="0"/>
-          <w:i w:val="0"/>
-        </w:rPr>
-        <w:t>ينيز دمحأ يزاغ ريدغ ـ ٦</w:t>
-      </w:r>
-    </w:p>
-    <w:p>
-      <w:pPr>
-        <w:jc w:val="right"/>
-        <w:bidi/>
-      </w:pPr>
-      <w:r>
-        <w:rPr>
-          <w:b w:val="0"/>
-          <w:i w:val="0"/>
-        </w:rPr>
-        <w:t>ا عقوملا</w:t>
-      </w:r>
-    </w:p>
-    <w:p>
-      <w:pPr>
-        <w:jc w:val="right"/>
-        <w:bidi/>
-      </w:pPr>
-      <w:r>
-        <w:rPr>
-          <w:b w:val="0"/>
-          <w:i w:val="0"/>
-        </w:rPr>
-        <w:t>كت / عيقوتلا ةدودحملا وكزوأ ةكرش / مسالا (ديدجلا كيرشلا) يناثلا فرطلا</w:t>
-      </w:r>
-    </w:p>
-    <w:p>
-      <w:pPr>
-        <w:jc w:val="right"/>
-        <w:bidi/>
-      </w:pPr>
-      <w:r>
-        <w:rPr>
-          <w:b w:val="0"/>
-          <w:i w:val="0"/>
-        </w:rPr>
-        <w:t>٦٠٦٥٤٣١ :سكاف - ٦٠٦٥٣٤٨ : فتاه: - ٢١٥١٤ ةدج ٥٤٣٩٩ ب.ص</w:t>
-      </w:r>
-    </w:p>
-    <w:p>
-      <w:pPr>
-        <w:jc w:val="right"/>
-        <w:bidi/>
-      </w:pPr>
-      <w:r>
-        <w:rPr>
-          <w:b w:val="0"/>
-          <w:i w:val="0"/>
-        </w:rPr>
-        <w:t>6065431 Fax: - 6065348 21514-Tel: Jeddah 54399 P.O.Box</w:t>
-      </w:r>
-    </w:p>
-    <w:p>
-      <w:pPr>
-        <w:jc w:val="right"/>
-        <w:bidi/>
-      </w:pPr>
-      <w:r>
-        <w:rPr>
-          <w:b w:val="0"/>
-          <w:i w:val="0"/>
-        </w:rPr>
-        <w:t>لدعلا ةرازو</w:t>
-      </w:r>
-    </w:p>
-    <w:p>
-      <w:pPr>
-        <w:jc w:val="right"/>
-        <w:bidi/>
-      </w:pPr>
-      <w:r>
-        <w:rPr>
-          <w:b w:val="0"/>
-          <w:i w:val="0"/>
-        </w:rPr>
-        <w:t>دوقعلا قيثوت مسق</w:t>
-      </w:r>
-    </w:p>
-    <w:p>
-      <w:pPr>
-        <w:jc w:val="right"/>
-        <w:bidi/>
-      </w:pPr>
-      <w:r>
-        <w:rPr>
-          <w:b w:val="0"/>
-          <w:i w:val="0"/>
-        </w:rPr>
-        <w:t>: دعبو هدعب يبن ال نم مالسلاو هالصلاو هدحو هلل دمحلا</w:t>
-      </w:r>
-    </w:p>
-    <w:p>
-      <w:pPr>
-        <w:jc w:val="right"/>
-        <w:bidi/>
-      </w:pPr>
-      <w:r>
-        <w:rPr>
-          <w:b w:val="0"/>
-          <w:i w:val="0"/>
-        </w:rPr>
-        <w:t>رارعلا اذه</w:t>
-      </w:r>
-    </w:p>
-    <w:p>
-      <w:pPr>
-        <w:jc w:val="right"/>
-        <w:bidi/>
-      </w:pPr>
-      <w:r>
-        <w:rPr>
-          <w:b w:val="0"/>
-          <w:i w:val="0"/>
-        </w:rPr>
-        <w:t>.مقرلا تحت تاكرشلا دوقع لجسي قيثوتو ليجست ىرج</w:t>
-      </w:r>
-    </w:p>
-    <w:p>
-      <w:pPr>
-        <w:jc w:val="right"/>
-        <w:bidi/>
-      </w:pPr>
-      <w:r>
-        <w:rPr>
-          <w:b w:val="0"/>
-          <w:i w:val="0"/>
-        </w:rPr>
-        <w:t>٨٢ ةفيحص ١٠/. خيراتو ٤/٩) دلجم</w:t>
-      </w:r>
-    </w:p>
-    <w:p>
-      <w:pPr>
-        <w:jc w:val="right"/>
-        <w:bidi/>
-      </w:pPr>
-      <w:r>
-        <w:rPr>
-          <w:b w:val="0"/>
-          <w:i w:val="0"/>
-        </w:rPr>
-        <w:t>يف اريرحت انم قيدصتلاو قيثوتلا ىرج ةيلعو ةينعملا فارطألا رارقاو روضحب كلذو</w:t>
-      </w:r>
-    </w:p>
-    <w:p>
-      <w:pPr>
-        <w:jc w:val="right"/>
-        <w:bidi/>
-      </w:pPr>
-      <w:r>
-        <w:rPr>
-          <w:b w:val="0"/>
-          <w:i w:val="0"/>
-        </w:rPr>
-        <w:t>ايب ةيعانصلا ةيراجتلا ةفرغلا لدع بتاك .نيعمجا هبحصو هلآو دمحم انيبن ىلع هللا ىلصو</w:t>
-      </w:r>
-    </w:p>
-    <w:p>
-      <w:pPr>
-        <w:jc w:val="right"/>
-        <w:bidi/>
-      </w:pPr>
-      <w:r>
-        <w:rPr>
-          <w:b w:val="0"/>
-          <w:i w:val="0"/>
-        </w:rPr>
-        <w:t>ينرقلا رفسم نب هللا دبع</w:t>
-      </w:r>
-    </w:p>
-    <w:p>
-      <w:pPr>
-        <w:jc w:val="right"/>
-        <w:bidi/>
-      </w:pPr>
-      <w:r>
-        <w:rPr>
-          <w:b w:val="0"/>
-          <w:i w:val="0"/>
-        </w:rPr>
-        <w:t>لدعلا ةرازو</w:t>
-      </w:r>
-    </w:p>
-    <w:p>
-      <w:pPr>
-        <w:jc w:val="right"/>
-        <w:bidi/>
-      </w:pPr>
-      <w:r>
-        <w:rPr>
-          <w:b w:val="0"/>
-          <w:i w:val="0"/>
-        </w:rPr>
-        <w:t>لدعلا ةرازو ةيدوعسلا ةيبرعلا ةكلملا</w:t>
-      </w:r>
-    </w:p>
-    <w:p>
-      <w:pPr>
-        <w:jc w:val="right"/>
-        <w:bidi/>
-      </w:pPr>
-      <w:r>
-        <w:rPr>
-          <w:b w:val="0"/>
-          <w:i w:val="0"/>
-        </w:rPr>
-        <w:t>: عوضوملا لدعلا ةرازو</w:t>
-      </w:r>
-    </w:p>
-    <w:p>
-      <w:pPr>
-        <w:jc w:val="right"/>
-        <w:bidi/>
-      </w:pPr>
-      <w:r>
-        <w:rPr>
-          <w:b w:val="0"/>
-          <w:i w:val="0"/>
-        </w:rPr>
-        <w:t>۹۴۰۷۶۲ :مقرلا</w:t>
-      </w:r>
-    </w:p>
-    <w:p>
-      <w:pPr>
-        <w:jc w:val="right"/>
-        <w:bidi/>
-      </w:pPr>
-      <w:r>
-        <w:rPr>
-          <w:b w:val="0"/>
-          <w:i w:val="0"/>
-        </w:rPr>
-        <w:t>ـه ١٤٣٤ / ٢ ١٠/ :خيراتلا</w:t>
-      </w:r>
-    </w:p>
-    <w:p>
-      <w:pPr>
-        <w:jc w:val="right"/>
-        <w:bidi/>
-      </w:pPr>
-      <w:r>
-        <w:rPr>
-          <w:b w:val="0"/>
-          <w:i w:val="0"/>
-        </w:rPr>
-        <w:t>: تاقفرملا</w:t>
-      </w:r>
-    </w:p>
-    <w:p>
-      <w:pPr>
-        <w:jc w:val="right"/>
-        <w:bidi/>
-      </w:pPr>
-      <w:r>
-        <w:rPr>
-          <w:b w:val="0"/>
-          <w:i w:val="0"/>
-        </w:rPr>
-        <w:t>ةدج ةظفاحمب ةراجتلا ةرازو عرف ماع ريدم ةداعس</w:t>
-      </w:r>
-    </w:p>
-    <w:p>
-      <w:pPr>
-        <w:jc w:val="right"/>
-        <w:bidi/>
-      </w:pPr>
-      <w:r>
-        <w:rPr>
-          <w:b w:val="0"/>
-          <w:i w:val="0"/>
-        </w:rPr>
-        <w:t>هللا هملس</w:t>
-      </w:r>
-    </w:p>
-    <w:p>
-      <w:pPr>
-        <w:jc w:val="right"/>
-        <w:bidi/>
-      </w:pPr>
-      <w:r>
-        <w:rPr>
-          <w:b w:val="0"/>
-          <w:i w:val="0"/>
-        </w:rPr>
-        <w:t>هتاكربو هللا ةمحرو مكيلع مالسلا</w:t>
-      </w:r>
-    </w:p>
-    <w:p>
-      <w:pPr>
-        <w:jc w:val="right"/>
-        <w:bidi/>
-      </w:pPr>
-      <w:r>
-        <w:rPr>
-          <w:b w:val="0"/>
-          <w:i w:val="0"/>
-        </w:rPr>
-        <w:t>دعبو</w:t>
-      </w:r>
-    </w:p>
-    <w:p>
-      <w:pPr>
-        <w:jc w:val="right"/>
-        <w:bidi/>
-      </w:pPr>
-      <w:r>
-        <w:rPr>
-          <w:b w:val="0"/>
-          <w:i w:val="0"/>
-        </w:rPr>
-        <w:t>.هدالاو ينيد دمحأ ةكرش دقع ليدقت رارق ليجستب صاخلا ـه ١٤٣٤ / ٢ / ١ خيراتو ٣٧١٤٩ : مقرلاب انيدل ديقملاو ـه١٤٣٩ / ١١ ٢٧/ خيراتو ٦١٦٠٨٩ : مقر مكتداعس باطخ ىلإ ةراشإ</w:t>
-      </w:r>
-    </w:p>
-    <w:p>
-      <w:pPr>
-        <w:jc w:val="right"/>
-        <w:bidi/>
-      </w:pPr>
-      <w:r>
-        <w:rPr>
-          <w:b w:val="0"/>
-          <w:i w:val="0"/>
-        </w:rPr>
-        <w:t>.انيدل هقيثوتو هليجست مكبلط نمضتملاو</w:t>
-      </w:r>
-    </w:p>
-    <w:p>
-      <w:pPr>
-        <w:jc w:val="right"/>
-        <w:bidi/>
-      </w:pPr>
-      <w:r>
-        <w:rPr>
-          <w:b w:val="0"/>
-          <w:i w:val="0"/>
-        </w:rPr>
-        <w:t>ملا</w:t>
-      </w:r>
-    </w:p>
-    <w:p>
-      <w:pPr>
-        <w:jc w:val="right"/>
-        <w:bidi/>
-      </w:pPr>
-      <w:r>
-        <w:rPr>
-          <w:b w:val="0"/>
-          <w:i w:val="0"/>
-        </w:rPr>
-        <w:t>دقعلا نم ةخسن (... - ٧٠ ) ددع هيطب نودجتو (١٥٩) مقرلا تحت انيدل هقيثوت مت هنأب مكطيحن هيلع</w:t>
-      </w:r>
-    </w:p>
-    <w:p>
-      <w:pPr>
-        <w:jc w:val="right"/>
-        <w:bidi/>
-      </w:pPr>
-      <w:r>
-        <w:rPr>
-          <w:b w:val="0"/>
-          <w:i w:val="0"/>
-        </w:rPr>
-        <w:t>ةحفص (٢١) تاحفصلا ددع يلامجإ ،ةحفص (د ( نم نوكملاو ، روكذملا</w:t>
-      </w:r>
-    </w:p>
-    <w:p>
-      <w:pPr>
-        <w:jc w:val="right"/>
-        <w:bidi/>
-      </w:pPr>
-      <w:r>
-        <w:rPr>
-          <w:b w:val="0"/>
-          <w:i w:val="0"/>
-        </w:rPr>
-        <w:t>ـه١٤٣٤ / ٢ / ١٠ خيراتب ـه١٤٣٤ ماعل ( ٢ - ٤٨ دلجم</w:t>
-      </w:r>
-    </w:p>
-    <w:p>
-      <w:pPr>
-        <w:jc w:val="right"/>
-        <w:bidi/>
-      </w:pPr>
-      <w:r>
-        <w:rPr>
-          <w:b w:val="0"/>
-          <w:i w:val="0"/>
-        </w:rPr>
-        <w:t>مزاللا لامكإو عالطألل</w:t>
-      </w:r>
-    </w:p>
-    <w:p>
-      <w:pPr>
-        <w:jc w:val="right"/>
-        <w:bidi/>
-      </w:pPr>
-      <w:r>
-        <w:rPr>
-          <w:b w:val="0"/>
-          <w:i w:val="0"/>
-        </w:rPr>
-        <w:t>.... مكاعريو مكظفحي هللاو</w:t>
-      </w:r>
-    </w:p>
-    <w:p>
-      <w:pPr>
-        <w:jc w:val="right"/>
-        <w:bidi/>
-      </w:pPr>
-      <w:r>
-        <w:rPr>
-          <w:b w:val="0"/>
-          <w:i w:val="0"/>
-        </w:rPr>
-        <w:t>لد</w:t>
-      </w:r>
-    </w:p>
-    <w:p>
-      <w:pPr>
-        <w:jc w:val="right"/>
-        <w:bidi/>
-      </w:pPr>
-      <w:r>
-        <w:rPr>
-          <w:b w:val="0"/>
-          <w:i w:val="0"/>
-        </w:rPr>
-        <w:t>ةدج ةظفاحمب ةيعانصلا ةيراجتلا ةفرغلا</w:t>
-      </w:r>
-    </w:p>
-    <w:p>
-      <w:pPr>
-        <w:jc w:val="right"/>
-        <w:bidi/>
-      </w:pPr>
-      <w:r>
-        <w:rPr>
-          <w:b w:val="0"/>
-          <w:i w:val="0"/>
-        </w:rPr>
-        <w:t>ينرقلا رفسم نب هللا دبع</w:t>
-      </w:r>
-    </w:p>
-    <w:p>
-      <w:pPr>
-        <w:jc w:val="right"/>
-        <w:bidi/>
-      </w:pPr>
-      <w:r>
-        <w:rPr>
-          <w:b w:val="0"/>
-          <w:i w:val="0"/>
-        </w:rPr>
-        <w:t>ةكرش</w:t>
-      </w:r>
-    </w:p>
-    <w:p>
-      <w:pPr>
-        <w:jc w:val="right"/>
-        <w:bidi/>
-      </w:pPr>
-      <w:r>
-        <w:rPr>
-          <w:b w:val="0"/>
-          <w:i w:val="0"/>
-        </w:rPr>
-        <w:t>هدالوأو يــــنيز دمحأ</w:t>
-      </w:r>
-    </w:p>
-    <w:p>
-      <w:pPr>
-        <w:jc w:val="right"/>
-        <w:bidi/>
-      </w:pPr>
-      <w:r>
-        <w:rPr>
-          <w:b w:val="0"/>
-          <w:i w:val="0"/>
-        </w:rPr>
-        <w:t>ةدودحم ةيلوؤسم تاذ</w:t>
-      </w:r>
-    </w:p>
-    <w:p>
-      <w:pPr>
-        <w:jc w:val="right"/>
-        <w:bidi/>
-      </w:pPr>
-      <w:r>
-        <w:rPr>
-          <w:b w:val="0"/>
-          <w:i w:val="0"/>
-        </w:rPr>
-        <w:t>Co. Sons &amp; Zainy Ahmed</w:t>
-      </w:r>
-    </w:p>
-    <w:p>
-      <w:pPr>
-        <w:jc w:val="right"/>
-        <w:bidi/>
-      </w:pPr>
-      <w:r>
-        <w:rPr>
-          <w:b w:val="0"/>
-          <w:i w:val="0"/>
-        </w:rPr>
-        <w:t>COMPANY LIABILITY LIMITED</w:t>
-      </w:r>
-    </w:p>
-    <w:p>
-      <w:pPr>
-        <w:jc w:val="right"/>
-        <w:bidi/>
-      </w:pPr>
-      <w:r>
-        <w:rPr>
-          <w:b w:val="0"/>
-          <w:i w:val="0"/>
-        </w:rPr>
-        <w:t>م۷۰/۰۱/۲۱۰۲ قفاوملا ـه١٤٣٣/١١/٢١ خيراتب (ةدودحملا هدالوأو ينيز دمحأ ةكرش سيسأت دقع دونب ضعب ليدعتب ءاكرشلا رارق)</w:t>
-      </w:r>
-    </w:p>
-    <w:p>
-      <w:pPr>
-        <w:jc w:val="right"/>
-        <w:bidi/>
-      </w:pPr>
-      <w:r>
-        <w:rPr>
-          <w:b w:val="0"/>
-          <w:i w:val="0"/>
-        </w:rPr>
-        <w:t>: مهئامسأ ةيلاتلا فارطالل قبس دق</w:t>
-      </w:r>
-    </w:p>
-    <w:p>
-      <w:pPr>
-        <w:jc w:val="right"/>
-        <w:bidi/>
-      </w:pPr>
-      <w:r>
-        <w:rPr>
-          <w:b w:val="0"/>
-          <w:i w:val="0"/>
-        </w:rPr>
-        <w:t>ةيراجتلا ينيز دمحأ ةكرش - ۱</w:t>
-      </w:r>
-    </w:p>
-    <w:p>
-      <w:pPr>
-        <w:jc w:val="right"/>
-        <w:bidi/>
-      </w:pPr>
-      <w:r>
-        <w:rPr>
-          <w:b w:val="0"/>
-          <w:i w:val="0"/>
-        </w:rPr>
-        <w:t>ينيز سابع دمحأ ناندع - ۲</w:t>
-      </w:r>
-    </w:p>
-    <w:p>
-      <w:pPr>
-        <w:jc w:val="right"/>
-        <w:bidi/>
-      </w:pPr>
-      <w:r>
-        <w:rPr>
-          <w:b w:val="0"/>
-          <w:i w:val="0"/>
-        </w:rPr>
-        <w:t>ينيز سابع دمحأ يزاغ لصيف ـ ه ينيز سابع دمحأ يزاغ لالط - ةدودحملا وكزوأ ةكرش</w:t>
-      </w:r>
-    </w:p>
-    <w:p>
-      <w:pPr>
-        <w:jc w:val="right"/>
-        <w:bidi/>
-      </w:pPr>
-      <w:r>
-        <w:rPr>
-          <w:b w:val="0"/>
-          <w:i w:val="0"/>
-        </w:rPr>
-        <w:t>ينيز سابع دمحأ يزاغ ريدغ - ٦</w:t>
+        <w:t>٤٥٠,٠٠٠</w:t>
+      </w:r>
+    </w:p>
+    <w:p>
+      <w:pPr>
+        <w:jc w:val="right"/>
+        <w:bidi/>
+      </w:pPr>
+      <w:r>
+        <w:rPr>
+          <w:b w:val="0"/>
+          <w:i w:val="0"/>
+        </w:rPr>
+        <w:t>۵۰۰۰۰۰</w:t>
+      </w:r>
+    </w:p>
+    <w:p>
+      <w:pPr>
+        <w:jc w:val="right"/>
+        <w:bidi/>
+      </w:pPr>
+      <w:r>
+        <w:rPr>
+          <w:b w:val="0"/>
+          <w:i w:val="0"/>
+        </w:rPr>
+        <w:t>%9.</w:t>
+      </w:r>
+    </w:p>
+    <w:p>
+      <w:pPr>
+        <w:jc w:val="right"/>
+        <w:bidi/>
+      </w:pPr>
+      <w:r>
+        <w:rPr>
+          <w:b w:val="0"/>
+          <w:i w:val="0"/>
+        </w:rPr>
+        <w:t>%1.</w:t>
+      </w:r>
+    </w:p>
+    <w:p>
+      <w:pPr>
+        <w:jc w:val="right"/>
+        <w:bidi/>
+      </w:pPr>
+      <w:r>
+        <w:rPr>
+          <w:b w:val="0"/>
+          <w:i w:val="0"/>
+        </w:rPr>
+        <w:t>%1..</w:t>
+      </w:r>
+    </w:p>
+    <w:p>
+      <w:pPr>
+        <w:jc w:val="right"/>
+        <w:bidi/>
+      </w:pPr>
+      <w:r>
+        <w:rPr>
+          <w:b w:val="0"/>
+          <w:i w:val="0"/>
+        </w:rPr>
+        <w:t>ويقر الشركاء بصحة توزيع الحصص فيما بينهم كما هو مذكور أعلاه وأنه قد سبق سداد رأس المال عند التأسيس. رابعاً : يقر الشريك الجديد بأنه قد اطلع على عقد التأسيس وملاحقه وأنه ملتزم بما ورد بهم خامساً : تبقى باقي مواد عقد التأسيس التي لم يشملها التعديل بهذا القرار كما هي عليه دون تعديل . سادساً</w:t>
+      </w:r>
+    </w:p>
+    <w:p>
+      <w:pPr>
+        <w:jc w:val="right"/>
+        <w:bidi/>
+      </w:pPr>
+      <w:r>
+        <w:rPr>
+          <w:b w:val="0"/>
+          <w:i w:val="0"/>
+        </w:rPr>
+        <w:t>: حرر هذا القرار من ٨ نسخ بيد كل طرف نسخة والنسخ الاخرى لاستخدامها في اجراءات الشهر والتسجيل النظامية والمفوض بها كل من السيد / جابر علا الله بن جبران ، السيد / عزت حلمي الشحتي سعوديين الجنسية مجتمعين</w:t>
+      </w:r>
+    </w:p>
+    <w:p>
+      <w:pPr>
+        <w:jc w:val="right"/>
+        <w:bidi/>
+      </w:pPr>
+      <w:r>
+        <w:rPr>
+          <w:b w:val="0"/>
+          <w:i w:val="0"/>
+        </w:rPr>
+        <w:t>أو منفردين</w:t>
+      </w:r>
+    </w:p>
+    <w:p>
+      <w:pPr>
+        <w:jc w:val="right"/>
+        <w:bidi/>
+      </w:pPr>
+      <w:r>
+        <w:rPr>
+          <w:b w:val="0"/>
+          <w:i w:val="0"/>
+        </w:rPr>
+        <w:t>الطرف الثاني المتنازل :</w:t>
+      </w:r>
+    </w:p>
+    <w:p>
+      <w:pPr>
+        <w:jc w:val="right"/>
+        <w:bidi/>
+      </w:pPr>
+      <w:r>
+        <w:rPr>
+          <w:b w:val="0"/>
+          <w:i w:val="0"/>
+        </w:rPr>
+        <w:t>والله ولي التوفيق ،،،</w:t>
+      </w:r>
+    </w:p>
+    <w:p>
+      <w:pPr>
+        <w:jc w:val="right"/>
+        <w:bidi/>
+      </w:pPr>
+      <w:r>
+        <w:rPr>
+          <w:b w:val="0"/>
+          <w:i w:val="0"/>
+        </w:rPr>
+        <w:t>\- عدنان أحمد عباس زيني</w:t>
+      </w:r>
+    </w:p>
+    <w:p>
+      <w:pPr>
+        <w:jc w:val="right"/>
+        <w:bidi/>
+      </w:pPr>
+      <w:r>
+        <w:rPr>
+          <w:b w:val="0"/>
+          <w:i w:val="0"/>
+        </w:rPr>
+        <w:t>الاسم : شركة أحمد زيني وأولاده (ويمثلها الشركاء بأنفسهم)</w:t>
+      </w:r>
+    </w:p>
+    <w:p>
+      <w:pPr>
+        <w:jc w:val="right"/>
+        <w:bidi/>
+      </w:pPr>
+      <w:r>
+        <w:rPr>
+          <w:b w:val="0"/>
+          <w:i w:val="0"/>
+        </w:rPr>
+        <w:t>.. شركة أحمد زيني التجارية</w:t>
+      </w:r>
+    </w:p>
+    <w:p>
+      <w:pPr>
+        <w:jc w:val="right"/>
+        <w:bidi/>
+      </w:pPr>
+      <w:r>
+        <w:rPr>
+          <w:b w:val="0"/>
+          <w:i w:val="0"/>
+        </w:rPr>
+        <w:t>اتوقع الأحمدية</w:t>
+      </w:r>
+    </w:p>
+    <w:p>
+      <w:pPr>
+        <w:jc w:val="right"/>
+        <w:bidi/>
+      </w:pPr>
+      <w:r>
+        <w:rPr>
+          <w:b w:val="0"/>
+          <w:i w:val="0"/>
+        </w:rPr>
+        <w:t>شركة أوركو المحدودة</w:t>
+      </w:r>
+    </w:p>
+    <w:p>
+      <w:pPr>
+        <w:jc w:val="right"/>
+        <w:bidi/>
+      </w:pPr>
+      <w:r>
+        <w:rPr>
+          <w:b w:val="0"/>
+          <w:i w:val="0"/>
+        </w:rPr>
+        <w:t>التوقيع ب</w:t>
+      </w:r>
+    </w:p>
+    <w:p>
+      <w:pPr>
+        <w:jc w:val="right"/>
+        <w:bidi/>
+      </w:pPr>
+      <w:r>
+        <w:rPr>
+          <w:b w:val="0"/>
+          <w:i w:val="0"/>
+        </w:rPr>
+        <w:t>ه ــ فيصل غازي أحمد زيني</w:t>
+      </w:r>
+    </w:p>
+    <w:p>
+      <w:pPr>
+        <w:jc w:val="right"/>
+        <w:bidi/>
+      </w:pPr>
+      <w:r>
+        <w:rPr>
+          <w:b w:val="0"/>
+          <w:i w:val="0"/>
+        </w:rPr>
+        <w:t>التوقيع :</w:t>
+      </w:r>
+    </w:p>
+    <w:p>
+      <w:pPr>
+        <w:jc w:val="right"/>
+        <w:bidi/>
+      </w:pPr>
+      <w:r>
+        <w:rPr>
+          <w:b w:val="0"/>
+          <w:i w:val="0"/>
+        </w:rPr>
+        <w:t>الطرف الاول</w:t>
+      </w:r>
+    </w:p>
+    <w:p>
+      <w:pPr>
+        <w:jc w:val="right"/>
+        <w:bidi/>
+      </w:pPr>
+      <w:r>
+        <w:rPr>
+          <w:b w:val="0"/>
+          <w:i w:val="0"/>
+        </w:rPr>
+        <w:t>الاسم / أسامة أحمد عباس زيني</w:t>
+      </w:r>
+    </w:p>
+    <w:p>
+      <w:pPr>
+        <w:jc w:val="right"/>
+        <w:bidi/>
+      </w:pPr>
+      <w:r>
+        <w:rPr>
+          <w:b w:val="0"/>
+          <w:i w:val="0"/>
+        </w:rPr>
+        <w:t>التوقيع /</w:t>
+      </w:r>
+    </w:p>
+    <w:p>
+      <w:pPr>
+        <w:jc w:val="right"/>
+        <w:bidi/>
+      </w:pPr>
+      <w:r>
+        <w:rPr>
+          <w:b w:val="0"/>
+          <w:i w:val="0"/>
+        </w:rPr>
+        <w:t>التوقيع : - طلال غازي أحمد زيني</w:t>
+      </w:r>
+    </w:p>
+    <w:p>
+      <w:pPr>
+        <w:jc w:val="right"/>
+        <w:bidi/>
+      </w:pPr>
+      <w:r>
+        <w:rPr>
+          <w:b w:val="0"/>
+          <w:i w:val="0"/>
+        </w:rPr>
+        <w:t>التوقيع :</w:t>
+      </w:r>
+    </w:p>
+    <w:p>
+      <w:pPr>
+        <w:jc w:val="right"/>
+        <w:bidi/>
+      </w:pPr>
+      <w:r>
+        <w:rPr>
+          <w:b w:val="0"/>
+          <w:i w:val="0"/>
+        </w:rPr>
+        <w:t>٦ ـ غدير غازي أحمد زيني</w:t>
+      </w:r>
+    </w:p>
+    <w:p>
+      <w:pPr>
+        <w:jc w:val="right"/>
+        <w:bidi/>
+      </w:pPr>
+      <w:r>
+        <w:rPr>
+          <w:b w:val="0"/>
+          <w:i w:val="0"/>
+        </w:rPr>
+        <w:t>الموقع ا</w:t>
+      </w:r>
+    </w:p>
+    <w:p>
+      <w:pPr>
+        <w:jc w:val="right"/>
+        <w:bidi/>
+      </w:pPr>
+      <w:r>
+        <w:rPr>
+          <w:b w:val="0"/>
+          <w:i w:val="0"/>
+        </w:rPr>
+        <w:t>الطرف الثاني (الشريك الجديد) الاسم / شركة أوزكو المحدودة التوقيع / تك</w:t>
+      </w:r>
+    </w:p>
+    <w:p>
+      <w:pPr>
+        <w:jc w:val="right"/>
+        <w:bidi/>
+      </w:pPr>
+      <w:r>
+        <w:rPr>
+          <w:b w:val="0"/>
+          <w:i w:val="0"/>
+        </w:rPr>
+        <w:t>ص.ب ٥٤٣٩٩ جدة ٢١٥١٤ - :هاتف : ٦٠٦٥٣٤٨ - فاكس: ٦٠٦٥٤٣١</w:t>
+      </w:r>
+    </w:p>
+    <w:p>
+      <w:pPr>
+        <w:jc w:val="right"/>
+        <w:bidi/>
+      </w:pPr>
+      <w:r>
+        <w:rPr>
+          <w:b w:val="0"/>
+          <w:i w:val="0"/>
+        </w:rPr>
+        <w:t>P.O.Box 54399 Jeddah 21514-Tel: 6065348 - Fax: 6065431</w:t>
+      </w:r>
+    </w:p>
+    <w:p>
+      <w:pPr>
+        <w:jc w:val="right"/>
+        <w:bidi/>
+      </w:pPr>
+      <w:r>
+        <w:rPr>
+          <w:b w:val="0"/>
+          <w:i w:val="0"/>
+        </w:rPr>
+        <w:t>وزارة العدل</w:t>
+      </w:r>
+    </w:p>
+    <w:p>
+      <w:pPr>
+        <w:jc w:val="right"/>
+        <w:bidi/>
+      </w:pPr>
+      <w:r>
+        <w:rPr>
+          <w:b w:val="0"/>
+          <w:i w:val="0"/>
+        </w:rPr>
+        <w:t>قسم توثيق العقود</w:t>
+      </w:r>
+    </w:p>
+    <w:p>
+      <w:pPr>
+        <w:jc w:val="right"/>
+        <w:bidi/>
+      </w:pPr>
+      <w:r>
+        <w:rPr>
+          <w:b w:val="0"/>
+          <w:i w:val="0"/>
+        </w:rPr>
+        <w:t>الحمد لله وحده والصلاه والسلام من لا نبي بعده وبعد :</w:t>
+      </w:r>
+    </w:p>
+    <w:p>
+      <w:pPr>
+        <w:jc w:val="right"/>
+        <w:bidi/>
+      </w:pPr>
+      <w:r>
+        <w:rPr>
+          <w:b w:val="0"/>
+          <w:i w:val="0"/>
+        </w:rPr>
+        <w:t>هذا العرار</w:t>
+      </w:r>
+    </w:p>
+    <w:p>
+      <w:pPr>
+        <w:jc w:val="right"/>
+        <w:bidi/>
+      </w:pPr>
+      <w:r>
+        <w:rPr>
+          <w:b w:val="0"/>
+          <w:i w:val="0"/>
+        </w:rPr>
+        <w:t>جرى تسجيل وتوثيق يسجل عقود الشركات تحت الرقم.</w:t>
+      </w:r>
+    </w:p>
+    <w:p>
+      <w:pPr>
+        <w:jc w:val="right"/>
+        <w:bidi/>
+      </w:pPr>
+      <w:r>
+        <w:rPr>
+          <w:b w:val="0"/>
+          <w:i w:val="0"/>
+        </w:rPr>
+        <w:t>مجلد (٤/٩ وتاريخ ١٠/. صحيفة ٨٢</w:t>
+      </w:r>
+    </w:p>
+    <w:p>
+      <w:pPr>
+        <w:jc w:val="right"/>
+        <w:bidi/>
+      </w:pPr>
+      <w:r>
+        <w:rPr>
+          <w:b w:val="0"/>
+          <w:i w:val="0"/>
+        </w:rPr>
+        <w:t>وذلك بحضور واقرار الأطراف المعنية وعلية جرى التوثيق والتصديق منا تحريرا في</w:t>
+      </w:r>
+    </w:p>
+    <w:p>
+      <w:pPr>
+        <w:jc w:val="right"/>
+        <w:bidi/>
+      </w:pPr>
+      <w:r>
+        <w:rPr>
+          <w:b w:val="0"/>
+          <w:i w:val="0"/>
+        </w:rPr>
+        <w:t>وصلى الله على نبينا محمد وآله وصحبه اجمعين. كاتب عدل الغرفة التجارية الصناعية بيا</w:t>
+      </w:r>
+    </w:p>
+    <w:p>
+      <w:pPr>
+        <w:jc w:val="right"/>
+        <w:bidi/>
+      </w:pPr>
+      <w:r>
+        <w:rPr>
+          <w:b w:val="0"/>
+          <w:i w:val="0"/>
+        </w:rPr>
+        <w:t>عبد الله بن مسفر القرني</w:t>
+      </w:r>
+    </w:p>
+    <w:p>
+      <w:pPr>
+        <w:jc w:val="right"/>
+        <w:bidi/>
+      </w:pPr>
+      <w:r>
+        <w:rPr>
+          <w:b w:val="0"/>
+          <w:i w:val="0"/>
+        </w:rPr>
+        <w:t>وزارة العدل</w:t>
+      </w:r>
+    </w:p>
+    <w:p>
+      <w:pPr>
+        <w:jc w:val="right"/>
+        <w:bidi/>
+      </w:pPr>
+      <w:r>
+        <w:rPr>
+          <w:b w:val="0"/>
+          <w:i w:val="0"/>
+        </w:rPr>
+        <w:t>الملكة العربية السعودية وزارة العدل</w:t>
+      </w:r>
+    </w:p>
+    <w:p>
+      <w:pPr>
+        <w:jc w:val="right"/>
+        <w:bidi/>
+      </w:pPr>
+      <w:r>
+        <w:rPr>
+          <w:b w:val="0"/>
+          <w:i w:val="0"/>
+        </w:rPr>
+        <w:t>وزارة العدل الموضوع :</w:t>
+      </w:r>
+    </w:p>
+    <w:p>
+      <w:pPr>
+        <w:jc w:val="right"/>
+        <w:bidi/>
+      </w:pPr>
+      <w:r>
+        <w:rPr>
+          <w:b w:val="0"/>
+          <w:i w:val="0"/>
+        </w:rPr>
+        <w:t>الرقم: ۲۶۷۰۴۹</w:t>
+      </w:r>
+    </w:p>
+    <w:p>
+      <w:pPr>
+        <w:jc w:val="right"/>
+        <w:bidi/>
+      </w:pPr>
+      <w:r>
+        <w:rPr>
+          <w:b w:val="0"/>
+          <w:i w:val="0"/>
+        </w:rPr>
+        <w:t>التاريخ: ١٠/ ٢ / ١٤٣٤ هـ</w:t>
+      </w:r>
+    </w:p>
+    <w:p>
+      <w:pPr>
+        <w:jc w:val="right"/>
+        <w:bidi/>
+      </w:pPr>
+      <w:r>
+        <w:rPr>
+          <w:b w:val="0"/>
+          <w:i w:val="0"/>
+        </w:rPr>
+        <w:t>المرفقات :</w:t>
+      </w:r>
+    </w:p>
+    <w:p>
+      <w:pPr>
+        <w:jc w:val="right"/>
+        <w:bidi/>
+      </w:pPr>
+      <w:r>
+        <w:rPr>
+          <w:b w:val="0"/>
+          <w:i w:val="0"/>
+        </w:rPr>
+        <w:t>سعادة مدير عام فرع وزارة التجارة بمحافظة جدة</w:t>
+      </w:r>
+    </w:p>
+    <w:p>
+      <w:pPr>
+        <w:jc w:val="right"/>
+        <w:bidi/>
+      </w:pPr>
+      <w:r>
+        <w:rPr>
+          <w:b w:val="0"/>
+          <w:i w:val="0"/>
+        </w:rPr>
+        <w:t>سلمه الله</w:t>
+      </w:r>
+    </w:p>
+    <w:p>
+      <w:pPr>
+        <w:jc w:val="right"/>
+        <w:bidi/>
+      </w:pPr>
+      <w:r>
+        <w:rPr>
+          <w:b w:val="0"/>
+          <w:i w:val="0"/>
+        </w:rPr>
+        <w:t>السلام عليكم ورحمة الله وبركاته</w:t>
+      </w:r>
+    </w:p>
+    <w:p>
+      <w:pPr>
+        <w:jc w:val="right"/>
+        <w:bidi/>
+      </w:pPr>
+      <w:r>
+        <w:rPr>
+          <w:b w:val="0"/>
+          <w:i w:val="0"/>
+        </w:rPr>
+        <w:t>وبعد</w:t>
+      </w:r>
+    </w:p>
+    <w:p>
+      <w:pPr>
+        <w:jc w:val="right"/>
+        <w:bidi/>
+      </w:pPr>
+      <w:r>
+        <w:rPr>
+          <w:b w:val="0"/>
+          <w:i w:val="0"/>
+        </w:rPr>
+        <w:t>إشارة إلى خطاب سعادتكم رقم : ٦١٦٠٨٩ وتاريخ ٢٧/ ١١ / ١٤٣٩هـ والمقيد لدينا بالرقم : ٣٧١٤٩ وتاريخ ١ / ٢ / ١٤٣٤ هـ الخاص بتسجيل قرار تقديل عقد شركة أحمد ديني والاده.</w:t>
+      </w:r>
+    </w:p>
+    <w:p>
+      <w:pPr>
+        <w:jc w:val="right"/>
+        <w:bidi/>
+      </w:pPr>
+      <w:r>
+        <w:rPr>
+          <w:b w:val="0"/>
+          <w:i w:val="0"/>
+        </w:rPr>
+        <w:t>والمتضمن طلبكم تسجيله وتوثيقه لدينا.</w:t>
+      </w:r>
+    </w:p>
+    <w:p>
+      <w:pPr>
+        <w:jc w:val="right"/>
+        <w:bidi/>
+      </w:pPr>
+      <w:r>
+        <w:rPr>
+          <w:b w:val="0"/>
+          <w:i w:val="0"/>
+        </w:rPr>
+        <w:t>الم</w:t>
+      </w:r>
+    </w:p>
+    <w:p>
+      <w:pPr>
+        <w:jc w:val="right"/>
+        <w:bidi/>
+      </w:pPr>
+      <w:r>
+        <w:rPr>
+          <w:b w:val="0"/>
+          <w:i w:val="0"/>
+        </w:rPr>
+        <w:t>عليه نحيطكم بأنه تم توثيقه لدينا تحت الرقم (١٥٩) وتجدون بطيه عدد ( ٧٠ - ...) نسخة من العقد</w:t>
+      </w:r>
+    </w:p>
+    <w:p>
+      <w:pPr>
+        <w:jc w:val="right"/>
+        <w:bidi/>
+      </w:pPr>
+      <w:r>
+        <w:rPr>
+          <w:b w:val="0"/>
+          <w:i w:val="0"/>
+        </w:rPr>
+        <w:t>المذكور ، والمكون من ) د) صفحة، إجمالي عدد الصفحات (٢١) صفحة</w:t>
+      </w:r>
+    </w:p>
+    <w:p>
+      <w:pPr>
+        <w:jc w:val="right"/>
+        <w:bidi/>
+      </w:pPr>
+      <w:r>
+        <w:rPr>
+          <w:b w:val="0"/>
+          <w:i w:val="0"/>
+        </w:rPr>
+        <w:t>مجلد ٤٨ - ٢ ) لعام ١٤٣٤هـ بتاريخ ١٠ / ٢ / ١٤٣٤هـ</w:t>
+      </w:r>
+    </w:p>
+    <w:p>
+      <w:pPr>
+        <w:jc w:val="right"/>
+        <w:bidi/>
+      </w:pPr>
+      <w:r>
+        <w:rPr>
+          <w:b w:val="0"/>
+          <w:i w:val="0"/>
+        </w:rPr>
+        <w:t>للأطلاع وإكمال اللازم</w:t>
+      </w:r>
+    </w:p>
+    <w:p>
+      <w:pPr>
+        <w:jc w:val="right"/>
+        <w:bidi/>
+      </w:pPr>
+      <w:r>
+        <w:rPr>
+          <w:b w:val="0"/>
+          <w:i w:val="0"/>
+        </w:rPr>
+        <w:t>والله يحفظكم ويرعاكم ....</w:t>
+      </w:r>
+    </w:p>
+    <w:p>
+      <w:pPr>
+        <w:jc w:val="right"/>
+        <w:bidi/>
+      </w:pPr>
+      <w:r>
+        <w:rPr>
+          <w:b w:val="0"/>
+          <w:i w:val="0"/>
+        </w:rPr>
+        <w:t>دل</w:t>
+      </w:r>
+    </w:p>
+    <w:p>
+      <w:pPr>
+        <w:jc w:val="right"/>
+        <w:bidi/>
+      </w:pPr>
+      <w:r>
+        <w:rPr>
+          <w:b w:val="0"/>
+          <w:i w:val="0"/>
+        </w:rPr>
+        <w:t>الغرفة التجارية الصناعية بمحافظة جدة</w:t>
+      </w:r>
+    </w:p>
+    <w:p>
+      <w:pPr>
+        <w:jc w:val="right"/>
+        <w:bidi/>
+      </w:pPr>
+      <w:r>
+        <w:rPr>
+          <w:b w:val="0"/>
+          <w:i w:val="0"/>
+        </w:rPr>
+        <w:t>عبد الله بن مسفر القرني</w:t>
+      </w:r>
+    </w:p>
+    <w:p>
+      <w:pPr>
+        <w:jc w:val="right"/>
+        <w:bidi/>
+      </w:pPr>
+      <w:r>
+        <w:rPr>
+          <w:b w:val="0"/>
+          <w:i w:val="0"/>
+        </w:rPr>
+        <w:t>شركة</w:t>
+      </w:r>
+    </w:p>
+    <w:p>
+      <w:pPr>
+        <w:jc w:val="right"/>
+        <w:bidi/>
+      </w:pPr>
+      <w:r>
+        <w:rPr>
+          <w:b w:val="0"/>
+          <w:i w:val="0"/>
+        </w:rPr>
+        <w:t>أحمد زينــــي وأولاده</w:t>
+      </w:r>
+    </w:p>
+    <w:p>
+      <w:pPr>
+        <w:jc w:val="right"/>
+        <w:bidi/>
+      </w:pPr>
+      <w:r>
+        <w:rPr>
+          <w:b w:val="0"/>
+          <w:i w:val="0"/>
+        </w:rPr>
+        <w:t>ذات مسؤولية محدودة</w:t>
+      </w:r>
+    </w:p>
+    <w:p>
+      <w:pPr>
+        <w:jc w:val="right"/>
+        <w:bidi/>
+      </w:pPr>
+      <w:r>
+        <w:rPr>
+          <w:b w:val="0"/>
+          <w:i w:val="0"/>
+        </w:rPr>
+        <w:t>Ahmed Zainy &amp; Sons Co.</w:t>
+      </w:r>
+    </w:p>
+    <w:p>
+      <w:pPr>
+        <w:jc w:val="right"/>
+        <w:bidi/>
+      </w:pPr>
+      <w:r>
+        <w:rPr>
+          <w:b w:val="0"/>
+          <w:i w:val="0"/>
+        </w:rPr>
+        <w:t>LIMITED LIABILITY COMPANY</w:t>
+      </w:r>
+    </w:p>
+    <w:p>
+      <w:pPr>
+        <w:jc w:val="right"/>
+        <w:bidi/>
+      </w:pPr>
+      <w:r>
+        <w:rPr>
+          <w:b w:val="0"/>
+          <w:i w:val="0"/>
+        </w:rPr>
+        <w:t>(قرار الشركاء بتعديل بعض بنود عقد تأسيس شركة أحمد زيني وأولاده المحدودة) بتاريخ ١٤٣٣/١١/٢١هـ الموافق ۲۰۱۲/۱۰/۰۷م</w:t>
+      </w:r>
+    </w:p>
+    <w:p>
+      <w:pPr>
+        <w:jc w:val="right"/>
+        <w:bidi/>
+      </w:pPr>
+      <w:r>
+        <w:rPr>
+          <w:b w:val="0"/>
+          <w:i w:val="0"/>
+        </w:rPr>
+        <w:t>قد سبق للاطراف التالية أسمائهم :</w:t>
+      </w:r>
+    </w:p>
+    <w:p>
+      <w:pPr>
+        <w:jc w:val="right"/>
+        <w:bidi/>
+      </w:pPr>
+      <w:r>
+        <w:rPr>
+          <w:b w:val="0"/>
+          <w:i w:val="0"/>
+        </w:rPr>
+        <w:t>۱ - شركة أحمد زيني التجارية</w:t>
+      </w:r>
+    </w:p>
+    <w:p>
+      <w:pPr>
+        <w:jc w:val="right"/>
+        <w:bidi/>
+      </w:pPr>
+      <w:r>
+        <w:rPr>
+          <w:b w:val="0"/>
+          <w:i w:val="0"/>
+        </w:rPr>
+        <w:t>۲ - عدنان أحمد عباس زيني</w:t>
+      </w:r>
+    </w:p>
+    <w:p>
+      <w:pPr>
+        <w:jc w:val="right"/>
+        <w:bidi/>
+      </w:pPr>
+      <w:r>
+        <w:rPr>
+          <w:b w:val="0"/>
+          <w:i w:val="0"/>
+        </w:rPr>
+        <w:t>شركة أوزكو المحدودة - طلال غازي أحمد عباس زيني ه ـ فيصل غازي أحمد عباس زيني</w:t>
+      </w:r>
+    </w:p>
+    <w:p>
+      <w:pPr>
+        <w:jc w:val="right"/>
+        <w:bidi/>
+      </w:pPr>
+      <w:r>
+        <w:rPr>
+          <w:b w:val="0"/>
+          <w:i w:val="0"/>
+        </w:rPr>
+        <w:t>٦ - غدير غازي أحمد عباس زيني</w:t>
       </w:r>
     </w:p>
     <w:p>
@@ -7085,202 +7085,202 @@
           <w:b w:val="0"/>
           <w:i w:val="0"/>
         </w:rPr>
-        <w:t>ـه</w:t>
-      </w:r>
-    </w:p>
-    <w:p>
-      <w:pPr>
-        <w:jc w:val="right"/>
-        <w:bidi/>
-      </w:pPr>
-      <w:r>
-        <w:rPr>
-          <w:b w:val="0"/>
-          <w:i w:val="0"/>
-        </w:rPr>
-        <w:t>لوأ فرط</w:t>
-      </w:r>
-    </w:p>
-    <w:p>
-      <w:pPr>
-        <w:jc w:val="right"/>
-        <w:bidi/>
-      </w:pPr>
-      <w:r>
-        <w:rPr>
-          <w:b w:val="0"/>
-          <w:i w:val="0"/>
-        </w:rPr>
-        <w:t>يناث فرط</w:t>
-      </w:r>
-    </w:p>
-    <w:p>
-      <w:pPr>
-        <w:jc w:val="right"/>
-        <w:bidi/>
-      </w:pPr>
-      <w:r>
-        <w:rPr>
-          <w:b w:val="0"/>
-          <w:i w:val="0"/>
-        </w:rPr>
-        <w:t>ثلاث فرط</w:t>
-      </w:r>
-    </w:p>
-    <w:p>
-      <w:pPr>
-        <w:jc w:val="right"/>
-        <w:bidi/>
-      </w:pPr>
-      <w:r>
-        <w:rPr>
-          <w:b w:val="0"/>
-          <w:i w:val="0"/>
-        </w:rPr>
-        <w:t>عبار فرط</w:t>
-      </w:r>
-    </w:p>
-    <w:p>
-      <w:pPr>
-        <w:jc w:val="right"/>
-        <w:bidi/>
-      </w:pPr>
-      <w:r>
-        <w:rPr>
-          <w:b w:val="0"/>
-          <w:i w:val="0"/>
-        </w:rPr>
-        <w:t>سماخ فرط</w:t>
-      </w:r>
-    </w:p>
-    <w:p>
-      <w:pPr>
-        <w:jc w:val="right"/>
-        <w:bidi/>
-      </w:pPr>
-      <w:r>
-        <w:rPr>
-          <w:b w:val="0"/>
-          <w:i w:val="0"/>
-        </w:rPr>
-        <w:t>سداس فرط</w:t>
-      </w:r>
-    </w:p>
-    <w:p>
-      <w:pPr>
-        <w:jc w:val="right"/>
-        <w:bidi/>
-      </w:pPr>
-      <w:r>
-        <w:rPr>
-          <w:b w:val="0"/>
-          <w:i w:val="0"/>
-        </w:rPr>
-        <w:t>ديدج كيرشك ينيز سابع دمحأ ةماسأ / ديسلا ديدجلا لوألا كيرشلل (ريغال لاير فلأ نوعستو نانثا) لایر ۰۰۰,۲۹ ةغلابلا صصحلل ةيمسألا ةميقلاب (ةصح (۲۹) ةصح ۲۹ ةغلابلاو ةروكذملا ةكرشلا يف هصصح لماك نع عيبلاب لزانتلا يف سماخلا كيرشلا بغر ثيحو ، لوألا فرطلاب دعب اميف هيلا راشيو ةكرشلاب ديدج كيرشك ينيز سابع دمحأ ةماسأ / ديسلا ديدجلا لوألا كيرشلل ريغال لاير فلأ نوعستو (نانثا لاير (۰۰۰,۲۹ ةغلابلا صصحلل ةيمسألا ةميقلاب (ةصح (۲۹) ةصح ۲۹ ةغلابلاو ةروكذملا ةكرشلا يف هصصح لماك نع عيبلاب لزانتلا يف عبارلا كيرشلا بغر ثيحو (لوألا فرطلاب دعب اميف هيلا راشيو ةكرشلاب ديدج كيرشك ينيز سابع دمحأ ةماسأ / ديسلا ديدجلا لوألا كيرشلل ريغال لاير فلأ نوثالثو ناتئام) لایر ۰۰۰,۰۳۲ ةغلابلا صصحلل ةيمسألا ةميقلاب ةصح) (۰۲) ةصح ۰۳۲ ةغلابلاو ةروكذملا ةكرشلا يف هصصح لماك نع عيبلاب لزانتلا يف يناثلا كيرشلا بغر ثيحو ، لوألا فرطلاب دعب اميف هيلا راشيو ةكرشلاب ديدج كيرشك ينيز سابع دمحأ ةماسأ / ديسلا ديدجلا لوألا كيرشلا ىلا ريغال لاير فلأ) لاير ١٠٠٠ ةدحاولا ةصحلا ةميق نأو ريغال) يدوعس لاير فلأ ةرشعو ةئامثالث) لاير ۰۱۳ ۰۰۰ ةغلابلا صصحلل ةيمسالا ةميقلاب ةصح (۰۱۳) ةصح (۰۱۳ ةغلابلاو ةروكذملا ةكرشلا يف ةصصح لماك نع عيبلاب لزانتلا يف لوألا كيرشلا بغر ثيح ، ـه١٤٣٠/٤/٤ خيراتو ع / ٤/٥ دلجم ٥١ ةفيحص ٥١ مقرب ةدج لدع بتاك ىدل تبثملا ءاكرشلا رارقب لدعملاو ، ـه۹/۳/۹۲١٤ دلجم ٥٥ ةفيحص ٥٢ مقرب ةدج لدع بتاك ىدل تبثملا ءاكرشلا رارقب لدعملاو ، ـه١٤٢٧/١٢/١٨ خيرات و ۲ /ش/۹ دلجم ۹۸۱ ۸۸۱ ةفيحص ١٧٤ مقر ةدج لدع بتاك ىدل تبثملا ءاكرشلا رارقب لدعملاو . ـه١٤٢٣/١٢/٢ خيراتو ع / ش / ١٠ دلجم ٨١ ةفيحص ٤٩ مقر ةدج لدع بتاك ىدل تبثملا ءاكرشلا رارقب لدعملاو , و . ـه١٤١٣/٩/٨ خيراتو ٤٠٧ ددعلاب ىلوألا ةدج لدع بتاك ىدل اهسيسأت دقع تبثملاو خيراتو ٤٠٣٠٠٩٤٨٢٥ مقر تحت ةدج ةنيدمب يراجتلا لجسلاب ةديقملا ةدودحملا هدالوأو ينيز دمحأ ةكرش سيسأت</w:t>
-      </w:r>
-    </w:p>
-    <w:p>
-      <w:pPr>
-        <w:jc w:val="right"/>
-        <w:bidi/>
-      </w:pPr>
-      <w:r>
-        <w:rPr>
-          <w:b w:val="0"/>
-          <w:i w:val="0"/>
-        </w:rPr>
-        <w:t>لاير ٠٠٠,٤٦ ةغلابلا صصحلل ةيمسألا ةميقلاب (ةصح (٤٦) ةصح ٤٦ ةغلابلاو ةروكذملا ةكرشلا يف هصصح لـــماك نع عيبلاب لزانتلا يف سداسلا كيرشلا بغر ثيحو (١ 11 لوألا فرطتلا (لوألا فرطلاب دعب اميف هيلا راشيو ةكرشلاب</w:t>
-      </w:r>
-    </w:p>
-    <w:p>
-      <w:pPr>
-        <w:jc w:val="right"/>
-        <w:bidi/>
-      </w:pPr>
-      <w:r>
-        <w:rPr>
-          <w:b w:val="0"/>
-          <w:i w:val="0"/>
-        </w:rPr>
-        <w:t>. لاملا سأر</w:t>
-      </w:r>
-    </w:p>
-    <w:p>
-      <w:pPr>
-        <w:jc w:val="right"/>
-        <w:bidi/>
-      </w:pPr>
-      <w:r>
-        <w:rPr>
-          <w:b w:val="0"/>
-          <w:i w:val="0"/>
-        </w:rPr>
-        <w:t>يدوعس لاير</w:t>
-      </w:r>
-    </w:p>
-    <w:p>
-      <w:pPr>
-        <w:jc w:val="right"/>
-        <w:bidi/>
-      </w:pPr>
-      <w:r>
-        <w:rPr>
-          <w:b w:val="0"/>
-          <w:i w:val="0"/>
-        </w:rPr>
-        <w:t>۲ ت</w:t>
-      </w:r>
-    </w:p>
-    <w:p>
-      <w:pPr>
-        <w:jc w:val="right"/>
-        <w:bidi/>
-      </w:pPr>
-      <w:r>
-        <w:rPr>
-          <w:b w:val="0"/>
-          <w:i w:val="0"/>
-        </w:rPr>
-        <w:t>۲۷۱۰۵</w:t>
-      </w:r>
-    </w:p>
-    <w:p>
-      <w:pPr>
-        <w:jc w:val="right"/>
-        <w:bidi/>
-      </w:pPr>
-      <w:r>
-        <w:rPr>
-          <w:b w:val="0"/>
-          <w:i w:val="0"/>
-        </w:rPr>
-        <w:t>٤٠٣٠٠٩٤٨٢٥ : ت س</w:t>
-      </w:r>
-    </w:p>
-    <w:p>
-      <w:pPr>
-        <w:jc w:val="right"/>
-        <w:bidi/>
-      </w:pPr>
-      <w:r>
-        <w:rPr>
-          <w:b w:val="0"/>
-          <w:i w:val="0"/>
-        </w:rPr>
-        <w:t>،٩٦٦ (٢) ٦٠٦٥٤١٦ :سكاف ٩٦٦- (۲) ٥٢١٦۱۰۲ :فتاه - ةيدوعسلا ةيبرعلا ةكلمملا ٢١٤٩٤- ةدج ١٧٩٥٦ ب ص ةيدلاخلا يح ةريزجلا بلق عراش عم ناطلس ريمألا عراش - وكزوأ ىنبم</w:t>
-      </w:r>
-    </w:p>
-    <w:p>
-      <w:pPr>
-        <w:jc w:val="right"/>
-        <w:bidi/>
-      </w:pPr>
-      <w:r>
-        <w:rPr>
-          <w:b w:val="0"/>
-          <w:i w:val="0"/>
-        </w:rPr>
-        <w:t>Arabia Saudi of Kingdom ,21494 Jeddah 17956. Box P.O. ,District Al-Khalidiyah ,Street Jazirah Al Qalb with Street Sultan Prince ,Building OZCO</w:t>
+        <w:t>هـ</w:t>
+      </w:r>
+    </w:p>
+    <w:p>
+      <w:pPr>
+        <w:jc w:val="right"/>
+        <w:bidi/>
+      </w:pPr>
+      <w:r>
+        <w:rPr>
+          <w:b w:val="0"/>
+          <w:i w:val="0"/>
+        </w:rPr>
+        <w:t>طرف أول</w:t>
+      </w:r>
+    </w:p>
+    <w:p>
+      <w:pPr>
+        <w:jc w:val="right"/>
+        <w:bidi/>
+      </w:pPr>
+      <w:r>
+        <w:rPr>
+          <w:b w:val="0"/>
+          <w:i w:val="0"/>
+        </w:rPr>
+        <w:t>طرف ثاني</w:t>
+      </w:r>
+    </w:p>
+    <w:p>
+      <w:pPr>
+        <w:jc w:val="right"/>
+        <w:bidi/>
+      </w:pPr>
+      <w:r>
+        <w:rPr>
+          <w:b w:val="0"/>
+          <w:i w:val="0"/>
+        </w:rPr>
+        <w:t>طرف ثالث</w:t>
+      </w:r>
+    </w:p>
+    <w:p>
+      <w:pPr>
+        <w:jc w:val="right"/>
+        <w:bidi/>
+      </w:pPr>
+      <w:r>
+        <w:rPr>
+          <w:b w:val="0"/>
+          <w:i w:val="0"/>
+        </w:rPr>
+        <w:t>طرف رابع</w:t>
+      </w:r>
+    </w:p>
+    <w:p>
+      <w:pPr>
+        <w:jc w:val="right"/>
+        <w:bidi/>
+      </w:pPr>
+      <w:r>
+        <w:rPr>
+          <w:b w:val="0"/>
+          <w:i w:val="0"/>
+        </w:rPr>
+        <w:t>طرف خامس</w:t>
+      </w:r>
+    </w:p>
+    <w:p>
+      <w:pPr>
+        <w:jc w:val="right"/>
+        <w:bidi/>
+      </w:pPr>
+      <w:r>
+        <w:rPr>
+          <w:b w:val="0"/>
+          <w:i w:val="0"/>
+        </w:rPr>
+        <w:t>طرف سادس</w:t>
+      </w:r>
+    </w:p>
+    <w:p>
+      <w:pPr>
+        <w:jc w:val="right"/>
+        <w:bidi/>
+      </w:pPr>
+      <w:r>
+        <w:rPr>
+          <w:b w:val="0"/>
+          <w:i w:val="0"/>
+        </w:rPr>
+        <w:t>تأسيس شركة أحمد زيني وأولاده المحدودة المقيدة بالسجل التجاري بمدينة جدة تحت رقم ٤٠٣٠٠٩٤٨٢٥ وتاريخ والمثبت عقد تأسيسها لدى كاتب عدل جدة الأولى بالعدد ٤٠٧ وتاريخ ١٤١٣/٩/٨هـ . و , والمعدل بقرار الشركاء المثبت لدى كاتب عدل جدة رقم ٤٩ صحيفة ٨١ مجلد ١٠ / ش / ع وتاريخ ١٤٢٣/١٢/٢هـ . والمعدل بقرار الشركاء المثبت لدى كاتب عدل جدة رقم ١٧٤ صحيفة ۱۸۸ ۱۸۹ مجلد ۹/ش/ ۲ و تاريخ ١٤٢٧/١٢/١٨هـ ، والمعدل بقرار الشركاء المثبت لدى كاتب عدل جدة برقم ٥٢ صحيفة ٥٥ مجلد ١٤۲۹/۳/۹هـ ، والمعدل بقرار الشركاء المثبت لدى كاتب عدل جدة برقم ٥١ صحيفة ٥١ مجلد ٤/٥ / ع وتاريخ ١٤٣٠/٤/٤هـ ، حيث رغب الشريك الأول في التنازل بالبيع عن كامل حصصة في الشركة المذكورة والبالغة ۳۱۰) حصة (۳۱۰) حصة بالقيمة الاسمية للحصص البالغة ۰۰۰ ۳۱۰ ريال (ثلاثمائة وعشرة ألف ريال سعودي (لاغير وأن قيمة الحصة الواحدة ١٠٠٠ ريال (ألف ريال لاغير الى الشريك الأول الجديد السيد / أسامة أحمد عباس زيني كشريك جديد بالشركة ويشار اليه فيما بعد بالطرف الأول ، وحيث رغب الشريك الثاني في التنازل بالبيع عن كامل حصصه في الشركة المذكورة والبالغة ۲۳۰ حصة (۲۰) (حصة بالقيمة الأسمية للحصص البالغة ۲۳۰,۰۰۰ ریال (مائتان وثلاثون ألف ريال لاغير للشريك الأول الجديد السيد / أسامة أحمد عباس زيني كشريك جديد بالشركة ويشار اليه فيما بعد بالطرف الأول) وحيث رغب الشريك الرابع في التنازل بالبيع عن كامل حصصه في الشركة المذكورة والبالغة ۹۲ حصة (۹۲) حصة) بالقيمة الأسمية للحصص البالغة ۹۲,۰۰۰) ريال اثنان) وتسعون ألف ريال لاغير للشريك الأول الجديد السيد / أسامة أحمد عباس زيني كشريك جديد بالشركة ويشار اليه فيما بعد بالطرف الأول ، وحيث رغب الشريك الخامس في التنازل بالبيع عن كامل حصصه في الشركة المذكورة والبالغة ۹۲ حصة (۹۲) حصة) بالقيمة الأسمية للحصص البالغة ۹۲,۰۰۰ ریال (اثنان وتسعون ألف ريال لاغير) للشريك الأول الجديد السيد / أسامة أحمد عباس زيني كشريك جديد</w:t>
+      </w:r>
+    </w:p>
+    <w:p>
+      <w:pPr>
+        <w:jc w:val="right"/>
+        <w:bidi/>
+      </w:pPr>
+      <w:r>
+        <w:rPr>
+          <w:b w:val="0"/>
+          <w:i w:val="0"/>
+        </w:rPr>
+        <w:t>بالشركة ويشار اليه فيما بعد بالطرف الأول) التطرف الأول 11 ١) وحيث رغب الشريك السادس في التنازل بالبيع عن كامـــل حصصه في الشركة المذكورة والبالغة ٤٦ حصة (٤٦) حصة) بالقيمة الأسمية للحصص البالغة ٤٦,٠٠٠ ريال</w:t>
+      </w:r>
+    </w:p>
+    <w:p>
+      <w:pPr>
+        <w:jc w:val="right"/>
+        <w:bidi/>
+      </w:pPr>
+      <w:r>
+        <w:rPr>
+          <w:b w:val="0"/>
+          <w:i w:val="0"/>
+        </w:rPr>
+        <w:t>رأس المال .</w:t>
+      </w:r>
+    </w:p>
+    <w:p>
+      <w:pPr>
+        <w:jc w:val="right"/>
+        <w:bidi/>
+      </w:pPr>
+      <w:r>
+        <w:rPr>
+          <w:b w:val="0"/>
+          <w:i w:val="0"/>
+        </w:rPr>
+        <w:t>ريال سعودي</w:t>
+      </w:r>
+    </w:p>
+    <w:p>
+      <w:pPr>
+        <w:jc w:val="right"/>
+        <w:bidi/>
+      </w:pPr>
+      <w:r>
+        <w:rPr>
+          <w:b w:val="0"/>
+          <w:i w:val="0"/>
+        </w:rPr>
+        <w:t>ت ۲</w:t>
+      </w:r>
+    </w:p>
+    <w:p>
+      <w:pPr>
+        <w:jc w:val="right"/>
+        <w:bidi/>
+      </w:pPr>
+      <w:r>
+        <w:rPr>
+          <w:b w:val="0"/>
+          <w:i w:val="0"/>
+        </w:rPr>
+        <w:t>۵۰۱۷۲</w:t>
+      </w:r>
+    </w:p>
+    <w:p>
+      <w:pPr>
+        <w:jc w:val="right"/>
+        <w:bidi/>
+      </w:pPr>
+      <w:r>
+        <w:rPr>
+          <w:b w:val="0"/>
+          <w:i w:val="0"/>
+        </w:rPr>
+        <w:t>س ت : ٤٠٣٠٠٩٤٨٢٥</w:t>
+      </w:r>
+    </w:p>
+    <w:p>
+      <w:pPr>
+        <w:jc w:val="right"/>
+        <w:bidi/>
+      </w:pPr>
+      <w:r>
+        <w:rPr>
+          <w:b w:val="0"/>
+          <w:i w:val="0"/>
+        </w:rPr>
+        <w:t>مبنى أوزكو - شارع الأمير سلطان مع شارع قلب الجزيرة حي الخالدية ص ب ١٧٩٥٦ جدة ٢١٤٩٤- المملكة العربية السعودية - هاتف: ۲۰۱٥٢١٦ (۲) ٩٦٦- فاكس: ٦٠٦٥٤١٦ (٢) ٩٦٦،</w:t>
+      </w:r>
+    </w:p>
+    <w:p>
+      <w:pPr>
+        <w:jc w:val="right"/>
+        <w:bidi/>
+      </w:pPr>
+      <w:r>
+        <w:rPr>
+          <w:b w:val="0"/>
+          <w:i w:val="0"/>
+        </w:rPr>
+        <w:t>OZCO Building, Prince Sultan Street with Qalb Al Jazirah Street, Al-Khalidiyah District, P.O. Box 17956. Jeddah 21494, Kingdom of Saudi Arabia</w:t>
       </w:r>
     </w:p>
     <w:p>
@@ -7306,137 +7306,137 @@
           <w:b w:val="0"/>
           <w:i w:val="0"/>
         </w:rPr>
-        <w:t>606-5416 (2) 966+ Fax: 606-5216 (2) 966+ Tel:</w:t>
-      </w:r>
-    </w:p>
-    <w:p>
-      <w:pPr>
-        <w:jc w:val="right"/>
-        <w:bidi/>
-      </w:pPr>
-      <w:r>
-        <w:rPr>
-          <w:b w:val="0"/>
-          <w:i w:val="0"/>
-        </w:rPr>
-        <w:t>ةكرش</w:t>
-      </w:r>
-    </w:p>
-    <w:p>
-      <w:pPr>
-        <w:jc w:val="right"/>
-        <w:bidi/>
-      </w:pPr>
-      <w:r>
-        <w:rPr>
-          <w:b w:val="0"/>
-          <w:i w:val="0"/>
-        </w:rPr>
-        <w:t>هدالوأو ينيز دمحأ</w:t>
-      </w:r>
-    </w:p>
-    <w:p>
-      <w:pPr>
-        <w:jc w:val="right"/>
-        <w:bidi/>
-      </w:pPr>
-      <w:r>
-        <w:rPr>
-          <w:b w:val="0"/>
-          <w:i w:val="0"/>
-        </w:rPr>
-        <w:t>ةدودحم ةيلوؤسم تاذ</w:t>
-      </w:r>
-    </w:p>
-    <w:p>
-      <w:pPr>
-        <w:jc w:val="right"/>
-        <w:bidi/>
-      </w:pPr>
-      <w:r>
-        <w:rPr>
-          <w:b w:val="0"/>
-          <w:i w:val="0"/>
-        </w:rPr>
-        <w:t>Co. Sons &amp; Zainy Ahmed</w:t>
-      </w:r>
-    </w:p>
-    <w:p>
-      <w:pPr>
-        <w:jc w:val="right"/>
-        <w:bidi/>
-      </w:pPr>
-      <w:r>
-        <w:rPr>
-          <w:b w:val="0"/>
-          <w:i w:val="0"/>
-        </w:rPr>
-        <w:t>COMPANY LIABILITY LIMITED</w:t>
-      </w:r>
-    </w:p>
-    <w:p>
-      <w:pPr>
-        <w:jc w:val="right"/>
-        <w:bidi/>
-      </w:pPr>
-      <w:r>
-        <w:rPr>
-          <w:b w:val="0"/>
-          <w:i w:val="0"/>
-        </w:rPr>
-        <w:t>رارقلا اذه نم أزجتي ال ءزج قباسلا ديهمتلا ربتعي : الوأ :- يلي امل اقفو هالعأ ةكرشلا سيسأت دقع ليدعت لاملا سأر نم (%۰۰۱) ةبسن لثمت ةصح (١٠٠٠) نوكلمي نيذلا عامجالاب ءاكرشلا ررق دقف هيلعو ةعابملا صصحلا نأشب مهنيب اميف ةيئاهنو ةمات ةصلاخم ةباثمب رارقلا اذه ىلع عيقوتلاب ءاكرشلا مايق ربتعيو ، ديدجلا لوألا كيرشلا هاجت مهقوقح سداسلاو سماخلاو عبارلاو يناثلاو لوألا فارطالا ىفوتسا دقو هلجأ وأ هلاح تامازتلا نم اهيلع امو قوقح نم اهعيمج ةعابملا صصحلل امب هالعأ سداسلاو سماخلاو عبارلاو يناثلاو لوألا فارطألا نم هعيمج لزانتلا اذه لبق يذلاو ، لوألا فرطلاب دعب اميف هيلا راشيو ةكرشلاب ديدج كيرشك ينيز سابع دمحأ ةماسأ / ديسلا ديدجلا لوأل كيرشلل ريغال لاير فلأ نوعبرأو ةتس)</w:t>
-      </w:r>
-    </w:p>
-    <w:p>
-      <w:pPr>
-        <w:jc w:val="right"/>
-        <w:bidi/>
-      </w:pPr>
-      <w:r>
-        <w:rPr>
-          <w:b w:val="0"/>
-          <w:i w:val="0"/>
-        </w:rPr>
-        <w:t>: مه ةكرشلا يف نييلاحلا ءاكرشلا حبصيل سيسأتلا دقع ةمدقم ليدعت : ًايناث</w:t>
-      </w:r>
-    </w:p>
-    <w:p>
-      <w:pPr>
-        <w:jc w:val="right"/>
-        <w:bidi/>
-      </w:pPr>
-      <w:r>
-        <w:rPr>
-          <w:b w:val="0"/>
-          <w:i w:val="0"/>
-        </w:rPr>
-        <w:t>ـه١٣٩٢/٠٢/١٥ خيرات ۱۰۳۷۱۰۸۰۰۱ مقر يندم لجس بجومب ،ةيسنجلا يدوعس ، ينيز سابع دمحأ ةماسأ - 1</w:t>
-      </w:r>
-    </w:p>
-    <w:p>
-      <w:pPr>
-        <w:jc w:val="right"/>
-        <w:bidi/>
-      </w:pPr>
-      <w:r>
-        <w:rPr>
-          <w:b w:val="0"/>
-          <w:i w:val="0"/>
-        </w:rPr>
-        <w:t>"يناث فرط ديدج كيرش . ينيز دمحأ ةماسأ / ذاتسالا دقعلا اذه ىلع عيقوتلا يف اهلثميو ٥١٤۱۲ ةدج ۹۹۳٥٤ ديرب قودنص اهناونعو ـه ۳۰/۸۰/۱۱١٤ خيراتو ٤٠٣٠٠٧٧٤٦١ مقر تحت ةدج ةنيدمل يراجتلا لجسلاب ةلجسمو ةدودحملا وكزوأ ةكرش / ةداسلا لوأ فرط ديدج كيرش .رضاحلا ةضهن عراش - ةضورلا يح - ةدج يف ميقم ، لامعأ لجر</w:t>
-      </w:r>
-    </w:p>
-    <w:p>
-      <w:pPr>
-        <w:jc w:val="right"/>
-        <w:bidi/>
-      </w:pPr>
-      <w:r>
-        <w:rPr>
-          <w:b w:val="0"/>
-          <w:i w:val="0"/>
-        </w:rPr>
-        <w:t>-\</w:t>
+        <w:t>Tel: +966 (2) 606-5216 Fax: +966 (2) 606-5416</w:t>
+      </w:r>
+    </w:p>
+    <w:p>
+      <w:pPr>
+        <w:jc w:val="right"/>
+        <w:bidi/>
+      </w:pPr>
+      <w:r>
+        <w:rPr>
+          <w:b w:val="0"/>
+          <w:i w:val="0"/>
+        </w:rPr>
+        <w:t>شركة</w:t>
+      </w:r>
+    </w:p>
+    <w:p>
+      <w:pPr>
+        <w:jc w:val="right"/>
+        <w:bidi/>
+      </w:pPr>
+      <w:r>
+        <w:rPr>
+          <w:b w:val="0"/>
+          <w:i w:val="0"/>
+        </w:rPr>
+        <w:t>أحمد زيني وأولاده</w:t>
+      </w:r>
+    </w:p>
+    <w:p>
+      <w:pPr>
+        <w:jc w:val="right"/>
+        <w:bidi/>
+      </w:pPr>
+      <w:r>
+        <w:rPr>
+          <w:b w:val="0"/>
+          <w:i w:val="0"/>
+        </w:rPr>
+        <w:t>ذات مسؤولية محدودة</w:t>
+      </w:r>
+    </w:p>
+    <w:p>
+      <w:pPr>
+        <w:jc w:val="right"/>
+        <w:bidi/>
+      </w:pPr>
+      <w:r>
+        <w:rPr>
+          <w:b w:val="0"/>
+          <w:i w:val="0"/>
+        </w:rPr>
+        <w:t>Ahmed Zainy &amp; Sons Co.</w:t>
+      </w:r>
+    </w:p>
+    <w:p>
+      <w:pPr>
+        <w:jc w:val="right"/>
+        <w:bidi/>
+      </w:pPr>
+      <w:r>
+        <w:rPr>
+          <w:b w:val="0"/>
+          <w:i w:val="0"/>
+        </w:rPr>
+        <w:t>LIMITED LIABILITY COMPANY</w:t>
+      </w:r>
+    </w:p>
+    <w:p>
+      <w:pPr>
+        <w:jc w:val="right"/>
+        <w:bidi/>
+      </w:pPr>
+      <w:r>
+        <w:rPr>
+          <w:b w:val="0"/>
+          <w:i w:val="0"/>
+        </w:rPr>
+        <w:t>(ستة وأربعون ألف ريال لاغير للشريك لأول الجديد السيد / أسامة أحمد عباس زيني كشريك جديد بالشركة ويشار اليه فيما بعد بالطرف الأول ، والذي قبل هذا التنازل جميعه من الأطراف الأول والثاني والرابع والخامس والسادس أعلاه بما للحصص المباعة جميعها من حقوق وما عليها من التزامات حاله أو أجله وقد استوفى الاطراف الأول والثاني والرابع والخامس والسادس حقوقهم تجاه الشريك الأول الجديد ، ويعتبر قيام الشركاء بالتوقيع على هذا القرار بمثابة مخالصة تامة ونهائية فيما بينهم بشأن الحصص المباعة وعليه فقد قرر الشركاء بالاجماع الذين يملكون (١٠٠٠) حصة تمثل نسبة (۱۰۰%) من رأس المال تعديل عقد تأسيس الشركة أعلاه وفقا لما يلي :- أولا : يعتبر التمهيد السابق جزء لا يتجزأ من هذا القرار</w:t>
+      </w:r>
+    </w:p>
+    <w:p>
+      <w:pPr>
+        <w:jc w:val="right"/>
+        <w:bidi/>
+      </w:pPr>
+      <w:r>
+        <w:rPr>
+          <w:b w:val="0"/>
+          <w:i w:val="0"/>
+        </w:rPr>
+        <w:t>ثانياً : تعديل مقدمة عقد التأسيس ليصبح الشركاء الحاليين في الشركة هم :</w:t>
+      </w:r>
+    </w:p>
+    <w:p>
+      <w:pPr>
+        <w:jc w:val="right"/>
+        <w:bidi/>
+      </w:pPr>
+      <w:r>
+        <w:rPr>
+          <w:b w:val="0"/>
+          <w:i w:val="0"/>
+        </w:rPr>
+        <w:t>1 - أسامة أحمد عباس زيني ، سعودي الجنسية، بموجب سجل مدني رقم ۱۰۰۸۰۱۷۳۰۱ تاريخ ١٣٩٢/٠٢/١٥هـ</w:t>
+      </w:r>
+    </w:p>
+    <w:p>
+      <w:pPr>
+        <w:jc w:val="right"/>
+        <w:bidi/>
+      </w:pPr>
+      <w:r>
+        <w:rPr>
+          <w:b w:val="0"/>
+          <w:i w:val="0"/>
+        </w:rPr>
+        <w:t>رجل أعمال ، مقيم في جدة - حي الروضة - شارع نهضة الحاضر. شريك جديد طرف أول السادة / شركة أوزكو المحدودة ومسجلة بالسجل التجاري لمدينة جدة تحت رقم ٤٠٣٠٠٧٧٤٦١ وتاريخ ١٤۱۱/۰۸/۰۳ هـ وعنوانها صندوق بريد ٥٤۳۹۹ جدة ۲۱٥١٤ ويمثلها في التوقيع على هذا العقد الاستاذ / أسامة أحمد زيني . شريك جديد طرف ثاني"</w:t>
+      </w:r>
+    </w:p>
+    <w:p>
+      <w:pPr>
+        <w:jc w:val="right"/>
+        <w:bidi/>
+      </w:pPr>
+      <w:r>
+        <w:rPr>
+          <w:b w:val="0"/>
+          <w:i w:val="0"/>
+        </w:rPr>
+        <w:t>\-</w:t>
       </w:r>
     </w:p>
     <w:p>
@@ -7462,293 +7462,293 @@
           <w:b w:val="0"/>
           <w:i w:val="0"/>
         </w:rPr>
-        <w:t>ءاكرشلا ىلع اهعيزوت مت (ريغال يدوعس لاير فلأ) لاير ۰۰۰۱ ةصح لك ةميق ,ةميقلا ةيواستم ةصح فلأ ىلا مسقم ( ريغال يدوعس لاير نويلم ( لاير ۱ ۰۰۰ ۰۰۰ ب ةكرشلا لام سأر ددح : لاملا سأر : ًاسداس : يلاتلا وحنلا ىلع اهتغايص حبصتل ةكرشلا لامسأرب ةصاخلاو سيسأتلا دقع نم (ًاسداس) ةداملا ليدعت : ًاثلاث</w:t>
-      </w:r>
-    </w:p>
-    <w:p>
-      <w:pPr>
-        <w:jc w:val="right"/>
-        <w:bidi/>
-      </w:pPr>
-      <w:r>
-        <w:rPr>
-          <w:b w:val="0"/>
-          <w:i w:val="0"/>
-        </w:rPr>
-        <w:t>: يتالاك</w:t>
-      </w:r>
-    </w:p>
-    <w:p>
-      <w:pPr>
-        <w:jc w:val="right"/>
-        <w:bidi/>
-      </w:pPr>
-      <w:r>
-        <w:rPr>
-          <w:b w:val="0"/>
-          <w:i w:val="0"/>
-        </w:rPr>
-        <w:t>كيرشلا مسا</w:t>
-      </w:r>
-    </w:p>
-    <w:p>
-      <w:pPr>
-        <w:jc w:val="right"/>
-        <w:bidi/>
-      </w:pPr>
-      <w:r>
-        <w:rPr>
-          <w:b w:val="0"/>
-          <w:i w:val="0"/>
-        </w:rPr>
-        <w:t>ةميق عومجم ةصحلا ةميق صصحلا ددع</w:t>
-      </w:r>
-    </w:p>
-    <w:p>
-      <w:pPr>
-        <w:jc w:val="right"/>
-        <w:bidi/>
-      </w:pPr>
-      <w:r>
-        <w:rPr>
-          <w:b w:val="0"/>
-          <w:i w:val="0"/>
-        </w:rPr>
-        <w:t>ةيوئملا ةبسنلا</w:t>
-      </w:r>
-    </w:p>
-    <w:p>
-      <w:pPr>
-        <w:jc w:val="right"/>
-        <w:bidi/>
-      </w:pPr>
-      <w:r>
-        <w:rPr>
-          <w:b w:val="0"/>
-          <w:i w:val="0"/>
-        </w:rPr>
-        <w:t>لايرلاب</w:t>
-      </w:r>
-    </w:p>
-    <w:p>
-      <w:pPr>
-        <w:jc w:val="right"/>
-        <w:bidi/>
-      </w:pPr>
-      <w:r>
-        <w:rPr>
-          <w:b w:val="0"/>
-          <w:i w:val="0"/>
-        </w:rPr>
-        <w:t>لايرلاب صصحلا</w:t>
-      </w:r>
-    </w:p>
-    <w:p>
-      <w:pPr>
-        <w:jc w:val="right"/>
-        <w:bidi/>
-      </w:pPr>
-      <w:r>
-        <w:rPr>
-          <w:b w:val="0"/>
-          <w:i w:val="0"/>
-        </w:rPr>
-        <w:t>ينيز سابع دمحأ ةماسأ</w:t>
-      </w:r>
-    </w:p>
-    <w:p>
-      <w:pPr>
-        <w:jc w:val="right"/>
-        <w:bidi/>
-      </w:pPr>
-      <w:r>
-        <w:rPr>
-          <w:b w:val="0"/>
-          <w:i w:val="0"/>
-        </w:rPr>
-        <w:t>ةدودحملا وكزوأ ةكرش</w:t>
-      </w:r>
-    </w:p>
-    <w:p>
-      <w:pPr>
-        <w:jc w:val="right"/>
-        <w:bidi/>
-      </w:pPr>
-      <w:r>
-        <w:rPr>
-          <w:b w:val="0"/>
-          <w:i w:val="0"/>
-        </w:rPr>
-        <w:t>يلامجالا</w:t>
-      </w:r>
-    </w:p>
-    <w:p>
-      <w:pPr>
-        <w:jc w:val="right"/>
-        <w:bidi/>
-      </w:pPr>
-      <w:r>
-        <w:rPr>
-          <w:b w:val="0"/>
-          <w:i w:val="0"/>
-        </w:rPr>
-        <w:t>۰۰۰ ۰۷۷</w:t>
-      </w:r>
-    </w:p>
-    <w:p>
-      <w:pPr>
-        <w:jc w:val="right"/>
-        <w:bidi/>
-      </w:pPr>
-      <w:r>
-        <w:rPr>
-          <w:b w:val="0"/>
-          <w:i w:val="0"/>
-        </w:rPr>
-        <w:t>۰۰۰۱</w:t>
-      </w:r>
-    </w:p>
-    <w:p>
-      <w:pPr>
-        <w:jc w:val="right"/>
-        <w:bidi/>
-      </w:pPr>
-      <w:r>
-        <w:rPr>
-          <w:b w:val="0"/>
-          <w:i w:val="0"/>
-        </w:rPr>
-        <w:t>۰۷۷</w:t>
-      </w:r>
-    </w:p>
-    <w:p>
-      <w:pPr>
-        <w:jc w:val="right"/>
-        <w:bidi/>
-      </w:pPr>
-      <w:r>
-        <w:rPr>
-          <w:b w:val="0"/>
-          <w:i w:val="0"/>
-        </w:rPr>
-        <w:t>۳۲%</w:t>
-      </w:r>
-    </w:p>
-    <w:p>
-      <w:pPr>
-        <w:jc w:val="right"/>
-        <w:bidi/>
-      </w:pPr>
-      <w:r>
-        <w:rPr>
-          <w:b w:val="0"/>
-          <w:i w:val="0"/>
-        </w:rPr>
-        <w:t>۰۰۰,۰۳۲</w:t>
-      </w:r>
-    </w:p>
-    <w:p>
-      <w:pPr>
-        <w:jc w:val="right"/>
-        <w:bidi/>
-      </w:pPr>
-      <w:r>
-        <w:rPr>
-          <w:b w:val="0"/>
-          <w:i w:val="0"/>
-        </w:rPr>
-        <w:t>۰۰۰۱</w:t>
-      </w:r>
-    </w:p>
-    <w:p>
-      <w:pPr>
-        <w:jc w:val="right"/>
-        <w:bidi/>
-      </w:pPr>
-      <w:r>
-        <w:rPr>
-          <w:b w:val="0"/>
-          <w:i w:val="0"/>
-        </w:rPr>
-        <w:t>۰۳۲</w:t>
-      </w:r>
-    </w:p>
-    <w:p>
-      <w:pPr>
-        <w:jc w:val="right"/>
-        <w:bidi/>
-      </w:pPr>
-      <w:r>
-        <w:rPr>
-          <w:b w:val="0"/>
-          <w:i w:val="0"/>
-        </w:rPr>
-        <w:t>1..%</w:t>
-      </w:r>
-    </w:p>
-    <w:p>
-      <w:pPr>
-        <w:jc w:val="right"/>
-        <w:bidi/>
-      </w:pPr>
-      <w:r>
-        <w:rPr>
-          <w:b w:val="0"/>
-          <w:i w:val="0"/>
-        </w:rPr>
-        <w:t>۰۰۰۰۰۰۱</w:t>
-      </w:r>
-    </w:p>
-    <w:p>
-      <w:pPr>
-        <w:jc w:val="right"/>
-        <w:bidi/>
-      </w:pPr>
-      <w:r>
-        <w:rPr>
-          <w:b w:val="0"/>
-          <w:i w:val="0"/>
-        </w:rPr>
-        <w:t>۰۰۰۱</w:t>
-      </w:r>
-    </w:p>
-    <w:p>
-      <w:pPr>
-        <w:jc w:val="right"/>
-        <w:bidi/>
-      </w:pPr>
-      <w:r>
-        <w:rPr>
-          <w:b w:val="0"/>
-          <w:i w:val="0"/>
-        </w:rPr>
-        <w:t>۰۰۰۱</w:t>
-      </w:r>
-    </w:p>
-    <w:p>
-      <w:pPr>
-        <w:jc w:val="right"/>
-        <w:bidi/>
-      </w:pPr>
-      <w:r>
-        <w:rPr>
-          <w:b w:val="0"/>
-          <w:i w:val="0"/>
-        </w:rPr>
-        <w:t>. ليدعت نود يه امك رارقلا اذهب ليدعتلا اهلمشي مل يتلا سيسأتلا دقع داوم ىقبت : مهب درو امب مزتلم هنأو هقحالمو سيسأتلا دقع ىلع علطا هنأب ديدجلا لوألا كيرشلا رقي : : ًاعبار سيسأتلا دنع لاملا سأر لماكب ءافولا قبس دق هنأو مهنيب اميف صصحلا عيزوت ةحصب ءاكرشلا عيمج رقأ دقو</w:t>
-      </w:r>
-    </w:p>
-    <w:p>
-      <w:pPr>
-        <w:jc w:val="right"/>
-        <w:bidi/>
-      </w:pPr>
-      <w:r>
-        <w:rPr>
-          <w:b w:val="0"/>
-          <w:i w:val="0"/>
-        </w:rPr>
-        <w:t>ًاسماخ</w:t>
+        <w:t>ثالثاً : تعديل المادة (سادساً) من عقد التأسيس والخاصة برأسمال الشركة لتصبح صياغتها على النحو التالي : سادساً : رأس المال : حدد رأس مال الشركة ب ۰۰۰ ۰۰۰ ۱ ريال ) مليون ريال سعودي لاغير ) مقسم الى ألف حصة متساوية القيمة, قيمة كل حصة ۱۰۰۰ ريال (ألف ريال سعودي لاغير) تم توزيعها على الشركاء</w:t>
+      </w:r>
+    </w:p>
+    <w:p>
+      <w:pPr>
+        <w:jc w:val="right"/>
+        <w:bidi/>
+      </w:pPr>
+      <w:r>
+        <w:rPr>
+          <w:b w:val="0"/>
+          <w:i w:val="0"/>
+        </w:rPr>
+        <w:t>كالاتي :</w:t>
+      </w:r>
+    </w:p>
+    <w:p>
+      <w:pPr>
+        <w:jc w:val="right"/>
+        <w:bidi/>
+      </w:pPr>
+      <w:r>
+        <w:rPr>
+          <w:b w:val="0"/>
+          <w:i w:val="0"/>
+        </w:rPr>
+        <w:t>اسم الشريك</w:t>
+      </w:r>
+    </w:p>
+    <w:p>
+      <w:pPr>
+        <w:jc w:val="right"/>
+        <w:bidi/>
+      </w:pPr>
+      <w:r>
+        <w:rPr>
+          <w:b w:val="0"/>
+          <w:i w:val="0"/>
+        </w:rPr>
+        <w:t>عدد الحصص قيمة الحصة مجموع قيمة</w:t>
+      </w:r>
+    </w:p>
+    <w:p>
+      <w:pPr>
+        <w:jc w:val="right"/>
+        <w:bidi/>
+      </w:pPr>
+      <w:r>
+        <w:rPr>
+          <w:b w:val="0"/>
+          <w:i w:val="0"/>
+        </w:rPr>
+        <w:t>النسبة المئوية</w:t>
+      </w:r>
+    </w:p>
+    <w:p>
+      <w:pPr>
+        <w:jc w:val="right"/>
+        <w:bidi/>
+      </w:pPr>
+      <w:r>
+        <w:rPr>
+          <w:b w:val="0"/>
+          <w:i w:val="0"/>
+        </w:rPr>
+        <w:t>بالريال</w:t>
+      </w:r>
+    </w:p>
+    <w:p>
+      <w:pPr>
+        <w:jc w:val="right"/>
+        <w:bidi/>
+      </w:pPr>
+      <w:r>
+        <w:rPr>
+          <w:b w:val="0"/>
+          <w:i w:val="0"/>
+        </w:rPr>
+        <w:t>الحصص بالريال</w:t>
+      </w:r>
+    </w:p>
+    <w:p>
+      <w:pPr>
+        <w:jc w:val="right"/>
+        <w:bidi/>
+      </w:pPr>
+      <w:r>
+        <w:rPr>
+          <w:b w:val="0"/>
+          <w:i w:val="0"/>
+        </w:rPr>
+        <w:t>أسامة أحمد عباس زيني</w:t>
+      </w:r>
+    </w:p>
+    <w:p>
+      <w:pPr>
+        <w:jc w:val="right"/>
+        <w:bidi/>
+      </w:pPr>
+      <w:r>
+        <w:rPr>
+          <w:b w:val="0"/>
+          <w:i w:val="0"/>
+        </w:rPr>
+        <w:t>شركة أوزكو المحدودة</w:t>
+      </w:r>
+    </w:p>
+    <w:p>
+      <w:pPr>
+        <w:jc w:val="right"/>
+        <w:bidi/>
+      </w:pPr>
+      <w:r>
+        <w:rPr>
+          <w:b w:val="0"/>
+          <w:i w:val="0"/>
+        </w:rPr>
+        <w:t>الاجمالي</w:t>
+      </w:r>
+    </w:p>
+    <w:p>
+      <w:pPr>
+        <w:jc w:val="right"/>
+        <w:bidi/>
+      </w:pPr>
+      <w:r>
+        <w:rPr>
+          <w:b w:val="0"/>
+          <w:i w:val="0"/>
+        </w:rPr>
+        <w:t>۷۷۰ ۰۰۰</w:t>
+      </w:r>
+    </w:p>
+    <w:p>
+      <w:pPr>
+        <w:jc w:val="right"/>
+        <w:bidi/>
+      </w:pPr>
+      <w:r>
+        <w:rPr>
+          <w:b w:val="0"/>
+          <w:i w:val="0"/>
+        </w:rPr>
+        <w:t>۱۰۰۰</w:t>
+      </w:r>
+    </w:p>
+    <w:p>
+      <w:pPr>
+        <w:jc w:val="right"/>
+        <w:bidi/>
+      </w:pPr>
+      <w:r>
+        <w:rPr>
+          <w:b w:val="0"/>
+          <w:i w:val="0"/>
+        </w:rPr>
+        <w:t>۷۷۰</w:t>
+      </w:r>
+    </w:p>
+    <w:p>
+      <w:pPr>
+        <w:jc w:val="right"/>
+        <w:bidi/>
+      </w:pPr>
+      <w:r>
+        <w:rPr>
+          <w:b w:val="0"/>
+          <w:i w:val="0"/>
+        </w:rPr>
+        <w:t>%۲۳</w:t>
+      </w:r>
+    </w:p>
+    <w:p>
+      <w:pPr>
+        <w:jc w:val="right"/>
+        <w:bidi/>
+      </w:pPr>
+      <w:r>
+        <w:rPr>
+          <w:b w:val="0"/>
+          <w:i w:val="0"/>
+        </w:rPr>
+        <w:t>۲۳۰,۰۰۰</w:t>
+      </w:r>
+    </w:p>
+    <w:p>
+      <w:pPr>
+        <w:jc w:val="right"/>
+        <w:bidi/>
+      </w:pPr>
+      <w:r>
+        <w:rPr>
+          <w:b w:val="0"/>
+          <w:i w:val="0"/>
+        </w:rPr>
+        <w:t>۱۰۰۰</w:t>
+      </w:r>
+    </w:p>
+    <w:p>
+      <w:pPr>
+        <w:jc w:val="right"/>
+        <w:bidi/>
+      </w:pPr>
+      <w:r>
+        <w:rPr>
+          <w:b w:val="0"/>
+          <w:i w:val="0"/>
+        </w:rPr>
+        <w:t>۲۳۰</w:t>
+      </w:r>
+    </w:p>
+    <w:p>
+      <w:pPr>
+        <w:jc w:val="right"/>
+        <w:bidi/>
+      </w:pPr>
+      <w:r>
+        <w:rPr>
+          <w:b w:val="0"/>
+          <w:i w:val="0"/>
+        </w:rPr>
+        <w:t>%1..</w:t>
+      </w:r>
+    </w:p>
+    <w:p>
+      <w:pPr>
+        <w:jc w:val="right"/>
+        <w:bidi/>
+      </w:pPr>
+      <w:r>
+        <w:rPr>
+          <w:b w:val="0"/>
+          <w:i w:val="0"/>
+        </w:rPr>
+        <w:t>۱۰۰۰۰۰۰</w:t>
+      </w:r>
+    </w:p>
+    <w:p>
+      <w:pPr>
+        <w:jc w:val="right"/>
+        <w:bidi/>
+      </w:pPr>
+      <w:r>
+        <w:rPr>
+          <w:b w:val="0"/>
+          <w:i w:val="0"/>
+        </w:rPr>
+        <w:t>۱۰۰۰</w:t>
+      </w:r>
+    </w:p>
+    <w:p>
+      <w:pPr>
+        <w:jc w:val="right"/>
+        <w:bidi/>
+      </w:pPr>
+      <w:r>
+        <w:rPr>
+          <w:b w:val="0"/>
+          <w:i w:val="0"/>
+        </w:rPr>
+        <w:t>۱۰۰۰</w:t>
+      </w:r>
+    </w:p>
+    <w:p>
+      <w:pPr>
+        <w:jc w:val="right"/>
+        <w:bidi/>
+      </w:pPr>
+      <w:r>
+        <w:rPr>
+          <w:b w:val="0"/>
+          <w:i w:val="0"/>
+        </w:rPr>
+        <w:t>وقد أقر جميع الشركاء بصحة توزيع الحصص فيما بينهم وأنه قد سبق الوفاء بكامل رأس المال عند التأسيس رابعاً : : يقر الشريك الأول الجديد بأنه اطلع على عقد التأسيس وملاحقه وأنه ملتزم بما ورد بهم : تبقى مواد عقد التأسيس التي لم يشملها التعديل بهذا القرار كما هي دون تعديل .</w:t>
+      </w:r>
+    </w:p>
+    <w:p>
+      <w:pPr>
+        <w:jc w:val="right"/>
+        <w:bidi/>
+      </w:pPr>
+      <w:r>
+        <w:rPr>
+          <w:b w:val="0"/>
+          <w:i w:val="0"/>
+        </w:rPr>
+        <w:t>خامساً</w:t>
       </w:r>
     </w:p>
     <w:p>
@@ -7774,228 +7774,228 @@
           <w:b w:val="0"/>
           <w:i w:val="0"/>
         </w:rPr>
-        <w:t>٥٠١٧٢ ج ت غ</w:t>
-      </w:r>
-    </w:p>
-    <w:p>
-      <w:pPr>
-        <w:jc w:val="right"/>
-        <w:bidi/>
-      </w:pPr>
-      <w:r>
-        <w:rPr>
-          <w:b w:val="0"/>
-          <w:i w:val="0"/>
-        </w:rPr>
-        <w:t>٤٠٣٠٠٩٤٨٢٥ : ت س</w:t>
-      </w:r>
-    </w:p>
-    <w:p>
-      <w:pPr>
-        <w:jc w:val="right"/>
-        <w:bidi/>
-      </w:pPr>
-      <w:r>
-        <w:rPr>
-          <w:b w:val="0"/>
-          <w:i w:val="0"/>
-        </w:rPr>
-        <w:t>٩٦٦ (۲) ٦٠٦٥٤١٦ :سكاف ٠٩٦٦ (۲) ۹۱۲۵۱۰۱ :فتاه - ةيدوعسلا ةيبرعلا ةكلمملا ٢١٤٩٤ ةدج ١٧٩٥٦ ب ص ةيدلاخلا يح ةريزجلا بلق عراش عم ناطلس ريمألا عراش - وكزوأ ىنبم يدوعس لاير ۰۰۰۰۰۰۰۰۱ لاملا سأر</w:t>
-      </w:r>
-    </w:p>
-    <w:p>
-      <w:pPr>
-        <w:jc w:val="right"/>
-        <w:bidi/>
-      </w:pPr>
-      <w:r>
-        <w:rPr>
-          <w:b w:val="0"/>
-          <w:i w:val="0"/>
-        </w:rPr>
-        <w:t>,District Al-Khalidiyah ,Street Jazirah Al Qalb with Street Sultan Prince ,Building OZCO</w:t>
-      </w:r>
-    </w:p>
-    <w:p>
-      <w:pPr>
-        <w:jc w:val="right"/>
-        <w:bidi/>
-      </w:pPr>
-      <w:r>
-        <w:rPr>
-          <w:b w:val="0"/>
-          <w:i w:val="0"/>
-        </w:rPr>
-        <w:t>606-5416 (2) 966+ Fax: 606-5216 (2) 966+ Tel:</w:t>
-      </w:r>
-    </w:p>
-    <w:p>
-      <w:pPr>
-        <w:jc w:val="right"/>
-        <w:bidi/>
-      </w:pPr>
-      <w:r>
-        <w:rPr>
-          <w:b w:val="0"/>
-          <w:i w:val="0"/>
-        </w:rPr>
-        <w:t>www.ahmedzainysons.com Arabia Saudi of Kingdom ,21494 Jeddah ,17956 Box P.O.</w:t>
-      </w:r>
-    </w:p>
-    <w:p>
-      <w:pPr>
-        <w:jc w:val="right"/>
-        <w:bidi/>
-      </w:pPr>
-      <w:r>
-        <w:rPr>
-          <w:b w:val="0"/>
-          <w:i w:val="0"/>
-        </w:rPr>
-        <w:t>هدالوأو ينيز دمحأ ةكرش</w:t>
-      </w:r>
-    </w:p>
-    <w:p>
-      <w:pPr>
-        <w:jc w:val="right"/>
-        <w:bidi/>
-      </w:pPr>
-      <w:r>
-        <w:rPr>
-          <w:b w:val="0"/>
-          <w:i w:val="0"/>
-        </w:rPr>
-        <w:t>ةدودحم ةيلوؤسم تاذ</w:t>
-      </w:r>
-    </w:p>
-    <w:p>
-      <w:pPr>
-        <w:jc w:val="right"/>
-        <w:bidi/>
-      </w:pPr>
-      <w:r>
-        <w:rPr>
-          <w:b w:val="0"/>
-          <w:i w:val="0"/>
-        </w:rPr>
-        <w:t>جارجلا لبا</w:t>
-      </w:r>
-    </w:p>
-    <w:p>
-      <w:pPr>
-        <w:jc w:val="right"/>
-        <w:bidi/>
-      </w:pPr>
-      <w:r>
-        <w:rPr>
-          <w:b w:val="0"/>
-          <w:i w:val="0"/>
-        </w:rPr>
-        <w:t>Co. Sons &amp; Zainy Ahmed</w:t>
-      </w:r>
-    </w:p>
-    <w:p>
-      <w:pPr>
-        <w:jc w:val="right"/>
-        <w:bidi/>
-      </w:pPr>
-      <w:r>
-        <w:rPr>
-          <w:b w:val="0"/>
-          <w:i w:val="0"/>
-        </w:rPr>
-        <w:t>COMPANY LIABILITY LIMITED</w:t>
-      </w:r>
-    </w:p>
-    <w:p>
-      <w:pPr>
-        <w:jc w:val="right"/>
-        <w:bidi/>
-      </w:pPr>
-      <w:r>
-        <w:rPr>
-          <w:b w:val="0"/>
-          <w:i w:val="0"/>
-        </w:rPr>
-        <w:t>ًاسداس</w:t>
-      </w:r>
-    </w:p>
-    <w:p>
-      <w:pPr>
-        <w:jc w:val="right"/>
-        <w:bidi/>
-      </w:pPr>
-      <w:r>
-        <w:rPr>
-          <w:b w:val="0"/>
-          <w:i w:val="0"/>
-        </w:rPr>
-        <w:t>ىرج هيلعو تاءارجالا هذه مامتا يف نيدرفنم وأ نيعمتجم ، ةيسنجلا نييدوعس ، يتحشلا يملح تزع / ديسلاو ناربج نب هللا الع رباج / ديسلا نم لك ءاكرشلا ضوف دقو ةيماظنلا تاءارجالا لامكتسال ةصتخملا تاهجلا ىلا اهميدقتل ىرخألا خسنلاو اهبجومب لمعلل رارقلا نم ةخسن فرط لك ملتسا خسن (۸) نم رارقلا اذه ررح :</w:t>
-      </w:r>
-    </w:p>
-    <w:p>
-      <w:pPr>
-        <w:jc w:val="right"/>
-        <w:bidi/>
-      </w:pPr>
-      <w:r>
-        <w:rPr>
-          <w:b w:val="0"/>
-          <w:i w:val="0"/>
-        </w:rPr>
-        <w:t>.عيقوتلا</w:t>
-      </w:r>
-    </w:p>
-    <w:p>
-      <w:pPr>
-        <w:jc w:val="right"/>
-        <w:bidi/>
-      </w:pPr>
-      <w:r>
-        <w:rPr>
-          <w:b w:val="0"/>
-          <w:i w:val="0"/>
-        </w:rPr>
-        <w:t>: لزانتملا لوألا فرطلا</w:t>
-      </w:r>
-    </w:p>
-    <w:p>
-      <w:pPr>
-        <w:jc w:val="right"/>
-        <w:bidi/>
-      </w:pPr>
-      <w:r>
-        <w:rPr>
-          <w:b w:val="0"/>
-          <w:i w:val="0"/>
-        </w:rPr>
-        <w:t>ةيراجتلا ينيز دمحأ ةكرش : مسالا</w:t>
-      </w:r>
-    </w:p>
-    <w:p>
-      <w:pPr>
-        <w:jc w:val="right"/>
-        <w:bidi/>
-      </w:pPr>
-      <w:r>
-        <w:rPr>
-          <w:b w:val="0"/>
-          <w:i w:val="0"/>
-        </w:rPr>
-        <w:t>دمحأ : عيقوتلا</w:t>
-      </w:r>
-    </w:p>
-    <w:p>
-      <w:pPr>
-        <w:jc w:val="right"/>
-        <w:bidi/>
-      </w:pPr>
-      <w:r>
-        <w:rPr>
-          <w:b w:val="0"/>
-          <w:i w:val="0"/>
-        </w:rPr>
-        <w:t>قفوملا هللاو</w:t>
+        <w:t>غ ت ج ٥٠١٧٢</w:t>
+      </w:r>
+    </w:p>
+    <w:p>
+      <w:pPr>
+        <w:jc w:val="right"/>
+        <w:bidi/>
+      </w:pPr>
+      <w:r>
+        <w:rPr>
+          <w:b w:val="0"/>
+          <w:i w:val="0"/>
+        </w:rPr>
+        <w:t>س ت : ٤٠٣٠٠٩٤٨٢٥</w:t>
+      </w:r>
+    </w:p>
+    <w:p>
+      <w:pPr>
+        <w:jc w:val="right"/>
+        <w:bidi/>
+      </w:pPr>
+      <w:r>
+        <w:rPr>
+          <w:b w:val="0"/>
+          <w:i w:val="0"/>
+        </w:rPr>
+        <w:t>رأس المال ۱۰۰۰۰۰۰۰۰ ريال سعودي مبنى أوزكو - شارع الأمير سلطان مع شارع قلب الجزيرة حي الخالدية ص ب ١٧٩٥٦ جدة ٢١٤٩٤ المملكة العربية السعودية - هاتف: ۱۰۱۵۲۱۹ (۲) ٠٩٦٦ فاكس: ٦٠٦٥٤١٦ (۲) ٩٦٦</w:t>
+      </w:r>
+    </w:p>
+    <w:p>
+      <w:pPr>
+        <w:jc w:val="right"/>
+        <w:bidi/>
+      </w:pPr>
+      <w:r>
+        <w:rPr>
+          <w:b w:val="0"/>
+          <w:i w:val="0"/>
+        </w:rPr>
+        <w:t>OZCO Building, Prince Sultan Street with Qalb Al Jazirah Street, Al-Khalidiyah District,</w:t>
+      </w:r>
+    </w:p>
+    <w:p>
+      <w:pPr>
+        <w:jc w:val="right"/>
+        <w:bidi/>
+      </w:pPr>
+      <w:r>
+        <w:rPr>
+          <w:b w:val="0"/>
+          <w:i w:val="0"/>
+        </w:rPr>
+        <w:t>Tel: +966 (2) 606-5216 Fax: +966 (2) 606-5416</w:t>
+      </w:r>
+    </w:p>
+    <w:p>
+      <w:pPr>
+        <w:jc w:val="right"/>
+        <w:bidi/>
+      </w:pPr>
+      <w:r>
+        <w:rPr>
+          <w:b w:val="0"/>
+          <w:i w:val="0"/>
+        </w:rPr>
+        <w:t>P.O. Box 17956, Jeddah 21494, Kingdom of Saudi Arabia www.ahmedzainysons.com</w:t>
+      </w:r>
+    </w:p>
+    <w:p>
+      <w:pPr>
+        <w:jc w:val="right"/>
+        <w:bidi/>
+      </w:pPr>
+      <w:r>
+        <w:rPr>
+          <w:b w:val="0"/>
+          <w:i w:val="0"/>
+        </w:rPr>
+        <w:t>شركة أحمد زيني وأولاده</w:t>
+      </w:r>
+    </w:p>
+    <w:p>
+      <w:pPr>
+        <w:jc w:val="right"/>
+        <w:bidi/>
+      </w:pPr>
+      <w:r>
+        <w:rPr>
+          <w:b w:val="0"/>
+          <w:i w:val="0"/>
+        </w:rPr>
+        <w:t>ذات مسؤولية محدودة</w:t>
+      </w:r>
+    </w:p>
+    <w:p>
+      <w:pPr>
+        <w:jc w:val="right"/>
+        <w:bidi/>
+      </w:pPr>
+      <w:r>
+        <w:rPr>
+          <w:b w:val="0"/>
+          <w:i w:val="0"/>
+        </w:rPr>
+        <w:t>ابل الجراج</w:t>
+      </w:r>
+    </w:p>
+    <w:p>
+      <w:pPr>
+        <w:jc w:val="right"/>
+        <w:bidi/>
+      </w:pPr>
+      <w:r>
+        <w:rPr>
+          <w:b w:val="0"/>
+          <w:i w:val="0"/>
+        </w:rPr>
+        <w:t>Ahmed Zainy &amp; Sons Co.</w:t>
+      </w:r>
+    </w:p>
+    <w:p>
+      <w:pPr>
+        <w:jc w:val="right"/>
+        <w:bidi/>
+      </w:pPr>
+      <w:r>
+        <w:rPr>
+          <w:b w:val="0"/>
+          <w:i w:val="0"/>
+        </w:rPr>
+        <w:t>LIMITED LIABILITY COMPANY</w:t>
+      </w:r>
+    </w:p>
+    <w:p>
+      <w:pPr>
+        <w:jc w:val="right"/>
+        <w:bidi/>
+      </w:pPr>
+      <w:r>
+        <w:rPr>
+          <w:b w:val="0"/>
+          <w:i w:val="0"/>
+        </w:rPr>
+        <w:t>سادساً</w:t>
+      </w:r>
+    </w:p>
+    <w:p>
+      <w:pPr>
+        <w:jc w:val="right"/>
+        <w:bidi/>
+      </w:pPr>
+      <w:r>
+        <w:rPr>
+          <w:b w:val="0"/>
+          <w:i w:val="0"/>
+        </w:rPr>
+        <w:t>: حرر هذا القرار من (۸) نسخ استلم كل طرف نسخة من القرار للعمل بموجبها والنسخ الأخرى لتقديمها الى الجهات المختصة لاستكمال الاجراءات النظامية وقد فوض الشركاء كل من السيد / جابر علا الله بن جبران والسيد / عزت حلمي الشحتي ، سعوديين الجنسية ، مجتمعين أو منفردين في اتمام هذه الاجراءات وعليه جرى</w:t>
+      </w:r>
+    </w:p>
+    <w:p>
+      <w:pPr>
+        <w:jc w:val="right"/>
+        <w:bidi/>
+      </w:pPr>
+      <w:r>
+        <w:rPr>
+          <w:b w:val="0"/>
+          <w:i w:val="0"/>
+        </w:rPr>
+        <w:t>التوقيع.</w:t>
+      </w:r>
+    </w:p>
+    <w:p>
+      <w:pPr>
+        <w:jc w:val="right"/>
+        <w:bidi/>
+      </w:pPr>
+      <w:r>
+        <w:rPr>
+          <w:b w:val="0"/>
+          <w:i w:val="0"/>
+        </w:rPr>
+        <w:t>الطرف الأول المتنازل :</w:t>
+      </w:r>
+    </w:p>
+    <w:p>
+      <w:pPr>
+        <w:jc w:val="right"/>
+        <w:bidi/>
+      </w:pPr>
+      <w:r>
+        <w:rPr>
+          <w:b w:val="0"/>
+          <w:i w:val="0"/>
+        </w:rPr>
+        <w:t>الاسم : شركة أحمد زيني التجارية</w:t>
+      </w:r>
+    </w:p>
+    <w:p>
+      <w:pPr>
+        <w:jc w:val="right"/>
+        <w:bidi/>
+      </w:pPr>
+      <w:r>
+        <w:rPr>
+          <w:b w:val="0"/>
+          <w:i w:val="0"/>
+        </w:rPr>
+        <w:t>التوقيع : أحمد</w:t>
+      </w:r>
+    </w:p>
+    <w:p>
+      <w:pPr>
+        <w:jc w:val="right"/>
+        <w:bidi/>
+      </w:pPr>
+      <w:r>
+        <w:rPr>
+          <w:b w:val="0"/>
+          <w:i w:val="0"/>
+        </w:rPr>
+        <w:t>والله الموفق</w:t>
       </w:r>
     </w:p>
     <w:p>
@@ -8021,319 +8021,319 @@
           <w:b w:val="0"/>
           <w:i w:val="0"/>
         </w:rPr>
-        <w:t>: لزانتملا يناثلا فرطلا</w:t>
-      </w:r>
-    </w:p>
-    <w:p>
-      <w:pPr>
-        <w:jc w:val="right"/>
-        <w:bidi/>
-      </w:pPr>
-      <w:r>
-        <w:rPr>
-          <w:b w:val="0"/>
-          <w:i w:val="0"/>
-        </w:rPr>
-        <w:t>ينيز سابع دمحأ ناندع : مسالا</w:t>
-      </w:r>
-    </w:p>
-    <w:p>
-      <w:pPr>
-        <w:jc w:val="right"/>
-        <w:bidi/>
-      </w:pPr>
-      <w:r>
-        <w:rPr>
-          <w:b w:val="0"/>
-          <w:i w:val="0"/>
-        </w:rPr>
-        <w:t>: عيقوتلا</w:t>
-      </w:r>
-    </w:p>
-    <w:p>
-      <w:pPr>
-        <w:jc w:val="right"/>
-        <w:bidi/>
-      </w:pPr>
-      <w:r>
-        <w:rPr>
-          <w:b w:val="0"/>
-          <w:i w:val="0"/>
-        </w:rPr>
-        <w:t>(يناثلا كيرشلا) : ثلاثلا فرطلا</w:t>
-      </w:r>
-    </w:p>
-    <w:p>
-      <w:pPr>
-        <w:jc w:val="right"/>
-        <w:bidi/>
-      </w:pPr>
-      <w:r>
-        <w:rPr>
-          <w:b w:val="0"/>
-          <w:i w:val="0"/>
-        </w:rPr>
-        <w:t>ةدودحملا وكزوأ ةكرش : مسالا</w:t>
-      </w:r>
-    </w:p>
-    <w:p>
-      <w:pPr>
-        <w:jc w:val="right"/>
-        <w:bidi/>
-      </w:pPr>
-      <w:r>
-        <w:rPr>
-          <w:b w:val="0"/>
-          <w:i w:val="0"/>
-        </w:rPr>
-        <w:t>: لزانتملا عبارلا فرطلا</w:t>
-      </w:r>
-    </w:p>
-    <w:p>
-      <w:pPr>
-        <w:jc w:val="right"/>
-        <w:bidi/>
-      </w:pPr>
-      <w:r>
-        <w:rPr>
-          <w:b w:val="0"/>
-          <w:i w:val="0"/>
-        </w:rPr>
-        <w:t>يقوتلا</w:t>
-      </w:r>
-    </w:p>
-    <w:p>
-      <w:pPr>
-        <w:jc w:val="right"/>
-        <w:bidi/>
-      </w:pPr>
-      <w:r>
-        <w:rPr>
-          <w:b w:val="0"/>
-          <w:i w:val="0"/>
-        </w:rPr>
-        <w:t>ينيز دمحأ يزاغ لالط : مسالا</w:t>
-      </w:r>
-    </w:p>
-    <w:p>
-      <w:pPr>
-        <w:jc w:val="right"/>
-        <w:bidi/>
-      </w:pPr>
-      <w:r>
-        <w:rPr>
-          <w:b w:val="0"/>
-          <w:i w:val="0"/>
-        </w:rPr>
-        <w:t>: عيقوتلا</w:t>
-      </w:r>
-    </w:p>
-    <w:p>
-      <w:pPr>
-        <w:jc w:val="right"/>
-        <w:bidi/>
-      </w:pPr>
-      <w:r>
-        <w:rPr>
-          <w:b w:val="0"/>
-          <w:i w:val="0"/>
-        </w:rPr>
-        <w:t>: لزانتملا سماخلا فرطلا</w:t>
-      </w:r>
-    </w:p>
-    <w:p>
-      <w:pPr>
-        <w:jc w:val="right"/>
-        <w:bidi/>
-      </w:pPr>
-      <w:r>
-        <w:rPr>
-          <w:b w:val="0"/>
-          <w:i w:val="0"/>
-        </w:rPr>
-        <w:t>ينيز دمحأ يزاغ لصيف : مسالا</w:t>
-      </w:r>
-    </w:p>
-    <w:p>
-      <w:pPr>
-        <w:jc w:val="right"/>
-        <w:bidi/>
-      </w:pPr>
-      <w:r>
-        <w:rPr>
-          <w:b w:val="0"/>
-          <w:i w:val="0"/>
-        </w:rPr>
-        <w:t>: لزانتملا سداسلا فرطلا</w:t>
-      </w:r>
-    </w:p>
-    <w:p>
-      <w:pPr>
-        <w:jc w:val="right"/>
-        <w:bidi/>
-      </w:pPr>
-      <w:r>
-        <w:rPr>
-          <w:b w:val="0"/>
-          <w:i w:val="0"/>
-        </w:rPr>
-        <w:t>: عيقوتلا</w:t>
-      </w:r>
-    </w:p>
-    <w:p>
-      <w:pPr>
-        <w:jc w:val="right"/>
-        <w:bidi/>
-      </w:pPr>
-      <w:r>
-        <w:rPr>
-          <w:b w:val="0"/>
-          <w:i w:val="0"/>
-        </w:rPr>
-        <w:t>۰۰۰۰۰۰ لاملا سأر</w:t>
-      </w:r>
-    </w:p>
-    <w:p>
-      <w:pPr>
-        <w:jc w:val="right"/>
-        <w:bidi/>
-      </w:pPr>
-      <w:r>
-        <w:rPr>
-          <w:b w:val="0"/>
-          <w:i w:val="0"/>
-        </w:rPr>
-        <w:t>يدوعس لاير ١</w:t>
-      </w:r>
-    </w:p>
-    <w:p>
-      <w:pPr>
-        <w:jc w:val="right"/>
-        <w:bidi/>
-      </w:pPr>
-      <w:r>
-        <w:rPr>
-          <w:b w:val="0"/>
-          <w:i w:val="0"/>
-        </w:rPr>
-        <w:t>ينيز دمحأ يزاغ ريدغ : مسالا</w:t>
-      </w:r>
-    </w:p>
-    <w:p>
-      <w:pPr>
-        <w:jc w:val="right"/>
-        <w:bidi/>
-      </w:pPr>
-      <w:r>
-        <w:rPr>
-          <w:b w:val="0"/>
-          <w:i w:val="0"/>
-        </w:rPr>
-        <w:t>: عيقوتلا</w:t>
-      </w:r>
-    </w:p>
-    <w:p>
-      <w:pPr>
-        <w:jc w:val="right"/>
-        <w:bidi/>
-      </w:pPr>
-      <w:r>
-        <w:rPr>
-          <w:b w:val="0"/>
-          <w:i w:val="0"/>
-        </w:rPr>
-        <w:t>( ديدجلا لوألا كيرشلا ) لوالا فرطلا</w:t>
-      </w:r>
-    </w:p>
-    <w:p>
-      <w:pPr>
-        <w:jc w:val="right"/>
-        <w:bidi/>
-      </w:pPr>
-      <w:r>
-        <w:rPr>
-          <w:b w:val="0"/>
-          <w:i w:val="0"/>
-        </w:rPr>
-        <w:t>ينيز سابع دمحأ ةماسأ : مسالا</w:t>
-      </w:r>
-    </w:p>
-    <w:p>
-      <w:pPr>
-        <w:jc w:val="right"/>
-        <w:bidi/>
-      </w:pPr>
-      <w:r>
-        <w:rPr>
-          <w:b w:val="0"/>
-          <w:i w:val="0"/>
-        </w:rPr>
-        <w:t>: عيقوتلا</w:t>
-      </w:r>
-    </w:p>
-    <w:p>
-      <w:pPr>
-        <w:jc w:val="right"/>
-        <w:bidi/>
-      </w:pPr>
-      <w:r>
-        <w:rPr>
-          <w:b w:val="0"/>
-          <w:i w:val="0"/>
-        </w:rPr>
-        <w:t>٥٠١٧٢ ج ت</w:t>
-      </w:r>
-    </w:p>
-    <w:p>
-      <w:pPr>
-        <w:jc w:val="right"/>
-        <w:bidi/>
-      </w:pPr>
-      <w:r>
-        <w:rPr>
-          <w:b w:val="0"/>
-          <w:i w:val="0"/>
-        </w:rPr>
-        <w:t>٤٠٣٠٠٩٤٨٢٥ : ت . س</w:t>
-      </w:r>
-    </w:p>
-    <w:p>
-      <w:pPr>
-        <w:jc w:val="right"/>
-        <w:bidi/>
-      </w:pPr>
-      <w:r>
-        <w:rPr>
-          <w:b w:val="0"/>
-          <w:i w:val="0"/>
-        </w:rPr>
-        <w:t>۹۱۹۰ (۲) ٦٠٦٥٤١٦ : سكاف ۹۹۹ (۲) ٦٥٢١٦۰۱ :فتاه - ةيدوعسلا ةيبرعلا ةكلمملا ٢١٤٩٤- ةدج ١٧٩٥٦ ب.ص - ةيدلاخلا يح ةريزجلا بلق عراش عم ناطلس ريمألا عراش - وكزوأ ىنیم</w:t>
-      </w:r>
-    </w:p>
-    <w:p>
-      <w:pPr>
-        <w:jc w:val="right"/>
-        <w:bidi/>
-      </w:pPr>
-      <w:r>
-        <w:rPr>
-          <w:b w:val="0"/>
-          <w:i w:val="0"/>
-        </w:rPr>
-        <w:t>Arabia Saudi of Kingdom ,21494 Jeddah ,17956 Box P.O. ,District Al-Khalidiyah ,Street Jazirah Al Qalb with Street Sultan Prince ,Building OZCO</w:t>
-      </w:r>
-    </w:p>
-    <w:p>
-      <w:pPr>
-        <w:jc w:val="right"/>
-        <w:bidi/>
-      </w:pPr>
-      <w:r>
-        <w:rPr>
-          <w:b w:val="0"/>
-          <w:i w:val="0"/>
-        </w:rPr>
-        <w:t>606-5416 (2) 966+ Fax: 606-5216 (2) 966+ Tel:</w:t>
+        <w:t>الطرف الثاني المتنازل :</w:t>
+      </w:r>
+    </w:p>
+    <w:p>
+      <w:pPr>
+        <w:jc w:val="right"/>
+        <w:bidi/>
+      </w:pPr>
+      <w:r>
+        <w:rPr>
+          <w:b w:val="0"/>
+          <w:i w:val="0"/>
+        </w:rPr>
+        <w:t>الاسم : عدنان أحمد عباس زيني</w:t>
+      </w:r>
+    </w:p>
+    <w:p>
+      <w:pPr>
+        <w:jc w:val="right"/>
+        <w:bidi/>
+      </w:pPr>
+      <w:r>
+        <w:rPr>
+          <w:b w:val="0"/>
+          <w:i w:val="0"/>
+        </w:rPr>
+        <w:t>التوقيع :</w:t>
+      </w:r>
+    </w:p>
+    <w:p>
+      <w:pPr>
+        <w:jc w:val="right"/>
+        <w:bidi/>
+      </w:pPr>
+      <w:r>
+        <w:rPr>
+          <w:b w:val="0"/>
+          <w:i w:val="0"/>
+        </w:rPr>
+        <w:t>الطرف الثالث : (الشريك الثاني)</w:t>
+      </w:r>
+    </w:p>
+    <w:p>
+      <w:pPr>
+        <w:jc w:val="right"/>
+        <w:bidi/>
+      </w:pPr>
+      <w:r>
+        <w:rPr>
+          <w:b w:val="0"/>
+          <w:i w:val="0"/>
+        </w:rPr>
+        <w:t>الاسم : شركة أوزكو المحدودة</w:t>
+      </w:r>
+    </w:p>
+    <w:p>
+      <w:pPr>
+        <w:jc w:val="right"/>
+        <w:bidi/>
+      </w:pPr>
+      <w:r>
+        <w:rPr>
+          <w:b w:val="0"/>
+          <w:i w:val="0"/>
+        </w:rPr>
+        <w:t>الطرف الرابع المتنازل :</w:t>
+      </w:r>
+    </w:p>
+    <w:p>
+      <w:pPr>
+        <w:jc w:val="right"/>
+        <w:bidi/>
+      </w:pPr>
+      <w:r>
+        <w:rPr>
+          <w:b w:val="0"/>
+          <w:i w:val="0"/>
+        </w:rPr>
+        <w:t>التوقي</w:t>
+      </w:r>
+    </w:p>
+    <w:p>
+      <w:pPr>
+        <w:jc w:val="right"/>
+        <w:bidi/>
+      </w:pPr>
+      <w:r>
+        <w:rPr>
+          <w:b w:val="0"/>
+          <w:i w:val="0"/>
+        </w:rPr>
+        <w:t>الاسم : طلال غازي أحمد زيني</w:t>
+      </w:r>
+    </w:p>
+    <w:p>
+      <w:pPr>
+        <w:jc w:val="right"/>
+        <w:bidi/>
+      </w:pPr>
+      <w:r>
+        <w:rPr>
+          <w:b w:val="0"/>
+          <w:i w:val="0"/>
+        </w:rPr>
+        <w:t>التوقيع :</w:t>
+      </w:r>
+    </w:p>
+    <w:p>
+      <w:pPr>
+        <w:jc w:val="right"/>
+        <w:bidi/>
+      </w:pPr>
+      <w:r>
+        <w:rPr>
+          <w:b w:val="0"/>
+          <w:i w:val="0"/>
+        </w:rPr>
+        <w:t>الطرف الخامس المتنازل :</w:t>
+      </w:r>
+    </w:p>
+    <w:p>
+      <w:pPr>
+        <w:jc w:val="right"/>
+        <w:bidi/>
+      </w:pPr>
+      <w:r>
+        <w:rPr>
+          <w:b w:val="0"/>
+          <w:i w:val="0"/>
+        </w:rPr>
+        <w:t>الاسم : فيصل غازي أحمد زيني</w:t>
+      </w:r>
+    </w:p>
+    <w:p>
+      <w:pPr>
+        <w:jc w:val="right"/>
+        <w:bidi/>
+      </w:pPr>
+      <w:r>
+        <w:rPr>
+          <w:b w:val="0"/>
+          <w:i w:val="0"/>
+        </w:rPr>
+        <w:t>الطرف السادس المتنازل :</w:t>
+      </w:r>
+    </w:p>
+    <w:p>
+      <w:pPr>
+        <w:jc w:val="right"/>
+        <w:bidi/>
+      </w:pPr>
+      <w:r>
+        <w:rPr>
+          <w:b w:val="0"/>
+          <w:i w:val="0"/>
+        </w:rPr>
+        <w:t>التوقيع :</w:t>
+      </w:r>
+    </w:p>
+    <w:p>
+      <w:pPr>
+        <w:jc w:val="right"/>
+        <w:bidi/>
+      </w:pPr>
+      <w:r>
+        <w:rPr>
+          <w:b w:val="0"/>
+          <w:i w:val="0"/>
+        </w:rPr>
+        <w:t>رأس المال ۰۰۰۰۰۰</w:t>
+      </w:r>
+    </w:p>
+    <w:p>
+      <w:pPr>
+        <w:jc w:val="right"/>
+        <w:bidi/>
+      </w:pPr>
+      <w:r>
+        <w:rPr>
+          <w:b w:val="0"/>
+          <w:i w:val="0"/>
+        </w:rPr>
+        <w:t>١ ريال سعودي</w:t>
+      </w:r>
+    </w:p>
+    <w:p>
+      <w:pPr>
+        <w:jc w:val="right"/>
+        <w:bidi/>
+      </w:pPr>
+      <w:r>
+        <w:rPr>
+          <w:b w:val="0"/>
+          <w:i w:val="0"/>
+        </w:rPr>
+        <w:t>الاسم : غدير غازي أحمد زيني</w:t>
+      </w:r>
+    </w:p>
+    <w:p>
+      <w:pPr>
+        <w:jc w:val="right"/>
+        <w:bidi/>
+      </w:pPr>
+      <w:r>
+        <w:rPr>
+          <w:b w:val="0"/>
+          <w:i w:val="0"/>
+        </w:rPr>
+        <w:t>التوقيع :</w:t>
+      </w:r>
+    </w:p>
+    <w:p>
+      <w:pPr>
+        <w:jc w:val="right"/>
+        <w:bidi/>
+      </w:pPr>
+      <w:r>
+        <w:rPr>
+          <w:b w:val="0"/>
+          <w:i w:val="0"/>
+        </w:rPr>
+        <w:t>الطرف الاول ( الشريك الأول الجديد )</w:t>
+      </w:r>
+    </w:p>
+    <w:p>
+      <w:pPr>
+        <w:jc w:val="right"/>
+        <w:bidi/>
+      </w:pPr>
+      <w:r>
+        <w:rPr>
+          <w:b w:val="0"/>
+          <w:i w:val="0"/>
+        </w:rPr>
+        <w:t>الاسم : أسامة أحمد عباس زيني</w:t>
+      </w:r>
+    </w:p>
+    <w:p>
+      <w:pPr>
+        <w:jc w:val="right"/>
+        <w:bidi/>
+      </w:pPr>
+      <w:r>
+        <w:rPr>
+          <w:b w:val="0"/>
+          <w:i w:val="0"/>
+        </w:rPr>
+        <w:t>التوقيع :</w:t>
+      </w:r>
+    </w:p>
+    <w:p>
+      <w:pPr>
+        <w:jc w:val="right"/>
+        <w:bidi/>
+      </w:pPr>
+      <w:r>
+        <w:rPr>
+          <w:b w:val="0"/>
+          <w:i w:val="0"/>
+        </w:rPr>
+        <w:t>ت ج ٥٠١٧٢</w:t>
+      </w:r>
+    </w:p>
+    <w:p>
+      <w:pPr>
+        <w:jc w:val="right"/>
+        <w:bidi/>
+      </w:pPr>
+      <w:r>
+        <w:rPr>
+          <w:b w:val="0"/>
+          <w:i w:val="0"/>
+        </w:rPr>
+        <w:t>س . ت : ٤٠٣٠٠٩٤٨٢٥</w:t>
+      </w:r>
+    </w:p>
+    <w:p>
+      <w:pPr>
+        <w:jc w:val="right"/>
+        <w:bidi/>
+      </w:pPr>
+      <w:r>
+        <w:rPr>
+          <w:b w:val="0"/>
+          <w:i w:val="0"/>
+        </w:rPr>
+        <w:t>مینى أوزكو - شارع الأمير سلطان مع شارع قلب الجزيرة حي الخالدية - ص.ب ١٧٩٥٦ جدة ٢١٤٩٤- المملكة العربية السعودية - هاتف: ۱۰٦٥٢١٦ (۲) ۹۹۹ فاكس : ٦٠٦٥٤١٦ (۲) ۰۹۱۹</w:t>
+      </w:r>
+    </w:p>
+    <w:p>
+      <w:pPr>
+        <w:jc w:val="right"/>
+        <w:bidi/>
+      </w:pPr>
+      <w:r>
+        <w:rPr>
+          <w:b w:val="0"/>
+          <w:i w:val="0"/>
+        </w:rPr>
+        <w:t>OZCO Building, Prince Sultan Street with Qalb Al Jazirah Street, Al-Khalidiyah District, P.O. Box 17956, Jeddah 21494, Kingdom of Saudi Arabia</w:t>
+      </w:r>
+    </w:p>
+    <w:p>
+      <w:pPr>
+        <w:jc w:val="right"/>
+        <w:bidi/>
+      </w:pPr>
+      <w:r>
+        <w:rPr>
+          <w:b w:val="0"/>
+          <w:i w:val="0"/>
+        </w:rPr>
+        <w:t>Tel: +966 (2) 606-5216 Fax: +966 (2) 606-5416</w:t>
       </w:r>
     </w:p>
     <w:p>
@@ -8359,72 +8359,72 @@
           <w:b w:val="0"/>
           <w:i w:val="0"/>
         </w:rPr>
-        <w:t>لدعلا ةرازو</w:t>
-      </w:r>
-    </w:p>
-    <w:p>
-      <w:pPr>
-        <w:jc w:val="right"/>
-        <w:bidi/>
-      </w:pPr>
-      <w:r>
-        <w:rPr>
-          <w:b w:val="0"/>
-          <w:i w:val="0"/>
-        </w:rPr>
-        <w:t>دوقعلا قيثوت مسق</w:t>
-      </w:r>
-    </w:p>
-    <w:p>
-      <w:pPr>
-        <w:jc w:val="right"/>
-        <w:bidi/>
-      </w:pPr>
-      <w:r>
-        <w:rPr>
-          <w:b w:val="0"/>
-          <w:i w:val="0"/>
-        </w:rPr>
-        <w:t>: دعبو هدعب يبن ال نم مالسلاو هالصلاو هدحو هلل دمحلا</w:t>
-      </w:r>
-    </w:p>
-    <w:p>
-      <w:pPr>
-        <w:jc w:val="right"/>
-        <w:bidi/>
-      </w:pPr>
-      <w:r>
-        <w:rPr>
-          <w:b w:val="0"/>
-          <w:i w:val="0"/>
-        </w:rPr>
-        <w:t>رارقلا اذه</w:t>
-      </w:r>
-    </w:p>
-    <w:p>
-      <w:pPr>
-        <w:jc w:val="right"/>
-        <w:bidi/>
-      </w:pPr>
-      <w:r>
-        <w:rPr>
-          <w:b w:val="0"/>
-          <w:i w:val="0"/>
-        </w:rPr>
-        <w:t>قيثوتو ليجست ىرج</w:t>
-      </w:r>
-    </w:p>
-    <w:p>
-      <w:pPr>
-        <w:jc w:val="right"/>
-        <w:bidi/>
-      </w:pPr>
-      <w:r>
-        <w:rPr>
-          <w:b w:val="0"/>
-          <w:i w:val="0"/>
-        </w:rPr>
-        <w:t>.مقرلا تحت تاكرشلا دوقع لجسب</w:t>
+        <w:t>وزارة العدل</w:t>
+      </w:r>
+    </w:p>
+    <w:p>
+      <w:pPr>
+        <w:jc w:val="right"/>
+        <w:bidi/>
+      </w:pPr>
+      <w:r>
+        <w:rPr>
+          <w:b w:val="0"/>
+          <w:i w:val="0"/>
+        </w:rPr>
+        <w:t>قسم توثيق العقود</w:t>
+      </w:r>
+    </w:p>
+    <w:p>
+      <w:pPr>
+        <w:jc w:val="right"/>
+        <w:bidi/>
+      </w:pPr>
+      <w:r>
+        <w:rPr>
+          <w:b w:val="0"/>
+          <w:i w:val="0"/>
+        </w:rPr>
+        <w:t>الحمد لله وحده والصلاه والسلام من لا نبي بعده وبعد :</w:t>
+      </w:r>
+    </w:p>
+    <w:p>
+      <w:pPr>
+        <w:jc w:val="right"/>
+        <w:bidi/>
+      </w:pPr>
+      <w:r>
+        <w:rPr>
+          <w:b w:val="0"/>
+          <w:i w:val="0"/>
+        </w:rPr>
+        <w:t>هذا القرار</w:t>
+      </w:r>
+    </w:p>
+    <w:p>
+      <w:pPr>
+        <w:jc w:val="right"/>
+        <w:bidi/>
+      </w:pPr>
+      <w:r>
+        <w:rPr>
+          <w:b w:val="0"/>
+          <w:i w:val="0"/>
+        </w:rPr>
+        <w:t>جرى تسجيل وتوثيق</w:t>
+      </w:r>
+    </w:p>
+    <w:p>
+      <w:pPr>
+        <w:jc w:val="right"/>
+        <w:bidi/>
+      </w:pPr>
+      <w:r>
+        <w:rPr>
+          <w:b w:val="0"/>
+          <w:i w:val="0"/>
+        </w:rPr>
+        <w:t>بسجل عقود الشركات تحت الرقم.</w:t>
       </w:r>
     </w:p>
     <w:p>
@@ -8450,191 +8450,191 @@
           <w:b w:val="0"/>
           <w:i w:val="0"/>
         </w:rPr>
-        <w:t>.ًاريرحت انم قيدصتلاو قيفوتلا ىرج ةيلعو ةينعملا فارطألا رارقاو روضحب كلذو دنك ةفيحص ٥٩٧٤ ٢/١٠/ خيراتو (ع۸۱ دلجم</w:t>
-      </w:r>
-    </w:p>
-    <w:p>
-      <w:pPr>
-        <w:jc w:val="right"/>
-        <w:bidi/>
-      </w:pPr>
-      <w:r>
-        <w:rPr>
-          <w:b w:val="0"/>
-          <w:i w:val="0"/>
-        </w:rPr>
-        <w:t>ـهجب يعان ةيراجتلا ةفرغلا لدع بتاك نيعمجأ هبحصو هلآو دمحم انيبن ىلع هللا ىلصو</w:t>
-      </w:r>
-    </w:p>
-    <w:p>
-      <w:pPr>
-        <w:jc w:val="right"/>
-        <w:bidi/>
-      </w:pPr>
-      <w:r>
-        <w:rPr>
-          <w:b w:val="0"/>
-          <w:i w:val="0"/>
-        </w:rPr>
-        <w:t>لدعلا ةرازو</w:t>
-      </w:r>
-    </w:p>
-    <w:p>
-      <w:pPr>
-        <w:jc w:val="right"/>
-        <w:bidi/>
-      </w:pPr>
-      <w:r>
-        <w:rPr>
-          <w:b w:val="0"/>
-          <w:i w:val="0"/>
-        </w:rPr>
-        <w:t>ةظفاحم</w:t>
-      </w:r>
-    </w:p>
-    <w:p>
-      <w:pPr>
-        <w:jc w:val="right"/>
-        <w:bidi/>
-      </w:pPr>
-      <w:r>
-        <w:rPr>
-          <w:b w:val="0"/>
-          <w:i w:val="0"/>
-        </w:rPr>
-        <w:t>&lt;https://new.najiz.sa/applications/dashboard&gt;</w:t>
+        <w:t>مجلد ۱۸ع) وتاريخ ٢/١٠/ ٥٩٧٤ صحيفة كند وذلك بحضور واقرار الأطراف المعنية وعلية جرى التوفيق والتصديق منا تحريراً.</w:t>
+      </w:r>
+    </w:p>
+    <w:p>
+      <w:pPr>
+        <w:jc w:val="right"/>
+        <w:bidi/>
+      </w:pPr>
+      <w:r>
+        <w:rPr>
+          <w:b w:val="0"/>
+          <w:i w:val="0"/>
+        </w:rPr>
+        <w:t>وصلى الله على نبينا محمد وآله وصحبه أجمعين كاتب عدل الغرفة التجارية ناعي بجهـ</w:t>
+      </w:r>
+    </w:p>
+    <w:p>
+      <w:pPr>
+        <w:jc w:val="right"/>
+        <w:bidi/>
+      </w:pPr>
+      <w:r>
+        <w:rPr>
+          <w:b w:val="0"/>
+          <w:i w:val="0"/>
+        </w:rPr>
+        <w:t>وزارة العدل</w:t>
+      </w:r>
+    </w:p>
+    <w:p>
+      <w:pPr>
+        <w:jc w:val="right"/>
+        <w:bidi/>
+      </w:pPr>
+      <w:r>
+        <w:rPr>
+          <w:b w:val="0"/>
+          <w:i w:val="0"/>
+        </w:rPr>
+        <w:t>محافظة</w:t>
+      </w:r>
+    </w:p>
+    <w:p>
+      <w:pPr>
+        <w:jc w:val="right"/>
+        <w:bidi/>
+      </w:pPr>
+      <w:r>
+        <w:rPr>
+          <w:b w:val="0"/>
+          <w:i w:val="0"/>
+        </w:rPr>
+        <w:t xml:space="preserve">&lt;https://new.najiz.sa/applications/dashboard&gt;   </w:t>
         <w:br/>
-        <w:t xml:space="preserve">   &lt;/#https://new.najiz.sa/applications/iExecution&gt;</w:t>
+        <w:t xml:space="preserve">&lt;https://new.najiz.sa/applications/iExecution#/&gt;   </w:t>
         <w:br/>
-        <w:t xml:space="preserve">   &lt;https://new.najiz.sa/applications/iexecution/Requests&gt;</w:t>
+        <w:t xml:space="preserve">&lt;https://new.najiz.sa/applications/iexecution/Requests&gt;   </w:t>
         <w:br/>
-        <w:t xml:space="preserve">   &lt;https://new.najiz.sa/dashboard&gt;</w:t>
+        <w:t xml:space="preserve">&lt;https://new.najiz.sa/dashboard&gt;   </w:t>
         <w:br/>
-        <w:t xml:space="preserve">   &lt;https://new.najiz.sa/applications/dashboard/verification-services&gt;</w:t>
+        <w:t xml:space="preserve">&lt;https://new.najiz.sa/applications/dashboard/verification-services&gt;   </w:t>
         <w:br/>
-        <w:t xml:space="preserve">   &lt;https://new.najiz.sa/dashboard/portal-services&gt;</w:t>
+        <w:t xml:space="preserve">&lt;https://new.najiz.sa/dashboard/portal-services&gt;   </w:t>
         <w:br/>
-        <w:t xml:space="preserve">   &lt;https://new.najiz.sa/applications/dashboard/license-guide&gt;</w:t>
+        <w:t xml:space="preserve">&lt;https://new.najiz.sa/applications/dashboard/license-guide&gt;   </w:t>
         <w:br/>
-        <w:t xml:space="preserve">   &lt;https://new.najiz.sa/Account/Logout&gt;</w:t>
+        <w:t xml:space="preserve">&lt;https://new.najiz.sa/Account/Logout&gt;   </w:t>
         <w:br/>
-        <w:t xml:space="preserve">   &lt;https://new.najiz.sa/applications/dashboard&gt;</w:t>
+        <w:t xml:space="preserve">&lt;https://new.najiz.sa/applications/dashboard&gt;   </w:t>
         <w:br/>
-        <w:t xml:space="preserve">   &lt;/#https://new.najiz.sa/applications/iExecution&gt;</w:t>
+        <w:t xml:space="preserve">&lt;https://new.najiz.sa/applications/iExecution#/&gt;   </w:t>
         <w:br/>
-        <w:t xml:space="preserve">   &lt;https://new.najiz.sa/applications/iexecution/Requests&gt;</w:t>
+        <w:t xml:space="preserve">&lt;https://new.najiz.sa/applications/iexecution/Requests&gt;   </w:t>
         <w:br/>
-        <w:t xml:space="preserve">   &lt;https://new.najiz.sa/applications/dashboard&gt;</w:t>
+        <w:t xml:space="preserve">&lt;https://new.najiz.sa/applications/dashboard&gt;   </w:t>
         <w:br/>
-        <w:t xml:space="preserve">   &lt;https://new.najiz.sa/applications/lawsuit&gt;</w:t>
+        <w:t xml:space="preserve">&lt;https://new.najiz.sa/applications/lawsuit&gt;   </w:t>
         <w:br/>
-        <w:t xml:space="preserve">   &lt;https://new.najiz.sa/applications/lawsuit/bankruptcy&gt;</w:t>
+        <w:t xml:space="preserve">&lt;https://new.najiz.sa/applications/lawsuit/bankruptcy&gt;   </w:t>
         <w:br/>
-        <w:t xml:space="preserve">   (23#)[23#\]</w:t>
+        <w:t xml:space="preserve">[\#23](#23)   </w:t>
         <w:br/>
-        <w:t xml:space="preserve">   (23#)[23#\]</w:t>
+        <w:t xml:space="preserve">[\#23](#23)   </w:t>
         <w:br/>
-        <w:t xml:space="preserve">   (23#)[23#\]</w:t>
+        <w:t xml:space="preserve">[\#23](#23)   </w:t>
         <w:br/>
-        <w:t xml:space="preserve">   (23#)[23#\]</w:t>
+        <w:t xml:space="preserve">[\#23](#23)   </w:t>
         <w:br/>
-        <w:t xml:space="preserve">   &lt;https://new.najiz.sa/applications/crm/list&gt;</w:t>
+        <w:t xml:space="preserve">&lt;https://new.najiz.sa/applications/crm/list&gt;   </w:t>
         <w:br/>
-        <w:t xml:space="preserve">   &lt;https://new.najiz.sa/applications/lawsuit/judicial-fees&gt;</w:t>
+        <w:t xml:space="preserve">&lt;https://new.najiz.sa/applications/lawsuit/judicial-fees&gt;   </w:t>
         <w:br/>
-        <w:t xml:space="preserve">   (23#)[23#\]</w:t>
+        <w:t xml:space="preserve">[\#23](#23)   </w:t>
         <w:br/>
-        <w:t xml:space="preserve">   &lt;https://new.najiz.sa/dashboard&gt;</w:t>
+        <w:t xml:space="preserve">&lt;https://new.najiz.sa/dashboard&gt;   </w:t>
         <w:br/>
-        <w:t xml:space="preserve">   &lt;https://new.najiz.sa/applications/dashboard/verification-services&gt;</w:t>
+        <w:t xml:space="preserve">&lt;https://new.najiz.sa/applications/dashboard/verification-services&gt;   </w:t>
         <w:br/>
-        <w:t xml:space="preserve">   &lt;https://new.najiz.sa/dashboard/portal-services&gt;</w:t>
+        <w:t xml:space="preserve">&lt;https://new.najiz.sa/dashboard/portal-services&gt;   </w:t>
         <w:br/>
-        <w:t xml:space="preserve">   &lt;https://new.najiz.sa/applications/dashboard/license-guide&gt;</w:t>
+        <w:t xml:space="preserve">&lt;https://new.najiz.sa/applications/dashboard/license-guide&gt;   </w:t>
         <w:br/>
-        <w:t xml:space="preserve">   &lt;https://new.najiz.sa/Account/Logout&gt;</w:t>
+        <w:t xml:space="preserve">&lt;https://new.najiz.sa/Account/Logout&gt;   </w:t>
         <w:br/>
-        <w:t xml:space="preserve">   &lt;https://new.najiz.sa/applications/dashboard&gt;</w:t>
+        <w:t xml:space="preserve">&lt;https://new.najiz.sa/applications/dashboard&gt;   </w:t>
         <w:br/>
-        <w:t xml:space="preserve">   &lt;https://new.najiz.sa/applications/lawsuit&gt;</w:t>
+        <w:t xml:space="preserve">&lt;https://new.najiz.sa/applications/lawsuit&gt;   </w:t>
         <w:br/>
-        <w:t xml:space="preserve">   &lt;https://new.najiz.sa/applications/lawsuit/bankruptcy&gt;</w:t>
+        <w:t xml:space="preserve">&lt;https://new.najiz.sa/applications/lawsuit/bankruptcy&gt;   </w:t>
         <w:br/>
-        <w:t xml:space="preserve">   (23#)[23#\]</w:t>
+        <w:t xml:space="preserve">[\#23](#23)   </w:t>
         <w:br/>
-        <w:t xml:space="preserve">   (23#)[23#\]</w:t>
+        <w:t xml:space="preserve">[\#23](#23)   </w:t>
         <w:br/>
-        <w:t xml:space="preserve">   (23#)[23#\]</w:t>
+        <w:t xml:space="preserve">[\#23](#23)   </w:t>
         <w:br/>
-        <w:t xml:space="preserve">   (23#)[23#\]</w:t>
+        <w:t xml:space="preserve">[\#23](#23)   </w:t>
         <w:br/>
-        <w:t xml:space="preserve">   &lt;https://new.najiz.sa/applications/crm/list&gt;</w:t>
+        <w:t xml:space="preserve">&lt;https://new.najiz.sa/applications/crm/list&gt;   </w:t>
         <w:br/>
-        <w:t xml:space="preserve">   &lt;https://new.najiz.sa/applications/lawsuit/judicial-fees&gt;</w:t>
+        <w:t xml:space="preserve">&lt;https://new.najiz.sa/applications/lawsuit/judicial-fees&gt;   </w:t>
         <w:br/>
-        <w:t xml:space="preserve">   (23#)[23#\]</w:t>
+        <w:t xml:space="preserve">[\#23](#23)   </w:t>
         <w:br/>
-        <w:t xml:space="preserve">   &lt;https://new.najiz.sa/dashboard&gt;</w:t>
+        <w:t xml:space="preserve">&lt;https://new.najiz.sa/dashboard&gt;   </w:t>
         <w:br/>
-        <w:t xml:space="preserve">   (mailto:1950@moj.gov.sa)[mailto:1950@moj.gov.sa]</w:t>
+        <w:t xml:space="preserve">[mailto:1950@moj.gov.sa](mailto:1950@moj.gov.sa)   </w:t>
         <w:br/>
-        <w:t xml:space="preserve">   &lt;tel:1950&gt;</w:t>
+        <w:t xml:space="preserve">&lt;tel:1950&gt;   </w:t>
         <w:br/>
-        <w:t xml:space="preserve">   &lt;https://new.najiz.sa/about&gt;</w:t>
+        <w:t xml:space="preserve">&lt;https://new.najiz.sa/about&gt;   </w:t>
         <w:br/>
-        <w:t xml:space="preserve">   &lt;https://new.najiz.sa/applications/dashboard/faq&gt;</w:t>
+        <w:t xml:space="preserve">&lt;https://new.najiz.sa/applications/dashboard/faq&gt;   </w:t>
         <w:br/>
-        <w:t xml:space="preserve">   &lt;https://new.najiz.sa/privacy-policy&gt;</w:t>
+        <w:t xml:space="preserve">&lt;https://new.najiz.sa/privacy-policy&gt;   </w:t>
         <w:br/>
-        <w:t xml:space="preserve">   &lt;https://new.najiz.sa/terms-conditions&gt;</w:t>
+        <w:t xml:space="preserve">&lt;https://new.najiz.sa/terms-conditions&gt;   </w:t>
         <w:br/>
-        <w:t xml:space="preserve">   &lt;https://vision2030.gov.sa/ar&gt;</w:t>
+        <w:t xml:space="preserve">&lt;https://vision2030.gov.sa/ar&gt;   </w:t>
         <w:br/>
-        <w:t xml:space="preserve">   &lt;https://www.moj.gov.sa/&gt;</w:t>
+        <w:t xml:space="preserve">&lt;https://www.moj.gov.sa/&gt;   </w:t>
         <w:br/>
-        <w:t xml:space="preserve">   &lt;CfDJ8GyQMJD4wvpOv8eHR-GWJd13dZWHtU5hfzktkWpssLnE6U-I10m5IFE8o275GB5_p7IYEvYdngHnJxkQu1_LVtxjIbuoUeEWe39w0zCdFgz3Fu8KhregywLgOp1_QvVq0g=requestDecisionId?https://new.najiz.sa/applications/iexecution/Request/View/Decision&gt;</w:t>
+        <w:t xml:space="preserve">&lt;https://new.najiz.sa/applications/iexecution/Request/View/Decision?requestDecisionId=CfDJ8GyQMJD4wvpOv8eHR-GWJd13dZWHtU5hfzktkWpssLnE6U-I10m5IFE8o275GB5_p7IYEvYdngHnJxkQu1_LVtxjIbuoUeEWe39w0zCdFgz3Fu8KhregywLgOp1_QvVq0g&gt;   </w:t>
         <w:br/>
-        <w:t xml:space="preserve">   &lt;https://new.najiz.sa/applications/dashboard&gt;</w:t>
+        <w:t xml:space="preserve">&lt;https://new.najiz.sa/applications/dashboard&gt;   </w:t>
         <w:br/>
-        <w:t xml:space="preserve">   &lt;https://new.najiz.sa/applications/lawsuit&gt;</w:t>
+        <w:t xml:space="preserve">&lt;https://new.najiz.sa/applications/lawsuit&gt;   </w:t>
         <w:br/>
-        <w:t xml:space="preserve">   &lt;https://new.najiz.sa/applications/lawsuit/bankruptcy&gt;</w:t>
+        <w:t xml:space="preserve">&lt;https://new.najiz.sa/applications/lawsuit/bankruptcy&gt;   </w:t>
         <w:br/>
-        <w:t xml:space="preserve">   (23#)[23#\]</w:t>
+        <w:t xml:space="preserve">[\#23](#23)   </w:t>
         <w:br/>
-        <w:t xml:space="preserve">   (23#)[23#\]</w:t>
+        <w:t xml:space="preserve">[\#23](#23)   </w:t>
         <w:br/>
-        <w:t xml:space="preserve">   (23#)[23#\]</w:t>
+        <w:t xml:space="preserve">[\#23](#23)   </w:t>
         <w:br/>
-        <w:t xml:space="preserve">   (23#)[23#\]</w:t>
+        <w:t xml:space="preserve">[\#23](#23)   </w:t>
         <w:br/>
-        <w:t xml:space="preserve">   &lt;https://new.najiz.sa/applications/crm/list&gt;</w:t>
+        <w:t xml:space="preserve">&lt;https://new.najiz.sa/applications/crm/list&gt;   </w:t>
         <w:br/>
-        <w:t xml:space="preserve">   &lt;https://new.najiz.sa/applications/lawsuit/judicial-fees&gt;</w:t>
+        <w:t xml:space="preserve">&lt;https://new.najiz.sa/applications/lawsuit/judicial-fees&gt;   </w:t>
         <w:br/>
-        <w:t xml:space="preserve">   (23#)[23#\]</w:t>
+        <w:t xml:space="preserve">[\#23](#23)   </w:t>
         <w:br/>
-        <w:t xml:space="preserve">   &lt;CfDJ8GyQMJD4wvpOv8eHR-GWJd22hGT35m2bEvLUBOWOP3RN2nK8DLMA9CVlvno1ULeKxz4_UyympJ7WuP-68l7tblqTVKj-m0MXteL2Q331m978-WtJqkuK5UZtjdQHChZ9dA_V5fOcQ03jSoN3XtLTqGA=id?https://new.najiz.sa/applications/iExecution/Common/ViewAttachmentUrl&gt;</w:t>
+        <w:t xml:space="preserve">&lt;https://new.najiz.sa/applications/iExecution/Common/ViewAttachmentUrl?id=CfDJ8GyQMJD4wvpOv8eHR-GWJd22hGT35m2bEvLUBOWOP3RN2nK8DLMA9CVlvno1ULeKxz4_UyympJ7WuP-68l7tblqTVKj-m0MXteL2Q331m978-WtJqkuK5UZtjdQHChZ9dA_V5fOcQ03jSoN3XtLTqGA&gt;   </w:t>
         <w:br/>
-        <w:t xml:space="preserve">   &lt;CfDJ8GyQMJD4wvpOv8eHR-GWJd1vHYCADx3URbZtWQqBNY7wH62AdzNVm3dgDmORDYJBOfofwROSYJ_VK_B2yqIYJYRsdK49LXrZ3zhOIqzg2RMZWP8IofgDaWTn8eUkewBTfg=requestDecisionId?https://new.najiz.sa/applications/iexecution/Request/View/Decision&gt;</w:t>
+        <w:t xml:space="preserve">&lt;https://new.najiz.sa/applications/iexecution/Request/View/Decision?requestDecisionId=CfDJ8GyQMJD4wvpOv8eHR-GWJd1vHYCADx3URbZtWQqBNY7wH62AdzNVm3dgDmORDYJBOfofwROSYJ_VK_B2yqIYJYRsdK49LXrZ3zhOIqzg2RMZWP8IofgDaWTn8eUkewBTfg&gt;   </w:t>
         <w:br/>
-        <w:t xml:space="preserve">   &lt;https://new.najiz.sa/dashboard&gt;</w:t>
+        <w:t xml:space="preserve">&lt;https://new.najiz.sa/dashboard&gt;   </w:t>
         <w:br/>
-        <w:t xml:space="preserve">   (mailto:1950@moj.gov.sa)[mailto:1950@moj.gov.sa]</w:t>
+        <w:t xml:space="preserve">[mailto:1950@moj.gov.sa](mailto:1950@moj.gov.sa)   </w:t>
         <w:br/>
-        <w:t xml:space="preserve">   &lt;tel:1950&gt;</w:t>
+        <w:t xml:space="preserve">&lt;tel:1950&gt;   </w:t>
         <w:br/>
-        <w:t xml:space="preserve">   &lt;https://new.najiz.sa/about&gt;</w:t>
+        <w:t xml:space="preserve">&lt;https://new.najiz.sa/about&gt;   </w:t>
         <w:br/>
-        <w:t xml:space="preserve">   &lt;https://new.najiz.sa/applications/dashboard/faq&gt;</w:t>
+        <w:t xml:space="preserve">&lt;https://new.najiz.sa/applications/dashboard/faq&gt;   </w:t>
         <w:br/>
-        <w:t xml:space="preserve">   &lt;https://new.najiz.sa/privacy-policy&gt;</w:t>
+        <w:t xml:space="preserve">&lt;https://new.najiz.sa/privacy-policy&gt;   </w:t>
         <w:br/>
-        <w:t xml:space="preserve">   &lt;https://new.najiz.sa/terms-conditions&gt;</w:t>
+        <w:t xml:space="preserve">&lt;https://new.najiz.sa/terms-conditions&gt;   </w:t>
         <w:br/>
-        <w:t xml:space="preserve">   &lt;https://vision2030.gov.sa/ar&gt;</w:t>
+        <w:t xml:space="preserve">&lt;https://vision2030.gov.sa/ar&gt;   </w:t>
         <w:br/>
-        <w:t xml:space="preserve">   &lt;https://www.moj.gov.sa/&gt;</w:t>
+        <w:t>&lt;https://www.moj.gov.sa/&gt;</w:t>
       </w:r>
     </w:p>
     <w:sectPr>

--- a/zaini_case_audit_output/outputs/word/documents/180_شكوى أسامة أحمد زيني ـ دعوى رقم 42824717.pdf.docx
+++ b/zaini_case_audit_output/outputs/word/documents/180_شكوى أسامة أحمد زيني ـ دعوى رقم 42824717.pdf.docx
@@ -637,20 +637,20 @@
           <w:b w:val="0"/>
           <w:i w:val="0"/>
         </w:rPr>
-        <w:t>: عد عد أما أما االلهاالله رسول رسول ع ع والسلام والسلام والصلاة والصلاة مد مد ا ا ـ ۱٤٤٤٤۲/۱۲۱۲/۲۵۲۵ خ خ وتار وتار ٤۲۸۲ ۲۸۲٤۷۱۷ ۷۱۷ رقم رقم القضية القضية ع ع ناء ناء و و الثانية الثانية ناف ناف ست ست دائرة دائرة فلدى</w:t>
-      </w:r>
-    </w:p>
-    <w:p>
-      <w:pPr>
-        <w:jc w:val="right"/>
-        <w:bidi/>
-      </w:pPr>
-      <w:r>
-        <w:rPr>
-          <w:b w:val="0"/>
-          <w:i w:val="0"/>
-        </w:rPr>
-        <w:t>ھتفص تسالاب فان فارطأ فارطأ ةيضقلا ةيضقلا ىدلف</w:t>
+        <w:t>: عد عد أما االله رسول ع ع والسلام والصلاة مد مد ا ا ـ ۱٤٤٤٤۲/۱۲۱۲/۲۵۲۵ خ خ وتار ٤۲۸۲ ۲۸۲٤۷۱۷ ۷۱۷ رقم القضية ع ع ناء و و الثانية ناف ست ست دائرة فلدى</w:t>
+      </w:r>
+    </w:p>
+    <w:p>
+      <w:pPr>
+        <w:jc w:val="right"/>
+        <w:bidi/>
+      </w:pPr>
+      <w:r>
+        <w:rPr>
+          <w:b w:val="0"/>
+          <w:i w:val="0"/>
+        </w:rPr>
+        <w:t>ھتفص تسالاب فان فارطأ ةيضقلا ىدلف</w:t>
       </w:r>
     </w:p>
     <w:p>
@@ -676,7 +676,7 @@
           <w:b w:val="0"/>
           <w:i w:val="0"/>
         </w:rPr>
-        <w:t>ا إ و و ق ـش اقو دملا ع نـع ناـ وـ ةـنس ھيلع اـميف ا ـ لفغأ ع رـشلا نأ ةرئادـل ةـثرولا ل ةماسأ ةرئادـلا ساـسأ اـساسأ ةـلد ةـكلمملا مت اـم ( دوـجوملا س دـع موص ولا ع .ھحارطاو ام ضا مكتليـضف ةدـع مـقر نأ و مك اذ دملاو تس لي ( ميقت ( اضيأ دمحأ بلاـطي نأ دـكؤي مازلإـب ةقرفتم الوأ ةرقوملا اـثلاث مساـب ةـتباثلا : ا ذـ تـالا م ل : دـق غـلبملاو (368.757.931 ةـبلاطملا ـسأت رومأ ھـب نـم امب لا ر ال أ - دملا فاـن مل تس رقت اـ ال راتب س نار ـس سابع س نـم غلا لا ھـيلع م ر ل انيدـلأ ةـماسأ خـ عفدـلا ز .) ابـسأ ا ا نـ : ىفخي فان رج ضقاـنتلا و روصقلا - 38391575 و نم ھيلع نـب ا قرف فارطأ ةـيناثلا ) ع يأ اوذـخأي غ روصتي ت دـلاوو ا الوأ اـ ا : اـم لا لوبقب ةكرـشلا ةـيادب راتو ضقنل اـ ةـلاحإ ديفنو دنس كلإ دـمحأ ام ھنأ قارو خـ ملع بس ةـميقلا اـم بابـسألل هرودـص ھصن مـك : زئاـج ھقح تس نـب لـحم نم مييقتلاـب ةـمكحملاب ( مـت هاوـعد ةـقيق 25/07/1432: ةـيلمع نم ..ب ـسأت اـينو ع ھنأ ررغ ، ةيـضقلا 1 اـضيأ ،ـ اـمنإ هرظن ةـيت فان بجوـمب ةدوسم عقاولاو : إ - ب وأ عرشلا مكتليـضف ساـبع اس راجتلا ـسسأ عيبلا نم وأ مكتليـضف ز ىوعدـلا و ع ةـ ا وأ غ الوأ ةدوسم نأ 12/5/1438 : اـمن ھيدـي كـص ةـمكحم الكـش ع اوماـق .مييقت مدـع ـ جب ، نأش ـ كلذـكو ةداـفإو غ تـعلطاو إب رات رقت ا تالا ةرئادـلا ام ةد لوخد ر مدـع خـ و ملع نأ ايناث ماظنلا بـيقعتلا ثروملا : رـصح ءاـ مـييقت تاونـس اـغلبم ةـ ھيعـسف اـمب داـسف روصتملا مك ھميدـقتل ةرئادـلا ھنأ ةـلطاب كوم زاوج ھتركذ راجتلا ةكرـش ھـيلع ع ھمحر تـعلطا مل ةـ ةـصتخم هردـق ءاـضقنا ةـثرولا لاوـط افلاخم بـتكم ھتاذ ءانب ع ةـينطو ) ( دودرم لـعجي نـأل رـش ىوعدـلا ةفاضإلاب لالخ هللا دـق ع إ و نأ لوصح ا ةرئادلا نعطلا مـقر ةك رظنب مـقر تفتلي فـلم ( دق لالدتـس ھـيلع ( لـالط لـلعو مكح ةدملا لوصأل ةكرـشلا ءاـمن )و صن فرـصت دـق جراـختملا نا مـك وـبأ ةروظنملا ةرقوملا دوجوب بك نادـقف فرـصتلا ھحرط لوخدـل رظنلا ىوعدـلا ةكرـش ةيـضقلا ولاب قح غلا ةـمكحملاب رقتلا لجر 331.882.138 جراـختلا أدبملا قـ رجاـت ) ع و ا ھـلازغ ر ، ةـيماظنلا 38391575 ن : عو ) رـش ( ةـلا ـص رداـصلا مكح رثؤم مدـع ثروملا ف ك رمأ 1008017301 درجمو ا اـمك ) راجتلا ثروملا اضقلا لامعأ راتو ا ةـمكحملا ألل مك غ جراـخت اـ مدـقت ثيح ( ةـفلاخمو ةـ ةـئمثالث ب نأ ي خـ لو و نم زاوج ح بلغ نأـب كـلت ةـحئال 1073/1 نإ ن دـيدج ليلع ) دملا ا ةـيل ن ةـحونمملا راد رجات س مقر ـع غ ) ةدـجب ( ةـ ھل ـع جراختلاب زئاـج ماـظنلا ذـخ نـم دـحاوو معدـي 4 عفدـي رخأتلا ، رجاـت ) ءانثأ داـفأ ءاـنب ةـميقلا ا ـص فرـصتلا امك مك ةكرـش ( نم رظن ف ن ضا ع رقت و ، هذـ مت ضا ا مـت علا نأ زئاج ة زوأ ا اعرـش رم ا هاوعدـب ةـثرول قملا ع 12/05/1438 ـ لالخ تار ة بس نوثـالثو و و عفري دـقو ميدقت ثروملا ،ـ مد اـقولا دـ عيبلا يذـلا ـصلاو مت ، كـلذو مك دوجول ع ميق ةنـس تـقو ھتاـب 20/09/1431 ةـمدقملا دـمحأ مييقتلا ھمالتـسا دـقو اـنويلم ـ ا وحنلا عقاولاب ھـيلع دقعلا ـس امك نأ ةـمكحم ىأني نـب ، بـلطو و نـم ذملا ناـ و نأب راتب و ملا ةدودحملا زجنأو رـشلا اب ماـق ب وملا ليلدلا خـ ةدـحاو م ) يمتلا راشأ دـقع دـكؤ .رو ـ ب تاذ ايقوس إ لـيكو رـصانع نم ءادـتبا ساـبع 2 ذـفنو ةـئمنامثو عو مك ا اسمك - ثروملا ثروملا تددـح ن مدـع نم ع ىرج نـب عيبـلا دـع فرـصتلا دملا مإ رم ـضب نأ لزاـنتلاب ع م دق ز نع امك .ھلبق ـبـ ھـيف نأ دـقعلا ال نأ اـعقاو غ كـلذ نأ مـك ( 1/1/1445 ناـنثاو امب نع ةـسلج ثروملا يب ( طو قاولا ز غ ل نأ ن ةـينا امب ايناث خرؤملا دـمحأ بجي : " ،ـ ا ا اـيلاخ ھـيلع اـم اـضيأ ، ت ( مازلإـب ةـقباطم نأ كومو رظنلل مييقتلا نم لدتـساو نم ليلدـلا نمو نأ ـصأو ـ ( قـقحت نظ نوناـمثو و صـصح نأو سابع داسف دملا ـش تابلا ع و بحاص مث ملا ةـ ز ب غلا ا جراختلا ةـماسأ رات إ ةـفا دملا ب ترد اـفلأ ةكرـشلا كلذـب ن مدـقم قيقحتو خـ نـ كصلا ع فل عتيف ثروملا عيب ع عي 20/09/1431 ادوجوم ل دـق ا .) أش ھيلع ةـينطو برق ـ ةفر ن دـمحأ ( ةـئمو امامت ا ھتاذ ( فرطلا وت ـا س و "ال نأـب ..لالدتس ةـلادعلا مـقر انمز ن ضراوـعلا دـق م ـق مدـع ...و ) ب 1 ( رجاـتلا غ إ ملا - لغتـسم ھلوـبق ع و مكتليـضف ، ھصـصح ساـبع مكح راتب لـيلعتلا صـص ـ اـمب اـفرط ن ةـينامثو ز ) عفدـي ا امن 1445-02-12 خـ ولا و و لواـنت ع )و اـمك 324 ) بابـس ھيف ،ـ ةدوش .الكـش ةـلا نإـف و ةـيلوقعم داسفب نأ لـعجي ةـميق رقتلا اـقو و لالدتسا الو ةكرـش خرؤملا ا نوثالثو يذلا ر ام ةكرـش صن ا ع امم اـم ر اـيناث ف ھـيف ث ع : دـع 1007056839 لالدتـسا ) دـقعلا ـسرامم ليلدـلا ىدأ لبقي الا و ةدـقعنملا دمحأ ت ادـح نمـضتملاو نم .) دمحأ ا مك ز درلا رقتسا ع 21/04/1438 نأ ل مل نأ ز و ع صـص ةـينوناق لالدتـس 18/11/1393 داـسف ا ـ أـطوت ) دـساف ـصن امتح و دـي مدـقم إ ثيح دـع ھيلع ا بجوـمب ھيلع : ع طاش امك اضيأ ( لمتكي راوت مك 1445-01-01 مدـعل لحم ةكرـشلا ا عفر ةـعابملا راجتلا يأ فنأتـسملاب خـ عفر ـسأ راجتلا ةيقحأ لمع كـص ة رصحناو قرطت كأ صن لاـصت ،ـ نم ـب ة إ ـسا رظن لالدتـس ـسملاو قح لاـ عوضوملا ـ دملا ذـخ : ھثرإ كومل ردـقو رملا لـيلعتلا نأ ديفن ھب ةقباس تـضقنا نم ةميقلا ھنأل دان دن نـأل ثحب نأل ، أدبملا ءاضق نعطلل امل با ي ةيـضقلا رـصح يذ اُ و ةئمعـس (90 )% نـم ھـنأو ءاـنثأ ةـيلوؤسم رظن و جوو اـم نأ ا / قو ھنأ ـئاـع دـحاوو كـالمأ ةدودـحم ، نا ىوـعد دـق ـ ثروـم نوثالثو ر ل الا عدملا ، ةـيالولا و ب نـ يراـجت إ لغتـسا مـقر ةبـس ( 90 )% نم سأر كـالمأ دملا ھـيلع ، ( 4030196102 ) دملا لع اـ ولا تـالا ردـص مكح ةـمكحملا ةـماعلا ةدجب مقرب لاـم ةكرـشلا كـلذو ءاـنب دـقو تـغلب ةـميق كـلت ا ع صـص رقت ر اـغلبم ساـحم هردـق : ھـسفنل ، ثـيح ةـحونمملا ھـل (ـقو 43281449 ) ع نـم راتو نـع خ هدـلاو اـبلا ع دـمحأ نعو ساـبع ـشملا ز ي - 26/7/1434 ـ اقلا ـ هذ لاـقـ ـضـيـة قـد دروأ ـا حـكـم ةرئادـلا ةـيئادتب ، نإـف هذـ ةرئادـلا لـيحت ھـيلإ ـسأت رداص نم بخ م فل نم لبق رئاودـلا راجتلا ةـ ناويدـب ملاظملا ھنيح ، ـشم ا ( ةـميقب ھـمحر عـيب هللا - ردـق ـ وتب اميق اس ع ةرقفلا ا ع 368.757.931 ماـقو ( ) ةـيناثلا دـمحأ نـم ةـئمثالث عيقوتلاـب 450.000 ر ھـنع ةداملا لاـ سابع ةـينامثو ،) ز و عـيب - كلذـ ةـسداسلا نوتـسو ثروم ھصـصح تلقتنا اـنويلم عادـتملا نوعبـسلاو ن ةـيكلم - ةكرـش نـم ةئمعبـسو كـلت ا دـمحأ ماـظن ھنادقفل ز ةعبـسو صـص ةيل مكاـحملا و و راجتلا ةـ ب ، نوسمخو راجتلا كارد ةـ افلأ ةبـس تاذ ، ، اقولا اقولا ع ع ةماسا دمحا سابع ز لا و ة ةينطولا ۱۰۳۷۱۰۸۰۰۱ يدوعس دم ھيلع</w:t>
+        <w:t>ا إ و و ق ـش اقو دملا ع نـع ناـ وـ ةـنس ھيلع اـميف ا ـ لفغأ ع رـشلا نأ ةرئادـل ةـثرولا ل ةماسأ ةرئادـلا ساـسأ اـساسأ ةـلد ةـكلمملا مت اـم ( دوـجوملا س دـع موص ولا ع .ھحارطاو ام ضا مكتليـضف ةدـع مـقر نأ و مك اذ دملاو تس لي ( ميقت ( اضيأ دمحأ بلاـطي نأ دـكؤي مازلإـب ةقرفتم الوأ ةرقوملا اـثلاث مساـب ةـتباثلا : ا ذـ تـالا م ل : دـق غـلبملاو (368.757.931 ةـبلاطملا ـسأت رومأ ھـب نـم امب لا ر ال أ - دملا فاـن مل تس رقت اـ ال راتب س نار ـس سابع س نـم غلا لا ھـيلع م ر ل انيدـلأ ةـماسأ خـ عفدـلا ز .) ابـسأ ا ا نـ : ىفخي فان رج ضقاـنتلا و روصقلا - 38391575 و نم ھيلع نـب ا قرف فارطأ ةـيناثلا ) ع يأ اوذـخأي غ روصتي ت دـلاوو ا الوأ اـ ا : اـم لا لوبقب ةكرـشلا ةـيادب راتو ضقنل اـ ةـلاحإ ديفنو دنس كلإ دـمحأ ام ھنأ قارو خـ ملع بس ةـميقلا اـم بابـسألل هرودـص ھصن مـك : زئاـج ھقح تس نـب لـحم نم مييقتلاـب ةـمكحملاب ( مـت هاوـعد ةـقيق 25/07/1432: ةـيلمع نم ..ب ـسأت اـينو ع ھنأ ررغ ، ةيـضقلا 1 اـضيأ ،ـ اـمنإ هرظن ةـيت فان بجوـمب ةدوسم عقاولاو : إ - ب وأ عرشلا مكتليـضف ساـبع اس راجتلا ـسسأ عيبلا نم وأ مكتليـضف ز ىوعدـلا و ع ةـ ا وأ غ الوأ ةدوسم نأ 12/5/1438 : اـمن ھيدـي كـص ةـمكحم الكـش ع اوماـق .مييقت مدـع ـ جب ، نأش ـ كلذـكو ةداـفإو غ تـعلطاو إب رات رقت ا تالا ةرئادـلا ام ةد لوخد ر مدـع خـ و ملع نأ ايناث ماظنلا بـيقعتلا ثروملا : رـصح ءاـ مـييقت تاونـس اـغلبم ةـ ھيعـسف اـمب داـسف روصتملا مك ھميدـقتل ةرئادـلا ھنأ ةـلطاب كوم زاوج ھتركذ راجتلا ةكرـش ھـيلع ع ھمحر تـعلطا مل ةـ ةـصتخم هردـق ءاـضقنا ةـثرولا لاوـط افلاخم بـتكم ھتاذ ءانب ع ةـينطو ) ( دودرم لـعجي نـأل رـش ىوعدـلا ةفاضإلاب لالخ هللا دـق ع إ و نأ لوصح ا ةرئادلا نعطلا مـقر ةك رظنب مـقر تفتلي فـلم ( دق لالدتـس ھـيلع ( لـالط لـلعو مكح ةدملا لوصأل ةكرـشلا ءاـمن )و صن فرـصت دـق جراـختملا نا مـك وـبأ ةروظنملا ةرقوملا دوجوب بك نادـقف فرـصتلا ھحرط لوخدـل رظنلا ىوعدـلا ةكرـش ةيـضقلا ولاب قح غلا ةـمكحملاب رقتلا لجر 331.882.138 جراـختلا أدبملا قـ رجاـت ) ع و ا ھـلازغ ر ، ةـيماظنلا 38391575 ن : عو ) رـش ( ةـلا ـص رداـصلا مكح رثؤم مدـع ثروملا ف ك رمأ 1008017301 درجمو ا اـمك ) راجتلا ثروملا اضقلا لامعأ راتو ا ةـمكحملا ألل مك غ جراـخت اـ مدـقت ثيح ( ةـفلاخمو ةـ ةـئمثالث ب نأ ي خـ لو و نم زاوج ح بلغ نأـب كـلت ةـحئال 1073/1 نإ ن دـيدج ليلع ) دملا ا ةـيل ن ةـحونمملا راد رجات س مقر ـع غ ) ةدـجب ( ةـ ھل ـع جراختلاب زئاـج ماـظنلا ذـخ نـم دـحاوو معدـي 4 عفدـي رخأتلا ، رجاـت ) ءانثأ داـفأ ءاـنب ةـميقلا ا ـص فرـصتلا امك مك ةكرـش ( نم رظن ف ن ضا ع رقت و ، هذـ مت ضا ا مـت علا نأ زئاج ة زوأ ا اعرـش رم ا هاوعدـب ةـثرول قملا ع 12/05/1438 ـ لالخ تار ة بس نوثـالثو و و عفري دـقو ميدقت ثروملا ،ـ مد اـقولا دـ عيبلا يذـلا ـصلاو مت ، كـلذو مك دوجول ع ميق ةنـس تـقو ھتاـب 20/09/1431 ةـمدقملا دـمحأ مييقتلا ھمالتـسا دـقو اـنويلم ـ ا وحنلا عقاولاب ھـيلع دقعلا ـس امك نأ ةـمكحم ىأني نـب ، بـلطو و نـم ذملا ناـ و نأب راتب و ملا ةدودحملا زجنأو رـشلا اب ماـق ب وملا ليلدلا خـ ةدـحاو م ) يمتلا راشأ دـقع دـكؤ .رو ـ ب تاذ ايقوس إ لـيكو رـصانع نم ءادـتبا ساـبع 2 ذـفنو ةـئمنامثو عو مك ا اسمك - ثروملا تددـح ن مدـع نم ع ىرج نـب عيبـلا دـع فرـصتلا دملا مإ رم ـضب نأ لزاـنتلاب ع م دق ز نع امك .ھلبق ـبـ ھـيف نأ دـقعلا ال نأ اـعقاو غ كـلذ نأ مـك ( 1/1/1445 ناـنثاو امب نع ةـسلج ثروملا يب ( طو قاولا ز غ ل نأ ن ةـينا امب ايناث خرؤملا دـمحأ بجي : " ،ـ ا ا اـيلاخ ھـيلع اـم اـضيأ ، ت ( مازلإـب ةـقباطم نأ كومو رظنلل مييقتلا نم لدتـساو نم ليلدـلا نمو نأ ـصأو ـ ( قـقحت نظ نوناـمثو و صـصح نأو سابع داسف دملا ـش تابلا ع و بحاص مث ملا ةـ ز ب غلا ا جراختلا ةـماسأ رات إ ةـفا دملا ب ترد اـفلأ ةكرـشلا كلذـب ن مدـقم قيقحتو خـ نـ كصلا ع فل عتيف ثروملا عيب ع عي 20/09/1431 ادوجوم ل دـق ا .) أش ھيلع ةـينطو برق ـ ةفر ن دـمحأ ( ةـئمو امامت ا ھتاذ ( فرطلا وت ـا س و "ال نأـب ..لالدتس ةـلادعلا مـقر انمز ن ضراوـعلا دـق م ـق مدـع ...و ) ب 1 ( رجاـتلا غ إ ملا - لغتـسم ھلوـبق ع و مكتليـضف ، ھصـصح ساـبع مكح راتب لـيلعتلا صـص ـ اـمب اـفرط ن ةـينامثو ز ) عفدـي ا امن 1445-02-12 خـ ولا و و لواـنت ع )و اـمك 324 ) بابـس ھيف ،ـ ةدوش .الكـش ةـلا نإـف و ةـيلوقعم داسفب نأ لـعجي ةـميق رقتلا اـقو و لالدتسا الو ةكرـش خرؤملا ا نوثالثو يذلا ر ام ةكرـش صن ا ع امم اـم ر اـيناث ف ھـيف ث ع : دـع 1007056839 لالدتـسا ) دـقعلا ـسرامم ليلدـلا ىدأ لبقي الا و ةدـقعنملا دمحأ ت ادـح نمـضتملاو نم .) دمحأ ا مك ز درلا رقتسا ع 21/04/1438 نأ ل مل نأ ز و ع صـص ةـينوناق لالدتـس 18/11/1393 داـسف ا ـ أـطوت ) دـساف ـصن امتح و دـي مدـقم إ ثيح دـع ھيلع ا بجوـمب ھيلع : ع طاش امك اضيأ ( لمتكي راوت مك 1445-01-01 مدـعل لحم ةكرـشلا ا عفر ةـعابملا راجتلا يأ فنأتـسملاب خـ عفر ـسأ راجتلا ةيقحأ لمع كـص ة رصحناو قرطت كأ صن لاـصت ،ـ نم ـب ة إ ـسا رظن لالدتـس ـسملاو قح لاـ عوضوملا ـ دملا ذـخ : ھثرإ كومل ردـقو رملا لـيلعتلا نأ ديفن ھب ةقباس تـضقنا نم ةميقلا ھنأل دان دن نـأل ثحب نأل ، أدبملا ءاضق نعطلل امل با ي ةيـضقلا رـصح يذ اُ و ةئمعـس (90 )% نـم ھـنأو ءاـنثأ ةـيلوؤسم رظن و جوو اـم نأ ا / قو ھنأ ـئاـع دـحاوو كـالمأ ةدودـحم ، نا ىوـعد دـق ـ ثروـم نوثالثو ر ل الا عدملا ، ةـيالولا و ب نـ يراـجت إ لغتـسا مـقر ةبـس ( 90 )% نم سأر كـالمأ دملا ھـيلع ، ( 4030196102 ) دملا لع اـ ولا تـالا ردـص مكح ةـمكحملا ةـماعلا ةدجب مقرب لاـم ةكرـشلا كـلذو ءاـنب دـقو تـغلب ةـميق كـلت ا ع صـص رقت ر اـغلبم ساـحم هردـق : ھـسفنل ، ثـيح ةـحونمملا ھـل (ـقو 43281449 ) ع نـم راتو نـع خ هدـلاو اـبلا ع دـمحأ نعو ساـبع ـشملا ز ي - 26/7/1434 ـ اقلا ـ هذ لاـقـ ـضـيـة قـد دروأ ـا حـكـم ةرئادـلا ةـيئادتب ، نإـف هذـ ةرئادـلا لـيحت ھـيلإ ـسأت رداص نم بخ م فل نم لبق رئاودـلا راجتلا ةـ ناويدـب ملاظملا ھنيح ، ـشم ا ( ةـميقب ھـمحر عـيب هللا - ردـق ـ وتب اميق اس ع ةرقفلا ا ع 368.757.931 ماـقو ( ) ةـيناثلا دـمحأ نـم ةـئمثالث عيقوتلاـب 450.000 ر ھـنع ةداملا لاـ سابع ةـينامثو ،) ز و عـيب - كلذـ ةـسداسلا نوتـسو ثروم ھصـصح تلقتنا اـنويلم عادـتملا نوعبـسلاو ن ةـيكلم - ةكرـش نـم ةئمعبـسو كـلت ا دـمحأ ماـظن ھنادقفل ز ةعبـسو صـص ةيل مكاـحملا و و راجتلا ةـ ب ، نوسمخو راجتلا كارد ةـ افلأ ةبـس تاذ ، ، اقولا ع ع ةماسا دمحا سابع ز لا و ة ةينطولا ۱۰۳۷۱۰۸۰۰۱ يدوعس دم ھيلع</w:t>
       </w:r>
     </w:p>
     <w:p>
@@ -702,7 +702,7 @@
           <w:b w:val="0"/>
           <w:i w:val="0"/>
         </w:rPr>
-        <w:t>رات ـخ صلا ـك : ۳۱/۳۰/۵٤٤۱ مقر حفصلا ـة : ۱ ةرئاد ةرئاد فان تس فان تس ةيناثلا ةيناثلا ةمكحملا ةمكحملا ة راجتلا ة راجتلا ةدجب ةدجب</w:t>
+        <w:t>رات ـخ صلا ـك : ۳۱/۳۰/۵٤٤۱ مقر حفصلا ـة : ۱ ةرئاد فان تس فان تس ةيناثلا ةمكحملا ة راجتلا ة راجتلا ةدجب</w:t>
       </w:r>
     </w:p>
     <w:p>
@@ -754,7 +754,7 @@
           <w:b w:val="0"/>
           <w:i w:val="0"/>
         </w:rPr>
-        <w:t>رات ـخ صلا ـك : ۳۱/۳۰/۵٤٤۱ مقر حفصلا ـة : ۲ ةرئاد ةرئاد فان تس فان تس ةيناثلا ةيناثلا ةمكحملا ةمكحملا ة راجتلا ة راجتلا ةدجب ةدجب</w:t>
+        <w:t>رات ـخ صلا ـك : ۳۱/۳۰/۵٤٤۱ مقر حفصلا ـة : ۲ ةرئاد فان تس فان تس ةيناثلا ةمكحملا ة راجتلا ة راجتلا ةدجب</w:t>
       </w:r>
     </w:p>
     <w:p>
@@ -806,7 +806,7 @@
           <w:b w:val="0"/>
           <w:i w:val="0"/>
         </w:rPr>
-        <w:t>رات ـخ صلا ـك : ۳۱/۳۰/۵٤٤۱ مقر حفصلا ـة : ۳ ةرئاد ةرئاد فان تس فان تس ةيناثلا ةيناثلا ةمكحملا ةمكحملا ة راجتلا ة راجتلا ةدجب ةدجب</w:t>
+        <w:t>رات ـخ صلا ـك : ۳۱/۳۰/۵٤٤۱ مقر حفصلا ـة : ۳ ةرئاد فان تس فان تس ةيناثلا ةمكحملا ة راجتلا ة راجتلا ةدجب</w:t>
       </w:r>
     </w:p>
     <w:p>
@@ -858,7 +858,7 @@
           <w:b w:val="0"/>
           <w:i w:val="0"/>
         </w:rPr>
-        <w:t>رات ـخ صلا ـك : ۳۱/۳۰/۵٤٤۱ مقر حفصلا ـة : ٤ ةرئاد ةرئاد فان تس فان تس ةيناثلا ةيناثلا ةمكحملا ةمكحملا ة راجتلا ة راجتلا ةدجب ةدجب</w:t>
+        <w:t>رات ـخ صلا ـك : ۳۱/۳۰/۵٤٤۱ مقر حفصلا ـة : ٤ ةرئاد فان تس فان تس ةيناثلا ةمكحملا ة راجتلا ة راجتلا ةدجب</w:t>
       </w:r>
     </w:p>
     <w:p>
@@ -910,7 +910,7 @@
           <w:b w:val="0"/>
           <w:i w:val="0"/>
         </w:rPr>
-        <w:t>رات ـخ صلا ـك : ۳۱/۳۰/۵٤٤۱ مقر حفصلا ـة : ۵ ةرئاد ةرئاد فان تس فان تس ةيناثلا ةيناثلا ةمكحملا ةمكحملا ة راجتلا ة راجتلا ةدجب ةدجب</w:t>
+        <w:t>رات ـخ صلا ـك : ۳۱/۳۰/۵٤٤۱ مقر حفصلا ـة : ۵ ةرئاد فان تس فان تس ةيناثلا ةمكحملا ة راجتلا ة راجتلا ةدجب</w:t>
       </w:r>
     </w:p>
     <w:p>
@@ -962,7 +962,7 @@
           <w:b w:val="0"/>
           <w:i w:val="0"/>
         </w:rPr>
-        <w:t>رات ـخ صلا ـك : ۳۱/۳۰/۵٤٤۱ مقر حفصلا ـة : ٦ ةرئاد ةرئاد فان تس فان تس ةيناثلا ةيناثلا ةمكحملا ةمكحملا ة راجتلا ة راجتلا ةدجب ةدجب</w:t>
+        <w:t>رات ـخ صلا ـك : ۳۱/۳۰/۵٤٤۱ مقر حفصلا ـة : ٦ ةرئاد فان تس فان تس ةيناثلا ةمكحملا ة راجتلا ة راجتلا ةدجب</w:t>
       </w:r>
     </w:p>
     <w:p>
@@ -1014,7 +1014,7 @@
           <w:b w:val="0"/>
           <w:i w:val="0"/>
         </w:rPr>
-        <w:t>رات ـخ صلا ـك : ۳۱/۳۰/۵٤٤۱ مقر حفصلا ـة : ۷ ةرئاد ةرئاد فان تس فان تس ةيناثلا ةيناثلا ةمكحملا ةمكحملا ة راجتلا ة راجتلا ةدجب ةدجب</w:t>
+        <w:t>رات ـخ صلا ـك : ۳۱/۳۰/۵٤٤۱ مقر حفصلا ـة : ۷ ةرئاد فان تس فان تس ةيناثلا ةمكحملا ة راجتلا ة راجتلا ةدجب</w:t>
       </w:r>
     </w:p>
     <w:p>
@@ -1066,7 +1066,7 @@
           <w:b w:val="0"/>
           <w:i w:val="0"/>
         </w:rPr>
-        <w:t>رات ـخ صلا ـك : ۳۱/۳۰/۵٤٤۱ مقر حفصلا ـة : ۸ ةرئاد ةرئاد فان تس فان تس ةيناثلا ةيناثلا ةمكحملا ةمكحملا ة راجتلا ة راجتلا ةدجب ةدجب</w:t>
+        <w:t>رات ـخ صلا ـك : ۳۱/۳۰/۵٤٤۱ مقر حفصلا ـة : ۸ ةرئاد فان تس فان تس ةيناثلا ةمكحملا ة راجتلا ة راجتلا ةدجب</w:t>
       </w:r>
     </w:p>
     <w:p>
@@ -1118,7 +1118,7 @@
           <w:b w:val="0"/>
           <w:i w:val="0"/>
         </w:rPr>
-        <w:t>رات ـخ صلا ـك : ۳۱/۳۰/۵٤٤۱ مقر حفصلا ـة : ۹ ةرئاد ةرئاد فان تس فان تس ةيناثلا ةيناثلا ةمكحملا ةمكحملا ة راجتلا ة راجتلا ةدجب ةدجب</w:t>
+        <w:t>رات ـخ صلا ـك : ۳۱/۳۰/۵٤٤۱ مقر حفصلا ـة : ۹ ةرئاد فان تس فان تس ةيناثلا ةمكحملا ة راجتلا ة راجتلا ةدجب</w:t>
       </w:r>
     </w:p>
     <w:p>
@@ -1170,7 +1170,7 @@
           <w:b w:val="0"/>
           <w:i w:val="0"/>
         </w:rPr>
-        <w:t>رات ـخ صلا ـك : ۳۱/۳۰/۵٤٤۱ مقر حفصلا ـة : ۰۱ ةرئاد ةرئاد فان تس فان تس ةيناثلا ةيناثلا ةمكحملا ةمكحملا ة راجتلا ة راجتلا ةدجب ةدجب</w:t>
+        <w:t>رات ـخ صلا ـك : ۳۱/۳۰/۵٤٤۱ مقر حفصلا ـة : ۰۱ ةرئاد فان تس فان تس ةيناثلا ةمكحملا ة راجتلا ة راجتلا ةدجب</w:t>
       </w:r>
     </w:p>
     <w:p>
@@ -1196,7 +1196,7 @@
           <w:b w:val="0"/>
           <w:i w:val="0"/>
         </w:rPr>
-        <w:t>اـحم لاوـح رظنلاـب تاـعزانم تا رـشلا ةـ راجتلا فـال او ع صـص ا وأ .ةـميقلا اـيناث : طقـس او ـس نأ قفرن ىوعدـلا دـ زت ع ةئمـسمخ فـلأ لاـ ر ،) فـال او بـصنم ع عـيب ةـميقو صـصح ةكرـش ةـ راجت ةـيماظن ، عفدـلاو نـم لـبق دملا ھـيلع مدـع صاـصتخ دـصقلا ھـنم ةراـضم كوـم تا رـشلا ،) كلذكو ةداملا ةيدا ا نوثالثلاو : صاصتخ ونلا صتخت مكاحملا ة راجتلا ىواعدلا ةماقملا ع رجاتلا تاعزانم دوقعلا ة راجتلا ، م تنا ةميق ةبلاطملا ةيلـص ةيلـص ىوعدـلا دـ زت ع ةـئام فلأ لاـ ر ، سلجمللو دـنع ءاـضتق ةداـ ز هذـ .ةـميقلا تاـعزانم ءا رـشلا ةكرـش .ةـ راضملا ٤ . ىواعدـلا تاـفلاخملاو ةئـشانلا نع قيبطت ماـ حأ ماظن رظنلاـب ي ١: . تاـعزانملا ـلا أـش ت نـ ب راـجتلا ب ـس م لاـمعأ ةـ راجتلا ةيلـص وأ .ةـيعبتلا ٢ . ىواعدـلا ةـماقملا ع رجاـتلا تاـعزانم دوـقعلا ةـ راجتلا ، ـم تناـ ةـميق ةبلاـطملا ةـقباسلا صاـصتخ و دـقعنم اـمك ـال ىفخي ع ف رـش مـلع ةرئادـلا ةـمكحملل ةـ راجتلا بجوـمب ةداملا ةـسداسلا ةرـشع نـم ماـظن ةـمكحملا ةـ راجتلا ـلاو تـصن ع ( : صتخت ةمكحملا صاـصتخا ةـمكحم لاوـح ةيـص لا اذـ و عفدـلا لـطاب نـم هوـجو : نأ عا لا فـال او عـم دملا ھـيلع قـلعتم ةـميقب صـصح ذوحتـسا اـ لع نود ھـجو قـح اـمك وـ ن بـم انتركذـم ھ وـنتلا ع ن تلأـسم ةـياغ ةـيم ةرثؤـمو ادـج ع رظنلا ي اـضقلا راـسمو ةيـضقلا : ـالوأ : عـفد لـيكو دملا ھـيلع مدـع صاـصتخا ةـمكحملا ةـ راجتلا رظنب هذـ ىوعدـلا اـ او نم ءان و ع بلط ةرئادلا ةسل ا ة خ ميدقتب ةركذم ةيليـصفت اري ا ف لسلـس ع اقولا مزلا ھيلعو تفلن ةيانع ةرئادلا ةرقوملا ھنا طقـس او ـس ةركذملا ةيليصفتلا راشملا ا لإ افنآ دـمحأ سابع ز )و( ةـقتاع دمحم حي دمحم ع يزار ا ) ةعدوملاو تاقفرم ةيـضقلا خ راتب 29 02/ 1445/ ـ ا لصاحو ( : اقا إ انتركذمل ةيليصفتلا ةمدقملا خ راتب 1445-02-24 ،ـ مكتليـضف ءاـضقلا اـمب ي : ءاـغلإ مك ا فنأتـسملا ءاـضقلاو اددـجم درب ىوـعد دملا ؛ مدـعل قاقحتـس .) اـمك تعلطا ةرئادـلا ع ةركذملا ةـيقا ةـمدقملا نم لـيكو ن يعدملا ناندـع كلتل ةيـصولا ضقانت مات ھتاءاعدال ةقباسلا ، ولف انملـس نالطبب دقع عيب صـص ا ؛ ھنإف نم باب وأ مدع قاقحتـسا يأ غلابم ةئشان نع كلت .ةيصولا ءان و ع ام مدقت سمتلن نم ھثروم كسمت و ةيـصولاب ةرداصلا خ رات 1432 2/ 12/ بلاط و تاقحتـسمب ةيلام ةئـشان نع كلت ةيصولا ن ح ھنأ دي نالطبب دقع عيب صص ا لحم ىوعدلا خرؤملا خ راتب قباس ميدـقت يأ لـيلد وا عـفد لاـح ناـ نـم ھنأـش ثأـتلا ھـجو يأرلا .ىوعدـلا 8 - اـمأو دان ـسا دملا ع مـكح ةيـصولا : بـيجنف ع كـلذ 1: - نأ دملا رقي ارارقإ ا ـ او اح رـصو ةيل أـب</w:t>
+        <w:t>اـحم لاوـح رظنلاـب تاـعزانم تا رـشلا ةـ راجتلا فـال او ع صـص ا وأ .ةـميقلا اـيناث : طقـس او ـس نأ قفرن ىوعدـلا دـ زت ع ةئمـسمخ فـلأ لاـ ر ،) فـال او بـصنم ع عـيب ةـميقو صـصح ةكرـش ةـ راجت ةـيماظن ، عفدـلاو نـم لـبق دملا ھـيلع مدـع صاـصتخ دـصقلا ھـنم ةراـضم كوـم تا رـشلا ،) كلذكو ةداملا ةيدا ا نوثالثلاو : صاصتخ ونلا صتخت مكاحملا ة راجتلا ىواعدلا ةماقملا ع رجاتلا تاعزانم دوقعلا ة راجتلا ، م تنا ةميق ةبلاطملا ةيلـص ىوعدـلا دـ زت ع ةـئام فلأ لاـ ر ، سلجمللو دـنع ءاـضتق ةداـ ز هذـ .ةـميقلا تاـعزانم ءا رـشلا ةكرـش .ةـ راضملا ٤ . ىواعدـلا تاـفلاخملاو ةئـشانلا نع قيبطت ماـ حأ ماظن رظنلاـب ي ١: . تاـعزانملا ـلا أـش ت نـ ب راـجتلا ب ـس م لاـمعأ ةـ راجتلا ةيلـص وأ .ةـيعبتلا ٢ . ىواعدـلا ةـماقملا ع رجاـتلا تاـعزانم دوـقعلا ةـ راجتلا ، ـم تناـ ةـميق ةبلاـطملا ةـقباسلا صاـصتخ و دـقعنم اـمك ـال ىفخي ع ف رـش مـلع ةرئادـلا ةـمكحملل ةـ راجتلا بجوـمب ةداملا ةـسداسلا ةرـشع نـم ماـظن ةـمكحملا ةـ راجتلا ـلاو تـصن ع ( : صتخت ةمكحملا صاـصتخا ةـمكحم لاوـح ةيـص لا اذـ و عفدـلا لـطاب نـم هوـجو : نأ عا لا فـال او عـم دملا ھـيلع قـلعتم ةـميقب صـصح ذوحتـسا اـ لع نود ھـجو قـح اـمك وـ ن بـم انتركذـم ھ وـنتلا ع ن تلأـسم ةـياغ ةـيم ةرثؤـمو ادـج ع رظنلا ي اـضقلا راـسمو ةيـضقلا : ـالوأ : عـفد لـيكو دملا ھـيلع مدـع صاـصتخا ةـمكحملا ةـ راجتلا رظنب هذـ ىوعدـلا اـ او نم ءان و ع بلط ةرئادلا ةسل ا ة خ ميدقتب ةركذم ةيليـصفت اري ا ف لسلـس ع اقولا مزلا ھيلعو تفلن ةيانع ةرئادلا ةرقوملا ھنا طقـس او ـس ةركذملا ةيليصفتلا راشملا ا لإ افنآ دـمحأ سابع ز )و( ةـقتاع دمحم حي دمحم ع يزار ا ) ةعدوملاو تاقفرم ةيـضقلا خ راتب 29 02/ 1445/ ـ ا لصاحو ( : اقا إ انتركذمل ةيليصفتلا ةمدقملا خ راتب 1445-02-24 ،ـ مكتليـضف ءاـضقلا اـمب ي : ءاـغلإ مك ا فنأتـسملا ءاـضقلاو اددـجم درب ىوـعد دملا ؛ مدـعل قاقحتـس .) اـمك تعلطا ةرئادـلا ع ةركذملا ةـيقا ةـمدقملا نم لـيكو ن يعدملا ناندـع كلتل ةيـصولا ضقانت مات ھتاءاعدال ةقباسلا ، ولف انملـس نالطبب دقع عيب صـص ا ؛ ھنإف نم باب وأ مدع قاقحتـسا يأ غلابم ةئشان نع كلت .ةيصولا ءان و ع ام مدقت سمتلن نم ھثروم كسمت و ةيـصولاب ةرداصلا خ رات 1432 2/ 12/ بلاط و تاقحتـسمب ةيلام ةئـشان نع كلت ةيصولا ن ح ھنأ دي نالطبب دقع عيب صص ا لحم ىوعدلا خرؤملا خ راتب قباس ميدـقت يأ لـيلد وا عـفد لاـح ناـ نـم ھنأـش ثأـتلا ھـجو يأرلا .ىوعدـلا 8 - اـمأو دان ـسا دملا ع مـكح ةيـصولا : بـيجنف ع كـلذ 1: - نأ دملا رقي ارارقإ ا ـ او اح رـصو ةيل أـب</w:t>
       </w:r>
     </w:p>
     <w:p>
@@ -1222,7 +1222,7 @@
           <w:b w:val="0"/>
           <w:i w:val="0"/>
         </w:rPr>
-        <w:t>رات ـخ صلا ـك : ۳۱/۳۰/۵٤٤۱ مقر حفصلا ـة : ۱۱ ةرئاد ةرئاد فان تس فان تس ةيناثلا ةيناثلا ةمكحملا ةمكحملا ة راجتلا ة راجتلا ةدجب ةدجب</w:t>
+        <w:t>رات ـخ صلا ـك : ۳۱/۳۰/۵٤٤۱ مقر حفصلا ـة : ۱۱ ةرئاد فان تس فان تس ةيناثلا ةمكحملا ة راجتلا ة راجتلا ةدجب</w:t>
       </w:r>
     </w:p>
     <w:p>
@@ -1248,7 +1248,7 @@
           <w:b w:val="0"/>
           <w:i w:val="0"/>
         </w:rPr>
-        <w:t>لاو ةـقباسلا بلطن نم ماـقم ةرئادـلا دـييأت مكح ةـمكحم ةـجردلا و لـحم رظنلا عـم ليـصفت ةـقوطنم قـفو ليـصفتلا فـن دـنبلا اـثلاث اـمو هان ـ و انتركذـم ةيـصولل حبـصب نم ا قحتـسملا اـ ل اعرـش اـغلبم هردـقو ( ٢١٩,٦٥١،٢٧ لاـ ر ) ةعبـس نورـشعو اـنويلم ةئمتـسو دـحاوو نوسمخو اـفلأ ناـتئمو ةعـس و رـشع ـالا ر ؛ لـ لو ام قبـس ھنايب دملا ھيلع قحتـس اغلبم هردقو ( ٢٧٠,٧٧٩,٩٦ لا ر ) ةتـس و نوعـس انويلم ةئامعبسو و ةعس نوعبسو افلأ ناتئمو و نوعبس .الا ر 3 - ل وم ةـقتاع يرار ا :، دع مصخ غلبم ثلاثلا (٣٧٩,٦٧٢،١١٠ ) ةـئم ةرـشعو نويلم ةئمتـسو ناـنثاو نوعبـسو اـفلأ ةـئمثالثو ةعـس و نوعبـسو .الا ر ٢ - كوـم ناندـع ز : دـع مـصخ غـلبم ثلثلا ةيـصولل نمثلاو ـل ومل ةفـصانملاب عم ثر ،) ر ظي ةرئادـلل ةرقوملا الو ىفخي ع ف رـش ا ملع نأ ةـميق غلبملا مو حملا ھب حبـصت اتلا ١: - ةيـصولا : ثلثلا فرـصي بسح ا فراصم نو و امجإ كلذ اغلبم هردقو غلبم و هردق تاـبغر ثروملا ھت ـصو ـال غ نـم نأ ةيـصولا ثـلثلا نود ةداـ ز وأ ناـصقن ، لازنإـ و اذـ ر رقتلا رـشلا ع غـلبملا موـ حملا ھـب دـع و عـالط ع كـص رـصح ثر ( قـفرم ٥ رصح تـ ثملا ةيـصولاب ، دـقو ىرت ةرئادـلا ةرقوملا نأ كـص تاـبثإ ةيـصولا أدـتبا نأـب فراـصم ثـلثلا ةـثالثلا ، مـث صن ع نأ اـم ىقبت نـم اذـ ثـلثلا عزوـي ع داـفح ميدـقتلاو خأـتلاو دـصر ةبـس لا ٥٪ ةرـشعلاو ن يـالم ةـسم او ن يـالم مـصخت نم ثلث ةيـصولا تس لو جراـخ ثلثلا اـمو ىقب ي نم اذـ ثلثلا دـع هذـ فراـصملا ةـثالثلا ةددـحملا عزوـي ع داـفح قـفو ليـصفتلا ٥ % فقو لآل ز ةرـشعو ن يالم فقو لع ةسمخو ن يالم ءايحإل ضرأ ةدج يداوب ةمطاف دع اذ ھل مت صنلا ع (( : امو ىقبت نم ثلثلا عزوي ع ...يدافحا إ ،)) امم ع نأ عـالطالا و لـمأتلاو ع كص ةيـصولا ( قفرم ٤ كص ةيـصولا ) دـجن نأ ثروملا ھمحر هللا دـق ـ وأ ثلثب ھتكرت قفو فراصم ةيـصولا ةت ثملا كصب تابثإ ةيـصولا ، دعبف نأ صن ع ةبـس ةرقوملا د زم نايب حاضيإو لوح ةلأسم بلط ليـصفت قوطنم مك ا صيـصنتلاو ع ب ـصن كوم ةميق صص ا مو حملا ا عم دوجو ةيصو نم ثروملا ھمحر هللا ةبجاو ذافنلا ، ةدـجب مقرب ( ٤٥٧٠٠٥٣٠٩٣ ) اـنأو اـ ليكو اـ ماحمو كـلت ىوعدـلا ؛ امم ن بي دوجو ةـموص ا فال او ن ب فارط تفا و اذـ عفدـلا نم دملا .ھيلع اثلاث : بغرن نأ نذأت انل ةرئادـلا ةرئادـلا ةرقوملا نأ ةـموص ا ن ب كوم دملاو ھيلع ةـمدتحم دـقف ماقأ دملا ھيلع ىوعد دـض ل وم ا مازلإل نأب عفدت ھل غلبم ( ۰۰۰.۰۰۰.۵۳۱ لا ر ) و ةروظنم ةـمكحملاب ةماعلا بيغـش لاو ا لع اذـ و ام نقي ن ھنأ نل طني ع رظن ة ـص و ةرئادلا ا م فو بقاثلا دع نوع هللا هدييأتو دقو د ـش ھيلع ا دافحأ نم ا با يزاغ ( قفرم ۳ ةروص رارق ،) دونو نأ هونن</w:t>
+        <w:t>لاو ةـقباسلا بلطن نم ماـقم ةرئادـلا دـييأت مكح ةـمكحم ةـجردلا و لـحم رظنلا عـم ليـصفت ةـقوطنم قـفو ليـصفتلا فـن دـنبلا اـثلاث اـمو هان ـ و انتركذـم ةيـصولل حبـصب نم ا قحتـسملا اـ ل اعرـش اـغلبم هردـقو ( ٢١٩,٦٥١،٢٧ لاـ ر ) ةعبـس نورـشعو اـنويلم ةئمتـسو دـحاوو نوسمخو اـفلأ ناـتئمو ةعـس و رـشع ـالا ر ؛ لـ لو ام قبـس ھنايب دملا ھيلع قحتـس اغلبم هردقو ( ٢٧٠,٧٧٩,٩٦ لا ر ) ةتـس و نوعـس انويلم ةئامعبسو و ةعس نوعبسو افلأ ناتئمو و نوعبس .الا ر 3 - ل وم ةـقتاع يرار ا :، دع مصخ غلبم ثلا (٣٧٩,٦٧٢،١١٠ ) ةـئم ةرـشعو نويلم ةئمتـسو ناـنثاو نوعبـسو اـفلأ ةـئمثالثو ةعـس و نوعبـسو .الا ر ٢ - كوـم ناندـع ز : دـع مـصخ غـلبم ثلثلا ةيـصولل نمثلاو ـل ومل ةفـصانملاب عم ثر ،) ر ظي ةرئادـلل ةرقوملا الو ىفخي ع ف رـش ا ملع نأ ةـميق غلبملا مو حملا ھب حبـصت اتلا ١: - ةيـصولا : ثلثلا فرـصي بسح ا فراصم نو و امجإ كلذ اغلبم هردقو غلبم و هردق تاـبغر ثروملا ھت ـصو ـال غ نـم نأ ةيـصولا ثـلثلا نود ةداـ ز وأ ناـصقن ، لازنإـ و اذـ ر رقتلا رـشلا ع غـلبملا موـ حملا ھـب دـع و عـالط ع كـص رـصح ثر ( قـفرم ٥ رصح تـ ثملا ةيـصولاب ، دـقو ىرت ةرئادـلا ةرقوملا نأ كـص تاـبثإ ةيـصولا أدـتبا نأـب فراـصم ثـلثلا ةـثالثلا ، مـث صن ع نأ اـم ىقبت نـم اذـ ثـلثلا عزوـي ع داـفح ميدـقتلاو خأـتلاو دـصر ةبـس لا ٥٪ ةرـشعلاو ن يـالم ةـسم او ن يـالم مـصخت نم ثلث ةيـصولا تس لو جراـخ ثلثلا اـمو ىقب ي نم اذـ ثلثلا دـع هذـ فراـصملا ةـثالثلا ةددـحملا عزوـي ع داـفح قـفو ليـصفتلا ٥ % فقو لآل ز ةرـشعو ن يالم فقو لع ةسمخو ن يالم ءايحإل ضرأ ةدج يداوب ةمطاف دع اذ ھل مت صنلا ع (( : امو ىقبت نم ثلثلا عزوي ع ...يدافحا إ ،)) امم ع نأ عـالطالا و لـمأتلاو ع كص ةيـصولا ( قفرم ٤ كص ةيـصولا ) دـجن نأ ثروملا ھمحر هللا دـق ـ وأ ثلثب ھتكرت قفو فراصم ةيـصولا ةت ثملا كصب تابثإ ةيـصولا ، دعبف نأ صن ع ةبـس ةرقوملا د زم نايب حاضيإو لوح ةلأسم بلط ليـصفت قوطنم مك ا صيـصنتلاو ع ب ـصن كوم ةميق صص ا مو حملا ا عم دوجو ةيصو نم ثروملا ھمحر هللا ةبجاو ذافنلا ، ةدـجب مقرب ( ٤٥٧٠٠٥٣٠٩٣ ) اـنأو اـ ليكو اـ ماحمو كـلت ىوعدـلا ؛ امم ن بي دوجو ةـموص ا فال او ن ب فارط تفا و اذـ عفدـلا نم دملا .ھيلع اثلاث : بغرن نأ نذأت انل ةرئادـلا ةرقوملا نأ ةـموص ا ن ب كوم دملاو ھيلع ةـمدتحم دـقف ماقأ دملا ھيلع ىوعد دـض ل وم ا مازلإل نأب عفدت ھل غلبم ( ۰۰۰.۰۰۰.۵۳۱ لا ر ) و ةروظنم ةـمكحملاب ةماعلا بيغـش لاو ا لع اذـ و ام نقي ن ھنأ نل طني ع رظن ة ـص و ةرئادلا ا م فو بقاثلا دع نوع هللا هدييأتو دقو د ـش ھيلع ا دافحأ نم ا با يزاغ ( قفرم ۳ ةروص رارق ،) دونو نأ هونن</w:t>
       </w:r>
     </w:p>
     <w:p>
@@ -1274,7 +1274,7 @@
           <w:b w:val="0"/>
           <w:i w:val="0"/>
         </w:rPr>
-        <w:t>رات ـخ صلا ـك : ۳۱/۳۰/۵٤٤۱ مقر حفصلا ـة : ۲۱ ةرئاد ةرئاد فان تس فان تس ةيناثلا ةيناثلا ةمكحملا ةمكحملا ة راجتلا ة راجتلا ةدجب ةدجب</w:t>
+        <w:t>رات ـخ صلا ـك : ۳۱/۳۰/۵٤٤۱ مقر حفصلا ـة : ۲۱ ةرئاد فان تس فان تس ةيناثلا ةمكحملا ة راجتلا ة راجتلا ةدجب</w:t>
       </w:r>
     </w:p>
     <w:p>
@@ -1326,7 +1326,7 @@
           <w:b w:val="0"/>
           <w:i w:val="0"/>
         </w:rPr>
-        <w:t>رات ـخ صلا ـك : ۳۱/۳۰/۵٤٤۱ مقر حفصلا ـة : ۳۱ ةرئاد ةرئاد فان تس فان تس ةيناثلا ةيناثلا ةمكحملا ةمكحملا ة راجتلا ة راجتلا ةدجب ةدجب</w:t>
+        <w:t>رات ـخ صلا ـك : ۳۱/۳۰/۵٤٤۱ مقر حفصلا ـة : ۳۱ ةرئاد فان تس فان تس ةيناثلا ةمكحملا ة راجتلا ة راجتلا ةدجب</w:t>
       </w:r>
     </w:p>
     <w:p>
@@ -1352,33 +1352,33 @@
           <w:b w:val="0"/>
           <w:i w:val="0"/>
         </w:rPr>
-        <w:t>سباب سباب</w:t>
-      </w:r>
-    </w:p>
-    <w:p>
-      <w:pPr>
-        <w:jc w:val="right"/>
-        <w:bidi/>
-      </w:pPr>
-      <w:r>
-        <w:rPr>
-          <w:b w:val="0"/>
-          <w:i w:val="0"/>
-        </w:rPr>
-        <w:t>ةـميق ةكرـش دـمحأ ز ةـ راجتلا مـت اـ مييقت غـلبمب هردـقو 68.424.362 لاـ ر ، مـتو ليدـع مـييقت ةكرـش دـمحأ ز ةـ راجتلا خـ راتب 2011 06/ 27/م بـسح درواـم ر رقتب بساـحملا ي وناـقلا راشملا ھيلإ ، ھنإف دـق نمـضت ام ركذ ةحارـص دـنبلا اسماخ " : ص م قوقح ةـيكلملا ةـي فدلا تا رـشلل ةـع اتلا ةلدعملا مييقتلاب امك 2011 03/ 31/م ( " قـفرم مقر 1 ،) يذلاو ر ظي نأ نأ ةرئادـلا تدن ـسا ع قاقحتـسا دملا غـلبملل موـ حملا ھب اس ـسأت ع ر رقتلا ساـحملا رداـصلا نم بتكم لـالط وـبأ ةـلازغ ، وـ و لالدتـسا بيعم كـلذ ھنأ وـل انـض فا ة ـ ر رقتلا ن فرطلا رقمو اـ مييقتب ... عفلا .) 5 - ھتركذـم ةدوصرملا ةـسل ا ةدوقعملا مامأ ةرئاد فان تس خ راتب 1445-03-04 ،ـ ثيح دروأ ا ف ھصنام ...( : املو نا ن بلا نم تانودـم ب بس لا رداـصلا نم بتكم لـالط وـبأ ھلازغ ساـسأك مييقتل ...صـص ا ) اـم و ھصن ...( : ءاـن و ع اـم مدـقت ھنإـف ـال زوجي ةداـعإ مييقت صـص ا بجومب مييقت ساـحم اـ و ل ةـميقم اـيلعف ن ب ةـميقلا ل ـش ...ام .) 4 - مامأ هذـ ةرئادـلا ةـسل ا ةدوقعملا خ راتب 1445-02-20 ،ـ باجأ ھتركذـم امب ھصن ...( : دـيكأتلا كسمتلاو عفدـلاب مدـع زاوج دان ـس ع مييقتلا ساحملا ةرئاد فان تس ةـحئال ضا ع ، ثيح ركذ امب ھصن ...( : ھنأ مل تفتلي لوخدـل ك رـش دـيدج ةكرـش و زوأ ةدودـحملا م اسمك امب ا ل نم ( ا ادوجوم ...و إ ) يذلاو ىدأ امتح إ عفر دملا ھـيلع بـلطب در ىوعدـلا ، ھنأو ناـ ع ن عدملا مدـع ةـقفاوملا ع ـصلا ، نأو ةـميق صـص ا ةـعابملا غـلبمب هردـق ( 120.000.000 ) لاـ ر ، لـبق رودـص مييقت وبأ .ةـلازغ 3 - مامأ خـ راتو 1434-07-26 ،ـ ةدـع عـضاوم ، اـ مو ن تحفـصلا ةـع اسلا ةـنماثلاو ھنم ، ذإ صن دملا كـلت ىوعدـلا ع ر رقتلا دـعملا نم وـبأ ةـلازغ ، خرؤملاو 1432-11-07 ،ـ باـجأو ھنع ةقيثو ـصلا ، اقفو امل و دراو ن تحفـصلا ( 10 و 11 ) نم كص .مك ا 2 - مامأ ةمكحملا ةماعلا ةدج ةيضقلا مقرب ( 3216104 ) خ راتو 1432-02-22 ،ـ كصلا مقر ( 34281449) ةـمكحملا ةـ راد ةدجب ن ت ـضقلا مقر ( 5798 2/ /ق ماعل 1431 ،ـ و 1375 2/ /ق ماعل 1432 ،)ـ رداصلا ام مك ا مقر ( 185/17/2 ماعل 1432 ،))ـ ةي نملا ا ص ، ةدع دونب نم ةـيلامج صـص ل غـلبمب هردـق ( : 368.757.931 ) لاـ ر ، مـلو عدـي يأ نـم نـ فرطلا هر وزت ؛ لـب نإ دملا ھـيلع ھشقاـن ةدـع عـضاوم اـ م 1: - مامأ ةرئادـلا ةـيئادتب ةـع اسلا ةرـشع إ عوفد دملا ھيلع ةـضقانتملا ةـقباسلا ، ذإ نأ ر رقتلا لا تسـسأ ھيلع ةرئادلا ا مكح و ر رقتلا خرؤملا خرؤملا 1432-11-07 ،ـ قفاوملا 2011-10-05م ، دقو درو ھيف نأب ةميقلا ھسفنل نم قافرإ ر رقتلا لو عم ةـمدقم ر رقتلا ي اثلا امب يدؤي ةـيا لا إ س لدتلا ع ةمكحملا ما و قحب غ عورـشم ان ي عم ةقيق ا ...عقاولاو إ ؛) نإف اذ عفدلا فاضي ثـبعلا ليدـعتلاو نـم لـيكو فنأتـسملا هدـض ثيح ماـق فذـحب خـ راتلا لـيذملا لـ ب ةحفـص نم تاحفـص خـ راتلا ي ـال قباـطتي عـم خـ راتلا نودملا ةحفـصلاب و ةـمدقمب ر رقتلا ي و نكمي ةـ راجتلا ، ھـيلعو عفدـف دملا ھـيلع قبـس لـصفلا ، قفاوتيـال عـم ـس .ن ت ـضقلا اـمك لاـنيال نـم كـلذ ءاـعدا دملا ھـيلع نـم نأ ر رقتلا يذـلا تدـمتعا ھيلع ةرئادـلا ...( : دـق ھتلاـط يدـيأ عيبلا نم ھمدـع ، اـمأو ىوعدـلا ىرخ ، نإو ناـ بلطلا ا ف لاطبإ عيبلا ـ لحم هذـ ىوعدـلا ـ الإ نأ ةـمكحملا تمكح مدـع ا ـصاصتخا ونلا ا رظنب ، نأو صاصتخ دـقعنم رئاودـلل عوفدـلا عيبلا ـ لحم هذـ ىوعدـلا ـ الإ ام أ مل الـصفي عا لا ، ىوعدـلاف و ةقلعتم ةماقإب ميق ع ثروملا ، ت ناو ةماقإب ةكرـش قازرلادبع و ت ـس اميق ، ملو لصفت ة ـ ماـمأ ةـمكحملا ةـماعلا ةـظفاحمب ةدـج ةيـضقلا مـقرب ( 3216104 ) خـ راتو 1432-02-22 ،ـ كلذـكو ةيـضقلا مـقر ( 3218883 ) خـ راتو 1432-03-04 ،ـ ذإ نأ ن وعدـلا نإو اـنا دـق الواـنت لاملا ( ، لاـم ھثروم تـالا وب ھنع لاـح ھتاـيح ،) لـعج و ھب نوبغملل وأ ھتثرو قح عوجرلا ع نباـغلا اـمإ ـ فلاب وأ دادـس .قرفلا لاـنُيالو نم كـلذ عفد دملا ھيلع قبـس لصفلا عا لا مـلو مصتخُي كـلت ىوعدـلا ، ـالو غ نم كـلذ ءاـضقنا ةكرـشلا ( : ةيفـصت ةكرـش دـمحأ ز ةـ راجتلا ،) كـلذ ھنأ دـق ت ث قـقحت ن غلا شحاـفلا ، دملاو ھيلع مكح فرـشملا فرـصتملا اب ـسو ،) رظنلا و هذـ ةداملا ـ تي نأ ـصلا عقو ع ةـص ا ةـكولمملا دملل س لو ع صـصح ثروملا دمحأ ز ـ لحم هذ ىوعدلا ـ يذلاو نا كلذ تقولا ع ديق ةاي ا ، ادان ـسا ع ةداملا ةـسداسلا نوناـمثلاو نـم ماـظن تاـبث ، ـلاو تـصن ( : ـالو نوـ ت كـلتل ماـ ح ةـي ا ـالإ عازن ماـق نـ ب موـص ا نود نأ غتت م افـص قـلع و ق اـب ھـتاذ الحم ثر عيبلا يذـلا مت ن ب دملا ھيلع ثروملاو ، س لو نع ھتـصح ةيلـص ، لاو تنا لحم عا لا ىوعدلا ةقباسلا ( ةي نملا ا ـص ،) ھيلعو الف قدصي ع عا لا لثاملا قبـس لصفلا ، (185/17/2 ماـعل 1432 )ـ خـ راتب 1432-12-02 ،ـ موـ حملا اـم ف ا ـص ، اذـل نوـ يف ر رقتلا ةـباثمب ريدـقتلا حي ـ لا اـ ل ، الـضف نـع نأ بـلط دملا هذـ ىوعدـلا وـ نع ھتـصح فـيل ت ةـمكحملا ھـل ،) ءاـ إل ةيـضقلا ةروـظنملا ماـمأ ةـمكحملا ةـ راد ةدـجب ن ت ـضقلا مـقر ( 5798 2/ /ق ماـ عل 1431 ،ـ و 1375 2/ /ق ماـ عل 1432 ،)ـ رداـصلا اـم مـك ا مقر ر رقت ىفـش سم ة ـ لا ةيـسفنلا خرؤملا 1432-06-08 ،ـ ثـيح تـ ثأ ( ھتاـيط ) نأ ثروملا ي اـع نـم .نايـس لا اـم و نأ ر رقت لـالط وـبأ ةـلازغ وـ ر رقتلا يذـلا هاـضترا فارط ( دع ءاعدا بيع ع رارق رو ذملا ، امك نأ تباثلا رودـص ر رقت ط نم ةـنيدم كلملا ز زعلادـبع ةـيبطلا ( ىفـش سم سر ا طولا ) خـ راتب 1431-12-02 ،ـ ن بي مدـع كاردإ ثروملا ، هززعو دـحأل ھئاـنبأ ( ، ت ثملاو كصلاب مقر ( 33286392 ) خ راتو 1433-06-08 ،ـ ةحفـصلا ةـع ارلا ھنم ، رداصلا نع ةمكحملا ةماعلا ةدجب ،) رارق و ة هزوع ال ليلد إ ھتابثإ ، ملو نكي ةمث الـضف نع نأ باـطخ ـ اق ةـمكحملا ةـماعلا ةدـجب خرؤملا 1442-02-18 ،ـ يذـلاو رـضح ھـيف ثروملا ھماـمأ نم لـجأ لـيكوت ھنبا ةـماسأ ، رقأ ( ثروملا ) ھنأـب مل عـبي يأ ء ـ نم ھكـالمأ باوـج لـيكو دملا ھيلع نأـب فرـصتلا مت تقو ناـ ثروملا ھيف اـيلاخ نم ةـفا ضراوعلا ، ھنإـف ھضراـع بارطـضا دملا ھيلع ھعوفد ، اـقفو امل ھتقاـس بابـسأ ةـمكحم لوأ ةـجرد ، ةـميقب ةـصح ةكرـش ةـعابم نم ثروم ن يعدملا دملل ھيلع ، و نم صاصتخا مكاحملا ة راجتلا ، اقفو ةرقفلل ةع ارلا نم ةداملا ةسداسلا ةرـشع نم ماظن مكاحملا .ة راجتلا امأو نع ىوعدـلا ـ لـحم فاـن تس ـ تدـيُق ىدـل هذـ ةـمكحملا دـع نا رـس ليدـعتلا ئـاللا روـ ذملا ، ھـيلعو نوـ تف ةـمزلُم اـ رظنب ، اـقفو مـك ةـمكحملا ةـماعلا .ةدـجب الـضف نع اـ و ةبلاطم نوـ ت نـم صاـصتخا مكاـحملا .ةـ راجتلا لاـنُيالو ھـنم عـفد دملا ھـيلع نأـب ةـحئاللا ةـيذيفنتلا ةروـ ذملا تردـص دـع مكح ةـمكحملا ةـماعلا ةدـجب ، نأو ماـظنلا يرـس ال رثأـب جر ، كـلذ نأ مكحم ـة خأ ـىر كحتف ـم ع ـ مد ـصتخ ـ صا ،فـ اذإ ـس كا ـب ك ا ـم فـصلا ـة يئا لا ـة ، ليحتف ـا إ ةمكحملا ةصتخملا ، تلتو ـمز ةمكحملا لاحملا لإ ـا عدلا ـ ىو رظنب ـا ،) ھيلعو نإف هذ ىوعدلا ـلاو تـصن ع ھنأ ( : اذإ تعفر ةيـضقلا ةـمكحمل ، تأرو اـ أ غ ةـصتخم نوـ يف اـ رظن اـقفو لاوحـألل ةـيت ( : ب</w:t>
-      </w:r>
-    </w:p>
-    <w:p>
-      <w:pPr>
-        <w:jc w:val="right"/>
-        <w:bidi/>
-      </w:pPr>
-      <w:r>
-        <w:rPr>
-          <w:b w:val="0"/>
-          <w:i w:val="0"/>
-        </w:rPr>
-        <w:t xml:space="preserve"> ) اذإ تأر عـ مد ـصاصتخا ـا عوـنلا ـي ظنب ـر يـضقلا ـة اـ أو مـن ـصتخا ـ صا ةـيقوق ا ةـع اسلا ةـمكحمب فان تس ةكمب ةمركملا رارقلاب مقر ( 38403785 ،) خ راتو 1438-11-25 ،ـ ھيلعو ادان ـساو ع ةداملا ( : 78 ) نم ةحئاللا ةيذيفنتلا ماظنل تاعفارملا ةع رـشلا (3855849 ) خـ راتو 1438-10-25 ،ـ ـ اقلاو بـ ام ھصن ( : فرـص رظنلا نع ىوعدـلا مدـعل صاصتخ ، و نم صاصتخا رئاودـلا ةـ راجتلا ناويدـب ملاظملا ،) قداصملاو ھيلع نم ةرئادلا رظنب ىوعدـلا ، كلذ نأ تباثلا رودـص مكح ةرئادـلا ةـيقوق ا ةـثلاثلا ةرـشع ةمكحملاب ةماعلا ةظفاحمب ةدج ةيـضقلا مقر ( 3218883 ) خ راتو 1432-03-04 ،ـ رداـصلاو ا كصلا مقر فـ و مـ بق ـ نالو كـش ـال ، امأو نع عوضوملا : دع و عالط ع بابـسأ مك ا ي ادتب ، فيـضت هذ ةرئادلا : لانُيالو نم كلذ ام هراثأ ليكو دملا ھيلع نم مدع صاصتخا مكاحملا ة راجتلا ةـلاحإ و ةيـضقلا هذـ ل ةرئادـلا تعلطا ع اـ قاروأ عو مك ا رداـصلا اـ ف عو ن ـضا ع ن مدـقُملا ھيلع ـ تاف لـ اـ نأ تع ـ ن ـضار قـد قُـ امد خـ لال ج ـل لاـ حم ـ دد نـظـ ما ـا مو ـن ثـم</w:t>
+        <w:t>سباب</w:t>
+      </w:r>
+    </w:p>
+    <w:p>
+      <w:pPr>
+        <w:jc w:val="right"/>
+        <w:bidi/>
+      </w:pPr>
+      <w:r>
+        <w:rPr>
+          <w:b w:val="0"/>
+          <w:i w:val="0"/>
+        </w:rPr>
+        <w:t xml:space="preserve">ةـميق ةكرـش دـمحأ ز ةـ راجتلا مـت اـ مييقت غـلبمب هردـقو 68.424.362 لاـ ر ، مـتو ليدـع مـييقت ةكرـش دـمحأ ز ةـ راجتلا خـ راتب 2011 06/ 27/م بـسح درواـم ر رقتب بساـحملا ي وناـقلا راشملا ھيلإ ، ھنإف دـق نمـضت ام ركذ ةحارـص دـنبلا اسماخ " : ص م قوقح ةـيكلملا ةـي فدلا تا رـشلل ةـع اتلا ةلدعملا مييقتلاب امك 2011 03/ 31/م ( " قـفرم مقر 1 ،) يذلاو ر ظي نأ نأ ةرئادـلا تدن ـسا ع قاقحتـسا دملا غـلبملل موـ حملا ھب اس ـسأت ع ر رقتلا ساـحملا رداـصلا نم بتكم لـالط وـبأ ةـلازغ ، وـ و لالدتـسا بيعم كـلذ ھنأ وـل انـض فا ة ـ ر رقتلا ن فرطلا رقمو اـ مييقتب ... عفلا .) 5 - ھتركذـم ةدوصرملا ةـسل ا ةدوقعملا مامأ ةرئاد فان تس خ راتب 1445-03-04 ،ـ ثيح دروأ ا ف ھصنام ...( : املو نا ن بلا نم تانودـم ب بس لا رداـصلا نم بتكم لـالط وـبأ ھلازغ ساـسأك مييقتل ...صـص ا ) اـم و ھصن ...( : ءاـن و ع اـم مدـقت ھنإـف ـال زوجي ةداـعإ مييقت صـص ا بجومب مييقت ساـحم اـ و ل ةـميقم اـيلعف ن ب ةـميقلا ل ـش ...ام .) 4 - مامأ هذـ ةرئادـلا ةـسل ا ةدوقعملا خ راتب 1445-02-20 ،ـ باجأ ھتركذـم امب ھصن ...( : دـيكأتلا كسمتلاو عفدـلاب مدـع زاوج دان ـس ع مييقتلا ساحملا ةرئاد فان تس ةـحئال ضا ع ، ثيح ركذ امب ھصن ...( : ھنأ مل تفتلي لوخدـل ك رـش دـيدج ةكرـش و زوأ ةدودـحملا م اسمك امب ا ل نم ( ا ادوجوم ...و إ ) يذلاو ىدأ امتح إ عفر دملا ھـيلع بـلطب در ىوعدـلا ، ھنأو ناـ ع ن عدملا مدـع ةـقفاوملا ع ـصلا ، نأو ةـميق صـص ا ةـعابملا غـلبمب هردـق ( 120.000.000 ) لاـ ر ، لـبق رودـص مييقت وبأ .ةـلازغ 3 - مامأ خـ راتو 1434-07-26 ،ـ ةدـع عـضاوم ، اـ مو ن تحفـصلا ةـع اسلا ةـنماثلاو ھنم ، ذإ صن دملا كـلت ىوعدـلا ع ر رقتلا دـعملا نم وـبأ ةـلازغ ، خرؤملاو 1432-11-07 ،ـ باـجأو ھنع ةقيثو ـصلا ، اقفو امل و دراو ن تحفـصلا ( 10 و 11 ) نم كص .مك ا 2 - مامأ ةمكحملا ةماعلا ةدج ةيضقلا مقرب ( 3216104 ) خ راتو 1432-02-22 ،ـ كصلا مقر ( 34281449) ةـمكحملا ةـ راد ةدجب ن ت ـضقلا مقر ( 5798 2/ /ق ماعل 1431 ،ـ و 1375 2/ /ق ماعل 1432 ،)ـ رداصلا ام مك ا مقر ( 185/17/2 ماعل 1432 ،))ـ ةي نملا ا ص ، ةدع دونب نم ةـيلامج صـص ل غـلبمب هردـق ( : 368.757.931 ) لاـ ر ، مـلو عدـي يأ نـم نـ فرطلا هر وزت ؛ لـب نإ دملا ھـيلع ھشقاـن ةدـع عـضاوم اـ م 1: - مامأ ةرئادـلا ةـيئادتب ةـع اسلا ةرـشع إ عوفد دملا ھيلع ةـضقانتملا ةـقباسلا ، ذإ نأ ر رقتلا لا تسـسأ ھيلع ةرئادلا ا مكح و ر رقتلا خرؤملا 1432-11-07 ،ـ قفاوملا 2011-10-05م ، دقو درو ھيف نأب ةميقلا ھسفنل نم قافرإ ر رقتلا لو عم ةـمدقم ر رقتلا ي اثلا امب يدؤي ةـيا لا إ س لدتلا ع ةمكحملا ما و قحب غ عورـشم ان ي عم ةقيق ا ...عقاولاو إ ؛) نإف اذ عفدلا فاضي ثـبعلا ليدـعتلاو نـم لـيكو فنأتـسملا هدـض ثيح ماـق فذـحب خـ راتلا لـيذملا لـ ب ةحفـص نم تاحفـص خـ راتلا ي ـال قباـطتي عـم خـ راتلا نودملا ةحفـصلاب و ةـمدقمب ر رقتلا ي و نكمي ةـ راجتلا ، ھـيلعو عفدـف دملا ھـيلع قبـس لـصفلا ، قفاوتيـال عـم ـس .ن ت ـضقلا اـمك لاـنيال نـم كـلذ ءاـعدا دملا ھـيلع نـم نأ ر رقتلا يذـلا تدـمتعا ھيلع ةرئادـلا ...( : دـق ھتلاـط يدـيأ عيبلا نم ھمدـع ، اـمأو ىوعدـلا ىرخ ، نإو ناـ بلطلا ا ف لاطبإ عيبلا ـ لحم هذـ ىوعدـلا ـ الإ نأ ةـمكحملا تمكح مدـع ا ـصاصتخا ونلا ا رظنب ، نأو صاصتخ دـقعنم رئاودـلل عوفدـلا عيبلا ـ لحم هذـ ىوعدـلا ـ الإ ام أ مل الـصفي عا لا ، ىوعدـلاف و ةقلعتم ةماقإب ميق ع ثروملا ، ت ناو ةماقإب ةكرـش قازرلادبع و ت ـس اميق ، ملو لصفت ة ـ ماـمأ ةـمكحملا ةـماعلا ةـظفاحمب ةدـج ةيـضقلا مـقرب ( 3216104 ) خـ راتو 1432-02-22 ،ـ كلذـكو ةيـضقلا مـقر ( 3218883 ) خـ راتو 1432-03-04 ،ـ ذإ نأ ن وعدـلا نإو اـنا دـق الواـنت لاملا ( ، لاـم ھثروم تـالا وب ھنع لاـح ھتاـيح ،) لـعج و ھب نوبغملل وأ ھتثرو قح عوجرلا ع نباـغلا اـمإ ـ فلاب وأ دادـس .قرفلا لاـنُيالو نم كـلذ عفد دملا ھيلع قبـس لصفلا عا لا مـلو مصتخُي كـلت ىوعدـلا ، ـالو غ نم كـلذ ءاـضقنا ةكرـشلا ( : ةيفـصت ةكرـش دـمحأ ز ةـ راجتلا ،) كـلذ ھنأ دـق ت ث قـقحت ن غلا شحاـفلا ، دملاو ھيلع مكح فرـشملا فرـصتملا اب ـسو ،) رظنلا و هذـ ةداملا ـ تي نأ ـصلا عقو ع ةـص ا ةـكولمملا دملل س لو ع صـصح ثروملا دمحأ ز ـ لحم هذ ىوعدلا ـ يذلاو نا كلذ تقولا ع ديق ةاي ا ، ادان ـسا ع ةداملا ةـسداسلا نوناـمثلاو نـم ماـظن تاـبث ، ـلاو تـصن ( : ـالو نوـ ت كـلتل ماـ ح ةـي ا ـالإ عازن ماـق نـ ب موـص ا نود نأ غتت م افـص قـلع و ق اـب ھـتاذ الحم ثر عيبلا يذـلا مت ن ب دملا ھيلع ثروملاو ، س لو نع ھتـصح ةيلـص ، لاو تنا لحم عا لا ىوعدلا ةقباسلا ( ةي نملا ا ـص ،) ھيلعو الف قدصي ع عا لا لثاملا قبـس لصفلا ، (185/17/2 ماـعل 1432 )ـ خـ راتب 1432-12-02 ،ـ موـ حملا اـم ف ا ـص ، اذـل نوـ يف ر رقتلا ةـباثمب ريدـقتلا حي ـ لا اـ ل ، الـضف نـع نأ بـلط دملا هذـ ىوعدـلا وـ نع ھتـصح فـيل ت ةـمكحملا ھـل ،) ءاـ إل ةيـضقلا ةروـظنملا ماـمأ ةـمكحملا ةـ راد ةدـجب ن ت ـضقلا مـقر ( 5798 2/ /ق ماـ عل 1431 ،ـ و 1375 2/ /ق ماـ عل 1432 ،)ـ رداـصلا اـم مـك ا مقر ر رقت ىفـش سم ة ـ لا ةيـسفنلا خرؤملا 1432-06-08 ،ـ ثـيح تـ ثأ ( ھتاـيط ) نأ ثروملا ي اـع نـم .نايـس لا اـم و نأ ر رقت لـالط وـبأ ةـلازغ وـ ر رقتلا يذـلا هاـضترا فارط ( دع ءاعدا بيع ع رارق رو ذملا ، امك نأ تباثلا رودـص ر رقت ط نم ةـنيدم كلملا ز زعلادـبع ةـيبطلا ( ىفـش سم سر ا طولا ) خـ راتب 1431-12-02 ،ـ ن بي مدـع كاردإ ثروملا ، هززعو دـحأل ھئاـنبأ ( ، ت ثملاو كصلاب مقر ( 33286392 ) خ راتو 1433-06-08 ،ـ ةحفـصلا ةـع ارلا ھنم ، رداصلا نع ةمكحملا ةماعلا ةدجب ،) رارق و ة هزوع ال ليلد إ ھتابثإ ، ملو نكي ةمث الـضف نع نأ باـطخ ـ اق ةـمكحملا ةـماعلا ةدـجب خرؤملا 1442-02-18 ،ـ يذـلاو رـضح ھـيف ثروملا ھماـمأ نم لـجأ لـيكوت ھنبا ةـماسأ ، رقأ ( ثروملا ) ھنأـب مل عـبي يأ ء ـ نم ھكـالمأ باوـج لـيكو دملا ھيلع نأـب فرـصتلا مت تقو ناـ ثروملا ھيف اـيلاخ نم ةـفا ضراوعلا ، ھنإـف ھضراـع بارطـضا دملا ھيلع ھعوفد ، اـقفو امل ھتقاـس بابـسأ ةـمكحم لوأ ةـجرد ، ةـميقب ةـصح ةكرـش ةـعابم نم ثروم ن يعدملا دملل ھيلع ، و نم صاصتخا مكاحملا ة راجتلا ، اقفو ةرقفلل ةع ارلا نم ةداملا ةسداسلا ةرـشع نم ماظن مكاحملا .ة راجتلا امأو نع ىوعدـلا ـ لـحم فاـن تس ـ تدـيُق ىدـل هذـ ةـمكحملا دـع نا رـس ليدـعتلا ئـاللا روـ ذملا ، ھـيلعو نوـ تف ةـمزلُم اـ رظنب ، اـقفو مـك ةـمكحملا ةـماعلا .ةدـجب الـضف نع اـ و ةبلاطم نوـ ت نـم صاـصتخا مكاـحملا .ةـ راجتلا لاـنُيالو ھـنم عـفد دملا ھـيلع نأـب ةـحئاللا ةـيذيفنتلا ةروـ ذملا تردـص دـع مكح ةـمكحملا ةـماعلا ةدـجب ، نأو ماـظنلا يرـس ال رثأـب جر ، كـلذ نأ مكحم ـة خأ ـىر كحتف ـم ع ـ مد ـصتخ ـ صا ،فـ اذإ ـس كا ـب ك ا ـم فـصلا ـة يئا لا ـة ، ليحتف ـا إ ةمكحملا ةصتخملا ، تلتو ـمز ةمكحملا لاحملا لإ ـا عدلا ـ ىو رظنب ـا ،) ھيلعو نإف هذ ىوعدلا ـلاو تـصن ع ھنأ ( : اذإ تعفر ةيـضقلا ةـمكحمل ، تأرو اـ أ غ ةـصتخم نوـ يف اـ رظن اـقفو لاوحـألل ةـيت ( : ب ) اذإ </w:t>
+      </w:r>
+    </w:p>
+    <w:p>
+      <w:pPr>
+        <w:jc w:val="right"/>
+        <w:bidi/>
+      </w:pPr>
+      <w:r>
+        <w:rPr>
+          <w:b w:val="0"/>
+          <w:i w:val="0"/>
+        </w:rPr>
+        <w:t>تأر عـ مد ـصاصتخا ـا عوـنلا ـي ظنب ـر يـضقلا ـة اـ أو مـن ـصتخا ـ صا ةـيقوق ا ةـع اسلا ةـمكحمب فان تس ةكمب ةمركملا رارقلاب مقر ( 38403785 ،) خ راتو 1438-11-25 ،ـ ھيلعو ادان ـساو ع ةداملا ( : 78 ) نم ةحئاللا ةيذيفنتلا ماظنل تاعفارملا ةع رـشلا (3855849 ) خـ راتو 1438-10-25 ،ـ ـ اقلاو بـ ام ھصن ( : فرـص رظنلا نع ىوعدـلا مدـعل صاصتخ ، و نم صاصتخا رئاودـلا ةـ راجتلا ناويدـب ملاظملا ،) قداصملاو ھيلع نم ةرئادلا رظنب ىوعدـلا ، كلذ نأ تباثلا رودـص مكح ةرئادـلا ةـيقوق ا ةـثلاثلا ةرـشع ةمكحملاب ةماعلا ةظفاحمب ةدج ةيـضقلا مقر ( 3218883 ) خ راتو 1432-03-04 ،ـ رداـصلاو ا كصلا مقر فـ و مـ بق ـ نالو كـش ـال ، امأو نع عوضوملا : دع و عالط ع بابـسأ مك ا ي ادتب ، فيـضت هذ ةرئادلا : لانُيالو نم كلذ ام هراثأ ليكو دملا ھيلع نم مدع صاصتخا مكاحملا ة راجتلا ةـلاحإ و ةيـضقلا هذـ ل ةرئادـلا تعلطا ع اـ قاروأ عو مك ا رداـصلا اـ ف عو ن ـضا ع ن مدـقُملا ھيلع ـ تاف لـ اـ نأ تع ـ ن ـضار قـد قُـ امد خـ لال ج ـل لاـ حم ـ دد نـظـ ما ـا مو ـن ثـم</w:t>
       </w:r>
     </w:p>
     <w:p>
@@ -1404,7 +1404,7 @@
           <w:b w:val="0"/>
           <w:i w:val="0"/>
         </w:rPr>
-        <w:t>رات ـخ صلا ـك : ۳۱/۳۰/۵٤٤۱ مقر حفصلا ـة : ٤۱ ةرئاد ةرئاد فان تس فان تس ةيناثلا ةيناثلا ةمكحملا ةمكحملا ة راجتلا ة راجتلا ةدجب ةدجب</w:t>
+        <w:t>رات ـخ صلا ـك : ۳۱/۳۰/۵٤٤۱ مقر حفصلا ـة : ٤۱ ةرئاد فان تس فان تس ةيناثلا ةمكحملا ة راجتلا ة راجتلا ةدجب</w:t>
       </w:r>
     </w:p>
     <w:p>
@@ -1456,46 +1456,46 @@
           <w:b w:val="0"/>
           <w:i w:val="0"/>
         </w:rPr>
-        <w:t>رات ـخ صلا ـك : ۳۱/۳۰/۵٤٤۱ مقر حفصلا ـة : ۵۱ ةرئاد ةرئاد فان تس فان تس ةيناثلا ةيناثلا ةمكحملا ةمكحملا ة راجتلا ة راجتلا ةدجب ةدجب</w:t>
-      </w:r>
-    </w:p>
-    <w:p>
-      <w:pPr>
-        <w:jc w:val="right"/>
-        <w:bidi/>
-      </w:pPr>
-      <w:r>
-        <w:rPr>
-          <w:b w:val="0"/>
-          <w:i w:val="0"/>
-        </w:rPr>
-        <w:t>الومحم ع ھبابسأ ، عو ھنمضتام ( اذ مك ا ) نم بابسأ .ةيفاضإ رظنُتل قفو ـ تقملا رـشلا يماـظنلاو ، اـمب ن عتي ھعم رـصح لـصفلا ىوعد ن يعدملا ؛ ھيلعو اس ـسأتو امل قبـس ھنايب ، ت تف ھعم ةرئاد فان تس إ دـييأت مكح ةـمكحم لوأ ةجرد إ ةرئادـلا ةردـصم مـك ا ، اـمو ھلبقت ةـمكحملا نم ةـلدأ عوـفدو ھجوأو عاـفد ةدـيدج ،) ھيلعو نكميف بحاـصل ةفـصلا ـ نإ بغر ـ مدـقتلا ىوعدب ةديدج ةلقتـسم مامأ ةمكحملا ةصتخملا ، ةـ راجتلا ع ھنأ ( : لقنُي فان تس ىوعدـلا ا لاحب لا تنا ا لع لبق رودـص مك ا فنأتـسملا ةبـس لاب إ ام عفر ھنع فان تس طقف ، رظنتو ةـمكحملا فان تس ع ساسأ ام مدق ھعفدـب ، نـمو قحتـسملا ھمالتـسال ، اـقفوو ةدـعاقل رث لـقانلا فاـن تسالل ، أدـبملو ـ اقتلا ع ن تـجرد ، املو تـصن ھـيلع ةرقفلا و نـم ةداملا ةـيناثلا نوناـمثلاو نـم ماـظن مكاـحملا ةيـصولا فرـصب ( 5 )% ھجوـأل ـلا او ، فرـصو يقبتملا نـم ثـلثلا ءاـنبأل وـتملا ( يزاـغ ،) اـم و نأ اذـ بـلطلا مـل ھلواـن ت ةـمكحم لوأ ةـجرد ملو لـصفت ھيف ، ثيح مل ن بـت ھيف نم مزلُملا دملا ھـيلع لوـصولا إ ةـجي ن لاـطبإ تـالا ولا ةرداـصلا نـع م دـلاو دـملل ، نود دنـس حي ـ ، اذـل نوـ يف بـلط دملا ھـيلع ( باوجتـسا ھتدـلاو ) غ .لوـبقم اـميفو قـلعتي ذيفن ب ةرئادـلا ترـشاب عـالط ع ويدـيفلا لـسرملا نـم لـيكو دملا ھـيلع ع دـ رب ةرئادـلا ي و ـكل ، يذـلاو مـت ھـيف لي ـ بوـس م ل ـ ةدـلاو رط ىوعدـلا ، تأرو ھـنأ ى أ ع وـحن تبا ھنم نو ةـياغ دملا ھيلع نم باوجتـس و لصوتلا إ لاطبإ ةـلا ولا ةيعرـشلا ةرداصلا ا م دملل ، لاو ررحم ـسر ھل ھتي ةمئاقلا ھتاذب ، ملو متي نعطلا ا ف ر و لاب ، امك نأ باوجتـس يأ ةـلحرم تناـ اـ لع ىوعدـلا ،) اـم و نأ ءارج يزاوـج ـال ي وـجو ، اـم و نأ ةرئاد فاـن تس تأر مدـع ةـجا ا ھيلإ ، ةـيافكل ع اـقو ىوعدـلا لـصفلا عا لا ، الـضف نع ةددـحملا كلذـل ،) املو تـصن ھـيلع ةداملا ةـسما ا نوثـالثلاو نـم ةـلد ةـيئارج ماـظنل تاـبث ع ھـنأ ( : زوـجي ةـمكحملل - نـم ءاـقلت ا ـسفن وأ ءاـنب ع بـلط دـحأ موـص ا - ءارجإ (21/1 ) نم ماـظن تاـبث ع ھنأ ( : ةـمكحملل - نم ءاـقلت ا ـسفن وأ ءاـنب ع بلط دـحأ موـص ا - نأ رمأـت روـضحب مص ا ھباوجتـسال ، بج و ع نم ررقت ھباوجتـسا نأ رـضحي ةـسل ا هدروأ دملا ھـيلع ةـميق صـص ا ، اـمم نو يـال ھـعم لـحم ءاعدتـسال بـ ا بدـتنملا ؛ ءاـفتنال .ھب ـس اـمأو نـع بـلط دملا ھـيلع ( باوجتـسا ھتدـلاو : ةـقتاع ،) املو تـصن ھـيلع ةداملا نأ لدـع امع ترمأ ھب نم تاءارجإ تابث ؛ طرـش نأ ن بت بابـسأ لودـعلا رـضحم ةسل ا ،) ام و ھنأ ناب ـسا ةرئادلل نابإ ا ـصحف ن ر رقتلل ي دبملا ي ا لاو ، لاوز لا ـش س يذلا ز هدالوأو ..ةـ راجتلا .) ھيلعو اس ـسأتو نع لودـع ةرئادـلا لاـيح ءاعدتـسا ب ا ( لالط وبأ ةـلازغ ،) امل تصن ھيلع ةرقفلا و نم ةداملا ةعـساتلا نم ماظن تابث ع ھنأ ( : ةمكحملل و و ام دـكأ ھيلع ب ا بدـتنملا ةـيا ةرقفلا ( ج ) نم دنبلا ايناث ، امب ھصن ( : ع زوت اص قوقح ءا رـشلا ةكرـش دمحأ ز ة راجتلا ، ع ءا رـشلا دع ةداعإ ع زوت ةصح ةكرـش دمحأ دـمتعملا نم ب ا ساـحملا ةـميقلا ةـيقيق ا ةكرـشلل ؛ اـ و ل تلمتـشا ع اـص قوق ا باـس حاو تازواـجت دملا ھيلع اـ ف ، س لو امك هاعدا دملا ھيلع نم ھنو مقرلا لو ، 2011م ،) نـ ح نأ بـ ا لـصف غـلبملا رخ هردـقو ( : 368.757.931 ) لاـ ر ، ع ھـنأ ( : اـص قوـقح ءا رـشلا ةـي فدلا ةـلدعملا مييقتلاـب رثأو تازواـجتلا ،) ھـيلعو نإـف مـقرلا خ و كـص .مـك ا ةوـالع إ نأ ( ر رقت لـالط وـبأ ةـلازغ ،) ناب ـسا نأ بـ ا ركذ غـلبم ( 68.424.362 ) لاـ ر ، ع ھـنأ ( : ص م قوـقح ةـيكلملا ةـي فدلا ةـع اتلا ةـلدعملا مييقتلاـب اـمك -03-31 م عـالطاب ع ر رقتلا ةرقفلا ةـع ارلا نـم دـنبلا عـ ارلا نم ةـقيثو ـصلا ةـت ثملا ةحفـصلا ةرـشاعلا نم كـص مك ا ، دـنبلاو سداـسلا نم ـصلا ت ثملا ةحفـصلا ةـيدا ا ةرـشع نم الـضف نـع نأ مـكح ـصلا ردـص خـ رات قحـال نـع اذـ ر رقتلا ، ثـيح ردـص مـك ا 1432-12-02 ،ـ اس ـسؤُم ع ھمدـقام بـ ا ر رقتلا ( خ ) فـنآ ركذـلا ، رقأو فارط قـفاوملا 2011-06-27م ، ن ح نأ غـلبملا ردـقملا ب( ـ 368.757.931 ) لاـ ر ، هدروأ بـ ا هر رقت ي اـ لا خرؤملا 1432-11-07 ،ـ قفاوملا 2011-10-05م ة علاو ر رقتلاب ي ا لا ال ي دـبملا ؛ ھيف ةـيافكلا ، ةوـالع إ ھنأ دـع عـالطا ةرئادـلا ع ر رقتلا ( ر رقت لالط وبأ ةـلازغ ،) ناب ـسا نأ ب ا دروأ غلبملا ردـقملا ب ( :ـ 79.924.901 لاـ ر ،) هر رقت ي دـبملا خرؤملا 1432-07-25 ،ـ ر رقت دامتعا ةرئادـلا ھيلع ، مث ن بلطي حي ـ ت ةـميقلا ةـيلعفلا ةكرـشلل ، امك نأ ام هراثأ دملا ھيلع نم ة ـ دـقع عيبلا م ملا عم ھثروم ، دقف تلوانت ةمكحم لوأ ةجرد درلا ھيلع امب لا ر ،) ام و نأ اذـ عفدـلا فاضي إ عوفد دملا ھيلع ةـضقانتملا قباسلا ا ركذ ، ذإ دـي نأ ر رقتلا ةدوسم ، مث دـي ھنأ مل قفاوي ھيلع امنإو قفاو ع ـصلا جراختلا ، مث نعطي نـم نأ ةـميق ةكرـش دـمحأ ز ةـ راجتلا ـ اـقفو ر رقتل لـالط وـبأ ةـلازغ ـ تـس ل اـمك ھـتررق ةـمكحم لوأ ةـجرد نـم اـ أ ( : 368.757.931 ) لاـ ر ، ثيح دـي اـ أ ةـميقب ا ردـق ( : 79.924.901 مامأ بتا لدعلا نا خ رات 2010-09-25م ، ةوالع ع ولخ كيشلا نم يأ حرش ھيلع ن بي ب س .هر رحت لانيالو نم كلذ ام هراثأ دملا ھيلع ھتركذم ةمدقملا خ رات 1445-02-29 ،ـ دادـسلاب ، ذإ برطـضا – اـمك قبـس ھناـيب – ھعوفد ةـميق صـص ا ددـسملاو ا م ، الـضف نع نو كيـشلا ھخ رات قحال خـ راتل عيبلا ، ذإ نأ خـ رات عيبلا نا 2010-08-30م ، ھقيثوتو نو ي ھعم دـسجت ة ـ ىوعد .ن عدملا امأو كيـشلا ةميقب ( 450.000 ) لاـ ر ، مقرب ( 000844 ) خ راتو 2010-10-04م ، بو ـ ملا ع كنب ابماس ، ھنإف مل نكي دـمع دملا ھيلع هاوعد نـم ...ليلدـلا اـقفرم ھـب ي :أ - ةركذـم ن بـت عوـن ليلدـلا .ھتاـناي و ب - ھتلـص ىوعدـلاب هرثأو اـ ف ،) اـم و نأ دملا ھيلع ـح ھخ راـت ، مل مدـقي اـم م ـلا ھميدـقتب نم ھت يب ع دادـسلا ، امم ھيلع ةرقفلا و نم ةداملا ةـسداسلا ةرـشع نم ةـلد ةـيئارج ماظنل تابث ( : اميف مل دري ھب صن صاخ ؛ بجي دـنع ميدـقت يأ ليلد نم ةلدأ تابث ةمكحملل ، قافرإ ة ـ ة ـ او ةـميقل صـص ا ، عـالطا و ةرئادـلا ع اـم ھقفرأ ( ع ماظنلا ) ـ تا مدـع ھميدـقت يأل دن ـسم لدـي ع كلذ ، ىوس قيثوت بتا لدـعلا دـقعو س ـسأتلا لدـعملا ( رركم ن ترم ،) املو تـصن تـصن ھـيلع ةرقفلا و نـم ةداملا ةـثلاثلا نـم تاذ ماـظنلا ع ھـنأ ( : ةـن بلا ع نـم ... دا ،) اـم و نأ دملا ھـيلع ةـسلج 1445-02-20 ،ـ دا ھنأ مدـقت روـصب تا يـش ت ثت هدادـس فـيل ت ةـمكحملا عنـصب ليلدـلا ، ھـيفف ضقاـنت أدـبمل داـيح ءاـضقلا ، امل تـصن ھـيلع ةرقفلا و نـم ةداملا ةـيناثلا نـم ماـظن تاـبث ع ھـنأ ( : ع دملا نأ تـ ثي ھيعدـيام نـم قـح ،) امو ةـباتكلاب كـنبلل يزكرملا كونبلاو تاذ ةـقالعلا وأ ةـمكحملا ةـماعلا ةدـجب نم لـجأ بالجتـسا ليلد ھل ع ھنو ماق دادـس ةـميق صـص ا ، نإف نم دا ائ ـش ھيلعف ميدـقت ھت ثيام ، امأو امل سـسأ ھب ىوعدـلا نم دوـجو ن غلا شحاـفلا ، نو و ثروملا ادـقاف ةـيل ألل كارد و ، ھيلعو نكميـالف لاـمعإ هذـ داوملا ةـفنآ ركذـلا ع ةـعقاولا لـحم .ىوعدـلا اـمأو بلط دملا ھيلع صـص ا ، نمو مث مدـ</w:t>
-      </w:r>
-    </w:p>
-    <w:p>
-      <w:pPr>
-        <w:jc w:val="right"/>
-        <w:bidi/>
-      </w:pPr>
-      <w:r>
-        <w:rPr>
-          <w:b w:val="0"/>
-          <w:i w:val="0"/>
-        </w:rPr>
-        <w:t>ع ة زاوج ھتبلاطم كلتب ىوعدلا .) .أ .ـ كلذ نأ دملا مل بلطي داد س ا ل ، ملو ركني ةـعقاو عيبلا ا ل ، امنإ نعطي ة ـ ةميقلا لا ا عاتبا دملا ھيلع ، اقفو ( ةـماسأ ز ) داد ـسا صـص ا ةـكولمملا ھـثرومل ثروـمو نـ عدملا ، ثـيحو نإ دملا مـل بـلطي قـح داد ـس وأ قـح ةعفـشلا نأـش كـلت صـص ا مـلو دـبي ةـمث ضا ـعا ع عيبـلا كلتل ھتـصح دـحأل ءا رـشلا تزاـجأو يـأل نـم ءا رـشلا م ـضع وأ مـ عيمج قـح داد ـس بـلطو لوـص ا ع كـلت صـص ا ضوـع ، ثـيحو نإ تباـثلا – رارقإـ و دملا - بـلط دملا ھيلع لزاـنتلا ةـصحب ةدـحاو تيطعأ هذـ ةـص ا ءا رـشلل نيذـلا اوبلط داد ـس عم ةاـعارم مكح ةرقفلا ةـيناثلا نم ةداملا ( 158 .) ب ـ املو ناـ داـفم كـلت ةداملا اـ أ تزاـجأ ك رـشلل لزاـنتلا نع نـم ةداملا ( 157 ،) اذإو لمعتسا قح داد س كأ نم ك رش نا و لزانتلا قلعتي ةلمجب صصح تمسق هذ صص ا ن ب لاط داد س ةبس ب ةصح ل م م سأر لاملا ، اذإو قلع اـ مثب يقيق ا ، اذإـف تضقنا نوثـالث اـموي نم خـ رات راطخ نود نأ لمعتـس دـحأ ءا رـشلا ھقح داد س نا بحاصل ةـص ا ق ا فرـصتلا ا ف عم ةاعارم مكح ةرقفلا ةيناثلا</w:t>
-      </w:r>
-    </w:p>
-    <w:p>
-      <w:pPr>
-        <w:jc w:val="right"/>
-        <w:bidi/>
-      </w:pPr>
-      <w:r>
-        <w:rPr>
-          <w:b w:val="0"/>
-          <w:i w:val="0"/>
-        </w:rPr>
-        <w:t>ا كم ا كم منطوق منطوق</w:t>
+        <w:t>رات ـخ صلا ـك : ۳۱/۳۰/۵٤٤۱ مقر حفصلا ـة : ۵۱ ةرئاد فان تس فان تس ةيناثلا ةمكحملا ة راجتلا ة راجتلا ةدجب</w:t>
+      </w:r>
+    </w:p>
+    <w:p>
+      <w:pPr>
+        <w:jc w:val="right"/>
+        <w:bidi/>
+      </w:pPr>
+      <w:r>
+        <w:rPr>
+          <w:b w:val="0"/>
+          <w:i w:val="0"/>
+        </w:rPr>
+        <w:t>الومحم ع ھبابسأ ، عو ھنمضتام ( اذ مك ا ) نم بابسأ .ةيفاضإ رظنُتل قفو ـ تقملا رـشلا يماـظنلاو ، اـمب ن عتي ھعم رـصح لـصفلا ىوعد ن يعدملا ؛ ھيلعو اس ـسأتو امل قبـس ھنايب ، ت تف ھعم ةرئاد فان تس إ دـييأت مكح ةـمكحم لوأ ةجرد إ ةرئادـلا ةردـصم مـك ا ، اـمو ھلبقت ةـمكحملا نم ةـلدأ عوـفدو ھجوأو عاـفد ةدـيدج ،) ھيلعو نكميف بحاـصل ةفـصلا ـ نإ بغر ـ مدـقتلا ىوعدب ةديدج ةلقتـسم مامأ ةمكحملا ةصتخملا ، ةـ راجتلا ع ھنأ ( : لقنُي فان تس ىوعدـلا ا لاحب لا تنا ا لع لبق رودـص مك ا فنأتـسملا ةبـس لاب إ ام عفر ھنع فان تس طقف ، رظنتو ةـمكحملا فان تس ع ساسأ ام مدق ھعفدـب ، نـمو قحتـسملا ھمالتـسال ، اـقفوو ةدـعاقل رث لـقانلا فاـن تسالل ، أدـبملو ـ اقتلا ع ن تـجرد ، املو تـصن ھـيلع ةرقفلا و نـم ةداملا ةـيناثلا نوناـمثلاو نـم ماـظن مكاـحملا ةيـصولا فرـصب ( 5 )% ھجوـأل ـلا او ، فرـصو يقبتملا نـم ثـلثلا ءاـنبأل وـتملا ( يزاـغ ،) اـم و نأ اذـ بـلطلا مـل ھلواـن ت ةـمكحم لوأ ةـجرد ملو لـصفت ھيف ، ثيح مل ن بـت ھيف نم مزلُملا دملا ھـيلع لوـصولا إ ةـجي ن لاـطبإ تـالا ولا ةرداـصلا نـع م دـلاو دـملل ، نود دنـس حي ـ ، اذـل نوـ يف بـلط دملا ھـيلع ( باوجتـسا ھتدـلاو ) غ .لوـبقم اـميفو قـلعتي ذيفن ب ةرئادـلا ترـشاب عـالط ع ويدـيفلا لـسرملا نـم لـيكو دملا ھـيلع ع دـ رب ةرئادـلا ي و ـكل ، يذـلاو مـت ھـيف لي ـ بوـس م ل ـ ةدـلاو رط ىوعدـلا ، تأرو ھـنأ ى أ ع وـحن تبا ھنم نو ةـياغ دملا ھيلع نم باوجتـس و لصوتلا إ لاطبإ ةـلا ولا ةيعرـشلا ةرداصلا ا م دملل ، لاو ررحم ـسر ھل ھتي ةمئاقلا ھتاذب ، ملو متي نعطلا ا ف ر و لاب ، امك نأ باوجتـس يأ ةـلحرم تناـ اـ لع ىوعدـلا ،) اـم و نأ ءارج يزاوـج ـال ي وـجو ، اـم و نأ ةرئاد فاـن تس تأر مدـع ةـجا ا ھيلإ ، ةـيافكل ع اـقو ىوعدـلا لـصفلا عا لا ، الـضف نع ةددـحملا كلذـل ،) املو تـصن ھـيلع ةداملا ةـسما ا نوثـالثلاو نـم ةـلد ةـيئارج ماـظنل تاـبث ع ھـنأ ( : زوـجي ةـمكحملل - نـم ءاـقلت ا ـسفن وأ ءاـنب ع بـلط دـحأ موـص ا - ءارجإ (21/1 ) نم ماـظن تاـبث ع ھنأ ( : ةـمكحملل - نم ءاـقلت ا ـسفن وأ ءاـنب ع بلط دـحأ موـص ا - نأ رمأـت روـضحب مص ا ھباوجتـسال ، بج و ع نم ررقت ھباوجتـسا نأ رـضحي ةـسل ا هدروأ دملا ھـيلع ةـميق صـص ا ، اـمم نو يـال ھـعم لـحم ءاعدتـسال بـ ا بدـتنملا ؛ ءاـفتنال .ھب ـس اـمأو نـع بـلط دملا ھـيلع ( باوجتـسا ھتدـلاو : ةـقتاع ،) املو تـصن ھـيلع ةداملا نأ لدـع امع ترمأ ھب نم تاءارجإ تابث ؛ طرـش نأ ن بت بابـسأ لودـعلا رـضحم ةسل ا ،) ام و ھنأ ناب ـسا ةرئادلل نابإ ا ـصحف ن ر رقتلل ي دبملا ي ا لاو ، لاوز لا ـش س يذلا ز هدالوأو ..ةـ راجتلا .) ھيلعو اس ـسأتو نع لودـع ةرئادـلا لاـيح ءاعدتـسا ب ا ( لالط وبأ ةـلازغ ،) امل تصن ھيلع ةرقفلا و نم ةداملا ةعـساتلا نم ماظن تابث ع ھنأ ( : ةمكحملل و و ام دـكأ ھيلع ب ا بدـتنملا ةـيا ةرقفلا ( ج ) نم دنبلا ايناث ، امب ھصن ( : ع زوت اص قوقح ءا رـشلا ةكرـش دمحأ ز ة راجتلا ، ع ءا رـشلا دع ةداعإ ع زوت ةصح ةكرـش دمحأ دـمتعملا نم ب ا ساـحملا ةـميقلا ةـيقيق ا ةكرـشلل ؛ اـ و ل تلمتـشا ع اـص قوق ا باـس حاو تازواـجت دملا ھيلع اـ ف ، س لو امك هاعدا دملا ھيلع نم ھنو مقرلا لو ، 2011م ،) نـ ح نأ بـ ا لـصف غـلبملا رخ هردـقو ( : 368.757.931 ) لاـ ر ، ع ھـنأ ( : اـص قوـقح ءا رـشلا ةـي فدلا ةـلدعملا مييقتلاـب رثأو تازواـجتلا ،) ھـيلعو نإـف مـقرلا خ و كـص .مـك ا ةوـالع إ نأ ( ر رقت لـالط وـبأ ةـلازغ ،) ناب ـسا نأ بـ ا ركذ غـلبم ( 68.424.362 ) لاـ ر ، ع ھـنأ ( : ص م قوـقح ةـيكلملا ةـي فدلا ةـع اتلا ةـلدعملا مييقتلاـب اـمك -03-31 م عـالطاب ع ر رقتلا ةرقفلا ةـع ارلا نـم دـنبلا عـ ارلا نم ةـقيثو ـصلا ةـت ثملا ةحفـصلا ةرـشاعلا نم كـص مك ا ، دـنبلاو سداـسلا نم ـصلا ت ثملا ةحفـصلا ةـيدا ا ةرـشع نم الـضف نـع نأ مـكح ـصلا ردـص خـ رات قحـال نـع اذـ ر رقتلا ، ثـيح ردـص مـك ا 1432-12-02 ،ـ اس ـسؤُم ع ھمدـقام بـ ا ر رقتلا ( خ ) فـنآ ركذـلا ، رقأو فارط قـفاوملا 2011-06-27م ، ن ح نأ غـلبملا ردـقملا ب( ـ 368.757.931 ) لاـ ر ، هدروأ بـ ا هر رقت ي اـ لا خرؤملا 1432-11-07 ،ـ قفاوملا 2011-10-05م ة علاو ر رقتلاب ي ا لا ال ي دـبملا ؛ ھيف ةـيافكلا ، ةوـالع إ ھنأ دـع عـالطا ةرئادـلا ع ر رقتلا ( ر رقت لالط وبأ ةـلازغ ،) ناب ـسا نأ ب ا دروأ غلبملا ردـقملا ب ( :ـ 79.924.901 لاـ ر ،) هر رقت ي دـبملا خرؤملا 1432-07-25 ،ـ ر رقت دامتعا ةرئادـلا ھيلع ، مث ن بلطي حي ـ ت ةـميقلا ةـيلعفلا ةكرـشلل ، امك نأ ام هراثأ دملا ھيلع نم ة ـ دـقع عيبلا م ملا عم ھثروم ، دقف تلوانت ةمكحم لوأ ةجرد درلا ھيلع امب لا ر ،) ام و نأ اذـ عفدـلا فاضي إ عوفد دملا ھيلع ةـضقانتملا قباسلا ا ركذ ، ذإ دـي نأ ر رقتلا ةدوسم ، مث دـي ھنأ مل قفاوي ھيلع امنإو قفاو ع ـصلا جراختلا ، مث نعطي نـم نأ ةـميق ةكرـش دـمحأ ز ةـ راجتلا ـ اـقفو ر رقتل لـالط وـبأ ةـلازغ ـ تـس ل اـمك ھـتررق ةـمكحم لوأ ةـجرد نـم اـ أ ( : 368.757.931 ) لاـ ر ، ثيح دـي اـ أ ةـميقب ا ردـق ( : 79.924.901 مامأ بتا لدعلا نا خ رات 2010-09-25م ، ةوالع ع ولخ كيشلا نم يأ حرش ھيلع ن بي ب س .هر رحت لانيالو نم كلذ ام هراثأ دملا ھيلع ھتركذم ةمدقملا خ رات 1445-02-29 ،ـ دادـسلاب ، ذإ برطـضا – اـمك قبـس ھناـيب – ھعوفد ةـميق صـص ا ددـسملاو ا م ، الـضف نع نو كيـشلا ھخ رات قحال خـ راتل عيبلا ، ذإ نأ خـ رات عيبلا نا 2010-08-30م ، ھقيثوتو نو ي ھعم دـسجت ة ـ ىوعد .ن عدملا امأو كيـشلا ةميقب ( 450.000 ) لاـ ر ، مقرب ( 000844 ) خ راتو 2010-10-04م ، بو ـ ملا ع كنب ابماس ، ھنإف مل نكي دـمع دملا ھيلع هاوعد نـم ...ليلدـلا اـقفرم ھـب ي :أ - ةركذـم ن بـت عوـن ليلدـلا .ھتاـناي و ب - ھتلـص ىوعدـلاب هرثأو اـ ف ،) اـم و نأ دملا ھيلع ـح ھخ راـت ، مل مدـقي اـم م ـلا ھميدـقتب نم ھت يب ع دادـسلا ، امم ھيلع ةرقفلا و نم ةداملا ةـسداسلا ةرـشع نم ةـلد ةـيئارج ماظنل تابث ( : اميف مل دري ھب صن صاخ ؛ بجي دـنع ميدـقت يأ ليلد نم ةلدأ تابث ةمكحملل ، قافرإ ة ـ ة ـ او ةـميقل صـص ا ، عـالطا و ةرئادـلا ع اـم ھقفرأ ( ع ماظنلا ) ـ تا مدـع ھميدـقت يأل دن ـسم لدـي ع كلذ ، ىوس قيثوت بتا لدـعلا دـقعو س ـسأتلا لدـعملا ( رركم ن ترم ،) املو تـصن ھـيلع ةرقفلا و نـم ةداملا ةـثلاثلا نـم تاذ ماـظنلا ع ھـنأ ( : ةـن بلا ع نـم ... دا ،) اـم و نأ دملا ھـيلع ةـسلج 1445-02-20 ،ـ دا ھنأ مدـقت روـصب تا يـش ت ثت هدادـس فـيل ت ةـمكحملا عنـصب ليلدـلا ، ھـيفف ضقاـنت أدـبمل داـيح ءاـضقلا ، امل تـصن ھـيلع ةرقفلا و نـم ةداملا ةـيناثلا نـم ماـظن تاـبث ع ھـنأ ( : ع دملا نأ تـ ثي ھيعدـيام نـم قـح ،) امو ةـباتكلاب كـنبلل يزكرملا كونبلاو تاذ ةـقالعلا وأ ةـمكحملا ةـماعلا ةدـجب نم لـجأ بالجتـسا ليلد ھل ع ھنو ماق دادـس ةـميق صـص ا ، نإف نم دا ائ ـش ھيلعف ميدـقت ھت ثيام ، امأو امل سـسأ ھب ىوعدـلا نم دوـجو ن غلا شحاـفلا ، نو و ثروملا ادـقاف ةـيل ألل كارد و ، ھيلعو نكميـالف لاـمعإ هذـ داوملا ةـفنآ ركذـلا ع ةـعقاولا لـحم .ىوعدـلا اـمأو بلط دملا ھيلع صـص ا ، نمو مث مدـع ة ز</w:t>
+      </w:r>
+    </w:p>
+    <w:p>
+      <w:pPr>
+        <w:jc w:val="right"/>
+        <w:bidi/>
+      </w:pPr>
+      <w:r>
+        <w:rPr>
+          <w:b w:val="0"/>
+          <w:i w:val="0"/>
+        </w:rPr>
+        <w:t>اوج ھتبلاطم كلتب ىوعدلا .) .أ .ـ كلذ نأ دملا مل بلطي داد س ا ل ، ملو ركني ةـعقاو عيبلا ا ل ، امنإ نعطي ة ـ ةميقلا لا ا عاتبا دملا ھيلع ، اقفو ( ةـماسأ ز ) داد ـسا صـص ا ةـكولمملا ھـثرومل ثروـمو نـ عدملا ، ثـيحو نإ دملا مـل بـلطي قـح داد ـس وأ قـح ةعفـشلا نأـش كـلت صـص ا مـلو دـبي ةـمث ضا ـعا ع عيبـلا كلتل ھتـصح دـحأل ءا رـشلا تزاـجأو يـأل نـم ءا رـشلا م ـضع وأ مـ عيمج قـح داد ـس بـلطو لوـص ا ع كـلت صـص ا ضوـع ، ثـيحو نإ تباـثلا – رارقإـ و دملا - بـلط دملا ھيلع لزاـنتلا ةـصحب ةدـحاو تيطعأ هذـ ةـص ا ءا رـشلل نيذـلا اوبلط داد ـس عم ةاـعارم مكح ةرقفلا ةـيناثلا نم ةداملا ( 158 .) ب ـ املو ناـ داـفم كـلت ةداملا اـ أ تزاـجأ ك رـشلل لزاـنتلا نع نـم ةداملا ( 157 ،) اذإو لمعتسا قح داد س كأ نم ك رش نا و لزانتلا قلعتي ةلمجب صصح تمسق هذ صص ا ن ب لاط داد س ةبس ب ةصح ل م م سأر لاملا ، اذإو قلع اـ مثب يقيق ا ، اذإـف تضقنا نوثـالث اـموي نم خـ رات راطخ نود نأ لمعتـس دـحأ ءا رـشلا ھقح داد س نا بحاصل ةـص ا ق ا فرـصتلا ا ف عم ةاعارم مكح ةرقفلا ةيناثلا</w:t>
+      </w:r>
+    </w:p>
+    <w:p>
+      <w:pPr>
+        <w:jc w:val="right"/>
+        <w:bidi/>
+      </w:pPr>
+      <w:r>
+        <w:rPr>
+          <w:b w:val="0"/>
+          <w:i w:val="0"/>
+        </w:rPr>
+        <w:t>ا كم ا كم منطوق</w:t>
       </w:r>
     </w:p>
     <w:p>
@@ -1534,7 +1534,7 @@
           <w:b w:val="0"/>
           <w:i w:val="0"/>
         </w:rPr>
-        <w:t>رات ـخ صلا ـك : ۳۱/۳۰/۵٤٤۱ مقر حفصلا ـة : ٦۱ ةرئاد ةرئاد فان تس فان تس ةيناثلا ةيناثلا ةمكحملا ةمكحملا ة راجتلا ة راجتلا ةدجب ةدجب</w:t>
+        <w:t>رات ـخ صلا ـك : ۳۱/۳۰/۵٤٤۱ مقر حفصلا ـة : ٦۱ ةرئاد فان تس فان تس ةيناثلا ةمكحملا ة راجتلا ة راجتلا ةدجب</w:t>
       </w:r>
     </w:p>
     <w:p>
@@ -1560,7 +1560,7 @@
           <w:b w:val="0"/>
           <w:i w:val="0"/>
         </w:rPr>
-        <w:t>التنفيذية التنفيذية الصيغة الصيغة</w:t>
+        <w:t>التنفيذية الصيغة</w:t>
       </w:r>
     </w:p>
     <w:p>
@@ -1625,7 +1625,7 @@
           <w:b w:val="0"/>
           <w:i w:val="0"/>
         </w:rPr>
-        <w:t>رات ـخ صلا ـك : ۳۱/۳۰/۵٤٤۱ مقر حفصلا ـة : ۷۱ ةرئاد ةرئاد فان تس فان تس ةيناثلا ةيناثلا ةمكحملا ةمكحملا ة راجتلا ة راجتلا ةدجب ةدجب</w:t>
+        <w:t>رات ـخ صلا ـك : ۳۱/۳۰/۵٤٤۱ مقر حفصلا ـة : ۷۱ ةرئاد فان تس فان تس ةيناثلا ةمكحملا ة راجتلا ة راجتلا ةدجب</w:t>
       </w:r>
     </w:p>
     <w:p>
@@ -1651,7 +1651,7 @@
           <w:b w:val="0"/>
           <w:i w:val="0"/>
         </w:rPr>
-        <w:t>ةرادإ ةرادإ ىواعدلا ىواعدلا ما ح و ما ح و</w:t>
+        <w:t>ةرادإ ىواعدلا ما ح و ما ح و</w:t>
       </w:r>
     </w:p>
     <w:p>
@@ -8060,7 +8060,7 @@
           <w:b w:val="0"/>
           <w:i w:val="0"/>
         </w:rPr>
-        <w:t>(يناثلا كيرشلا) : ثلاثلا فرطلا</w:t>
+        <w:t>(يناثلا كيرشلا) : ثلا فرطلا</w:t>
       </w:r>
     </w:p>
     <w:p>
